--- a/courses/foundations-constitutional-government/BUILD/unit1/deliverables/Unit1_Assessment_Book_Teacher.docx
+++ b/courses/foundations-constitutional-government/BUILD/unit1/deliverables/Unit1_Assessment_Book_Teacher.docx
@@ -17,7 +17,7 @@
           <w:szCs w:val="30"/>
           <w:rFonts w:ascii="Calibri" w:cs="Calibri" w:eastAsia="Calibri" w:hAnsi="Calibri"/>
         </w:rPr>
-        <w:t xml:space="preserve">U.S. HISTORY HACK™</w:t>
+        <w:t xml:space="preserve">U.S. GOVERNMENT HACK™</w:t>
       </w:r>
     </w:p>
     <w:p>
@@ -140,7 +140,7 @@
                 <w:szCs w:val="22"/>
                 <w:rFonts w:ascii="Calibri" w:cs="Calibri" w:eastAsia="Calibri" w:hAnsi="Calibri"/>
               </w:rPr>
-              <w:t xml:space="preserve">All items are pulled from the History Hack question bank. Assessment items are classroom-formative · pre-field-test.</w:t>
+              <w:t xml:space="preserve">All items are pulled from the Government Hack question bank. Assessment items are classroom-formative · pre-field-test.</w:t>
             </w:r>
           </w:p>
           <w:p>

--- a/courses/foundations-constitutional-government/BUILD/unit1/deliverables/Unit1_Assessment_Book_Teacher.docx
+++ b/courses/foundations-constitutional-government/BUILD/unit1/deliverables/Unit1_Assessment_Book_Teacher.docx
@@ -17,7 +17,7 @@
           <w:szCs w:val="30"/>
           <w:rFonts w:ascii="Calibri" w:cs="Calibri" w:eastAsia="Calibri" w:hAnsi="Calibri"/>
         </w:rPr>
-        <w:t xml:space="preserve">U.S. GOVERNMENT HACK™</w:t>
+        <w:t xml:space="preserve">GOVERNMENT HACK™</w:t>
       </w:r>
     </w:p>
     <w:p>
@@ -4448,7 +4448,7 @@
                 <w:szCs w:val="22"/>
                 <w:rFonts w:ascii="Calibri" w:cs="Calibri" w:eastAsia="Calibri" w:hAnsi="Calibri"/>
               </w:rPr>
-              <w:t xml:space="preserve">Each item shows its standard, DOK, correct key, and reporting category, plus a reteach move. Distractor-based routing: a wrong choice signals which idea to reteach — pair with the workbook Cornell notes and Guided Support. Assessment items are classroom-formative · pre-field-test.</w:t>
+              <w:t xml:space="preserve">Each item shows its standard, DOK, correct key, and TCAP reporting category, plus a reteach move. Distractor-based routing: a wrong choice signals which idea to reteach — pair with the workbook Cornell notes and Guided Support. Assessment items are classroom-formative · pre-field-test.</w:t>
             </w:r>
           </w:p>
         </w:tc>
@@ -10997,7 +10997,7 @@
         <w:szCs w:val="16"/>
         <w:rFonts w:ascii="Calibri" w:cs="Calibri" w:eastAsia="Calibri" w:hAnsi="Calibri"/>
       </w:rPr>
-      <w:t xml:space="preserve">Foundations of Constitutional Government · Unit 1 (Course Standard) © 2026 TroopToTeacher Technologies LLC   |   Page </w:t>
+      <w:t xml:space="preserve">Government Hack™ · Unit 1 (Course Standard) © 2026 TroopToTeacher Technologies LLC   |   Page </w:t>
     </w:r>
     <w:r>
       <w:rPr>
@@ -11070,7 +11070,7 @@
         <w:szCs w:val="16"/>
         <w:rFonts w:ascii="Calibri" w:cs="Calibri" w:eastAsia="Calibri" w:hAnsi="Calibri"/>
       </w:rPr>
-      <w:t xml:space="preserve">Foundations of Constitutional Government · Unit 1 · Assessment Book (Teacher)</w:t>
+      <w:t xml:space="preserve">Government Hack™ · Unit 1 · Assessment Book (Teacher)</w:t>
     </w:r>
   </w:p>
 </w:hdr>

--- a/courses/foundations-constitutional-government/BUILD/unit1/deliverables/Unit1_Assessment_Book_Teacher.docx
+++ b/courses/foundations-constitutional-government/BUILD/unit1/deliverables/Unit1_Assessment_Book_Teacher.docx
@@ -58,7 +58,7 @@
     </w:p>
     <w:tbl>
       <w:tblPr>
-        <w:tblW w:type="dxa" w:w="9648"/>
+        <w:tblW w:type="dxa" w:w="9792"/>
         <w:tblBorders>
           <w:top w:val="single" w:color="auto" w:sz="4"/>
           <w:left w:val="single" w:color="auto" w:sz="4"/>
@@ -69,12 +69,12 @@
         </w:tblBorders>
       </w:tblPr>
       <w:tblGrid>
-        <w:gridCol w:w="9648"/>
+        <w:gridCol w:w="9792"/>
       </w:tblGrid>
       <w:tr>
         <w:tc>
           <w:tcPr>
-            <w:tcW w:type="dxa" w:w="9648"/>
+            <w:tcW w:type="dxa" w:w="9792"/>
             <w:tcBorders>
               <w:top w:val="single" w:color="D9D5C8" w:sz="4" w:space="0"/>
               <w:left w:val="single" w:color="D9D5C8" w:sz="4" w:space="0"/>
@@ -1696,7 +1696,7 @@
     </w:p>
     <w:tbl>
       <w:tblPr>
-        <w:tblW w:type="dxa" w:w="9648"/>
+        <w:tblW w:type="dxa" w:w="9792"/>
         <w:tblBorders>
           <w:top w:val="single" w:color="auto" w:sz="4"/>
           <w:left w:val="single" w:color="auto" w:sz="4"/>
@@ -1707,12 +1707,12 @@
         </w:tblBorders>
       </w:tblPr>
       <w:tblGrid>
-        <w:gridCol w:w="9648"/>
+        <w:gridCol w:w="9792"/>
       </w:tblGrid>
       <w:tr>
         <w:tc>
           <w:tcPr>
-            <w:tcW w:type="dxa" w:w="9648"/>
+            <w:tcW w:type="dxa" w:w="9792"/>
             <w:tcBorders>
               <w:top w:val="single" w:color="D9D5C8" w:sz="4" w:space="0"/>
               <w:left w:val="single" w:color="D9D5C8" w:sz="4" w:space="0"/>
@@ -3040,7 +3040,7 @@
     </w:p>
     <w:tbl>
       <w:tblPr>
-        <w:tblW w:type="dxa" w:w="9648"/>
+        <w:tblW w:type="dxa" w:w="9792"/>
         <w:tblBorders>
           <w:top w:val="single" w:color="auto" w:sz="4"/>
           <w:left w:val="single" w:color="auto" w:sz="4"/>
@@ -3051,12 +3051,12 @@
         </w:tblBorders>
       </w:tblPr>
       <w:tblGrid>
-        <w:gridCol w:w="9648"/>
+        <w:gridCol w:w="9792"/>
       </w:tblGrid>
       <w:tr>
         <w:tc>
           <w:tcPr>
-            <w:tcW w:type="dxa" w:w="9648"/>
+            <w:tcW w:type="dxa" w:w="9792"/>
             <w:tcBorders>
               <w:top w:val="single" w:color="D9D5C8" w:sz="4" w:space="0"/>
               <w:left w:val="single" w:color="D9D5C8" w:sz="4" w:space="0"/>
@@ -4384,7 +4384,7 @@
     </w:p>
     <w:tbl>
       <w:tblPr>
-        <w:tblW w:type="dxa" w:w="9648"/>
+        <w:tblW w:type="dxa" w:w="9792"/>
         <w:tblBorders>
           <w:top w:val="single" w:color="auto" w:sz="4"/>
           <w:left w:val="single" w:color="auto" w:sz="4"/>
@@ -4395,12 +4395,12 @@
         </w:tblBorders>
       </w:tblPr>
       <w:tblGrid>
-        <w:gridCol w:w="9648"/>
+        <w:gridCol w:w="9792"/>
       </w:tblGrid>
       <w:tr>
         <w:tc>
           <w:tcPr>
-            <w:tcW w:type="dxa" w:w="9648"/>
+            <w:tcW w:type="dxa" w:w="9792"/>
             <w:tcBorders>
               <w:top w:val="single" w:color="D9D5C8" w:sz="4" w:space="0"/>
               <w:left w:val="single" w:color="D9D5C8" w:sz="4" w:space="0"/>
@@ -4476,7 +4476,7 @@
     </w:p>
     <w:tbl>
       <w:tblPr>
-        <w:tblW w:type="dxa" w:w="9648"/>
+        <w:tblW w:type="dxa" w:w="9792"/>
         <w:tblBorders>
           <w:top w:val="single" w:color="auto" w:sz="4"/>
           <w:left w:val="single" w:color="auto" w:sz="4"/>
@@ -4487,12 +4487,12 @@
         </w:tblBorders>
       </w:tblPr>
       <w:tblGrid>
-        <w:gridCol w:w="900"/>
-        <w:gridCol w:w="1100"/>
-        <w:gridCol w:w="900"/>
-        <w:gridCol w:w="900"/>
-        <w:gridCol w:w="1900"/>
-        <w:gridCol w:w="3948"/>
+        <w:gridCol w:w="913"/>
+        <w:gridCol w:w="1116"/>
+        <w:gridCol w:w="913"/>
+        <w:gridCol w:w="913"/>
+        <w:gridCol w:w="1928"/>
+        <w:gridCol w:w="4009"/>
       </w:tblGrid>
       <w:tr>
         <w:trPr>
@@ -4500,7 +4500,7 @@
         </w:trPr>
         <w:tc>
           <w:tcPr>
-            <w:tcW w:type="dxa" w:w="900"/>
+            <w:tcW w:type="dxa" w:w="913"/>
             <w:tcBorders>
               <w:top w:val="single" w:color="D9D5C8" w:sz="4" w:space="0"/>
               <w:left w:val="single" w:color="D9D5C8" w:sz="4" w:space="0"/>
@@ -4536,7 +4536,7 @@
         </w:tc>
         <w:tc>
           <w:tcPr>
-            <w:tcW w:type="dxa" w:w="1100"/>
+            <w:tcW w:type="dxa" w:w="1116"/>
             <w:tcBorders>
               <w:top w:val="single" w:color="D9D5C8" w:sz="4" w:space="0"/>
               <w:left w:val="single" w:color="D9D5C8" w:sz="4" w:space="0"/>
@@ -4572,7 +4572,7 @@
         </w:tc>
         <w:tc>
           <w:tcPr>
-            <w:tcW w:type="dxa" w:w="900"/>
+            <w:tcW w:type="dxa" w:w="913"/>
             <w:tcBorders>
               <w:top w:val="single" w:color="D9D5C8" w:sz="4" w:space="0"/>
               <w:left w:val="single" w:color="D9D5C8" w:sz="4" w:space="0"/>
@@ -4608,7 +4608,7 @@
         </w:tc>
         <w:tc>
           <w:tcPr>
-            <w:tcW w:type="dxa" w:w="900"/>
+            <w:tcW w:type="dxa" w:w="913"/>
             <w:tcBorders>
               <w:top w:val="single" w:color="D9D5C8" w:sz="4" w:space="0"/>
               <w:left w:val="single" w:color="D9D5C8" w:sz="4" w:space="0"/>
@@ -4644,7 +4644,7 @@
         </w:tc>
         <w:tc>
           <w:tcPr>
-            <w:tcW w:type="dxa" w:w="1900"/>
+            <w:tcW w:type="dxa" w:w="1928"/>
             <w:tcBorders>
               <w:top w:val="single" w:color="D9D5C8" w:sz="4" w:space="0"/>
               <w:left w:val="single" w:color="D9D5C8" w:sz="4" w:space="0"/>
@@ -4680,7 +4680,7 @@
         </w:tc>
         <w:tc>
           <w:tcPr>
-            <w:tcW w:type="dxa" w:w="3948"/>
+            <w:tcW w:type="dxa" w:w="4009"/>
             <w:tcBorders>
               <w:top w:val="single" w:color="D9D5C8" w:sz="4" w:space="0"/>
               <w:left w:val="single" w:color="D9D5C8" w:sz="4" w:space="0"/>
@@ -4718,7 +4718,7 @@
       <w:tr>
         <w:tc>
           <w:tcPr>
-            <w:tcW w:type="dxa" w:w="900"/>
+            <w:tcW w:type="dxa" w:w="913"/>
             <w:tcBorders>
               <w:top w:val="single" w:color="D9D5C8" w:sz="4" w:space="0"/>
               <w:left w:val="single" w:color="D9D5C8" w:sz="4" w:space="0"/>
@@ -4753,7 +4753,7 @@
         </w:tc>
         <w:tc>
           <w:tcPr>
-            <w:tcW w:type="dxa" w:w="1100"/>
+            <w:tcW w:type="dxa" w:w="1116"/>
             <w:tcBorders>
               <w:top w:val="single" w:color="D9D5C8" w:sz="4" w:space="0"/>
               <w:left w:val="single" w:color="D9D5C8" w:sz="4" w:space="0"/>
@@ -4788,7 +4788,7 @@
         </w:tc>
         <w:tc>
           <w:tcPr>
-            <w:tcW w:type="dxa" w:w="900"/>
+            <w:tcW w:type="dxa" w:w="913"/>
             <w:tcBorders>
               <w:top w:val="single" w:color="D9D5C8" w:sz="4" w:space="0"/>
               <w:left w:val="single" w:color="D9D5C8" w:sz="4" w:space="0"/>
@@ -4823,7 +4823,7 @@
         </w:tc>
         <w:tc>
           <w:tcPr>
-            <w:tcW w:type="dxa" w:w="900"/>
+            <w:tcW w:type="dxa" w:w="913"/>
             <w:tcBorders>
               <w:top w:val="single" w:color="D9D5C8" w:sz="4" w:space="0"/>
               <w:left w:val="single" w:color="D9D5C8" w:sz="4" w:space="0"/>
@@ -4858,7 +4858,7 @@
         </w:tc>
         <w:tc>
           <w:tcPr>
-            <w:tcW w:type="dxa" w:w="1900"/>
+            <w:tcW w:type="dxa" w:w="1928"/>
             <w:tcBorders>
               <w:top w:val="single" w:color="D9D5C8" w:sz="4" w:space="0"/>
               <w:left w:val="single" w:color="D9D5C8" w:sz="4" w:space="0"/>
@@ -4893,7 +4893,7 @@
         </w:tc>
         <w:tc>
           <w:tcPr>
-            <w:tcW w:type="dxa" w:w="3948"/>
+            <w:tcW w:type="dxa" w:w="4009"/>
             <w:tcBorders>
               <w:top w:val="single" w:color="D9D5C8" w:sz="4" w:space="0"/>
               <w:left w:val="single" w:color="D9D5C8" w:sz="4" w:space="0"/>
@@ -4930,7 +4930,7 @@
       <w:tr>
         <w:tc>
           <w:tcPr>
-            <w:tcW w:type="dxa" w:w="900"/>
+            <w:tcW w:type="dxa" w:w="913"/>
             <w:tcBorders>
               <w:top w:val="single" w:color="D9D5C8" w:sz="4" w:space="0"/>
               <w:left w:val="single" w:color="D9D5C8" w:sz="4" w:space="0"/>
@@ -4965,7 +4965,7 @@
         </w:tc>
         <w:tc>
           <w:tcPr>
-            <w:tcW w:type="dxa" w:w="1100"/>
+            <w:tcW w:type="dxa" w:w="1116"/>
             <w:tcBorders>
               <w:top w:val="single" w:color="D9D5C8" w:sz="4" w:space="0"/>
               <w:left w:val="single" w:color="D9D5C8" w:sz="4" w:space="0"/>
@@ -5000,7 +5000,7 @@
         </w:tc>
         <w:tc>
           <w:tcPr>
-            <w:tcW w:type="dxa" w:w="900"/>
+            <w:tcW w:type="dxa" w:w="913"/>
             <w:tcBorders>
               <w:top w:val="single" w:color="D9D5C8" w:sz="4" w:space="0"/>
               <w:left w:val="single" w:color="D9D5C8" w:sz="4" w:space="0"/>
@@ -5035,7 +5035,7 @@
         </w:tc>
         <w:tc>
           <w:tcPr>
-            <w:tcW w:type="dxa" w:w="900"/>
+            <w:tcW w:type="dxa" w:w="913"/>
             <w:tcBorders>
               <w:top w:val="single" w:color="D9D5C8" w:sz="4" w:space="0"/>
               <w:left w:val="single" w:color="D9D5C8" w:sz="4" w:space="0"/>
@@ -5070,7 +5070,7 @@
         </w:tc>
         <w:tc>
           <w:tcPr>
-            <w:tcW w:type="dxa" w:w="1900"/>
+            <w:tcW w:type="dxa" w:w="1928"/>
             <w:tcBorders>
               <w:top w:val="single" w:color="D9D5C8" w:sz="4" w:space="0"/>
               <w:left w:val="single" w:color="D9D5C8" w:sz="4" w:space="0"/>
@@ -5105,7 +5105,7 @@
         </w:tc>
         <w:tc>
           <w:tcPr>
-            <w:tcW w:type="dxa" w:w="3948"/>
+            <w:tcW w:type="dxa" w:w="4009"/>
             <w:tcBorders>
               <w:top w:val="single" w:color="D9D5C8" w:sz="4" w:space="0"/>
               <w:left w:val="single" w:color="D9D5C8" w:sz="4" w:space="0"/>
@@ -5142,7 +5142,7 @@
       <w:tr>
         <w:tc>
           <w:tcPr>
-            <w:tcW w:type="dxa" w:w="900"/>
+            <w:tcW w:type="dxa" w:w="913"/>
             <w:tcBorders>
               <w:top w:val="single" w:color="D9D5C8" w:sz="4" w:space="0"/>
               <w:left w:val="single" w:color="D9D5C8" w:sz="4" w:space="0"/>
@@ -5177,7 +5177,7 @@
         </w:tc>
         <w:tc>
           <w:tcPr>
-            <w:tcW w:type="dxa" w:w="1100"/>
+            <w:tcW w:type="dxa" w:w="1116"/>
             <w:tcBorders>
               <w:top w:val="single" w:color="D9D5C8" w:sz="4" w:space="0"/>
               <w:left w:val="single" w:color="D9D5C8" w:sz="4" w:space="0"/>
@@ -5212,7 +5212,7 @@
         </w:tc>
         <w:tc>
           <w:tcPr>
-            <w:tcW w:type="dxa" w:w="900"/>
+            <w:tcW w:type="dxa" w:w="913"/>
             <w:tcBorders>
               <w:top w:val="single" w:color="D9D5C8" w:sz="4" w:space="0"/>
               <w:left w:val="single" w:color="D9D5C8" w:sz="4" w:space="0"/>
@@ -5247,7 +5247,7 @@
         </w:tc>
         <w:tc>
           <w:tcPr>
-            <w:tcW w:type="dxa" w:w="900"/>
+            <w:tcW w:type="dxa" w:w="913"/>
             <w:tcBorders>
               <w:top w:val="single" w:color="D9D5C8" w:sz="4" w:space="0"/>
               <w:left w:val="single" w:color="D9D5C8" w:sz="4" w:space="0"/>
@@ -5282,7 +5282,7 @@
         </w:tc>
         <w:tc>
           <w:tcPr>
-            <w:tcW w:type="dxa" w:w="1900"/>
+            <w:tcW w:type="dxa" w:w="1928"/>
             <w:tcBorders>
               <w:top w:val="single" w:color="D9D5C8" w:sz="4" w:space="0"/>
               <w:left w:val="single" w:color="D9D5C8" w:sz="4" w:space="0"/>
@@ -5317,7 +5317,7 @@
         </w:tc>
         <w:tc>
           <w:tcPr>
-            <w:tcW w:type="dxa" w:w="3948"/>
+            <w:tcW w:type="dxa" w:w="4009"/>
             <w:tcBorders>
               <w:top w:val="single" w:color="D9D5C8" w:sz="4" w:space="0"/>
               <w:left w:val="single" w:color="D9D5C8" w:sz="4" w:space="0"/>
@@ -5354,7 +5354,7 @@
       <w:tr>
         <w:tc>
           <w:tcPr>
-            <w:tcW w:type="dxa" w:w="900"/>
+            <w:tcW w:type="dxa" w:w="913"/>
             <w:tcBorders>
               <w:top w:val="single" w:color="D9D5C8" w:sz="4" w:space="0"/>
               <w:left w:val="single" w:color="D9D5C8" w:sz="4" w:space="0"/>
@@ -5389,7 +5389,7 @@
         </w:tc>
         <w:tc>
           <w:tcPr>
-            <w:tcW w:type="dxa" w:w="1100"/>
+            <w:tcW w:type="dxa" w:w="1116"/>
             <w:tcBorders>
               <w:top w:val="single" w:color="D9D5C8" w:sz="4" w:space="0"/>
               <w:left w:val="single" w:color="D9D5C8" w:sz="4" w:space="0"/>
@@ -5424,7 +5424,7 @@
         </w:tc>
         <w:tc>
           <w:tcPr>
-            <w:tcW w:type="dxa" w:w="900"/>
+            <w:tcW w:type="dxa" w:w="913"/>
             <w:tcBorders>
               <w:top w:val="single" w:color="D9D5C8" w:sz="4" w:space="0"/>
               <w:left w:val="single" w:color="D9D5C8" w:sz="4" w:space="0"/>
@@ -5459,7 +5459,7 @@
         </w:tc>
         <w:tc>
           <w:tcPr>
-            <w:tcW w:type="dxa" w:w="900"/>
+            <w:tcW w:type="dxa" w:w="913"/>
             <w:tcBorders>
               <w:top w:val="single" w:color="D9D5C8" w:sz="4" w:space="0"/>
               <w:left w:val="single" w:color="D9D5C8" w:sz="4" w:space="0"/>
@@ -5494,7 +5494,7 @@
         </w:tc>
         <w:tc>
           <w:tcPr>
-            <w:tcW w:type="dxa" w:w="1900"/>
+            <w:tcW w:type="dxa" w:w="1928"/>
             <w:tcBorders>
               <w:top w:val="single" w:color="D9D5C8" w:sz="4" w:space="0"/>
               <w:left w:val="single" w:color="D9D5C8" w:sz="4" w:space="0"/>
@@ -5529,7 +5529,7 @@
         </w:tc>
         <w:tc>
           <w:tcPr>
-            <w:tcW w:type="dxa" w:w="3948"/>
+            <w:tcW w:type="dxa" w:w="4009"/>
             <w:tcBorders>
               <w:top w:val="single" w:color="D9D5C8" w:sz="4" w:space="0"/>
               <w:left w:val="single" w:color="D9D5C8" w:sz="4" w:space="0"/>
@@ -5566,7 +5566,7 @@
       <w:tr>
         <w:tc>
           <w:tcPr>
-            <w:tcW w:type="dxa" w:w="900"/>
+            <w:tcW w:type="dxa" w:w="913"/>
             <w:tcBorders>
               <w:top w:val="single" w:color="D9D5C8" w:sz="4" w:space="0"/>
               <w:left w:val="single" w:color="D9D5C8" w:sz="4" w:space="0"/>
@@ -5601,7 +5601,7 @@
         </w:tc>
         <w:tc>
           <w:tcPr>
-            <w:tcW w:type="dxa" w:w="1100"/>
+            <w:tcW w:type="dxa" w:w="1116"/>
             <w:tcBorders>
               <w:top w:val="single" w:color="D9D5C8" w:sz="4" w:space="0"/>
               <w:left w:val="single" w:color="D9D5C8" w:sz="4" w:space="0"/>
@@ -5636,7 +5636,7 @@
         </w:tc>
         <w:tc>
           <w:tcPr>
-            <w:tcW w:type="dxa" w:w="900"/>
+            <w:tcW w:type="dxa" w:w="913"/>
             <w:tcBorders>
               <w:top w:val="single" w:color="D9D5C8" w:sz="4" w:space="0"/>
               <w:left w:val="single" w:color="D9D5C8" w:sz="4" w:space="0"/>
@@ -5671,7 +5671,7 @@
         </w:tc>
         <w:tc>
           <w:tcPr>
-            <w:tcW w:type="dxa" w:w="900"/>
+            <w:tcW w:type="dxa" w:w="913"/>
             <w:tcBorders>
               <w:top w:val="single" w:color="D9D5C8" w:sz="4" w:space="0"/>
               <w:left w:val="single" w:color="D9D5C8" w:sz="4" w:space="0"/>
@@ -5706,7 +5706,7 @@
         </w:tc>
         <w:tc>
           <w:tcPr>
-            <w:tcW w:type="dxa" w:w="1900"/>
+            <w:tcW w:type="dxa" w:w="1928"/>
             <w:tcBorders>
               <w:top w:val="single" w:color="D9D5C8" w:sz="4" w:space="0"/>
               <w:left w:val="single" w:color="D9D5C8" w:sz="4" w:space="0"/>
@@ -5741,7 +5741,7 @@
         </w:tc>
         <w:tc>
           <w:tcPr>
-            <w:tcW w:type="dxa" w:w="3948"/>
+            <w:tcW w:type="dxa" w:w="4009"/>
             <w:tcBorders>
               <w:top w:val="single" w:color="D9D5C8" w:sz="4" w:space="0"/>
               <w:left w:val="single" w:color="D9D5C8" w:sz="4" w:space="0"/>
@@ -5778,7 +5778,7 @@
       <w:tr>
         <w:tc>
           <w:tcPr>
-            <w:tcW w:type="dxa" w:w="900"/>
+            <w:tcW w:type="dxa" w:w="913"/>
             <w:tcBorders>
               <w:top w:val="single" w:color="D9D5C8" w:sz="4" w:space="0"/>
               <w:left w:val="single" w:color="D9D5C8" w:sz="4" w:space="0"/>
@@ -5813,7 +5813,7 @@
         </w:tc>
         <w:tc>
           <w:tcPr>
-            <w:tcW w:type="dxa" w:w="1100"/>
+            <w:tcW w:type="dxa" w:w="1116"/>
             <w:tcBorders>
               <w:top w:val="single" w:color="D9D5C8" w:sz="4" w:space="0"/>
               <w:left w:val="single" w:color="D9D5C8" w:sz="4" w:space="0"/>
@@ -5848,7 +5848,7 @@
         </w:tc>
         <w:tc>
           <w:tcPr>
-            <w:tcW w:type="dxa" w:w="900"/>
+            <w:tcW w:type="dxa" w:w="913"/>
             <w:tcBorders>
               <w:top w:val="single" w:color="D9D5C8" w:sz="4" w:space="0"/>
               <w:left w:val="single" w:color="D9D5C8" w:sz="4" w:space="0"/>
@@ -5883,7 +5883,7 @@
         </w:tc>
         <w:tc>
           <w:tcPr>
-            <w:tcW w:type="dxa" w:w="900"/>
+            <w:tcW w:type="dxa" w:w="913"/>
             <w:tcBorders>
               <w:top w:val="single" w:color="D9D5C8" w:sz="4" w:space="0"/>
               <w:left w:val="single" w:color="D9D5C8" w:sz="4" w:space="0"/>
@@ -5918,7 +5918,7 @@
         </w:tc>
         <w:tc>
           <w:tcPr>
-            <w:tcW w:type="dxa" w:w="1900"/>
+            <w:tcW w:type="dxa" w:w="1928"/>
             <w:tcBorders>
               <w:top w:val="single" w:color="D9D5C8" w:sz="4" w:space="0"/>
               <w:left w:val="single" w:color="D9D5C8" w:sz="4" w:space="0"/>
@@ -5953,7 +5953,7 @@
         </w:tc>
         <w:tc>
           <w:tcPr>
-            <w:tcW w:type="dxa" w:w="3948"/>
+            <w:tcW w:type="dxa" w:w="4009"/>
             <w:tcBorders>
               <w:top w:val="single" w:color="D9D5C8" w:sz="4" w:space="0"/>
               <w:left w:val="single" w:color="D9D5C8" w:sz="4" w:space="0"/>
@@ -5990,7 +5990,7 @@
       <w:tr>
         <w:tc>
           <w:tcPr>
-            <w:tcW w:type="dxa" w:w="900"/>
+            <w:tcW w:type="dxa" w:w="913"/>
             <w:tcBorders>
               <w:top w:val="single" w:color="D9D5C8" w:sz="4" w:space="0"/>
               <w:left w:val="single" w:color="D9D5C8" w:sz="4" w:space="0"/>
@@ -6025,7 +6025,7 @@
         </w:tc>
         <w:tc>
           <w:tcPr>
-            <w:tcW w:type="dxa" w:w="1100"/>
+            <w:tcW w:type="dxa" w:w="1116"/>
             <w:tcBorders>
               <w:top w:val="single" w:color="D9D5C8" w:sz="4" w:space="0"/>
               <w:left w:val="single" w:color="D9D5C8" w:sz="4" w:space="0"/>
@@ -6060,7 +6060,7 @@
         </w:tc>
         <w:tc>
           <w:tcPr>
-            <w:tcW w:type="dxa" w:w="900"/>
+            <w:tcW w:type="dxa" w:w="913"/>
             <w:tcBorders>
               <w:top w:val="single" w:color="D9D5C8" w:sz="4" w:space="0"/>
               <w:left w:val="single" w:color="D9D5C8" w:sz="4" w:space="0"/>
@@ -6095,7 +6095,7 @@
         </w:tc>
         <w:tc>
           <w:tcPr>
-            <w:tcW w:type="dxa" w:w="900"/>
+            <w:tcW w:type="dxa" w:w="913"/>
             <w:tcBorders>
               <w:top w:val="single" w:color="D9D5C8" w:sz="4" w:space="0"/>
               <w:left w:val="single" w:color="D9D5C8" w:sz="4" w:space="0"/>
@@ -6130,7 +6130,7 @@
         </w:tc>
         <w:tc>
           <w:tcPr>
-            <w:tcW w:type="dxa" w:w="1900"/>
+            <w:tcW w:type="dxa" w:w="1928"/>
             <w:tcBorders>
               <w:top w:val="single" w:color="D9D5C8" w:sz="4" w:space="0"/>
               <w:left w:val="single" w:color="D9D5C8" w:sz="4" w:space="0"/>
@@ -6165,7 +6165,7 @@
         </w:tc>
         <w:tc>
           <w:tcPr>
-            <w:tcW w:type="dxa" w:w="3948"/>
+            <w:tcW w:type="dxa" w:w="4009"/>
             <w:tcBorders>
               <w:top w:val="single" w:color="D9D5C8" w:sz="4" w:space="0"/>
               <w:left w:val="single" w:color="D9D5C8" w:sz="4" w:space="0"/>
@@ -6202,7 +6202,7 @@
       <w:tr>
         <w:tc>
           <w:tcPr>
-            <w:tcW w:type="dxa" w:w="900"/>
+            <w:tcW w:type="dxa" w:w="913"/>
             <w:tcBorders>
               <w:top w:val="single" w:color="D9D5C8" w:sz="4" w:space="0"/>
               <w:left w:val="single" w:color="D9D5C8" w:sz="4" w:space="0"/>
@@ -6237,7 +6237,7 @@
         </w:tc>
         <w:tc>
           <w:tcPr>
-            <w:tcW w:type="dxa" w:w="1100"/>
+            <w:tcW w:type="dxa" w:w="1116"/>
             <w:tcBorders>
               <w:top w:val="single" w:color="D9D5C8" w:sz="4" w:space="0"/>
               <w:left w:val="single" w:color="D9D5C8" w:sz="4" w:space="0"/>
@@ -6272,7 +6272,7 @@
         </w:tc>
         <w:tc>
           <w:tcPr>
-            <w:tcW w:type="dxa" w:w="900"/>
+            <w:tcW w:type="dxa" w:w="913"/>
             <w:tcBorders>
               <w:top w:val="single" w:color="D9D5C8" w:sz="4" w:space="0"/>
               <w:left w:val="single" w:color="D9D5C8" w:sz="4" w:space="0"/>
@@ -6307,7 +6307,7 @@
         </w:tc>
         <w:tc>
           <w:tcPr>
-            <w:tcW w:type="dxa" w:w="900"/>
+            <w:tcW w:type="dxa" w:w="913"/>
             <w:tcBorders>
               <w:top w:val="single" w:color="D9D5C8" w:sz="4" w:space="0"/>
               <w:left w:val="single" w:color="D9D5C8" w:sz="4" w:space="0"/>
@@ -6342,7 +6342,7 @@
         </w:tc>
         <w:tc>
           <w:tcPr>
-            <w:tcW w:type="dxa" w:w="1900"/>
+            <w:tcW w:type="dxa" w:w="1928"/>
             <w:tcBorders>
               <w:top w:val="single" w:color="D9D5C8" w:sz="4" w:space="0"/>
               <w:left w:val="single" w:color="D9D5C8" w:sz="4" w:space="0"/>
@@ -6377,7 +6377,7 @@
         </w:tc>
         <w:tc>
           <w:tcPr>
-            <w:tcW w:type="dxa" w:w="3948"/>
+            <w:tcW w:type="dxa" w:w="4009"/>
             <w:tcBorders>
               <w:top w:val="single" w:color="D9D5C8" w:sz="4" w:space="0"/>
               <w:left w:val="single" w:color="D9D5C8" w:sz="4" w:space="0"/>
@@ -6414,7 +6414,7 @@
       <w:tr>
         <w:tc>
           <w:tcPr>
-            <w:tcW w:type="dxa" w:w="900"/>
+            <w:tcW w:type="dxa" w:w="913"/>
             <w:tcBorders>
               <w:top w:val="single" w:color="D9D5C8" w:sz="4" w:space="0"/>
               <w:left w:val="single" w:color="D9D5C8" w:sz="4" w:space="0"/>
@@ -6449,7 +6449,7 @@
         </w:tc>
         <w:tc>
           <w:tcPr>
-            <w:tcW w:type="dxa" w:w="1100"/>
+            <w:tcW w:type="dxa" w:w="1116"/>
             <w:tcBorders>
               <w:top w:val="single" w:color="D9D5C8" w:sz="4" w:space="0"/>
               <w:left w:val="single" w:color="D9D5C8" w:sz="4" w:space="0"/>
@@ -6484,7 +6484,7 @@
         </w:tc>
         <w:tc>
           <w:tcPr>
-            <w:tcW w:type="dxa" w:w="900"/>
+            <w:tcW w:type="dxa" w:w="913"/>
             <w:tcBorders>
               <w:top w:val="single" w:color="D9D5C8" w:sz="4" w:space="0"/>
               <w:left w:val="single" w:color="D9D5C8" w:sz="4" w:space="0"/>
@@ -6519,7 +6519,7 @@
         </w:tc>
         <w:tc>
           <w:tcPr>
-            <w:tcW w:type="dxa" w:w="900"/>
+            <w:tcW w:type="dxa" w:w="913"/>
             <w:tcBorders>
               <w:top w:val="single" w:color="D9D5C8" w:sz="4" w:space="0"/>
               <w:left w:val="single" w:color="D9D5C8" w:sz="4" w:space="0"/>
@@ -6554,7 +6554,7 @@
         </w:tc>
         <w:tc>
           <w:tcPr>
-            <w:tcW w:type="dxa" w:w="1900"/>
+            <w:tcW w:type="dxa" w:w="1928"/>
             <w:tcBorders>
               <w:top w:val="single" w:color="D9D5C8" w:sz="4" w:space="0"/>
               <w:left w:val="single" w:color="D9D5C8" w:sz="4" w:space="0"/>
@@ -6589,7 +6589,7 @@
         </w:tc>
         <w:tc>
           <w:tcPr>
-            <w:tcW w:type="dxa" w:w="3948"/>
+            <w:tcW w:type="dxa" w:w="4009"/>
             <w:tcBorders>
               <w:top w:val="single" w:color="D9D5C8" w:sz="4" w:space="0"/>
               <w:left w:val="single" w:color="D9D5C8" w:sz="4" w:space="0"/>
@@ -6646,7 +6646,7 @@
     </w:p>
     <w:tbl>
       <w:tblPr>
-        <w:tblW w:type="dxa" w:w="9648"/>
+        <w:tblW w:type="dxa" w:w="9792"/>
         <w:tblBorders>
           <w:top w:val="single" w:color="auto" w:sz="4"/>
           <w:left w:val="single" w:color="auto" w:sz="4"/>
@@ -6657,12 +6657,12 @@
         </w:tblBorders>
       </w:tblPr>
       <w:tblGrid>
-        <w:gridCol w:w="900"/>
-        <w:gridCol w:w="1100"/>
-        <w:gridCol w:w="900"/>
-        <w:gridCol w:w="900"/>
-        <w:gridCol w:w="1900"/>
-        <w:gridCol w:w="3948"/>
+        <w:gridCol w:w="913"/>
+        <w:gridCol w:w="1116"/>
+        <w:gridCol w:w="913"/>
+        <w:gridCol w:w="913"/>
+        <w:gridCol w:w="1928"/>
+        <w:gridCol w:w="4009"/>
       </w:tblGrid>
       <w:tr>
         <w:trPr>
@@ -6670,7 +6670,7 @@
         </w:trPr>
         <w:tc>
           <w:tcPr>
-            <w:tcW w:type="dxa" w:w="900"/>
+            <w:tcW w:type="dxa" w:w="913"/>
             <w:tcBorders>
               <w:top w:val="single" w:color="D9D5C8" w:sz="4" w:space="0"/>
               <w:left w:val="single" w:color="D9D5C8" w:sz="4" w:space="0"/>
@@ -6706,7 +6706,7 @@
         </w:tc>
         <w:tc>
           <w:tcPr>
-            <w:tcW w:type="dxa" w:w="1100"/>
+            <w:tcW w:type="dxa" w:w="1116"/>
             <w:tcBorders>
               <w:top w:val="single" w:color="D9D5C8" w:sz="4" w:space="0"/>
               <w:left w:val="single" w:color="D9D5C8" w:sz="4" w:space="0"/>
@@ -6742,7 +6742,7 @@
         </w:tc>
         <w:tc>
           <w:tcPr>
-            <w:tcW w:type="dxa" w:w="900"/>
+            <w:tcW w:type="dxa" w:w="913"/>
             <w:tcBorders>
               <w:top w:val="single" w:color="D9D5C8" w:sz="4" w:space="0"/>
               <w:left w:val="single" w:color="D9D5C8" w:sz="4" w:space="0"/>
@@ -6778,7 +6778,7 @@
         </w:tc>
         <w:tc>
           <w:tcPr>
-            <w:tcW w:type="dxa" w:w="900"/>
+            <w:tcW w:type="dxa" w:w="913"/>
             <w:tcBorders>
               <w:top w:val="single" w:color="D9D5C8" w:sz="4" w:space="0"/>
               <w:left w:val="single" w:color="D9D5C8" w:sz="4" w:space="0"/>
@@ -6814,7 +6814,7 @@
         </w:tc>
         <w:tc>
           <w:tcPr>
-            <w:tcW w:type="dxa" w:w="1900"/>
+            <w:tcW w:type="dxa" w:w="1928"/>
             <w:tcBorders>
               <w:top w:val="single" w:color="D9D5C8" w:sz="4" w:space="0"/>
               <w:left w:val="single" w:color="D9D5C8" w:sz="4" w:space="0"/>
@@ -6850,7 +6850,7 @@
         </w:tc>
         <w:tc>
           <w:tcPr>
-            <w:tcW w:type="dxa" w:w="3948"/>
+            <w:tcW w:type="dxa" w:w="4009"/>
             <w:tcBorders>
               <w:top w:val="single" w:color="D9D5C8" w:sz="4" w:space="0"/>
               <w:left w:val="single" w:color="D9D5C8" w:sz="4" w:space="0"/>
@@ -6888,7 +6888,7 @@
       <w:tr>
         <w:tc>
           <w:tcPr>
-            <w:tcW w:type="dxa" w:w="900"/>
+            <w:tcW w:type="dxa" w:w="913"/>
             <w:tcBorders>
               <w:top w:val="single" w:color="D9D5C8" w:sz="4" w:space="0"/>
               <w:left w:val="single" w:color="D9D5C8" w:sz="4" w:space="0"/>
@@ -6923,7 +6923,7 @@
         </w:tc>
         <w:tc>
           <w:tcPr>
-            <w:tcW w:type="dxa" w:w="1100"/>
+            <w:tcW w:type="dxa" w:w="1116"/>
             <w:tcBorders>
               <w:top w:val="single" w:color="D9D5C8" w:sz="4" w:space="0"/>
               <w:left w:val="single" w:color="D9D5C8" w:sz="4" w:space="0"/>
@@ -6958,7 +6958,7 @@
         </w:tc>
         <w:tc>
           <w:tcPr>
-            <w:tcW w:type="dxa" w:w="900"/>
+            <w:tcW w:type="dxa" w:w="913"/>
             <w:tcBorders>
               <w:top w:val="single" w:color="D9D5C8" w:sz="4" w:space="0"/>
               <w:left w:val="single" w:color="D9D5C8" w:sz="4" w:space="0"/>
@@ -6993,7 +6993,7 @@
         </w:tc>
         <w:tc>
           <w:tcPr>
-            <w:tcW w:type="dxa" w:w="900"/>
+            <w:tcW w:type="dxa" w:w="913"/>
             <w:tcBorders>
               <w:top w:val="single" w:color="D9D5C8" w:sz="4" w:space="0"/>
               <w:left w:val="single" w:color="D9D5C8" w:sz="4" w:space="0"/>
@@ -7028,7 +7028,7 @@
         </w:tc>
         <w:tc>
           <w:tcPr>
-            <w:tcW w:type="dxa" w:w="1900"/>
+            <w:tcW w:type="dxa" w:w="1928"/>
             <w:tcBorders>
               <w:top w:val="single" w:color="D9D5C8" w:sz="4" w:space="0"/>
               <w:left w:val="single" w:color="D9D5C8" w:sz="4" w:space="0"/>
@@ -7063,7 +7063,7 @@
         </w:tc>
         <w:tc>
           <w:tcPr>
-            <w:tcW w:type="dxa" w:w="3948"/>
+            <w:tcW w:type="dxa" w:w="4009"/>
             <w:tcBorders>
               <w:top w:val="single" w:color="D9D5C8" w:sz="4" w:space="0"/>
               <w:left w:val="single" w:color="D9D5C8" w:sz="4" w:space="0"/>
@@ -7100,7 +7100,7 @@
       <w:tr>
         <w:tc>
           <w:tcPr>
-            <w:tcW w:type="dxa" w:w="900"/>
+            <w:tcW w:type="dxa" w:w="913"/>
             <w:tcBorders>
               <w:top w:val="single" w:color="D9D5C8" w:sz="4" w:space="0"/>
               <w:left w:val="single" w:color="D9D5C8" w:sz="4" w:space="0"/>
@@ -7135,7 +7135,7 @@
         </w:tc>
         <w:tc>
           <w:tcPr>
-            <w:tcW w:type="dxa" w:w="1100"/>
+            <w:tcW w:type="dxa" w:w="1116"/>
             <w:tcBorders>
               <w:top w:val="single" w:color="D9D5C8" w:sz="4" w:space="0"/>
               <w:left w:val="single" w:color="D9D5C8" w:sz="4" w:space="0"/>
@@ -7170,7 +7170,7 @@
         </w:tc>
         <w:tc>
           <w:tcPr>
-            <w:tcW w:type="dxa" w:w="900"/>
+            <w:tcW w:type="dxa" w:w="913"/>
             <w:tcBorders>
               <w:top w:val="single" w:color="D9D5C8" w:sz="4" w:space="0"/>
               <w:left w:val="single" w:color="D9D5C8" w:sz="4" w:space="0"/>
@@ -7205,7 +7205,7 @@
         </w:tc>
         <w:tc>
           <w:tcPr>
-            <w:tcW w:type="dxa" w:w="900"/>
+            <w:tcW w:type="dxa" w:w="913"/>
             <w:tcBorders>
               <w:top w:val="single" w:color="D9D5C8" w:sz="4" w:space="0"/>
               <w:left w:val="single" w:color="D9D5C8" w:sz="4" w:space="0"/>
@@ -7240,7 +7240,7 @@
         </w:tc>
         <w:tc>
           <w:tcPr>
-            <w:tcW w:type="dxa" w:w="1900"/>
+            <w:tcW w:type="dxa" w:w="1928"/>
             <w:tcBorders>
               <w:top w:val="single" w:color="D9D5C8" w:sz="4" w:space="0"/>
               <w:left w:val="single" w:color="D9D5C8" w:sz="4" w:space="0"/>
@@ -7275,7 +7275,7 @@
         </w:tc>
         <w:tc>
           <w:tcPr>
-            <w:tcW w:type="dxa" w:w="3948"/>
+            <w:tcW w:type="dxa" w:w="4009"/>
             <w:tcBorders>
               <w:top w:val="single" w:color="D9D5C8" w:sz="4" w:space="0"/>
               <w:left w:val="single" w:color="D9D5C8" w:sz="4" w:space="0"/>
@@ -7312,7 +7312,7 @@
       <w:tr>
         <w:tc>
           <w:tcPr>
-            <w:tcW w:type="dxa" w:w="900"/>
+            <w:tcW w:type="dxa" w:w="913"/>
             <w:tcBorders>
               <w:top w:val="single" w:color="D9D5C8" w:sz="4" w:space="0"/>
               <w:left w:val="single" w:color="D9D5C8" w:sz="4" w:space="0"/>
@@ -7347,7 +7347,7 @@
         </w:tc>
         <w:tc>
           <w:tcPr>
-            <w:tcW w:type="dxa" w:w="1100"/>
+            <w:tcW w:type="dxa" w:w="1116"/>
             <w:tcBorders>
               <w:top w:val="single" w:color="D9D5C8" w:sz="4" w:space="0"/>
               <w:left w:val="single" w:color="D9D5C8" w:sz="4" w:space="0"/>
@@ -7382,7 +7382,7 @@
         </w:tc>
         <w:tc>
           <w:tcPr>
-            <w:tcW w:type="dxa" w:w="900"/>
+            <w:tcW w:type="dxa" w:w="913"/>
             <w:tcBorders>
               <w:top w:val="single" w:color="D9D5C8" w:sz="4" w:space="0"/>
               <w:left w:val="single" w:color="D9D5C8" w:sz="4" w:space="0"/>
@@ -7417,7 +7417,7 @@
         </w:tc>
         <w:tc>
           <w:tcPr>
-            <w:tcW w:type="dxa" w:w="900"/>
+            <w:tcW w:type="dxa" w:w="913"/>
             <w:tcBorders>
               <w:top w:val="single" w:color="D9D5C8" w:sz="4" w:space="0"/>
               <w:left w:val="single" w:color="D9D5C8" w:sz="4" w:space="0"/>
@@ -7452,7 +7452,7 @@
         </w:tc>
         <w:tc>
           <w:tcPr>
-            <w:tcW w:type="dxa" w:w="1900"/>
+            <w:tcW w:type="dxa" w:w="1928"/>
             <w:tcBorders>
               <w:top w:val="single" w:color="D9D5C8" w:sz="4" w:space="0"/>
               <w:left w:val="single" w:color="D9D5C8" w:sz="4" w:space="0"/>
@@ -7487,7 +7487,7 @@
         </w:tc>
         <w:tc>
           <w:tcPr>
-            <w:tcW w:type="dxa" w:w="3948"/>
+            <w:tcW w:type="dxa" w:w="4009"/>
             <w:tcBorders>
               <w:top w:val="single" w:color="D9D5C8" w:sz="4" w:space="0"/>
               <w:left w:val="single" w:color="D9D5C8" w:sz="4" w:space="0"/>
@@ -7524,7 +7524,7 @@
       <w:tr>
         <w:tc>
           <w:tcPr>
-            <w:tcW w:type="dxa" w:w="900"/>
+            <w:tcW w:type="dxa" w:w="913"/>
             <w:tcBorders>
               <w:top w:val="single" w:color="D9D5C8" w:sz="4" w:space="0"/>
               <w:left w:val="single" w:color="D9D5C8" w:sz="4" w:space="0"/>
@@ -7559,7 +7559,7 @@
         </w:tc>
         <w:tc>
           <w:tcPr>
-            <w:tcW w:type="dxa" w:w="1100"/>
+            <w:tcW w:type="dxa" w:w="1116"/>
             <w:tcBorders>
               <w:top w:val="single" w:color="D9D5C8" w:sz="4" w:space="0"/>
               <w:left w:val="single" w:color="D9D5C8" w:sz="4" w:space="0"/>
@@ -7594,7 +7594,7 @@
         </w:tc>
         <w:tc>
           <w:tcPr>
-            <w:tcW w:type="dxa" w:w="900"/>
+            <w:tcW w:type="dxa" w:w="913"/>
             <w:tcBorders>
               <w:top w:val="single" w:color="D9D5C8" w:sz="4" w:space="0"/>
               <w:left w:val="single" w:color="D9D5C8" w:sz="4" w:space="0"/>
@@ -7629,7 +7629,7 @@
         </w:tc>
         <w:tc>
           <w:tcPr>
-            <w:tcW w:type="dxa" w:w="900"/>
+            <w:tcW w:type="dxa" w:w="913"/>
             <w:tcBorders>
               <w:top w:val="single" w:color="D9D5C8" w:sz="4" w:space="0"/>
               <w:left w:val="single" w:color="D9D5C8" w:sz="4" w:space="0"/>
@@ -7664,7 +7664,7 @@
         </w:tc>
         <w:tc>
           <w:tcPr>
-            <w:tcW w:type="dxa" w:w="1900"/>
+            <w:tcW w:type="dxa" w:w="1928"/>
             <w:tcBorders>
               <w:top w:val="single" w:color="D9D5C8" w:sz="4" w:space="0"/>
               <w:left w:val="single" w:color="D9D5C8" w:sz="4" w:space="0"/>
@@ -7699,7 +7699,7 @@
         </w:tc>
         <w:tc>
           <w:tcPr>
-            <w:tcW w:type="dxa" w:w="3948"/>
+            <w:tcW w:type="dxa" w:w="4009"/>
             <w:tcBorders>
               <w:top w:val="single" w:color="D9D5C8" w:sz="4" w:space="0"/>
               <w:left w:val="single" w:color="D9D5C8" w:sz="4" w:space="0"/>
@@ -7736,7 +7736,7 @@
       <w:tr>
         <w:tc>
           <w:tcPr>
-            <w:tcW w:type="dxa" w:w="900"/>
+            <w:tcW w:type="dxa" w:w="913"/>
             <w:tcBorders>
               <w:top w:val="single" w:color="D9D5C8" w:sz="4" w:space="0"/>
               <w:left w:val="single" w:color="D9D5C8" w:sz="4" w:space="0"/>
@@ -7771,7 +7771,7 @@
         </w:tc>
         <w:tc>
           <w:tcPr>
-            <w:tcW w:type="dxa" w:w="1100"/>
+            <w:tcW w:type="dxa" w:w="1116"/>
             <w:tcBorders>
               <w:top w:val="single" w:color="D9D5C8" w:sz="4" w:space="0"/>
               <w:left w:val="single" w:color="D9D5C8" w:sz="4" w:space="0"/>
@@ -7806,7 +7806,7 @@
         </w:tc>
         <w:tc>
           <w:tcPr>
-            <w:tcW w:type="dxa" w:w="900"/>
+            <w:tcW w:type="dxa" w:w="913"/>
             <w:tcBorders>
               <w:top w:val="single" w:color="D9D5C8" w:sz="4" w:space="0"/>
               <w:left w:val="single" w:color="D9D5C8" w:sz="4" w:space="0"/>
@@ -7841,7 +7841,7 @@
         </w:tc>
         <w:tc>
           <w:tcPr>
-            <w:tcW w:type="dxa" w:w="900"/>
+            <w:tcW w:type="dxa" w:w="913"/>
             <w:tcBorders>
               <w:top w:val="single" w:color="D9D5C8" w:sz="4" w:space="0"/>
               <w:left w:val="single" w:color="D9D5C8" w:sz="4" w:space="0"/>
@@ -7876,7 +7876,7 @@
         </w:tc>
         <w:tc>
           <w:tcPr>
-            <w:tcW w:type="dxa" w:w="1900"/>
+            <w:tcW w:type="dxa" w:w="1928"/>
             <w:tcBorders>
               <w:top w:val="single" w:color="D9D5C8" w:sz="4" w:space="0"/>
               <w:left w:val="single" w:color="D9D5C8" w:sz="4" w:space="0"/>
@@ -7911,7 +7911,7 @@
         </w:tc>
         <w:tc>
           <w:tcPr>
-            <w:tcW w:type="dxa" w:w="3948"/>
+            <w:tcW w:type="dxa" w:w="4009"/>
             <w:tcBorders>
               <w:top w:val="single" w:color="D9D5C8" w:sz="4" w:space="0"/>
               <w:left w:val="single" w:color="D9D5C8" w:sz="4" w:space="0"/>
@@ -7948,7 +7948,7 @@
       <w:tr>
         <w:tc>
           <w:tcPr>
-            <w:tcW w:type="dxa" w:w="900"/>
+            <w:tcW w:type="dxa" w:w="913"/>
             <w:tcBorders>
               <w:top w:val="single" w:color="D9D5C8" w:sz="4" w:space="0"/>
               <w:left w:val="single" w:color="D9D5C8" w:sz="4" w:space="0"/>
@@ -7983,7 +7983,7 @@
         </w:tc>
         <w:tc>
           <w:tcPr>
-            <w:tcW w:type="dxa" w:w="1100"/>
+            <w:tcW w:type="dxa" w:w="1116"/>
             <w:tcBorders>
               <w:top w:val="single" w:color="D9D5C8" w:sz="4" w:space="0"/>
               <w:left w:val="single" w:color="D9D5C8" w:sz="4" w:space="0"/>
@@ -8018,7 +8018,7 @@
         </w:tc>
         <w:tc>
           <w:tcPr>
-            <w:tcW w:type="dxa" w:w="900"/>
+            <w:tcW w:type="dxa" w:w="913"/>
             <w:tcBorders>
               <w:top w:val="single" w:color="D9D5C8" w:sz="4" w:space="0"/>
               <w:left w:val="single" w:color="D9D5C8" w:sz="4" w:space="0"/>
@@ -8053,7 +8053,7 @@
         </w:tc>
         <w:tc>
           <w:tcPr>
-            <w:tcW w:type="dxa" w:w="900"/>
+            <w:tcW w:type="dxa" w:w="913"/>
             <w:tcBorders>
               <w:top w:val="single" w:color="D9D5C8" w:sz="4" w:space="0"/>
               <w:left w:val="single" w:color="D9D5C8" w:sz="4" w:space="0"/>
@@ -8088,7 +8088,7 @@
         </w:tc>
         <w:tc>
           <w:tcPr>
-            <w:tcW w:type="dxa" w:w="1900"/>
+            <w:tcW w:type="dxa" w:w="1928"/>
             <w:tcBorders>
               <w:top w:val="single" w:color="D9D5C8" w:sz="4" w:space="0"/>
               <w:left w:val="single" w:color="D9D5C8" w:sz="4" w:space="0"/>
@@ -8123,7 +8123,7 @@
         </w:tc>
         <w:tc>
           <w:tcPr>
-            <w:tcW w:type="dxa" w:w="3948"/>
+            <w:tcW w:type="dxa" w:w="4009"/>
             <w:tcBorders>
               <w:top w:val="single" w:color="D9D5C8" w:sz="4" w:space="0"/>
               <w:left w:val="single" w:color="D9D5C8" w:sz="4" w:space="0"/>
@@ -8160,7 +8160,7 @@
       <w:tr>
         <w:tc>
           <w:tcPr>
-            <w:tcW w:type="dxa" w:w="900"/>
+            <w:tcW w:type="dxa" w:w="913"/>
             <w:tcBorders>
               <w:top w:val="single" w:color="D9D5C8" w:sz="4" w:space="0"/>
               <w:left w:val="single" w:color="D9D5C8" w:sz="4" w:space="0"/>
@@ -8195,7 +8195,7 @@
         </w:tc>
         <w:tc>
           <w:tcPr>
-            <w:tcW w:type="dxa" w:w="1100"/>
+            <w:tcW w:type="dxa" w:w="1116"/>
             <w:tcBorders>
               <w:top w:val="single" w:color="D9D5C8" w:sz="4" w:space="0"/>
               <w:left w:val="single" w:color="D9D5C8" w:sz="4" w:space="0"/>
@@ -8230,7 +8230,7 @@
         </w:tc>
         <w:tc>
           <w:tcPr>
-            <w:tcW w:type="dxa" w:w="900"/>
+            <w:tcW w:type="dxa" w:w="913"/>
             <w:tcBorders>
               <w:top w:val="single" w:color="D9D5C8" w:sz="4" w:space="0"/>
               <w:left w:val="single" w:color="D9D5C8" w:sz="4" w:space="0"/>
@@ -8265,7 +8265,7 @@
         </w:tc>
         <w:tc>
           <w:tcPr>
-            <w:tcW w:type="dxa" w:w="900"/>
+            <w:tcW w:type="dxa" w:w="913"/>
             <w:tcBorders>
               <w:top w:val="single" w:color="D9D5C8" w:sz="4" w:space="0"/>
               <w:left w:val="single" w:color="D9D5C8" w:sz="4" w:space="0"/>
@@ -8300,7 +8300,7 @@
         </w:tc>
         <w:tc>
           <w:tcPr>
-            <w:tcW w:type="dxa" w:w="1900"/>
+            <w:tcW w:type="dxa" w:w="1928"/>
             <w:tcBorders>
               <w:top w:val="single" w:color="D9D5C8" w:sz="4" w:space="0"/>
               <w:left w:val="single" w:color="D9D5C8" w:sz="4" w:space="0"/>
@@ -8335,7 +8335,7 @@
         </w:tc>
         <w:tc>
           <w:tcPr>
-            <w:tcW w:type="dxa" w:w="3948"/>
+            <w:tcW w:type="dxa" w:w="4009"/>
             <w:tcBorders>
               <w:top w:val="single" w:color="D9D5C8" w:sz="4" w:space="0"/>
               <w:left w:val="single" w:color="D9D5C8" w:sz="4" w:space="0"/>
@@ -8372,7 +8372,7 @@
       <w:tr>
         <w:tc>
           <w:tcPr>
-            <w:tcW w:type="dxa" w:w="900"/>
+            <w:tcW w:type="dxa" w:w="913"/>
             <w:tcBorders>
               <w:top w:val="single" w:color="D9D5C8" w:sz="4" w:space="0"/>
               <w:left w:val="single" w:color="D9D5C8" w:sz="4" w:space="0"/>
@@ -8407,7 +8407,7 @@
         </w:tc>
         <w:tc>
           <w:tcPr>
-            <w:tcW w:type="dxa" w:w="1100"/>
+            <w:tcW w:type="dxa" w:w="1116"/>
             <w:tcBorders>
               <w:top w:val="single" w:color="D9D5C8" w:sz="4" w:space="0"/>
               <w:left w:val="single" w:color="D9D5C8" w:sz="4" w:space="0"/>
@@ -8442,7 +8442,7 @@
         </w:tc>
         <w:tc>
           <w:tcPr>
-            <w:tcW w:type="dxa" w:w="900"/>
+            <w:tcW w:type="dxa" w:w="913"/>
             <w:tcBorders>
               <w:top w:val="single" w:color="D9D5C8" w:sz="4" w:space="0"/>
               <w:left w:val="single" w:color="D9D5C8" w:sz="4" w:space="0"/>
@@ -8477,7 +8477,7 @@
         </w:tc>
         <w:tc>
           <w:tcPr>
-            <w:tcW w:type="dxa" w:w="900"/>
+            <w:tcW w:type="dxa" w:w="913"/>
             <w:tcBorders>
               <w:top w:val="single" w:color="D9D5C8" w:sz="4" w:space="0"/>
               <w:left w:val="single" w:color="D9D5C8" w:sz="4" w:space="0"/>
@@ -8512,7 +8512,7 @@
         </w:tc>
         <w:tc>
           <w:tcPr>
-            <w:tcW w:type="dxa" w:w="1900"/>
+            <w:tcW w:type="dxa" w:w="1928"/>
             <w:tcBorders>
               <w:top w:val="single" w:color="D9D5C8" w:sz="4" w:space="0"/>
               <w:left w:val="single" w:color="D9D5C8" w:sz="4" w:space="0"/>
@@ -8547,7 +8547,7 @@
         </w:tc>
         <w:tc>
           <w:tcPr>
-            <w:tcW w:type="dxa" w:w="3948"/>
+            <w:tcW w:type="dxa" w:w="4009"/>
             <w:tcBorders>
               <w:top w:val="single" w:color="D9D5C8" w:sz="4" w:space="0"/>
               <w:left w:val="single" w:color="D9D5C8" w:sz="4" w:space="0"/>
@@ -8584,7 +8584,7 @@
       <w:tr>
         <w:tc>
           <w:tcPr>
-            <w:tcW w:type="dxa" w:w="900"/>
+            <w:tcW w:type="dxa" w:w="913"/>
             <w:tcBorders>
               <w:top w:val="single" w:color="D9D5C8" w:sz="4" w:space="0"/>
               <w:left w:val="single" w:color="D9D5C8" w:sz="4" w:space="0"/>
@@ -8619,7 +8619,7 @@
         </w:tc>
         <w:tc>
           <w:tcPr>
-            <w:tcW w:type="dxa" w:w="1100"/>
+            <w:tcW w:type="dxa" w:w="1116"/>
             <w:tcBorders>
               <w:top w:val="single" w:color="D9D5C8" w:sz="4" w:space="0"/>
               <w:left w:val="single" w:color="D9D5C8" w:sz="4" w:space="0"/>
@@ -8654,7 +8654,7 @@
         </w:tc>
         <w:tc>
           <w:tcPr>
-            <w:tcW w:type="dxa" w:w="900"/>
+            <w:tcW w:type="dxa" w:w="913"/>
             <w:tcBorders>
               <w:top w:val="single" w:color="D9D5C8" w:sz="4" w:space="0"/>
               <w:left w:val="single" w:color="D9D5C8" w:sz="4" w:space="0"/>
@@ -8689,7 +8689,7 @@
         </w:tc>
         <w:tc>
           <w:tcPr>
-            <w:tcW w:type="dxa" w:w="900"/>
+            <w:tcW w:type="dxa" w:w="913"/>
             <w:tcBorders>
               <w:top w:val="single" w:color="D9D5C8" w:sz="4" w:space="0"/>
               <w:left w:val="single" w:color="D9D5C8" w:sz="4" w:space="0"/>
@@ -8724,7 +8724,7 @@
         </w:tc>
         <w:tc>
           <w:tcPr>
-            <w:tcW w:type="dxa" w:w="1900"/>
+            <w:tcW w:type="dxa" w:w="1928"/>
             <w:tcBorders>
               <w:top w:val="single" w:color="D9D5C8" w:sz="4" w:space="0"/>
               <w:left w:val="single" w:color="D9D5C8" w:sz="4" w:space="0"/>
@@ -8759,7 +8759,7 @@
         </w:tc>
         <w:tc>
           <w:tcPr>
-            <w:tcW w:type="dxa" w:w="3948"/>
+            <w:tcW w:type="dxa" w:w="4009"/>
             <w:tcBorders>
               <w:top w:val="single" w:color="D9D5C8" w:sz="4" w:space="0"/>
               <w:left w:val="single" w:color="D9D5C8" w:sz="4" w:space="0"/>
@@ -8816,7 +8816,7 @@
     </w:p>
     <w:tbl>
       <w:tblPr>
-        <w:tblW w:type="dxa" w:w="9648"/>
+        <w:tblW w:type="dxa" w:w="9792"/>
         <w:tblBorders>
           <w:top w:val="single" w:color="auto" w:sz="4"/>
           <w:left w:val="single" w:color="auto" w:sz="4"/>
@@ -8827,12 +8827,12 @@
         </w:tblBorders>
       </w:tblPr>
       <w:tblGrid>
-        <w:gridCol w:w="900"/>
-        <w:gridCol w:w="1100"/>
-        <w:gridCol w:w="900"/>
-        <w:gridCol w:w="900"/>
-        <w:gridCol w:w="1900"/>
-        <w:gridCol w:w="3948"/>
+        <w:gridCol w:w="913"/>
+        <w:gridCol w:w="1116"/>
+        <w:gridCol w:w="913"/>
+        <w:gridCol w:w="913"/>
+        <w:gridCol w:w="1928"/>
+        <w:gridCol w:w="4009"/>
       </w:tblGrid>
       <w:tr>
         <w:trPr>
@@ -8840,7 +8840,7 @@
         </w:trPr>
         <w:tc>
           <w:tcPr>
-            <w:tcW w:type="dxa" w:w="900"/>
+            <w:tcW w:type="dxa" w:w="913"/>
             <w:tcBorders>
               <w:top w:val="single" w:color="D9D5C8" w:sz="4" w:space="0"/>
               <w:left w:val="single" w:color="D9D5C8" w:sz="4" w:space="0"/>
@@ -8876,7 +8876,7 @@
         </w:tc>
         <w:tc>
           <w:tcPr>
-            <w:tcW w:type="dxa" w:w="1100"/>
+            <w:tcW w:type="dxa" w:w="1116"/>
             <w:tcBorders>
               <w:top w:val="single" w:color="D9D5C8" w:sz="4" w:space="0"/>
               <w:left w:val="single" w:color="D9D5C8" w:sz="4" w:space="0"/>
@@ -8912,7 +8912,7 @@
         </w:tc>
         <w:tc>
           <w:tcPr>
-            <w:tcW w:type="dxa" w:w="900"/>
+            <w:tcW w:type="dxa" w:w="913"/>
             <w:tcBorders>
               <w:top w:val="single" w:color="D9D5C8" w:sz="4" w:space="0"/>
               <w:left w:val="single" w:color="D9D5C8" w:sz="4" w:space="0"/>
@@ -8948,7 +8948,7 @@
         </w:tc>
         <w:tc>
           <w:tcPr>
-            <w:tcW w:type="dxa" w:w="900"/>
+            <w:tcW w:type="dxa" w:w="913"/>
             <w:tcBorders>
               <w:top w:val="single" w:color="D9D5C8" w:sz="4" w:space="0"/>
               <w:left w:val="single" w:color="D9D5C8" w:sz="4" w:space="0"/>
@@ -8984,7 +8984,7 @@
         </w:tc>
         <w:tc>
           <w:tcPr>
-            <w:tcW w:type="dxa" w:w="1900"/>
+            <w:tcW w:type="dxa" w:w="1928"/>
             <w:tcBorders>
               <w:top w:val="single" w:color="D9D5C8" w:sz="4" w:space="0"/>
               <w:left w:val="single" w:color="D9D5C8" w:sz="4" w:space="0"/>
@@ -9020,7 +9020,7 @@
         </w:tc>
         <w:tc>
           <w:tcPr>
-            <w:tcW w:type="dxa" w:w="3948"/>
+            <w:tcW w:type="dxa" w:w="4009"/>
             <w:tcBorders>
               <w:top w:val="single" w:color="D9D5C8" w:sz="4" w:space="0"/>
               <w:left w:val="single" w:color="D9D5C8" w:sz="4" w:space="0"/>
@@ -9058,7 +9058,7 @@
       <w:tr>
         <w:tc>
           <w:tcPr>
-            <w:tcW w:type="dxa" w:w="900"/>
+            <w:tcW w:type="dxa" w:w="913"/>
             <w:tcBorders>
               <w:top w:val="single" w:color="D9D5C8" w:sz="4" w:space="0"/>
               <w:left w:val="single" w:color="D9D5C8" w:sz="4" w:space="0"/>
@@ -9093,7 +9093,7 @@
         </w:tc>
         <w:tc>
           <w:tcPr>
-            <w:tcW w:type="dxa" w:w="1100"/>
+            <w:tcW w:type="dxa" w:w="1116"/>
             <w:tcBorders>
               <w:top w:val="single" w:color="D9D5C8" w:sz="4" w:space="0"/>
               <w:left w:val="single" w:color="D9D5C8" w:sz="4" w:space="0"/>
@@ -9128,7 +9128,7 @@
         </w:tc>
         <w:tc>
           <w:tcPr>
-            <w:tcW w:type="dxa" w:w="900"/>
+            <w:tcW w:type="dxa" w:w="913"/>
             <w:tcBorders>
               <w:top w:val="single" w:color="D9D5C8" w:sz="4" w:space="0"/>
               <w:left w:val="single" w:color="D9D5C8" w:sz="4" w:space="0"/>
@@ -9163,7 +9163,7 @@
         </w:tc>
         <w:tc>
           <w:tcPr>
-            <w:tcW w:type="dxa" w:w="900"/>
+            <w:tcW w:type="dxa" w:w="913"/>
             <w:tcBorders>
               <w:top w:val="single" w:color="D9D5C8" w:sz="4" w:space="0"/>
               <w:left w:val="single" w:color="D9D5C8" w:sz="4" w:space="0"/>
@@ -9198,7 +9198,7 @@
         </w:tc>
         <w:tc>
           <w:tcPr>
-            <w:tcW w:type="dxa" w:w="1900"/>
+            <w:tcW w:type="dxa" w:w="1928"/>
             <w:tcBorders>
               <w:top w:val="single" w:color="D9D5C8" w:sz="4" w:space="0"/>
               <w:left w:val="single" w:color="D9D5C8" w:sz="4" w:space="0"/>
@@ -9233,7 +9233,7 @@
         </w:tc>
         <w:tc>
           <w:tcPr>
-            <w:tcW w:type="dxa" w:w="3948"/>
+            <w:tcW w:type="dxa" w:w="4009"/>
             <w:tcBorders>
               <w:top w:val="single" w:color="D9D5C8" w:sz="4" w:space="0"/>
               <w:left w:val="single" w:color="D9D5C8" w:sz="4" w:space="0"/>
@@ -9270,7 +9270,7 @@
       <w:tr>
         <w:tc>
           <w:tcPr>
-            <w:tcW w:type="dxa" w:w="900"/>
+            <w:tcW w:type="dxa" w:w="913"/>
             <w:tcBorders>
               <w:top w:val="single" w:color="D9D5C8" w:sz="4" w:space="0"/>
               <w:left w:val="single" w:color="D9D5C8" w:sz="4" w:space="0"/>
@@ -9305,7 +9305,7 @@
         </w:tc>
         <w:tc>
           <w:tcPr>
-            <w:tcW w:type="dxa" w:w="1100"/>
+            <w:tcW w:type="dxa" w:w="1116"/>
             <w:tcBorders>
               <w:top w:val="single" w:color="D9D5C8" w:sz="4" w:space="0"/>
               <w:left w:val="single" w:color="D9D5C8" w:sz="4" w:space="0"/>
@@ -9340,7 +9340,7 @@
         </w:tc>
         <w:tc>
           <w:tcPr>
-            <w:tcW w:type="dxa" w:w="900"/>
+            <w:tcW w:type="dxa" w:w="913"/>
             <w:tcBorders>
               <w:top w:val="single" w:color="D9D5C8" w:sz="4" w:space="0"/>
               <w:left w:val="single" w:color="D9D5C8" w:sz="4" w:space="0"/>
@@ -9375,7 +9375,7 @@
         </w:tc>
         <w:tc>
           <w:tcPr>
-            <w:tcW w:type="dxa" w:w="900"/>
+            <w:tcW w:type="dxa" w:w="913"/>
             <w:tcBorders>
               <w:top w:val="single" w:color="D9D5C8" w:sz="4" w:space="0"/>
               <w:left w:val="single" w:color="D9D5C8" w:sz="4" w:space="0"/>
@@ -9410,7 +9410,7 @@
         </w:tc>
         <w:tc>
           <w:tcPr>
-            <w:tcW w:type="dxa" w:w="1900"/>
+            <w:tcW w:type="dxa" w:w="1928"/>
             <w:tcBorders>
               <w:top w:val="single" w:color="D9D5C8" w:sz="4" w:space="0"/>
               <w:left w:val="single" w:color="D9D5C8" w:sz="4" w:space="0"/>
@@ -9445,7 +9445,7 @@
         </w:tc>
         <w:tc>
           <w:tcPr>
-            <w:tcW w:type="dxa" w:w="3948"/>
+            <w:tcW w:type="dxa" w:w="4009"/>
             <w:tcBorders>
               <w:top w:val="single" w:color="D9D5C8" w:sz="4" w:space="0"/>
               <w:left w:val="single" w:color="D9D5C8" w:sz="4" w:space="0"/>
@@ -9482,7 +9482,7 @@
       <w:tr>
         <w:tc>
           <w:tcPr>
-            <w:tcW w:type="dxa" w:w="900"/>
+            <w:tcW w:type="dxa" w:w="913"/>
             <w:tcBorders>
               <w:top w:val="single" w:color="D9D5C8" w:sz="4" w:space="0"/>
               <w:left w:val="single" w:color="D9D5C8" w:sz="4" w:space="0"/>
@@ -9517,7 +9517,7 @@
         </w:tc>
         <w:tc>
           <w:tcPr>
-            <w:tcW w:type="dxa" w:w="1100"/>
+            <w:tcW w:type="dxa" w:w="1116"/>
             <w:tcBorders>
               <w:top w:val="single" w:color="D9D5C8" w:sz="4" w:space="0"/>
               <w:left w:val="single" w:color="D9D5C8" w:sz="4" w:space="0"/>
@@ -9552,7 +9552,7 @@
         </w:tc>
         <w:tc>
           <w:tcPr>
-            <w:tcW w:type="dxa" w:w="900"/>
+            <w:tcW w:type="dxa" w:w="913"/>
             <w:tcBorders>
               <w:top w:val="single" w:color="D9D5C8" w:sz="4" w:space="0"/>
               <w:left w:val="single" w:color="D9D5C8" w:sz="4" w:space="0"/>
@@ -9587,7 +9587,7 @@
         </w:tc>
         <w:tc>
           <w:tcPr>
-            <w:tcW w:type="dxa" w:w="900"/>
+            <w:tcW w:type="dxa" w:w="913"/>
             <w:tcBorders>
               <w:top w:val="single" w:color="D9D5C8" w:sz="4" w:space="0"/>
               <w:left w:val="single" w:color="D9D5C8" w:sz="4" w:space="0"/>
@@ -9622,7 +9622,7 @@
         </w:tc>
         <w:tc>
           <w:tcPr>
-            <w:tcW w:type="dxa" w:w="1900"/>
+            <w:tcW w:type="dxa" w:w="1928"/>
             <w:tcBorders>
               <w:top w:val="single" w:color="D9D5C8" w:sz="4" w:space="0"/>
               <w:left w:val="single" w:color="D9D5C8" w:sz="4" w:space="0"/>
@@ -9657,7 +9657,7 @@
         </w:tc>
         <w:tc>
           <w:tcPr>
-            <w:tcW w:type="dxa" w:w="3948"/>
+            <w:tcW w:type="dxa" w:w="4009"/>
             <w:tcBorders>
               <w:top w:val="single" w:color="D9D5C8" w:sz="4" w:space="0"/>
               <w:left w:val="single" w:color="D9D5C8" w:sz="4" w:space="0"/>
@@ -9694,7 +9694,7 @@
       <w:tr>
         <w:tc>
           <w:tcPr>
-            <w:tcW w:type="dxa" w:w="900"/>
+            <w:tcW w:type="dxa" w:w="913"/>
             <w:tcBorders>
               <w:top w:val="single" w:color="D9D5C8" w:sz="4" w:space="0"/>
               <w:left w:val="single" w:color="D9D5C8" w:sz="4" w:space="0"/>
@@ -9729,7 +9729,7 @@
         </w:tc>
         <w:tc>
           <w:tcPr>
-            <w:tcW w:type="dxa" w:w="1100"/>
+            <w:tcW w:type="dxa" w:w="1116"/>
             <w:tcBorders>
               <w:top w:val="single" w:color="D9D5C8" w:sz="4" w:space="0"/>
               <w:left w:val="single" w:color="D9D5C8" w:sz="4" w:space="0"/>
@@ -9764,7 +9764,7 @@
         </w:tc>
         <w:tc>
           <w:tcPr>
-            <w:tcW w:type="dxa" w:w="900"/>
+            <w:tcW w:type="dxa" w:w="913"/>
             <w:tcBorders>
               <w:top w:val="single" w:color="D9D5C8" w:sz="4" w:space="0"/>
               <w:left w:val="single" w:color="D9D5C8" w:sz="4" w:space="0"/>
@@ -9799,7 +9799,7 @@
         </w:tc>
         <w:tc>
           <w:tcPr>
-            <w:tcW w:type="dxa" w:w="900"/>
+            <w:tcW w:type="dxa" w:w="913"/>
             <w:tcBorders>
               <w:top w:val="single" w:color="D9D5C8" w:sz="4" w:space="0"/>
               <w:left w:val="single" w:color="D9D5C8" w:sz="4" w:space="0"/>
@@ -9834,7 +9834,7 @@
         </w:tc>
         <w:tc>
           <w:tcPr>
-            <w:tcW w:type="dxa" w:w="1900"/>
+            <w:tcW w:type="dxa" w:w="1928"/>
             <w:tcBorders>
               <w:top w:val="single" w:color="D9D5C8" w:sz="4" w:space="0"/>
               <w:left w:val="single" w:color="D9D5C8" w:sz="4" w:space="0"/>
@@ -9869,7 +9869,7 @@
         </w:tc>
         <w:tc>
           <w:tcPr>
-            <w:tcW w:type="dxa" w:w="3948"/>
+            <w:tcW w:type="dxa" w:w="4009"/>
             <w:tcBorders>
               <w:top w:val="single" w:color="D9D5C8" w:sz="4" w:space="0"/>
               <w:left w:val="single" w:color="D9D5C8" w:sz="4" w:space="0"/>
@@ -9906,7 +9906,7 @@
       <w:tr>
         <w:tc>
           <w:tcPr>
-            <w:tcW w:type="dxa" w:w="900"/>
+            <w:tcW w:type="dxa" w:w="913"/>
             <w:tcBorders>
               <w:top w:val="single" w:color="D9D5C8" w:sz="4" w:space="0"/>
               <w:left w:val="single" w:color="D9D5C8" w:sz="4" w:space="0"/>
@@ -9941,7 +9941,7 @@
         </w:tc>
         <w:tc>
           <w:tcPr>
-            <w:tcW w:type="dxa" w:w="1100"/>
+            <w:tcW w:type="dxa" w:w="1116"/>
             <w:tcBorders>
               <w:top w:val="single" w:color="D9D5C8" w:sz="4" w:space="0"/>
               <w:left w:val="single" w:color="D9D5C8" w:sz="4" w:space="0"/>
@@ -9976,7 +9976,7 @@
         </w:tc>
         <w:tc>
           <w:tcPr>
-            <w:tcW w:type="dxa" w:w="900"/>
+            <w:tcW w:type="dxa" w:w="913"/>
             <w:tcBorders>
               <w:top w:val="single" w:color="D9D5C8" w:sz="4" w:space="0"/>
               <w:left w:val="single" w:color="D9D5C8" w:sz="4" w:space="0"/>
@@ -10011,7 +10011,7 @@
         </w:tc>
         <w:tc>
           <w:tcPr>
-            <w:tcW w:type="dxa" w:w="900"/>
+            <w:tcW w:type="dxa" w:w="913"/>
             <w:tcBorders>
               <w:top w:val="single" w:color="D9D5C8" w:sz="4" w:space="0"/>
               <w:left w:val="single" w:color="D9D5C8" w:sz="4" w:space="0"/>
@@ -10046,7 +10046,7 @@
         </w:tc>
         <w:tc>
           <w:tcPr>
-            <w:tcW w:type="dxa" w:w="1900"/>
+            <w:tcW w:type="dxa" w:w="1928"/>
             <w:tcBorders>
               <w:top w:val="single" w:color="D9D5C8" w:sz="4" w:space="0"/>
               <w:left w:val="single" w:color="D9D5C8" w:sz="4" w:space="0"/>
@@ -10081,7 +10081,7 @@
         </w:tc>
         <w:tc>
           <w:tcPr>
-            <w:tcW w:type="dxa" w:w="3948"/>
+            <w:tcW w:type="dxa" w:w="4009"/>
             <w:tcBorders>
               <w:top w:val="single" w:color="D9D5C8" w:sz="4" w:space="0"/>
               <w:left w:val="single" w:color="D9D5C8" w:sz="4" w:space="0"/>
@@ -10118,7 +10118,7 @@
       <w:tr>
         <w:tc>
           <w:tcPr>
-            <w:tcW w:type="dxa" w:w="900"/>
+            <w:tcW w:type="dxa" w:w="913"/>
             <w:tcBorders>
               <w:top w:val="single" w:color="D9D5C8" w:sz="4" w:space="0"/>
               <w:left w:val="single" w:color="D9D5C8" w:sz="4" w:space="0"/>
@@ -10153,7 +10153,7 @@
         </w:tc>
         <w:tc>
           <w:tcPr>
-            <w:tcW w:type="dxa" w:w="1100"/>
+            <w:tcW w:type="dxa" w:w="1116"/>
             <w:tcBorders>
               <w:top w:val="single" w:color="D9D5C8" w:sz="4" w:space="0"/>
               <w:left w:val="single" w:color="D9D5C8" w:sz="4" w:space="0"/>
@@ -10188,7 +10188,7 @@
         </w:tc>
         <w:tc>
           <w:tcPr>
-            <w:tcW w:type="dxa" w:w="900"/>
+            <w:tcW w:type="dxa" w:w="913"/>
             <w:tcBorders>
               <w:top w:val="single" w:color="D9D5C8" w:sz="4" w:space="0"/>
               <w:left w:val="single" w:color="D9D5C8" w:sz="4" w:space="0"/>
@@ -10223,7 +10223,7 @@
         </w:tc>
         <w:tc>
           <w:tcPr>
-            <w:tcW w:type="dxa" w:w="900"/>
+            <w:tcW w:type="dxa" w:w="913"/>
             <w:tcBorders>
               <w:top w:val="single" w:color="D9D5C8" w:sz="4" w:space="0"/>
               <w:left w:val="single" w:color="D9D5C8" w:sz="4" w:space="0"/>
@@ -10258,7 +10258,7 @@
         </w:tc>
         <w:tc>
           <w:tcPr>
-            <w:tcW w:type="dxa" w:w="1900"/>
+            <w:tcW w:type="dxa" w:w="1928"/>
             <w:tcBorders>
               <w:top w:val="single" w:color="D9D5C8" w:sz="4" w:space="0"/>
               <w:left w:val="single" w:color="D9D5C8" w:sz="4" w:space="0"/>
@@ -10293,7 +10293,7 @@
         </w:tc>
         <w:tc>
           <w:tcPr>
-            <w:tcW w:type="dxa" w:w="3948"/>
+            <w:tcW w:type="dxa" w:w="4009"/>
             <w:tcBorders>
               <w:top w:val="single" w:color="D9D5C8" w:sz="4" w:space="0"/>
               <w:left w:val="single" w:color="D9D5C8" w:sz="4" w:space="0"/>
@@ -10330,7 +10330,7 @@
       <w:tr>
         <w:tc>
           <w:tcPr>
-            <w:tcW w:type="dxa" w:w="900"/>
+            <w:tcW w:type="dxa" w:w="913"/>
             <w:tcBorders>
               <w:top w:val="single" w:color="D9D5C8" w:sz="4" w:space="0"/>
               <w:left w:val="single" w:color="D9D5C8" w:sz="4" w:space="0"/>
@@ -10365,7 +10365,7 @@
         </w:tc>
         <w:tc>
           <w:tcPr>
-            <w:tcW w:type="dxa" w:w="1100"/>
+            <w:tcW w:type="dxa" w:w="1116"/>
             <w:tcBorders>
               <w:top w:val="single" w:color="D9D5C8" w:sz="4" w:space="0"/>
               <w:left w:val="single" w:color="D9D5C8" w:sz="4" w:space="0"/>
@@ -10400,7 +10400,7 @@
         </w:tc>
         <w:tc>
           <w:tcPr>
-            <w:tcW w:type="dxa" w:w="900"/>
+            <w:tcW w:type="dxa" w:w="913"/>
             <w:tcBorders>
               <w:top w:val="single" w:color="D9D5C8" w:sz="4" w:space="0"/>
               <w:left w:val="single" w:color="D9D5C8" w:sz="4" w:space="0"/>
@@ -10435,7 +10435,7 @@
         </w:tc>
         <w:tc>
           <w:tcPr>
-            <w:tcW w:type="dxa" w:w="900"/>
+            <w:tcW w:type="dxa" w:w="913"/>
             <w:tcBorders>
               <w:top w:val="single" w:color="D9D5C8" w:sz="4" w:space="0"/>
               <w:left w:val="single" w:color="D9D5C8" w:sz="4" w:space="0"/>
@@ -10470,7 +10470,7 @@
         </w:tc>
         <w:tc>
           <w:tcPr>
-            <w:tcW w:type="dxa" w:w="1900"/>
+            <w:tcW w:type="dxa" w:w="1928"/>
             <w:tcBorders>
               <w:top w:val="single" w:color="D9D5C8" w:sz="4" w:space="0"/>
               <w:left w:val="single" w:color="D9D5C8" w:sz="4" w:space="0"/>
@@ -10505,7 +10505,7 @@
         </w:tc>
         <w:tc>
           <w:tcPr>
-            <w:tcW w:type="dxa" w:w="3948"/>
+            <w:tcW w:type="dxa" w:w="4009"/>
             <w:tcBorders>
               <w:top w:val="single" w:color="D9D5C8" w:sz="4" w:space="0"/>
               <w:left w:val="single" w:color="D9D5C8" w:sz="4" w:space="0"/>
@@ -10542,7 +10542,7 @@
       <w:tr>
         <w:tc>
           <w:tcPr>
-            <w:tcW w:type="dxa" w:w="900"/>
+            <w:tcW w:type="dxa" w:w="913"/>
             <w:tcBorders>
               <w:top w:val="single" w:color="D9D5C8" w:sz="4" w:space="0"/>
               <w:left w:val="single" w:color="D9D5C8" w:sz="4" w:space="0"/>
@@ -10577,7 +10577,7 @@
         </w:tc>
         <w:tc>
           <w:tcPr>
-            <w:tcW w:type="dxa" w:w="1100"/>
+            <w:tcW w:type="dxa" w:w="1116"/>
             <w:tcBorders>
               <w:top w:val="single" w:color="D9D5C8" w:sz="4" w:space="0"/>
               <w:left w:val="single" w:color="D9D5C8" w:sz="4" w:space="0"/>
@@ -10612,7 +10612,7 @@
         </w:tc>
         <w:tc>
           <w:tcPr>
-            <w:tcW w:type="dxa" w:w="900"/>
+            <w:tcW w:type="dxa" w:w="913"/>
             <w:tcBorders>
               <w:top w:val="single" w:color="D9D5C8" w:sz="4" w:space="0"/>
               <w:left w:val="single" w:color="D9D5C8" w:sz="4" w:space="0"/>
@@ -10647,7 +10647,7 @@
         </w:tc>
         <w:tc>
           <w:tcPr>
-            <w:tcW w:type="dxa" w:w="900"/>
+            <w:tcW w:type="dxa" w:w="913"/>
             <w:tcBorders>
               <w:top w:val="single" w:color="D9D5C8" w:sz="4" w:space="0"/>
               <w:left w:val="single" w:color="D9D5C8" w:sz="4" w:space="0"/>
@@ -10682,7 +10682,7 @@
         </w:tc>
         <w:tc>
           <w:tcPr>
-            <w:tcW w:type="dxa" w:w="1900"/>
+            <w:tcW w:type="dxa" w:w="1928"/>
             <w:tcBorders>
               <w:top w:val="single" w:color="D9D5C8" w:sz="4" w:space="0"/>
               <w:left w:val="single" w:color="D9D5C8" w:sz="4" w:space="0"/>
@@ -10717,7 +10717,7 @@
         </w:tc>
         <w:tc>
           <w:tcPr>
-            <w:tcW w:type="dxa" w:w="3948"/>
+            <w:tcW w:type="dxa" w:w="4009"/>
             <w:tcBorders>
               <w:top w:val="single" w:color="D9D5C8" w:sz="4" w:space="0"/>
               <w:left w:val="single" w:color="D9D5C8" w:sz="4" w:space="0"/>
@@ -10754,7 +10754,7 @@
       <w:tr>
         <w:tc>
           <w:tcPr>
-            <w:tcW w:type="dxa" w:w="900"/>
+            <w:tcW w:type="dxa" w:w="913"/>
             <w:tcBorders>
               <w:top w:val="single" w:color="D9D5C8" w:sz="4" w:space="0"/>
               <w:left w:val="single" w:color="D9D5C8" w:sz="4" w:space="0"/>
@@ -10789,7 +10789,7 @@
         </w:tc>
         <w:tc>
           <w:tcPr>
-            <w:tcW w:type="dxa" w:w="1100"/>
+            <w:tcW w:type="dxa" w:w="1116"/>
             <w:tcBorders>
               <w:top w:val="single" w:color="D9D5C8" w:sz="4" w:space="0"/>
               <w:left w:val="single" w:color="D9D5C8" w:sz="4" w:space="0"/>
@@ -10824,7 +10824,7 @@
         </w:tc>
         <w:tc>
           <w:tcPr>
-            <w:tcW w:type="dxa" w:w="900"/>
+            <w:tcW w:type="dxa" w:w="913"/>
             <w:tcBorders>
               <w:top w:val="single" w:color="D9D5C8" w:sz="4" w:space="0"/>
               <w:left w:val="single" w:color="D9D5C8" w:sz="4" w:space="0"/>
@@ -10859,7 +10859,7 @@
         </w:tc>
         <w:tc>
           <w:tcPr>
-            <w:tcW w:type="dxa" w:w="900"/>
+            <w:tcW w:type="dxa" w:w="913"/>
             <w:tcBorders>
               <w:top w:val="single" w:color="D9D5C8" w:sz="4" w:space="0"/>
               <w:left w:val="single" w:color="D9D5C8" w:sz="4" w:space="0"/>
@@ -10894,7 +10894,7 @@
         </w:tc>
         <w:tc>
           <w:tcPr>
-            <w:tcW w:type="dxa" w:w="1900"/>
+            <w:tcW w:type="dxa" w:w="1928"/>
             <w:tcBorders>
               <w:top w:val="single" w:color="D9D5C8" w:sz="4" w:space="0"/>
               <w:left w:val="single" w:color="D9D5C8" w:sz="4" w:space="0"/>
@@ -10929,7 +10929,7 @@
         </w:tc>
         <w:tc>
           <w:tcPr>
-            <w:tcW w:type="dxa" w:w="3948"/>
+            <w:tcW w:type="dxa" w:w="4009"/>
             <w:tcBorders>
               <w:top w:val="single" w:color="D9D5C8" w:sz="4" w:space="0"/>
               <w:left w:val="single" w:color="D9D5C8" w:sz="4" w:space="0"/>
@@ -10987,7 +10987,7 @@
     </w:p>
     <w:tbl>
       <w:tblPr>
-        <w:tblW w:type="dxa" w:w="9648"/>
+        <w:tblW w:type="dxa" w:w="9792"/>
         <w:tblBorders>
           <w:top w:val="single" w:color="auto" w:sz="4"/>
           <w:left w:val="single" w:color="auto" w:sz="4"/>
@@ -10998,12 +10998,12 @@
         </w:tblBorders>
       </w:tblPr>
       <w:tblGrid>
-        <w:gridCol w:w="9648"/>
+        <w:gridCol w:w="9792"/>
       </w:tblGrid>
       <w:tr>
         <w:tc>
           <w:tcPr>
-            <w:tcW w:type="dxa" w:w="9648"/>
+            <w:tcW w:type="dxa" w:w="9792"/>
             <w:tcBorders>
               <w:top w:val="single" w:color="D9D5C8" w:sz="4" w:space="0"/>
               <w:left w:val="single" w:color="D9D5C8" w:sz="4" w:space="0"/>
@@ -11095,7 +11095,7 @@
     </w:tbl>
     <w:tbl>
       <w:tblPr>
-        <w:tblW w:type="dxa" w:w="9648"/>
+        <w:tblW w:type="dxa" w:w="9792"/>
         <w:tblBorders>
           <w:top w:val="single" w:color="auto" w:sz="4"/>
           <w:left w:val="single" w:color="auto" w:sz="4"/>
@@ -11106,12 +11106,12 @@
         </w:tblBorders>
       </w:tblPr>
       <w:tblGrid>
-        <w:gridCol w:w="9648"/>
+        <w:gridCol w:w="9792"/>
       </w:tblGrid>
       <w:tr>
         <w:tc>
           <w:tcPr>
-            <w:tcW w:type="dxa" w:w="9648"/>
+            <w:tcW w:type="dxa" w:w="9792"/>
             <w:tcBorders>
               <w:top w:val="single" w:color="D9D5C8" w:sz="4" w:space="0"/>
               <w:left w:val="single" w:color="D9D5C8" w:sz="4" w:space="0"/>
@@ -11241,7 +11241,7 @@
     </w:p>
     <w:tbl>
       <w:tblPr>
-        <w:tblW w:type="dxa" w:w="9648"/>
+        <w:tblW w:type="dxa" w:w="9792"/>
         <w:tblBorders>
           <w:top w:val="single" w:color="auto" w:sz="4"/>
           <w:left w:val="single" w:color="auto" w:sz="4"/>
@@ -11252,16 +11252,16 @@
         </w:tblBorders>
       </w:tblPr>
       <w:tblGrid>
-        <w:gridCol w:w="600"/>
-        <w:gridCol w:w="980"/>
-        <w:gridCol w:w="700"/>
-        <w:gridCol w:w="1560"/>
-        <w:gridCol w:w="600"/>
-        <w:gridCol w:w="600"/>
-        <w:gridCol w:w="600"/>
-        <w:gridCol w:w="680"/>
-        <w:gridCol w:w="720"/>
-        <w:gridCol w:w="2568"/>
+        <w:gridCol w:w="611"/>
+        <w:gridCol w:w="999"/>
+        <w:gridCol w:w="713"/>
+        <w:gridCol w:w="1590"/>
+        <w:gridCol w:w="611"/>
+        <w:gridCol w:w="611"/>
+        <w:gridCol w:w="611"/>
+        <w:gridCol w:w="693"/>
+        <w:gridCol w:w="734"/>
+        <w:gridCol w:w="2619"/>
       </w:tblGrid>
       <w:tr>
         <w:trPr>
@@ -11269,7 +11269,7 @@
         </w:trPr>
         <w:tc>
           <w:tcPr>
-            <w:tcW w:type="dxa" w:w="600"/>
+            <w:tcW w:type="dxa" w:w="611"/>
             <w:tcBorders>
               <w:top w:val="single" w:color="D9D5C8" w:sz="4" w:space="0"/>
               <w:left w:val="single" w:color="D9D5C8" w:sz="4" w:space="0"/>
@@ -11305,7 +11305,7 @@
         </w:tc>
         <w:tc>
           <w:tcPr>
-            <w:tcW w:type="dxa" w:w="980"/>
+            <w:tcW w:type="dxa" w:w="999"/>
             <w:tcBorders>
               <w:top w:val="single" w:color="D9D5C8" w:sz="4" w:space="0"/>
               <w:left w:val="single" w:color="D9D5C8" w:sz="4" w:space="0"/>
@@ -11341,7 +11341,7 @@
         </w:tc>
         <w:tc>
           <w:tcPr>
-            <w:tcW w:type="dxa" w:w="700"/>
+            <w:tcW w:type="dxa" w:w="713"/>
             <w:tcBorders>
               <w:top w:val="single" w:color="D9D5C8" w:sz="4" w:space="0"/>
               <w:left w:val="single" w:color="D9D5C8" w:sz="4" w:space="0"/>
@@ -11377,7 +11377,7 @@
         </w:tc>
         <w:tc>
           <w:tcPr>
-            <w:tcW w:type="dxa" w:w="1560"/>
+            <w:tcW w:type="dxa" w:w="1590"/>
             <w:tcBorders>
               <w:top w:val="single" w:color="D9D5C8" w:sz="4" w:space="0"/>
               <w:left w:val="single" w:color="D9D5C8" w:sz="4" w:space="0"/>
@@ -11413,7 +11413,7 @@
         </w:tc>
         <w:tc>
           <w:tcPr>
-            <w:tcW w:type="dxa" w:w="600"/>
+            <w:tcW w:type="dxa" w:w="611"/>
             <w:tcBorders>
               <w:top w:val="single" w:color="D9D5C8" w:sz="4" w:space="0"/>
               <w:left w:val="single" w:color="D9D5C8" w:sz="4" w:space="0"/>
@@ -11449,7 +11449,7 @@
         </w:tc>
         <w:tc>
           <w:tcPr>
-            <w:tcW w:type="dxa" w:w="600"/>
+            <w:tcW w:type="dxa" w:w="611"/>
             <w:tcBorders>
               <w:top w:val="single" w:color="D9D5C8" w:sz="4" w:space="0"/>
               <w:left w:val="single" w:color="D9D5C8" w:sz="4" w:space="0"/>
@@ -11485,7 +11485,7 @@
         </w:tc>
         <w:tc>
           <w:tcPr>
-            <w:tcW w:type="dxa" w:w="600"/>
+            <w:tcW w:type="dxa" w:w="611"/>
             <w:tcBorders>
               <w:top w:val="single" w:color="D9D5C8" w:sz="4" w:space="0"/>
               <w:left w:val="single" w:color="D9D5C8" w:sz="4" w:space="0"/>
@@ -11521,7 +11521,7 @@
         </w:tc>
         <w:tc>
           <w:tcPr>
-            <w:tcW w:type="dxa" w:w="680"/>
+            <w:tcW w:type="dxa" w:w="693"/>
             <w:tcBorders>
               <w:top w:val="single" w:color="D9D5C8" w:sz="4" w:space="0"/>
               <w:left w:val="single" w:color="D9D5C8" w:sz="4" w:space="0"/>
@@ -11557,7 +11557,7 @@
         </w:tc>
         <w:tc>
           <w:tcPr>
-            <w:tcW w:type="dxa" w:w="720"/>
+            <w:tcW w:type="dxa" w:w="734"/>
             <w:tcBorders>
               <w:top w:val="single" w:color="D9D5C8" w:sz="4" w:space="0"/>
               <w:left w:val="single" w:color="D9D5C8" w:sz="4" w:space="0"/>
@@ -11593,7 +11593,7 @@
         </w:tc>
         <w:tc>
           <w:tcPr>
-            <w:tcW w:type="dxa" w:w="2568"/>
+            <w:tcW w:type="dxa" w:w="2619"/>
             <w:tcBorders>
               <w:top w:val="single" w:color="D9D5C8" w:sz="4" w:space="0"/>
               <w:left w:val="single" w:color="D9D5C8" w:sz="4" w:space="0"/>
@@ -11631,7 +11631,7 @@
       <w:tr>
         <w:tc>
           <w:tcPr>
-            <w:tcW w:type="dxa" w:w="600"/>
+            <w:tcW w:type="dxa" w:w="611"/>
             <w:tcBorders>
               <w:top w:val="single" w:color="D9D5C8" w:sz="4" w:space="0"/>
               <w:left w:val="single" w:color="D9D5C8" w:sz="4" w:space="0"/>
@@ -11666,7 +11666,7 @@
         </w:tc>
         <w:tc>
           <w:tcPr>
-            <w:tcW w:type="dxa" w:w="980"/>
+            <w:tcW w:type="dxa" w:w="999"/>
             <w:tcBorders>
               <w:top w:val="single" w:color="D9D5C8" w:sz="4" w:space="0"/>
               <w:left w:val="single" w:color="D9D5C8" w:sz="4" w:space="0"/>
@@ -11701,7 +11701,7 @@
         </w:tc>
         <w:tc>
           <w:tcPr>
-            <w:tcW w:type="dxa" w:w="700"/>
+            <w:tcW w:type="dxa" w:w="713"/>
             <w:tcBorders>
               <w:top w:val="single" w:color="D9D5C8" w:sz="4" w:space="0"/>
               <w:left w:val="single" w:color="D9D5C8" w:sz="4" w:space="0"/>
@@ -11736,7 +11736,7 @@
         </w:tc>
         <w:tc>
           <w:tcPr>
-            <w:tcW w:type="dxa" w:w="1560"/>
+            <w:tcW w:type="dxa" w:w="1590"/>
             <w:tcBorders>
               <w:top w:val="single" w:color="D9D5C8" w:sz="4" w:space="0"/>
               <w:left w:val="single" w:color="D9D5C8" w:sz="4" w:space="0"/>
@@ -11771,7 +11771,7 @@
         </w:tc>
         <w:tc>
           <w:tcPr>
-            <w:tcW w:type="dxa" w:w="600"/>
+            <w:tcW w:type="dxa" w:w="611"/>
             <w:tcBorders>
               <w:top w:val="single" w:color="D9D5C8" w:sz="4" w:space="0"/>
               <w:left w:val="single" w:color="D9D5C8" w:sz="4" w:space="0"/>
@@ -11806,7 +11806,7 @@
         </w:tc>
         <w:tc>
           <w:tcPr>
-            <w:tcW w:type="dxa" w:w="600"/>
+            <w:tcW w:type="dxa" w:w="611"/>
             <w:tcBorders>
               <w:top w:val="single" w:color="D9D5C8" w:sz="4" w:space="0"/>
               <w:left w:val="single" w:color="D9D5C8" w:sz="4" w:space="0"/>
@@ -11841,7 +11841,7 @@
         </w:tc>
         <w:tc>
           <w:tcPr>
-            <w:tcW w:type="dxa" w:w="600"/>
+            <w:tcW w:type="dxa" w:w="611"/>
             <w:tcBorders>
               <w:top w:val="single" w:color="D9D5C8" w:sz="4" w:space="0"/>
               <w:left w:val="single" w:color="D9D5C8" w:sz="4" w:space="0"/>
@@ -11876,7 +11876,7 @@
         </w:tc>
         <w:tc>
           <w:tcPr>
-            <w:tcW w:type="dxa" w:w="680"/>
+            <w:tcW w:type="dxa" w:w="693"/>
             <w:tcBorders>
               <w:top w:val="single" w:color="D9D5C8" w:sz="4" w:space="0"/>
               <w:left w:val="single" w:color="D9D5C8" w:sz="4" w:space="0"/>
@@ -11911,7 +11911,7 @@
         </w:tc>
         <w:tc>
           <w:tcPr>
-            <w:tcW w:type="dxa" w:w="720"/>
+            <w:tcW w:type="dxa" w:w="734"/>
             <w:tcBorders>
               <w:top w:val="single" w:color="D9D5C8" w:sz="4" w:space="0"/>
               <w:left w:val="single" w:color="D9D5C8" w:sz="4" w:space="0"/>
@@ -11946,7 +11946,7 @@
         </w:tc>
         <w:tc>
           <w:tcPr>
-            <w:tcW w:type="dxa" w:w="2568"/>
+            <w:tcW w:type="dxa" w:w="2619"/>
             <w:tcBorders>
               <w:top w:val="single" w:color="D9D5C8" w:sz="4" w:space="0"/>
               <w:left w:val="single" w:color="D9D5C8" w:sz="4" w:space="0"/>
@@ -11983,7 +11983,7 @@
       <w:tr>
         <w:tc>
           <w:tcPr>
-            <w:tcW w:type="dxa" w:w="600"/>
+            <w:tcW w:type="dxa" w:w="611"/>
             <w:tcBorders>
               <w:top w:val="single" w:color="D9D5C8" w:sz="4" w:space="0"/>
               <w:left w:val="single" w:color="D9D5C8" w:sz="4" w:space="0"/>
@@ -12018,7 +12018,7 @@
         </w:tc>
         <w:tc>
           <w:tcPr>
-            <w:tcW w:type="dxa" w:w="980"/>
+            <w:tcW w:type="dxa" w:w="999"/>
             <w:tcBorders>
               <w:top w:val="single" w:color="D9D5C8" w:sz="4" w:space="0"/>
               <w:left w:val="single" w:color="D9D5C8" w:sz="4" w:space="0"/>
@@ -12053,7 +12053,7 @@
         </w:tc>
         <w:tc>
           <w:tcPr>
-            <w:tcW w:type="dxa" w:w="700"/>
+            <w:tcW w:type="dxa" w:w="713"/>
             <w:tcBorders>
               <w:top w:val="single" w:color="D9D5C8" w:sz="4" w:space="0"/>
               <w:left w:val="single" w:color="D9D5C8" w:sz="4" w:space="0"/>
@@ -12088,7 +12088,7 @@
         </w:tc>
         <w:tc>
           <w:tcPr>
-            <w:tcW w:type="dxa" w:w="1560"/>
+            <w:tcW w:type="dxa" w:w="1590"/>
             <w:tcBorders>
               <w:top w:val="single" w:color="D9D5C8" w:sz="4" w:space="0"/>
               <w:left w:val="single" w:color="D9D5C8" w:sz="4" w:space="0"/>
@@ -12123,7 +12123,7 @@
         </w:tc>
         <w:tc>
           <w:tcPr>
-            <w:tcW w:type="dxa" w:w="600"/>
+            <w:tcW w:type="dxa" w:w="611"/>
             <w:tcBorders>
               <w:top w:val="single" w:color="D9D5C8" w:sz="4" w:space="0"/>
               <w:left w:val="single" w:color="D9D5C8" w:sz="4" w:space="0"/>
@@ -12158,7 +12158,7 @@
         </w:tc>
         <w:tc>
           <w:tcPr>
-            <w:tcW w:type="dxa" w:w="600"/>
+            <w:tcW w:type="dxa" w:w="611"/>
             <w:tcBorders>
               <w:top w:val="single" w:color="D9D5C8" w:sz="4" w:space="0"/>
               <w:left w:val="single" w:color="D9D5C8" w:sz="4" w:space="0"/>
@@ -12193,7 +12193,7 @@
         </w:tc>
         <w:tc>
           <w:tcPr>
-            <w:tcW w:type="dxa" w:w="600"/>
+            <w:tcW w:type="dxa" w:w="611"/>
             <w:tcBorders>
               <w:top w:val="single" w:color="D9D5C8" w:sz="4" w:space="0"/>
               <w:left w:val="single" w:color="D9D5C8" w:sz="4" w:space="0"/>
@@ -12228,7 +12228,7 @@
         </w:tc>
         <w:tc>
           <w:tcPr>
-            <w:tcW w:type="dxa" w:w="680"/>
+            <w:tcW w:type="dxa" w:w="693"/>
             <w:tcBorders>
               <w:top w:val="single" w:color="D9D5C8" w:sz="4" w:space="0"/>
               <w:left w:val="single" w:color="D9D5C8" w:sz="4" w:space="0"/>
@@ -12263,7 +12263,7 @@
         </w:tc>
         <w:tc>
           <w:tcPr>
-            <w:tcW w:type="dxa" w:w="720"/>
+            <w:tcW w:type="dxa" w:w="734"/>
             <w:tcBorders>
               <w:top w:val="single" w:color="D9D5C8" w:sz="4" w:space="0"/>
               <w:left w:val="single" w:color="D9D5C8" w:sz="4" w:space="0"/>
@@ -12298,7 +12298,7 @@
         </w:tc>
         <w:tc>
           <w:tcPr>
-            <w:tcW w:type="dxa" w:w="2568"/>
+            <w:tcW w:type="dxa" w:w="2619"/>
             <w:tcBorders>
               <w:top w:val="single" w:color="D9D5C8" w:sz="4" w:space="0"/>
               <w:left w:val="single" w:color="D9D5C8" w:sz="4" w:space="0"/>
@@ -12335,7 +12335,7 @@
       <w:tr>
         <w:tc>
           <w:tcPr>
-            <w:tcW w:type="dxa" w:w="600"/>
+            <w:tcW w:type="dxa" w:w="611"/>
             <w:tcBorders>
               <w:top w:val="single" w:color="D9D5C8" w:sz="4" w:space="0"/>
               <w:left w:val="single" w:color="D9D5C8" w:sz="4" w:space="0"/>
@@ -12370,7 +12370,7 @@
         </w:tc>
         <w:tc>
           <w:tcPr>
-            <w:tcW w:type="dxa" w:w="980"/>
+            <w:tcW w:type="dxa" w:w="999"/>
             <w:tcBorders>
               <w:top w:val="single" w:color="D9D5C8" w:sz="4" w:space="0"/>
               <w:left w:val="single" w:color="D9D5C8" w:sz="4" w:space="0"/>
@@ -12405,7 +12405,7 @@
         </w:tc>
         <w:tc>
           <w:tcPr>
-            <w:tcW w:type="dxa" w:w="700"/>
+            <w:tcW w:type="dxa" w:w="713"/>
             <w:tcBorders>
               <w:top w:val="single" w:color="D9D5C8" w:sz="4" w:space="0"/>
               <w:left w:val="single" w:color="D9D5C8" w:sz="4" w:space="0"/>
@@ -12440,7 +12440,7 @@
         </w:tc>
         <w:tc>
           <w:tcPr>
-            <w:tcW w:type="dxa" w:w="1560"/>
+            <w:tcW w:type="dxa" w:w="1590"/>
             <w:tcBorders>
               <w:top w:val="single" w:color="D9D5C8" w:sz="4" w:space="0"/>
               <w:left w:val="single" w:color="D9D5C8" w:sz="4" w:space="0"/>
@@ -12475,7 +12475,7 @@
         </w:tc>
         <w:tc>
           <w:tcPr>
-            <w:tcW w:type="dxa" w:w="600"/>
+            <w:tcW w:type="dxa" w:w="611"/>
             <w:tcBorders>
               <w:top w:val="single" w:color="D9D5C8" w:sz="4" w:space="0"/>
               <w:left w:val="single" w:color="D9D5C8" w:sz="4" w:space="0"/>
@@ -12510,7 +12510,7 @@
         </w:tc>
         <w:tc>
           <w:tcPr>
-            <w:tcW w:type="dxa" w:w="600"/>
+            <w:tcW w:type="dxa" w:w="611"/>
             <w:tcBorders>
               <w:top w:val="single" w:color="D9D5C8" w:sz="4" w:space="0"/>
               <w:left w:val="single" w:color="D9D5C8" w:sz="4" w:space="0"/>
@@ -12545,7 +12545,7 @@
         </w:tc>
         <w:tc>
           <w:tcPr>
-            <w:tcW w:type="dxa" w:w="600"/>
+            <w:tcW w:type="dxa" w:w="611"/>
             <w:tcBorders>
               <w:top w:val="single" w:color="D9D5C8" w:sz="4" w:space="0"/>
               <w:left w:val="single" w:color="D9D5C8" w:sz="4" w:space="0"/>
@@ -12580,7 +12580,7 @@
         </w:tc>
         <w:tc>
           <w:tcPr>
-            <w:tcW w:type="dxa" w:w="680"/>
+            <w:tcW w:type="dxa" w:w="693"/>
             <w:tcBorders>
               <w:top w:val="single" w:color="D9D5C8" w:sz="4" w:space="0"/>
               <w:left w:val="single" w:color="D9D5C8" w:sz="4" w:space="0"/>
@@ -12615,7 +12615,7 @@
         </w:tc>
         <w:tc>
           <w:tcPr>
-            <w:tcW w:type="dxa" w:w="720"/>
+            <w:tcW w:type="dxa" w:w="734"/>
             <w:tcBorders>
               <w:top w:val="single" w:color="D9D5C8" w:sz="4" w:space="0"/>
               <w:left w:val="single" w:color="D9D5C8" w:sz="4" w:space="0"/>
@@ -12650,7 +12650,7 @@
         </w:tc>
         <w:tc>
           <w:tcPr>
-            <w:tcW w:type="dxa" w:w="2568"/>
+            <w:tcW w:type="dxa" w:w="2619"/>
             <w:tcBorders>
               <w:top w:val="single" w:color="D9D5C8" w:sz="4" w:space="0"/>
               <w:left w:val="single" w:color="D9D5C8" w:sz="4" w:space="0"/>
@@ -12687,7 +12687,7 @@
       <w:tr>
         <w:tc>
           <w:tcPr>
-            <w:tcW w:type="dxa" w:w="600"/>
+            <w:tcW w:type="dxa" w:w="611"/>
             <w:tcBorders>
               <w:top w:val="single" w:color="D9D5C8" w:sz="4" w:space="0"/>
               <w:left w:val="single" w:color="D9D5C8" w:sz="4" w:space="0"/>
@@ -12722,7 +12722,7 @@
         </w:tc>
         <w:tc>
           <w:tcPr>
-            <w:tcW w:type="dxa" w:w="980"/>
+            <w:tcW w:type="dxa" w:w="999"/>
             <w:tcBorders>
               <w:top w:val="single" w:color="D9D5C8" w:sz="4" w:space="0"/>
               <w:left w:val="single" w:color="D9D5C8" w:sz="4" w:space="0"/>
@@ -12757,7 +12757,7 @@
         </w:tc>
         <w:tc>
           <w:tcPr>
-            <w:tcW w:type="dxa" w:w="700"/>
+            <w:tcW w:type="dxa" w:w="713"/>
             <w:tcBorders>
               <w:top w:val="single" w:color="D9D5C8" w:sz="4" w:space="0"/>
               <w:left w:val="single" w:color="D9D5C8" w:sz="4" w:space="0"/>
@@ -12792,7 +12792,7 @@
         </w:tc>
         <w:tc>
           <w:tcPr>
-            <w:tcW w:type="dxa" w:w="1560"/>
+            <w:tcW w:type="dxa" w:w="1590"/>
             <w:tcBorders>
               <w:top w:val="single" w:color="D9D5C8" w:sz="4" w:space="0"/>
               <w:left w:val="single" w:color="D9D5C8" w:sz="4" w:space="0"/>
@@ -12827,7 +12827,7 @@
         </w:tc>
         <w:tc>
           <w:tcPr>
-            <w:tcW w:type="dxa" w:w="600"/>
+            <w:tcW w:type="dxa" w:w="611"/>
             <w:tcBorders>
               <w:top w:val="single" w:color="D9D5C8" w:sz="4" w:space="0"/>
               <w:left w:val="single" w:color="D9D5C8" w:sz="4" w:space="0"/>
@@ -12862,7 +12862,7 @@
         </w:tc>
         <w:tc>
           <w:tcPr>
-            <w:tcW w:type="dxa" w:w="600"/>
+            <w:tcW w:type="dxa" w:w="611"/>
             <w:tcBorders>
               <w:top w:val="single" w:color="D9D5C8" w:sz="4" w:space="0"/>
               <w:left w:val="single" w:color="D9D5C8" w:sz="4" w:space="0"/>
@@ -12897,7 +12897,7 @@
         </w:tc>
         <w:tc>
           <w:tcPr>
-            <w:tcW w:type="dxa" w:w="600"/>
+            <w:tcW w:type="dxa" w:w="611"/>
             <w:tcBorders>
               <w:top w:val="single" w:color="D9D5C8" w:sz="4" w:space="0"/>
               <w:left w:val="single" w:color="D9D5C8" w:sz="4" w:space="0"/>
@@ -12932,7 +12932,7 @@
         </w:tc>
         <w:tc>
           <w:tcPr>
-            <w:tcW w:type="dxa" w:w="680"/>
+            <w:tcW w:type="dxa" w:w="693"/>
             <w:tcBorders>
               <w:top w:val="single" w:color="D9D5C8" w:sz="4" w:space="0"/>
               <w:left w:val="single" w:color="D9D5C8" w:sz="4" w:space="0"/>
@@ -12967,7 +12967,7 @@
         </w:tc>
         <w:tc>
           <w:tcPr>
-            <w:tcW w:type="dxa" w:w="720"/>
+            <w:tcW w:type="dxa" w:w="734"/>
             <w:tcBorders>
               <w:top w:val="single" w:color="D9D5C8" w:sz="4" w:space="0"/>
               <w:left w:val="single" w:color="D9D5C8" w:sz="4" w:space="0"/>
@@ -13002,7 +13002,7 @@
         </w:tc>
         <w:tc>
           <w:tcPr>
-            <w:tcW w:type="dxa" w:w="2568"/>
+            <w:tcW w:type="dxa" w:w="2619"/>
             <w:tcBorders>
               <w:top w:val="single" w:color="D9D5C8" w:sz="4" w:space="0"/>
               <w:left w:val="single" w:color="D9D5C8" w:sz="4" w:space="0"/>
@@ -13039,7 +13039,7 @@
       <w:tr>
         <w:tc>
           <w:tcPr>
-            <w:tcW w:type="dxa" w:w="600"/>
+            <w:tcW w:type="dxa" w:w="611"/>
             <w:tcBorders>
               <w:top w:val="single" w:color="D9D5C8" w:sz="4" w:space="0"/>
               <w:left w:val="single" w:color="D9D5C8" w:sz="4" w:space="0"/>
@@ -13074,7 +13074,7 @@
         </w:tc>
         <w:tc>
           <w:tcPr>
-            <w:tcW w:type="dxa" w:w="980"/>
+            <w:tcW w:type="dxa" w:w="999"/>
             <w:tcBorders>
               <w:top w:val="single" w:color="D9D5C8" w:sz="4" w:space="0"/>
               <w:left w:val="single" w:color="D9D5C8" w:sz="4" w:space="0"/>
@@ -13109,7 +13109,7 @@
         </w:tc>
         <w:tc>
           <w:tcPr>
-            <w:tcW w:type="dxa" w:w="700"/>
+            <w:tcW w:type="dxa" w:w="713"/>
             <w:tcBorders>
               <w:top w:val="single" w:color="D9D5C8" w:sz="4" w:space="0"/>
               <w:left w:val="single" w:color="D9D5C8" w:sz="4" w:space="0"/>
@@ -13144,7 +13144,7 @@
         </w:tc>
         <w:tc>
           <w:tcPr>
-            <w:tcW w:type="dxa" w:w="1560"/>
+            <w:tcW w:type="dxa" w:w="1590"/>
             <w:tcBorders>
               <w:top w:val="single" w:color="D9D5C8" w:sz="4" w:space="0"/>
               <w:left w:val="single" w:color="D9D5C8" w:sz="4" w:space="0"/>
@@ -13179,7 +13179,7 @@
         </w:tc>
         <w:tc>
           <w:tcPr>
-            <w:tcW w:type="dxa" w:w="600"/>
+            <w:tcW w:type="dxa" w:w="611"/>
             <w:tcBorders>
               <w:top w:val="single" w:color="D9D5C8" w:sz="4" w:space="0"/>
               <w:left w:val="single" w:color="D9D5C8" w:sz="4" w:space="0"/>
@@ -13214,7 +13214,7 @@
         </w:tc>
         <w:tc>
           <w:tcPr>
-            <w:tcW w:type="dxa" w:w="600"/>
+            <w:tcW w:type="dxa" w:w="611"/>
             <w:tcBorders>
               <w:top w:val="single" w:color="D9D5C8" w:sz="4" w:space="0"/>
               <w:left w:val="single" w:color="D9D5C8" w:sz="4" w:space="0"/>
@@ -13249,7 +13249,7 @@
         </w:tc>
         <w:tc>
           <w:tcPr>
-            <w:tcW w:type="dxa" w:w="600"/>
+            <w:tcW w:type="dxa" w:w="611"/>
             <w:tcBorders>
               <w:top w:val="single" w:color="D9D5C8" w:sz="4" w:space="0"/>
               <w:left w:val="single" w:color="D9D5C8" w:sz="4" w:space="0"/>
@@ -13284,7 +13284,7 @@
         </w:tc>
         <w:tc>
           <w:tcPr>
-            <w:tcW w:type="dxa" w:w="680"/>
+            <w:tcW w:type="dxa" w:w="693"/>
             <w:tcBorders>
               <w:top w:val="single" w:color="D9D5C8" w:sz="4" w:space="0"/>
               <w:left w:val="single" w:color="D9D5C8" w:sz="4" w:space="0"/>
@@ -13319,7 +13319,7 @@
         </w:tc>
         <w:tc>
           <w:tcPr>
-            <w:tcW w:type="dxa" w:w="720"/>
+            <w:tcW w:type="dxa" w:w="734"/>
             <w:tcBorders>
               <w:top w:val="single" w:color="D9D5C8" w:sz="4" w:space="0"/>
               <w:left w:val="single" w:color="D9D5C8" w:sz="4" w:space="0"/>
@@ -13354,7 +13354,7 @@
         </w:tc>
         <w:tc>
           <w:tcPr>
-            <w:tcW w:type="dxa" w:w="2568"/>
+            <w:tcW w:type="dxa" w:w="2619"/>
             <w:tcBorders>
               <w:top w:val="single" w:color="D9D5C8" w:sz="4" w:space="0"/>
               <w:left w:val="single" w:color="D9D5C8" w:sz="4" w:space="0"/>
@@ -13391,7 +13391,7 @@
       <w:tr>
         <w:tc>
           <w:tcPr>
-            <w:tcW w:type="dxa" w:w="600"/>
+            <w:tcW w:type="dxa" w:w="611"/>
             <w:tcBorders>
               <w:top w:val="single" w:color="D9D5C8" w:sz="4" w:space="0"/>
               <w:left w:val="single" w:color="D9D5C8" w:sz="4" w:space="0"/>
@@ -13426,7 +13426,7 @@
         </w:tc>
         <w:tc>
           <w:tcPr>
-            <w:tcW w:type="dxa" w:w="980"/>
+            <w:tcW w:type="dxa" w:w="999"/>
             <w:tcBorders>
               <w:top w:val="single" w:color="D9D5C8" w:sz="4" w:space="0"/>
               <w:left w:val="single" w:color="D9D5C8" w:sz="4" w:space="0"/>
@@ -13461,7 +13461,7 @@
         </w:tc>
         <w:tc>
           <w:tcPr>
-            <w:tcW w:type="dxa" w:w="700"/>
+            <w:tcW w:type="dxa" w:w="713"/>
             <w:tcBorders>
               <w:top w:val="single" w:color="D9D5C8" w:sz="4" w:space="0"/>
               <w:left w:val="single" w:color="D9D5C8" w:sz="4" w:space="0"/>
@@ -13496,7 +13496,7 @@
         </w:tc>
         <w:tc>
           <w:tcPr>
-            <w:tcW w:type="dxa" w:w="1560"/>
+            <w:tcW w:type="dxa" w:w="1590"/>
             <w:tcBorders>
               <w:top w:val="single" w:color="D9D5C8" w:sz="4" w:space="0"/>
               <w:left w:val="single" w:color="D9D5C8" w:sz="4" w:space="0"/>
@@ -13531,7 +13531,7 @@
         </w:tc>
         <w:tc>
           <w:tcPr>
-            <w:tcW w:type="dxa" w:w="600"/>
+            <w:tcW w:type="dxa" w:w="611"/>
             <w:tcBorders>
               <w:top w:val="single" w:color="D9D5C8" w:sz="4" w:space="0"/>
               <w:left w:val="single" w:color="D9D5C8" w:sz="4" w:space="0"/>
@@ -13566,7 +13566,7 @@
         </w:tc>
         <w:tc>
           <w:tcPr>
-            <w:tcW w:type="dxa" w:w="600"/>
+            <w:tcW w:type="dxa" w:w="611"/>
             <w:tcBorders>
               <w:top w:val="single" w:color="D9D5C8" w:sz="4" w:space="0"/>
               <w:left w:val="single" w:color="D9D5C8" w:sz="4" w:space="0"/>
@@ -13601,7 +13601,7 @@
         </w:tc>
         <w:tc>
           <w:tcPr>
-            <w:tcW w:type="dxa" w:w="600"/>
+            <w:tcW w:type="dxa" w:w="611"/>
             <w:tcBorders>
               <w:top w:val="single" w:color="D9D5C8" w:sz="4" w:space="0"/>
               <w:left w:val="single" w:color="D9D5C8" w:sz="4" w:space="0"/>
@@ -13636,7 +13636,7 @@
         </w:tc>
         <w:tc>
           <w:tcPr>
-            <w:tcW w:type="dxa" w:w="680"/>
+            <w:tcW w:type="dxa" w:w="693"/>
             <w:tcBorders>
               <w:top w:val="single" w:color="D9D5C8" w:sz="4" w:space="0"/>
               <w:left w:val="single" w:color="D9D5C8" w:sz="4" w:space="0"/>
@@ -13671,7 +13671,7 @@
         </w:tc>
         <w:tc>
           <w:tcPr>
-            <w:tcW w:type="dxa" w:w="720"/>
+            <w:tcW w:type="dxa" w:w="734"/>
             <w:tcBorders>
               <w:top w:val="single" w:color="D9D5C8" w:sz="4" w:space="0"/>
               <w:left w:val="single" w:color="D9D5C8" w:sz="4" w:space="0"/>
@@ -13706,7 +13706,7 @@
         </w:tc>
         <w:tc>
           <w:tcPr>
-            <w:tcW w:type="dxa" w:w="2568"/>
+            <w:tcW w:type="dxa" w:w="2619"/>
             <w:tcBorders>
               <w:top w:val="single" w:color="D9D5C8" w:sz="4" w:space="0"/>
               <w:left w:val="single" w:color="D9D5C8" w:sz="4" w:space="0"/>
@@ -13743,7 +13743,7 @@
       <w:tr>
         <w:tc>
           <w:tcPr>
-            <w:tcW w:type="dxa" w:w="600"/>
+            <w:tcW w:type="dxa" w:w="611"/>
             <w:tcBorders>
               <w:top w:val="single" w:color="D9D5C8" w:sz="4" w:space="0"/>
               <w:left w:val="single" w:color="D9D5C8" w:sz="4" w:space="0"/>
@@ -13778,7 +13778,7 @@
         </w:tc>
         <w:tc>
           <w:tcPr>
-            <w:tcW w:type="dxa" w:w="980"/>
+            <w:tcW w:type="dxa" w:w="999"/>
             <w:tcBorders>
               <w:top w:val="single" w:color="D9D5C8" w:sz="4" w:space="0"/>
               <w:left w:val="single" w:color="D9D5C8" w:sz="4" w:space="0"/>
@@ -13813,7 +13813,7 @@
         </w:tc>
         <w:tc>
           <w:tcPr>
-            <w:tcW w:type="dxa" w:w="700"/>
+            <w:tcW w:type="dxa" w:w="713"/>
             <w:tcBorders>
               <w:top w:val="single" w:color="D9D5C8" w:sz="4" w:space="0"/>
               <w:left w:val="single" w:color="D9D5C8" w:sz="4" w:space="0"/>
@@ -13848,7 +13848,7 @@
         </w:tc>
         <w:tc>
           <w:tcPr>
-            <w:tcW w:type="dxa" w:w="1560"/>
+            <w:tcW w:type="dxa" w:w="1590"/>
             <w:tcBorders>
               <w:top w:val="single" w:color="D9D5C8" w:sz="4" w:space="0"/>
               <w:left w:val="single" w:color="D9D5C8" w:sz="4" w:space="0"/>
@@ -13883,7 +13883,7 @@
         </w:tc>
         <w:tc>
           <w:tcPr>
-            <w:tcW w:type="dxa" w:w="600"/>
+            <w:tcW w:type="dxa" w:w="611"/>
             <w:tcBorders>
               <w:top w:val="single" w:color="D9D5C8" w:sz="4" w:space="0"/>
               <w:left w:val="single" w:color="D9D5C8" w:sz="4" w:space="0"/>
@@ -13918,7 +13918,7 @@
         </w:tc>
         <w:tc>
           <w:tcPr>
-            <w:tcW w:type="dxa" w:w="600"/>
+            <w:tcW w:type="dxa" w:w="611"/>
             <w:tcBorders>
               <w:top w:val="single" w:color="D9D5C8" w:sz="4" w:space="0"/>
               <w:left w:val="single" w:color="D9D5C8" w:sz="4" w:space="0"/>
@@ -13953,7 +13953,7 @@
         </w:tc>
         <w:tc>
           <w:tcPr>
-            <w:tcW w:type="dxa" w:w="600"/>
+            <w:tcW w:type="dxa" w:w="611"/>
             <w:tcBorders>
               <w:top w:val="single" w:color="D9D5C8" w:sz="4" w:space="0"/>
               <w:left w:val="single" w:color="D9D5C8" w:sz="4" w:space="0"/>
@@ -13988,7 +13988,7 @@
         </w:tc>
         <w:tc>
           <w:tcPr>
-            <w:tcW w:type="dxa" w:w="680"/>
+            <w:tcW w:type="dxa" w:w="693"/>
             <w:tcBorders>
               <w:top w:val="single" w:color="D9D5C8" w:sz="4" w:space="0"/>
               <w:left w:val="single" w:color="D9D5C8" w:sz="4" w:space="0"/>
@@ -14023,7 +14023,7 @@
         </w:tc>
         <w:tc>
           <w:tcPr>
-            <w:tcW w:type="dxa" w:w="720"/>
+            <w:tcW w:type="dxa" w:w="734"/>
             <w:tcBorders>
               <w:top w:val="single" w:color="D9D5C8" w:sz="4" w:space="0"/>
               <w:left w:val="single" w:color="D9D5C8" w:sz="4" w:space="0"/>
@@ -14058,7 +14058,7 @@
         </w:tc>
         <w:tc>
           <w:tcPr>
-            <w:tcW w:type="dxa" w:w="2568"/>
+            <w:tcW w:type="dxa" w:w="2619"/>
             <w:tcBorders>
               <w:top w:val="single" w:color="D9D5C8" w:sz="4" w:space="0"/>
               <w:left w:val="single" w:color="D9D5C8" w:sz="4" w:space="0"/>
@@ -14095,7 +14095,7 @@
       <w:tr>
         <w:tc>
           <w:tcPr>
-            <w:tcW w:type="dxa" w:w="600"/>
+            <w:tcW w:type="dxa" w:w="611"/>
             <w:tcBorders>
               <w:top w:val="single" w:color="D9D5C8" w:sz="4" w:space="0"/>
               <w:left w:val="single" w:color="D9D5C8" w:sz="4" w:space="0"/>
@@ -14130,7 +14130,7 @@
         </w:tc>
         <w:tc>
           <w:tcPr>
-            <w:tcW w:type="dxa" w:w="980"/>
+            <w:tcW w:type="dxa" w:w="999"/>
             <w:tcBorders>
               <w:top w:val="single" w:color="D9D5C8" w:sz="4" w:space="0"/>
               <w:left w:val="single" w:color="D9D5C8" w:sz="4" w:space="0"/>
@@ -14165,7 +14165,7 @@
         </w:tc>
         <w:tc>
           <w:tcPr>
-            <w:tcW w:type="dxa" w:w="700"/>
+            <w:tcW w:type="dxa" w:w="713"/>
             <w:tcBorders>
               <w:top w:val="single" w:color="D9D5C8" w:sz="4" w:space="0"/>
               <w:left w:val="single" w:color="D9D5C8" w:sz="4" w:space="0"/>
@@ -14200,7 +14200,7 @@
         </w:tc>
         <w:tc>
           <w:tcPr>
-            <w:tcW w:type="dxa" w:w="1560"/>
+            <w:tcW w:type="dxa" w:w="1590"/>
             <w:tcBorders>
               <w:top w:val="single" w:color="D9D5C8" w:sz="4" w:space="0"/>
               <w:left w:val="single" w:color="D9D5C8" w:sz="4" w:space="0"/>
@@ -14235,7 +14235,7 @@
         </w:tc>
         <w:tc>
           <w:tcPr>
-            <w:tcW w:type="dxa" w:w="600"/>
+            <w:tcW w:type="dxa" w:w="611"/>
             <w:tcBorders>
               <w:top w:val="single" w:color="D9D5C8" w:sz="4" w:space="0"/>
               <w:left w:val="single" w:color="D9D5C8" w:sz="4" w:space="0"/>
@@ -14270,7 +14270,7 @@
         </w:tc>
         <w:tc>
           <w:tcPr>
-            <w:tcW w:type="dxa" w:w="600"/>
+            <w:tcW w:type="dxa" w:w="611"/>
             <w:tcBorders>
               <w:top w:val="single" w:color="D9D5C8" w:sz="4" w:space="0"/>
               <w:left w:val="single" w:color="D9D5C8" w:sz="4" w:space="0"/>
@@ -14305,7 +14305,7 @@
         </w:tc>
         <w:tc>
           <w:tcPr>
-            <w:tcW w:type="dxa" w:w="600"/>
+            <w:tcW w:type="dxa" w:w="611"/>
             <w:tcBorders>
               <w:top w:val="single" w:color="D9D5C8" w:sz="4" w:space="0"/>
               <w:left w:val="single" w:color="D9D5C8" w:sz="4" w:space="0"/>
@@ -14340,7 +14340,7 @@
         </w:tc>
         <w:tc>
           <w:tcPr>
-            <w:tcW w:type="dxa" w:w="680"/>
+            <w:tcW w:type="dxa" w:w="693"/>
             <w:tcBorders>
               <w:top w:val="single" w:color="D9D5C8" w:sz="4" w:space="0"/>
               <w:left w:val="single" w:color="D9D5C8" w:sz="4" w:space="0"/>
@@ -14375,7 +14375,7 @@
         </w:tc>
         <w:tc>
           <w:tcPr>
-            <w:tcW w:type="dxa" w:w="720"/>
+            <w:tcW w:type="dxa" w:w="734"/>
             <w:tcBorders>
               <w:top w:val="single" w:color="D9D5C8" w:sz="4" w:space="0"/>
               <w:left w:val="single" w:color="D9D5C8" w:sz="4" w:space="0"/>
@@ -14410,7 +14410,7 @@
         </w:tc>
         <w:tc>
           <w:tcPr>
-            <w:tcW w:type="dxa" w:w="2568"/>
+            <w:tcW w:type="dxa" w:w="2619"/>
             <w:tcBorders>
               <w:top w:val="single" w:color="D9D5C8" w:sz="4" w:space="0"/>
               <w:left w:val="single" w:color="D9D5C8" w:sz="4" w:space="0"/>
@@ -14447,7 +14447,7 @@
       <w:tr>
         <w:tc>
           <w:tcPr>
-            <w:tcW w:type="dxa" w:w="600"/>
+            <w:tcW w:type="dxa" w:w="611"/>
             <w:tcBorders>
               <w:top w:val="single" w:color="D9D5C8" w:sz="4" w:space="0"/>
               <w:left w:val="single" w:color="D9D5C8" w:sz="4" w:space="0"/>
@@ -14482,7 +14482,7 @@
         </w:tc>
         <w:tc>
           <w:tcPr>
-            <w:tcW w:type="dxa" w:w="980"/>
+            <w:tcW w:type="dxa" w:w="999"/>
             <w:tcBorders>
               <w:top w:val="single" w:color="D9D5C8" w:sz="4" w:space="0"/>
               <w:left w:val="single" w:color="D9D5C8" w:sz="4" w:space="0"/>
@@ -14517,7 +14517,7 @@
         </w:tc>
         <w:tc>
           <w:tcPr>
-            <w:tcW w:type="dxa" w:w="700"/>
+            <w:tcW w:type="dxa" w:w="713"/>
             <w:tcBorders>
               <w:top w:val="single" w:color="D9D5C8" w:sz="4" w:space="0"/>
               <w:left w:val="single" w:color="D9D5C8" w:sz="4" w:space="0"/>
@@ -14552,7 +14552,7 @@
         </w:tc>
         <w:tc>
           <w:tcPr>
-            <w:tcW w:type="dxa" w:w="1560"/>
+            <w:tcW w:type="dxa" w:w="1590"/>
             <w:tcBorders>
               <w:top w:val="single" w:color="D9D5C8" w:sz="4" w:space="0"/>
               <w:left w:val="single" w:color="D9D5C8" w:sz="4" w:space="0"/>
@@ -14587,7 +14587,7 @@
         </w:tc>
         <w:tc>
           <w:tcPr>
-            <w:tcW w:type="dxa" w:w="600"/>
+            <w:tcW w:type="dxa" w:w="611"/>
             <w:tcBorders>
               <w:top w:val="single" w:color="D9D5C8" w:sz="4" w:space="0"/>
               <w:left w:val="single" w:color="D9D5C8" w:sz="4" w:space="0"/>
@@ -14622,7 +14622,7 @@
         </w:tc>
         <w:tc>
           <w:tcPr>
-            <w:tcW w:type="dxa" w:w="600"/>
+            <w:tcW w:type="dxa" w:w="611"/>
             <w:tcBorders>
               <w:top w:val="single" w:color="D9D5C8" w:sz="4" w:space="0"/>
               <w:left w:val="single" w:color="D9D5C8" w:sz="4" w:space="0"/>
@@ -14657,7 +14657,7 @@
         </w:tc>
         <w:tc>
           <w:tcPr>
-            <w:tcW w:type="dxa" w:w="600"/>
+            <w:tcW w:type="dxa" w:w="611"/>
             <w:tcBorders>
               <w:top w:val="single" w:color="D9D5C8" w:sz="4" w:space="0"/>
               <w:left w:val="single" w:color="D9D5C8" w:sz="4" w:space="0"/>
@@ -14692,7 +14692,7 @@
         </w:tc>
         <w:tc>
           <w:tcPr>
-            <w:tcW w:type="dxa" w:w="680"/>
+            <w:tcW w:type="dxa" w:w="693"/>
             <w:tcBorders>
               <w:top w:val="single" w:color="D9D5C8" w:sz="4" w:space="0"/>
               <w:left w:val="single" w:color="D9D5C8" w:sz="4" w:space="0"/>
@@ -14727,7 +14727,7 @@
         </w:tc>
         <w:tc>
           <w:tcPr>
-            <w:tcW w:type="dxa" w:w="720"/>
+            <w:tcW w:type="dxa" w:w="734"/>
             <w:tcBorders>
               <w:top w:val="single" w:color="D9D5C8" w:sz="4" w:space="0"/>
               <w:left w:val="single" w:color="D9D5C8" w:sz="4" w:space="0"/>
@@ -14762,7 +14762,7 @@
         </w:tc>
         <w:tc>
           <w:tcPr>
-            <w:tcW w:type="dxa" w:w="2568"/>
+            <w:tcW w:type="dxa" w:w="2619"/>
             <w:tcBorders>
               <w:top w:val="single" w:color="D9D5C8" w:sz="4" w:space="0"/>
               <w:left w:val="single" w:color="D9D5C8" w:sz="4" w:space="0"/>
@@ -14819,7 +14819,7 @@
     </w:p>
     <w:tbl>
       <w:tblPr>
-        <w:tblW w:type="dxa" w:w="9648"/>
+        <w:tblW w:type="dxa" w:w="9792"/>
         <w:tblBorders>
           <w:top w:val="single" w:color="auto" w:sz="4"/>
           <w:left w:val="single" w:color="auto" w:sz="4"/>
@@ -14830,16 +14830,16 @@
         </w:tblBorders>
       </w:tblPr>
       <w:tblGrid>
-        <w:gridCol w:w="600"/>
-        <w:gridCol w:w="980"/>
-        <w:gridCol w:w="700"/>
-        <w:gridCol w:w="1560"/>
-        <w:gridCol w:w="600"/>
-        <w:gridCol w:w="600"/>
-        <w:gridCol w:w="600"/>
-        <w:gridCol w:w="680"/>
-        <w:gridCol w:w="720"/>
-        <w:gridCol w:w="2568"/>
+        <w:gridCol w:w="611"/>
+        <w:gridCol w:w="999"/>
+        <w:gridCol w:w="713"/>
+        <w:gridCol w:w="1590"/>
+        <w:gridCol w:w="611"/>
+        <w:gridCol w:w="611"/>
+        <w:gridCol w:w="611"/>
+        <w:gridCol w:w="693"/>
+        <w:gridCol w:w="734"/>
+        <w:gridCol w:w="2619"/>
       </w:tblGrid>
       <w:tr>
         <w:trPr>
@@ -14847,7 +14847,7 @@
         </w:trPr>
         <w:tc>
           <w:tcPr>
-            <w:tcW w:type="dxa" w:w="600"/>
+            <w:tcW w:type="dxa" w:w="611"/>
             <w:tcBorders>
               <w:top w:val="single" w:color="D9D5C8" w:sz="4" w:space="0"/>
               <w:left w:val="single" w:color="D9D5C8" w:sz="4" w:space="0"/>
@@ -14883,7 +14883,7 @@
         </w:tc>
         <w:tc>
           <w:tcPr>
-            <w:tcW w:type="dxa" w:w="980"/>
+            <w:tcW w:type="dxa" w:w="999"/>
             <w:tcBorders>
               <w:top w:val="single" w:color="D9D5C8" w:sz="4" w:space="0"/>
               <w:left w:val="single" w:color="D9D5C8" w:sz="4" w:space="0"/>
@@ -14919,7 +14919,7 @@
         </w:tc>
         <w:tc>
           <w:tcPr>
-            <w:tcW w:type="dxa" w:w="700"/>
+            <w:tcW w:type="dxa" w:w="713"/>
             <w:tcBorders>
               <w:top w:val="single" w:color="D9D5C8" w:sz="4" w:space="0"/>
               <w:left w:val="single" w:color="D9D5C8" w:sz="4" w:space="0"/>
@@ -14955,7 +14955,7 @@
         </w:tc>
         <w:tc>
           <w:tcPr>
-            <w:tcW w:type="dxa" w:w="1560"/>
+            <w:tcW w:type="dxa" w:w="1590"/>
             <w:tcBorders>
               <w:top w:val="single" w:color="D9D5C8" w:sz="4" w:space="0"/>
               <w:left w:val="single" w:color="D9D5C8" w:sz="4" w:space="0"/>
@@ -14991,7 +14991,7 @@
         </w:tc>
         <w:tc>
           <w:tcPr>
-            <w:tcW w:type="dxa" w:w="600"/>
+            <w:tcW w:type="dxa" w:w="611"/>
             <w:tcBorders>
               <w:top w:val="single" w:color="D9D5C8" w:sz="4" w:space="0"/>
               <w:left w:val="single" w:color="D9D5C8" w:sz="4" w:space="0"/>
@@ -15027,7 +15027,7 @@
         </w:tc>
         <w:tc>
           <w:tcPr>
-            <w:tcW w:type="dxa" w:w="600"/>
+            <w:tcW w:type="dxa" w:w="611"/>
             <w:tcBorders>
               <w:top w:val="single" w:color="D9D5C8" w:sz="4" w:space="0"/>
               <w:left w:val="single" w:color="D9D5C8" w:sz="4" w:space="0"/>
@@ -15063,7 +15063,7 @@
         </w:tc>
         <w:tc>
           <w:tcPr>
-            <w:tcW w:type="dxa" w:w="600"/>
+            <w:tcW w:type="dxa" w:w="611"/>
             <w:tcBorders>
               <w:top w:val="single" w:color="D9D5C8" w:sz="4" w:space="0"/>
               <w:left w:val="single" w:color="D9D5C8" w:sz="4" w:space="0"/>
@@ -15099,7 +15099,7 @@
         </w:tc>
         <w:tc>
           <w:tcPr>
-            <w:tcW w:type="dxa" w:w="680"/>
+            <w:tcW w:type="dxa" w:w="693"/>
             <w:tcBorders>
               <w:top w:val="single" w:color="D9D5C8" w:sz="4" w:space="0"/>
               <w:left w:val="single" w:color="D9D5C8" w:sz="4" w:space="0"/>
@@ -15135,7 +15135,7 @@
         </w:tc>
         <w:tc>
           <w:tcPr>
-            <w:tcW w:type="dxa" w:w="720"/>
+            <w:tcW w:type="dxa" w:w="734"/>
             <w:tcBorders>
               <w:top w:val="single" w:color="D9D5C8" w:sz="4" w:space="0"/>
               <w:left w:val="single" w:color="D9D5C8" w:sz="4" w:space="0"/>
@@ -15171,7 +15171,7 @@
         </w:tc>
         <w:tc>
           <w:tcPr>
-            <w:tcW w:type="dxa" w:w="2568"/>
+            <w:tcW w:type="dxa" w:w="2619"/>
             <w:tcBorders>
               <w:top w:val="single" w:color="D9D5C8" w:sz="4" w:space="0"/>
               <w:left w:val="single" w:color="D9D5C8" w:sz="4" w:space="0"/>
@@ -15209,7 +15209,7 @@
       <w:tr>
         <w:tc>
           <w:tcPr>
-            <w:tcW w:type="dxa" w:w="600"/>
+            <w:tcW w:type="dxa" w:w="611"/>
             <w:tcBorders>
               <w:top w:val="single" w:color="D9D5C8" w:sz="4" w:space="0"/>
               <w:left w:val="single" w:color="D9D5C8" w:sz="4" w:space="0"/>
@@ -15244,7 +15244,7 @@
         </w:tc>
         <w:tc>
           <w:tcPr>
-            <w:tcW w:type="dxa" w:w="980"/>
+            <w:tcW w:type="dxa" w:w="999"/>
             <w:tcBorders>
               <w:top w:val="single" w:color="D9D5C8" w:sz="4" w:space="0"/>
               <w:left w:val="single" w:color="D9D5C8" w:sz="4" w:space="0"/>
@@ -15279,7 +15279,7 @@
         </w:tc>
         <w:tc>
           <w:tcPr>
-            <w:tcW w:type="dxa" w:w="700"/>
+            <w:tcW w:type="dxa" w:w="713"/>
             <w:tcBorders>
               <w:top w:val="single" w:color="D9D5C8" w:sz="4" w:space="0"/>
               <w:left w:val="single" w:color="D9D5C8" w:sz="4" w:space="0"/>
@@ -15314,7 +15314,7 @@
         </w:tc>
         <w:tc>
           <w:tcPr>
-            <w:tcW w:type="dxa" w:w="1560"/>
+            <w:tcW w:type="dxa" w:w="1590"/>
             <w:tcBorders>
               <w:top w:val="single" w:color="D9D5C8" w:sz="4" w:space="0"/>
               <w:left w:val="single" w:color="D9D5C8" w:sz="4" w:space="0"/>
@@ -15349,7 +15349,7 @@
         </w:tc>
         <w:tc>
           <w:tcPr>
-            <w:tcW w:type="dxa" w:w="600"/>
+            <w:tcW w:type="dxa" w:w="611"/>
             <w:tcBorders>
               <w:top w:val="single" w:color="D9D5C8" w:sz="4" w:space="0"/>
               <w:left w:val="single" w:color="D9D5C8" w:sz="4" w:space="0"/>
@@ -15384,7 +15384,7 @@
         </w:tc>
         <w:tc>
           <w:tcPr>
-            <w:tcW w:type="dxa" w:w="600"/>
+            <w:tcW w:type="dxa" w:w="611"/>
             <w:tcBorders>
               <w:top w:val="single" w:color="D9D5C8" w:sz="4" w:space="0"/>
               <w:left w:val="single" w:color="D9D5C8" w:sz="4" w:space="0"/>
@@ -15419,7 +15419,7 @@
         </w:tc>
         <w:tc>
           <w:tcPr>
-            <w:tcW w:type="dxa" w:w="600"/>
+            <w:tcW w:type="dxa" w:w="611"/>
             <w:tcBorders>
               <w:top w:val="single" w:color="D9D5C8" w:sz="4" w:space="0"/>
               <w:left w:val="single" w:color="D9D5C8" w:sz="4" w:space="0"/>
@@ -15454,7 +15454,7 @@
         </w:tc>
         <w:tc>
           <w:tcPr>
-            <w:tcW w:type="dxa" w:w="680"/>
+            <w:tcW w:type="dxa" w:w="693"/>
             <w:tcBorders>
               <w:top w:val="single" w:color="D9D5C8" w:sz="4" w:space="0"/>
               <w:left w:val="single" w:color="D9D5C8" w:sz="4" w:space="0"/>
@@ -15489,7 +15489,7 @@
         </w:tc>
         <w:tc>
           <w:tcPr>
-            <w:tcW w:type="dxa" w:w="720"/>
+            <w:tcW w:type="dxa" w:w="734"/>
             <w:tcBorders>
               <w:top w:val="single" w:color="D9D5C8" w:sz="4" w:space="0"/>
               <w:left w:val="single" w:color="D9D5C8" w:sz="4" w:space="0"/>
@@ -15524,7 +15524,7 @@
         </w:tc>
         <w:tc>
           <w:tcPr>
-            <w:tcW w:type="dxa" w:w="2568"/>
+            <w:tcW w:type="dxa" w:w="2619"/>
             <w:tcBorders>
               <w:top w:val="single" w:color="D9D5C8" w:sz="4" w:space="0"/>
               <w:left w:val="single" w:color="D9D5C8" w:sz="4" w:space="0"/>
@@ -15561,7 +15561,7 @@
       <w:tr>
         <w:tc>
           <w:tcPr>
-            <w:tcW w:type="dxa" w:w="600"/>
+            <w:tcW w:type="dxa" w:w="611"/>
             <w:tcBorders>
               <w:top w:val="single" w:color="D9D5C8" w:sz="4" w:space="0"/>
               <w:left w:val="single" w:color="D9D5C8" w:sz="4" w:space="0"/>
@@ -15596,7 +15596,7 @@
         </w:tc>
         <w:tc>
           <w:tcPr>
-            <w:tcW w:type="dxa" w:w="980"/>
+            <w:tcW w:type="dxa" w:w="999"/>
             <w:tcBorders>
               <w:top w:val="single" w:color="D9D5C8" w:sz="4" w:space="0"/>
               <w:left w:val="single" w:color="D9D5C8" w:sz="4" w:space="0"/>
@@ -15631,7 +15631,7 @@
         </w:tc>
         <w:tc>
           <w:tcPr>
-            <w:tcW w:type="dxa" w:w="700"/>
+            <w:tcW w:type="dxa" w:w="713"/>
             <w:tcBorders>
               <w:top w:val="single" w:color="D9D5C8" w:sz="4" w:space="0"/>
               <w:left w:val="single" w:color="D9D5C8" w:sz="4" w:space="0"/>
@@ -15666,7 +15666,7 @@
         </w:tc>
         <w:tc>
           <w:tcPr>
-            <w:tcW w:type="dxa" w:w="1560"/>
+            <w:tcW w:type="dxa" w:w="1590"/>
             <w:tcBorders>
               <w:top w:val="single" w:color="D9D5C8" w:sz="4" w:space="0"/>
               <w:left w:val="single" w:color="D9D5C8" w:sz="4" w:space="0"/>
@@ -15701,7 +15701,7 @@
         </w:tc>
         <w:tc>
           <w:tcPr>
-            <w:tcW w:type="dxa" w:w="600"/>
+            <w:tcW w:type="dxa" w:w="611"/>
             <w:tcBorders>
               <w:top w:val="single" w:color="D9D5C8" w:sz="4" w:space="0"/>
               <w:left w:val="single" w:color="D9D5C8" w:sz="4" w:space="0"/>
@@ -15736,7 +15736,7 @@
         </w:tc>
         <w:tc>
           <w:tcPr>
-            <w:tcW w:type="dxa" w:w="600"/>
+            <w:tcW w:type="dxa" w:w="611"/>
             <w:tcBorders>
               <w:top w:val="single" w:color="D9D5C8" w:sz="4" w:space="0"/>
               <w:left w:val="single" w:color="D9D5C8" w:sz="4" w:space="0"/>
@@ -15771,7 +15771,7 @@
         </w:tc>
         <w:tc>
           <w:tcPr>
-            <w:tcW w:type="dxa" w:w="600"/>
+            <w:tcW w:type="dxa" w:w="611"/>
             <w:tcBorders>
               <w:top w:val="single" w:color="D9D5C8" w:sz="4" w:space="0"/>
               <w:left w:val="single" w:color="D9D5C8" w:sz="4" w:space="0"/>
@@ -15806,7 +15806,7 @@
         </w:tc>
         <w:tc>
           <w:tcPr>
-            <w:tcW w:type="dxa" w:w="680"/>
+            <w:tcW w:type="dxa" w:w="693"/>
             <w:tcBorders>
               <w:top w:val="single" w:color="D9D5C8" w:sz="4" w:space="0"/>
               <w:left w:val="single" w:color="D9D5C8" w:sz="4" w:space="0"/>
@@ -15841,7 +15841,7 @@
         </w:tc>
         <w:tc>
           <w:tcPr>
-            <w:tcW w:type="dxa" w:w="720"/>
+            <w:tcW w:type="dxa" w:w="734"/>
             <w:tcBorders>
               <w:top w:val="single" w:color="D9D5C8" w:sz="4" w:space="0"/>
               <w:left w:val="single" w:color="D9D5C8" w:sz="4" w:space="0"/>
@@ -15876,7 +15876,7 @@
         </w:tc>
         <w:tc>
           <w:tcPr>
-            <w:tcW w:type="dxa" w:w="2568"/>
+            <w:tcW w:type="dxa" w:w="2619"/>
             <w:tcBorders>
               <w:top w:val="single" w:color="D9D5C8" w:sz="4" w:space="0"/>
               <w:left w:val="single" w:color="D9D5C8" w:sz="4" w:space="0"/>
@@ -15913,7 +15913,7 @@
       <w:tr>
         <w:tc>
           <w:tcPr>
-            <w:tcW w:type="dxa" w:w="600"/>
+            <w:tcW w:type="dxa" w:w="611"/>
             <w:tcBorders>
               <w:top w:val="single" w:color="D9D5C8" w:sz="4" w:space="0"/>
               <w:left w:val="single" w:color="D9D5C8" w:sz="4" w:space="0"/>
@@ -15948,7 +15948,7 @@
         </w:tc>
         <w:tc>
           <w:tcPr>
-            <w:tcW w:type="dxa" w:w="980"/>
+            <w:tcW w:type="dxa" w:w="999"/>
             <w:tcBorders>
               <w:top w:val="single" w:color="D9D5C8" w:sz="4" w:space="0"/>
               <w:left w:val="single" w:color="D9D5C8" w:sz="4" w:space="0"/>
@@ -15983,7 +15983,7 @@
         </w:tc>
         <w:tc>
           <w:tcPr>
-            <w:tcW w:type="dxa" w:w="700"/>
+            <w:tcW w:type="dxa" w:w="713"/>
             <w:tcBorders>
               <w:top w:val="single" w:color="D9D5C8" w:sz="4" w:space="0"/>
               <w:left w:val="single" w:color="D9D5C8" w:sz="4" w:space="0"/>
@@ -16018,7 +16018,7 @@
         </w:tc>
         <w:tc>
           <w:tcPr>
-            <w:tcW w:type="dxa" w:w="1560"/>
+            <w:tcW w:type="dxa" w:w="1590"/>
             <w:tcBorders>
               <w:top w:val="single" w:color="D9D5C8" w:sz="4" w:space="0"/>
               <w:left w:val="single" w:color="D9D5C8" w:sz="4" w:space="0"/>
@@ -16053,7 +16053,7 @@
         </w:tc>
         <w:tc>
           <w:tcPr>
-            <w:tcW w:type="dxa" w:w="600"/>
+            <w:tcW w:type="dxa" w:w="611"/>
             <w:tcBorders>
               <w:top w:val="single" w:color="D9D5C8" w:sz="4" w:space="0"/>
               <w:left w:val="single" w:color="D9D5C8" w:sz="4" w:space="0"/>
@@ -16088,7 +16088,7 @@
         </w:tc>
         <w:tc>
           <w:tcPr>
-            <w:tcW w:type="dxa" w:w="600"/>
+            <w:tcW w:type="dxa" w:w="611"/>
             <w:tcBorders>
               <w:top w:val="single" w:color="D9D5C8" w:sz="4" w:space="0"/>
               <w:left w:val="single" w:color="D9D5C8" w:sz="4" w:space="0"/>
@@ -16123,7 +16123,7 @@
         </w:tc>
         <w:tc>
           <w:tcPr>
-            <w:tcW w:type="dxa" w:w="600"/>
+            <w:tcW w:type="dxa" w:w="611"/>
             <w:tcBorders>
               <w:top w:val="single" w:color="D9D5C8" w:sz="4" w:space="0"/>
               <w:left w:val="single" w:color="D9D5C8" w:sz="4" w:space="0"/>
@@ -16158,7 +16158,7 @@
         </w:tc>
         <w:tc>
           <w:tcPr>
-            <w:tcW w:type="dxa" w:w="680"/>
+            <w:tcW w:type="dxa" w:w="693"/>
             <w:tcBorders>
               <w:top w:val="single" w:color="D9D5C8" w:sz="4" w:space="0"/>
               <w:left w:val="single" w:color="D9D5C8" w:sz="4" w:space="0"/>
@@ -16193,7 +16193,7 @@
         </w:tc>
         <w:tc>
           <w:tcPr>
-            <w:tcW w:type="dxa" w:w="720"/>
+            <w:tcW w:type="dxa" w:w="734"/>
             <w:tcBorders>
               <w:top w:val="single" w:color="D9D5C8" w:sz="4" w:space="0"/>
               <w:left w:val="single" w:color="D9D5C8" w:sz="4" w:space="0"/>
@@ -16228,7 +16228,7 @@
         </w:tc>
         <w:tc>
           <w:tcPr>
-            <w:tcW w:type="dxa" w:w="2568"/>
+            <w:tcW w:type="dxa" w:w="2619"/>
             <w:tcBorders>
               <w:top w:val="single" w:color="D9D5C8" w:sz="4" w:space="0"/>
               <w:left w:val="single" w:color="D9D5C8" w:sz="4" w:space="0"/>
@@ -16265,7 +16265,7 @@
       <w:tr>
         <w:tc>
           <w:tcPr>
-            <w:tcW w:type="dxa" w:w="600"/>
+            <w:tcW w:type="dxa" w:w="611"/>
             <w:tcBorders>
               <w:top w:val="single" w:color="D9D5C8" w:sz="4" w:space="0"/>
               <w:left w:val="single" w:color="D9D5C8" w:sz="4" w:space="0"/>
@@ -16300,7 +16300,7 @@
         </w:tc>
         <w:tc>
           <w:tcPr>
-            <w:tcW w:type="dxa" w:w="980"/>
+            <w:tcW w:type="dxa" w:w="999"/>
             <w:tcBorders>
               <w:top w:val="single" w:color="D9D5C8" w:sz="4" w:space="0"/>
               <w:left w:val="single" w:color="D9D5C8" w:sz="4" w:space="0"/>
@@ -16335,7 +16335,7 @@
         </w:tc>
         <w:tc>
           <w:tcPr>
-            <w:tcW w:type="dxa" w:w="700"/>
+            <w:tcW w:type="dxa" w:w="713"/>
             <w:tcBorders>
               <w:top w:val="single" w:color="D9D5C8" w:sz="4" w:space="0"/>
               <w:left w:val="single" w:color="D9D5C8" w:sz="4" w:space="0"/>
@@ -16370,7 +16370,7 @@
         </w:tc>
         <w:tc>
           <w:tcPr>
-            <w:tcW w:type="dxa" w:w="1560"/>
+            <w:tcW w:type="dxa" w:w="1590"/>
             <w:tcBorders>
               <w:top w:val="single" w:color="D9D5C8" w:sz="4" w:space="0"/>
               <w:left w:val="single" w:color="D9D5C8" w:sz="4" w:space="0"/>
@@ -16405,7 +16405,7 @@
         </w:tc>
         <w:tc>
           <w:tcPr>
-            <w:tcW w:type="dxa" w:w="600"/>
+            <w:tcW w:type="dxa" w:w="611"/>
             <w:tcBorders>
               <w:top w:val="single" w:color="D9D5C8" w:sz="4" w:space="0"/>
               <w:left w:val="single" w:color="D9D5C8" w:sz="4" w:space="0"/>
@@ -16440,7 +16440,7 @@
         </w:tc>
         <w:tc>
           <w:tcPr>
-            <w:tcW w:type="dxa" w:w="600"/>
+            <w:tcW w:type="dxa" w:w="611"/>
             <w:tcBorders>
               <w:top w:val="single" w:color="D9D5C8" w:sz="4" w:space="0"/>
               <w:left w:val="single" w:color="D9D5C8" w:sz="4" w:space="0"/>
@@ -16475,7 +16475,7 @@
         </w:tc>
         <w:tc>
           <w:tcPr>
-            <w:tcW w:type="dxa" w:w="600"/>
+            <w:tcW w:type="dxa" w:w="611"/>
             <w:tcBorders>
               <w:top w:val="single" w:color="D9D5C8" w:sz="4" w:space="0"/>
               <w:left w:val="single" w:color="D9D5C8" w:sz="4" w:space="0"/>
@@ -16510,7 +16510,7 @@
         </w:tc>
         <w:tc>
           <w:tcPr>
-            <w:tcW w:type="dxa" w:w="680"/>
+            <w:tcW w:type="dxa" w:w="693"/>
             <w:tcBorders>
               <w:top w:val="single" w:color="D9D5C8" w:sz="4" w:space="0"/>
               <w:left w:val="single" w:color="D9D5C8" w:sz="4" w:space="0"/>
@@ -16545,7 +16545,7 @@
         </w:tc>
         <w:tc>
           <w:tcPr>
-            <w:tcW w:type="dxa" w:w="720"/>
+            <w:tcW w:type="dxa" w:w="734"/>
             <w:tcBorders>
               <w:top w:val="single" w:color="D9D5C8" w:sz="4" w:space="0"/>
               <w:left w:val="single" w:color="D9D5C8" w:sz="4" w:space="0"/>
@@ -16580,7 +16580,7 @@
         </w:tc>
         <w:tc>
           <w:tcPr>
-            <w:tcW w:type="dxa" w:w="2568"/>
+            <w:tcW w:type="dxa" w:w="2619"/>
             <w:tcBorders>
               <w:top w:val="single" w:color="D9D5C8" w:sz="4" w:space="0"/>
               <w:left w:val="single" w:color="D9D5C8" w:sz="4" w:space="0"/>
@@ -16617,7 +16617,7 @@
       <w:tr>
         <w:tc>
           <w:tcPr>
-            <w:tcW w:type="dxa" w:w="600"/>
+            <w:tcW w:type="dxa" w:w="611"/>
             <w:tcBorders>
               <w:top w:val="single" w:color="D9D5C8" w:sz="4" w:space="0"/>
               <w:left w:val="single" w:color="D9D5C8" w:sz="4" w:space="0"/>
@@ -16652,7 +16652,7 @@
         </w:tc>
         <w:tc>
           <w:tcPr>
-            <w:tcW w:type="dxa" w:w="980"/>
+            <w:tcW w:type="dxa" w:w="999"/>
             <w:tcBorders>
               <w:top w:val="single" w:color="D9D5C8" w:sz="4" w:space="0"/>
               <w:left w:val="single" w:color="D9D5C8" w:sz="4" w:space="0"/>
@@ -16687,7 +16687,7 @@
         </w:tc>
         <w:tc>
           <w:tcPr>
-            <w:tcW w:type="dxa" w:w="700"/>
+            <w:tcW w:type="dxa" w:w="713"/>
             <w:tcBorders>
               <w:top w:val="single" w:color="D9D5C8" w:sz="4" w:space="0"/>
               <w:left w:val="single" w:color="D9D5C8" w:sz="4" w:space="0"/>
@@ -16722,7 +16722,7 @@
         </w:tc>
         <w:tc>
           <w:tcPr>
-            <w:tcW w:type="dxa" w:w="1560"/>
+            <w:tcW w:type="dxa" w:w="1590"/>
             <w:tcBorders>
               <w:top w:val="single" w:color="D9D5C8" w:sz="4" w:space="0"/>
               <w:left w:val="single" w:color="D9D5C8" w:sz="4" w:space="0"/>
@@ -16757,7 +16757,7 @@
         </w:tc>
         <w:tc>
           <w:tcPr>
-            <w:tcW w:type="dxa" w:w="600"/>
+            <w:tcW w:type="dxa" w:w="611"/>
             <w:tcBorders>
               <w:top w:val="single" w:color="D9D5C8" w:sz="4" w:space="0"/>
               <w:left w:val="single" w:color="D9D5C8" w:sz="4" w:space="0"/>
@@ -16792,7 +16792,7 @@
         </w:tc>
         <w:tc>
           <w:tcPr>
-            <w:tcW w:type="dxa" w:w="600"/>
+            <w:tcW w:type="dxa" w:w="611"/>
             <w:tcBorders>
               <w:top w:val="single" w:color="D9D5C8" w:sz="4" w:space="0"/>
               <w:left w:val="single" w:color="D9D5C8" w:sz="4" w:space="0"/>
@@ -16827,7 +16827,7 @@
         </w:tc>
         <w:tc>
           <w:tcPr>
-            <w:tcW w:type="dxa" w:w="600"/>
+            <w:tcW w:type="dxa" w:w="611"/>
             <w:tcBorders>
               <w:top w:val="single" w:color="D9D5C8" w:sz="4" w:space="0"/>
               <w:left w:val="single" w:color="D9D5C8" w:sz="4" w:space="0"/>
@@ -16862,7 +16862,7 @@
         </w:tc>
         <w:tc>
           <w:tcPr>
-            <w:tcW w:type="dxa" w:w="680"/>
+            <w:tcW w:type="dxa" w:w="693"/>
             <w:tcBorders>
               <w:top w:val="single" w:color="D9D5C8" w:sz="4" w:space="0"/>
               <w:left w:val="single" w:color="D9D5C8" w:sz="4" w:space="0"/>
@@ -16897,7 +16897,7 @@
         </w:tc>
         <w:tc>
           <w:tcPr>
-            <w:tcW w:type="dxa" w:w="720"/>
+            <w:tcW w:type="dxa" w:w="734"/>
             <w:tcBorders>
               <w:top w:val="single" w:color="D9D5C8" w:sz="4" w:space="0"/>
               <w:left w:val="single" w:color="D9D5C8" w:sz="4" w:space="0"/>
@@ -16932,7 +16932,7 @@
         </w:tc>
         <w:tc>
           <w:tcPr>
-            <w:tcW w:type="dxa" w:w="2568"/>
+            <w:tcW w:type="dxa" w:w="2619"/>
             <w:tcBorders>
               <w:top w:val="single" w:color="D9D5C8" w:sz="4" w:space="0"/>
               <w:left w:val="single" w:color="D9D5C8" w:sz="4" w:space="0"/>
@@ -16969,7 +16969,7 @@
       <w:tr>
         <w:tc>
           <w:tcPr>
-            <w:tcW w:type="dxa" w:w="600"/>
+            <w:tcW w:type="dxa" w:w="611"/>
             <w:tcBorders>
               <w:top w:val="single" w:color="D9D5C8" w:sz="4" w:space="0"/>
               <w:left w:val="single" w:color="D9D5C8" w:sz="4" w:space="0"/>
@@ -17004,7 +17004,7 @@
         </w:tc>
         <w:tc>
           <w:tcPr>
-            <w:tcW w:type="dxa" w:w="980"/>
+            <w:tcW w:type="dxa" w:w="999"/>
             <w:tcBorders>
               <w:top w:val="single" w:color="D9D5C8" w:sz="4" w:space="0"/>
               <w:left w:val="single" w:color="D9D5C8" w:sz="4" w:space="0"/>
@@ -17039,7 +17039,7 @@
         </w:tc>
         <w:tc>
           <w:tcPr>
-            <w:tcW w:type="dxa" w:w="700"/>
+            <w:tcW w:type="dxa" w:w="713"/>
             <w:tcBorders>
               <w:top w:val="single" w:color="D9D5C8" w:sz="4" w:space="0"/>
               <w:left w:val="single" w:color="D9D5C8" w:sz="4" w:space="0"/>
@@ -17074,7 +17074,7 @@
         </w:tc>
         <w:tc>
           <w:tcPr>
-            <w:tcW w:type="dxa" w:w="1560"/>
+            <w:tcW w:type="dxa" w:w="1590"/>
             <w:tcBorders>
               <w:top w:val="single" w:color="D9D5C8" w:sz="4" w:space="0"/>
               <w:left w:val="single" w:color="D9D5C8" w:sz="4" w:space="0"/>
@@ -17109,7 +17109,7 @@
         </w:tc>
         <w:tc>
           <w:tcPr>
-            <w:tcW w:type="dxa" w:w="600"/>
+            <w:tcW w:type="dxa" w:w="611"/>
             <w:tcBorders>
               <w:top w:val="single" w:color="D9D5C8" w:sz="4" w:space="0"/>
               <w:left w:val="single" w:color="D9D5C8" w:sz="4" w:space="0"/>
@@ -17144,7 +17144,7 @@
         </w:tc>
         <w:tc>
           <w:tcPr>
-            <w:tcW w:type="dxa" w:w="600"/>
+            <w:tcW w:type="dxa" w:w="611"/>
             <w:tcBorders>
               <w:top w:val="single" w:color="D9D5C8" w:sz="4" w:space="0"/>
               <w:left w:val="single" w:color="D9D5C8" w:sz="4" w:space="0"/>
@@ -17179,7 +17179,7 @@
         </w:tc>
         <w:tc>
           <w:tcPr>
-            <w:tcW w:type="dxa" w:w="600"/>
+            <w:tcW w:type="dxa" w:w="611"/>
             <w:tcBorders>
               <w:top w:val="single" w:color="D9D5C8" w:sz="4" w:space="0"/>
               <w:left w:val="single" w:color="D9D5C8" w:sz="4" w:space="0"/>
@@ -17214,7 +17214,7 @@
         </w:tc>
         <w:tc>
           <w:tcPr>
-            <w:tcW w:type="dxa" w:w="680"/>
+            <w:tcW w:type="dxa" w:w="693"/>
             <w:tcBorders>
               <w:top w:val="single" w:color="D9D5C8" w:sz="4" w:space="0"/>
               <w:left w:val="single" w:color="D9D5C8" w:sz="4" w:space="0"/>
@@ -17249,7 +17249,7 @@
         </w:tc>
         <w:tc>
           <w:tcPr>
-            <w:tcW w:type="dxa" w:w="720"/>
+            <w:tcW w:type="dxa" w:w="734"/>
             <w:tcBorders>
               <w:top w:val="single" w:color="D9D5C8" w:sz="4" w:space="0"/>
               <w:left w:val="single" w:color="D9D5C8" w:sz="4" w:space="0"/>
@@ -17284,7 +17284,7 @@
         </w:tc>
         <w:tc>
           <w:tcPr>
-            <w:tcW w:type="dxa" w:w="2568"/>
+            <w:tcW w:type="dxa" w:w="2619"/>
             <w:tcBorders>
               <w:top w:val="single" w:color="D9D5C8" w:sz="4" w:space="0"/>
               <w:left w:val="single" w:color="D9D5C8" w:sz="4" w:space="0"/>
@@ -17321,7 +17321,7 @@
       <w:tr>
         <w:tc>
           <w:tcPr>
-            <w:tcW w:type="dxa" w:w="600"/>
+            <w:tcW w:type="dxa" w:w="611"/>
             <w:tcBorders>
               <w:top w:val="single" w:color="D9D5C8" w:sz="4" w:space="0"/>
               <w:left w:val="single" w:color="D9D5C8" w:sz="4" w:space="0"/>
@@ -17356,7 +17356,7 @@
         </w:tc>
         <w:tc>
           <w:tcPr>
-            <w:tcW w:type="dxa" w:w="980"/>
+            <w:tcW w:type="dxa" w:w="999"/>
             <w:tcBorders>
               <w:top w:val="single" w:color="D9D5C8" w:sz="4" w:space="0"/>
               <w:left w:val="single" w:color="D9D5C8" w:sz="4" w:space="0"/>
@@ -17391,7 +17391,7 @@
         </w:tc>
         <w:tc>
           <w:tcPr>
-            <w:tcW w:type="dxa" w:w="700"/>
+            <w:tcW w:type="dxa" w:w="713"/>
             <w:tcBorders>
               <w:top w:val="single" w:color="D9D5C8" w:sz="4" w:space="0"/>
               <w:left w:val="single" w:color="D9D5C8" w:sz="4" w:space="0"/>
@@ -17426,7 +17426,7 @@
         </w:tc>
         <w:tc>
           <w:tcPr>
-            <w:tcW w:type="dxa" w:w="1560"/>
+            <w:tcW w:type="dxa" w:w="1590"/>
             <w:tcBorders>
               <w:top w:val="single" w:color="D9D5C8" w:sz="4" w:space="0"/>
               <w:left w:val="single" w:color="D9D5C8" w:sz="4" w:space="0"/>
@@ -17461,7 +17461,7 @@
         </w:tc>
         <w:tc>
           <w:tcPr>
-            <w:tcW w:type="dxa" w:w="600"/>
+            <w:tcW w:type="dxa" w:w="611"/>
             <w:tcBorders>
               <w:top w:val="single" w:color="D9D5C8" w:sz="4" w:space="0"/>
               <w:left w:val="single" w:color="D9D5C8" w:sz="4" w:space="0"/>
@@ -17496,7 +17496,7 @@
         </w:tc>
         <w:tc>
           <w:tcPr>
-            <w:tcW w:type="dxa" w:w="600"/>
+            <w:tcW w:type="dxa" w:w="611"/>
             <w:tcBorders>
               <w:top w:val="single" w:color="D9D5C8" w:sz="4" w:space="0"/>
               <w:left w:val="single" w:color="D9D5C8" w:sz="4" w:space="0"/>
@@ -17531,7 +17531,7 @@
         </w:tc>
         <w:tc>
           <w:tcPr>
-            <w:tcW w:type="dxa" w:w="600"/>
+            <w:tcW w:type="dxa" w:w="611"/>
             <w:tcBorders>
               <w:top w:val="single" w:color="D9D5C8" w:sz="4" w:space="0"/>
               <w:left w:val="single" w:color="D9D5C8" w:sz="4" w:space="0"/>
@@ -17566,7 +17566,7 @@
         </w:tc>
         <w:tc>
           <w:tcPr>
-            <w:tcW w:type="dxa" w:w="680"/>
+            <w:tcW w:type="dxa" w:w="693"/>
             <w:tcBorders>
               <w:top w:val="single" w:color="D9D5C8" w:sz="4" w:space="0"/>
               <w:left w:val="single" w:color="D9D5C8" w:sz="4" w:space="0"/>
@@ -17601,7 +17601,7 @@
         </w:tc>
         <w:tc>
           <w:tcPr>
-            <w:tcW w:type="dxa" w:w="720"/>
+            <w:tcW w:type="dxa" w:w="734"/>
             <w:tcBorders>
               <w:top w:val="single" w:color="D9D5C8" w:sz="4" w:space="0"/>
               <w:left w:val="single" w:color="D9D5C8" w:sz="4" w:space="0"/>
@@ -17636,7 +17636,7 @@
         </w:tc>
         <w:tc>
           <w:tcPr>
-            <w:tcW w:type="dxa" w:w="2568"/>
+            <w:tcW w:type="dxa" w:w="2619"/>
             <w:tcBorders>
               <w:top w:val="single" w:color="D9D5C8" w:sz="4" w:space="0"/>
               <w:left w:val="single" w:color="D9D5C8" w:sz="4" w:space="0"/>
@@ -17673,7 +17673,7 @@
       <w:tr>
         <w:tc>
           <w:tcPr>
-            <w:tcW w:type="dxa" w:w="600"/>
+            <w:tcW w:type="dxa" w:w="611"/>
             <w:tcBorders>
               <w:top w:val="single" w:color="D9D5C8" w:sz="4" w:space="0"/>
               <w:left w:val="single" w:color="D9D5C8" w:sz="4" w:space="0"/>
@@ -17708,7 +17708,7 @@
         </w:tc>
         <w:tc>
           <w:tcPr>
-            <w:tcW w:type="dxa" w:w="980"/>
+            <w:tcW w:type="dxa" w:w="999"/>
             <w:tcBorders>
               <w:top w:val="single" w:color="D9D5C8" w:sz="4" w:space="0"/>
               <w:left w:val="single" w:color="D9D5C8" w:sz="4" w:space="0"/>
@@ -17743,7 +17743,7 @@
         </w:tc>
         <w:tc>
           <w:tcPr>
-            <w:tcW w:type="dxa" w:w="700"/>
+            <w:tcW w:type="dxa" w:w="713"/>
             <w:tcBorders>
               <w:top w:val="single" w:color="D9D5C8" w:sz="4" w:space="0"/>
               <w:left w:val="single" w:color="D9D5C8" w:sz="4" w:space="0"/>
@@ -17778,7 +17778,7 @@
         </w:tc>
         <w:tc>
           <w:tcPr>
-            <w:tcW w:type="dxa" w:w="1560"/>
+            <w:tcW w:type="dxa" w:w="1590"/>
             <w:tcBorders>
               <w:top w:val="single" w:color="D9D5C8" w:sz="4" w:space="0"/>
               <w:left w:val="single" w:color="D9D5C8" w:sz="4" w:space="0"/>
@@ -17813,7 +17813,7 @@
         </w:tc>
         <w:tc>
           <w:tcPr>
-            <w:tcW w:type="dxa" w:w="600"/>
+            <w:tcW w:type="dxa" w:w="611"/>
             <w:tcBorders>
               <w:top w:val="single" w:color="D9D5C8" w:sz="4" w:space="0"/>
               <w:left w:val="single" w:color="D9D5C8" w:sz="4" w:space="0"/>
@@ -17848,7 +17848,7 @@
         </w:tc>
         <w:tc>
           <w:tcPr>
-            <w:tcW w:type="dxa" w:w="600"/>
+            <w:tcW w:type="dxa" w:w="611"/>
             <w:tcBorders>
               <w:top w:val="single" w:color="D9D5C8" w:sz="4" w:space="0"/>
               <w:left w:val="single" w:color="D9D5C8" w:sz="4" w:space="0"/>
@@ -17883,7 +17883,7 @@
         </w:tc>
         <w:tc>
           <w:tcPr>
-            <w:tcW w:type="dxa" w:w="600"/>
+            <w:tcW w:type="dxa" w:w="611"/>
             <w:tcBorders>
               <w:top w:val="single" w:color="D9D5C8" w:sz="4" w:space="0"/>
               <w:left w:val="single" w:color="D9D5C8" w:sz="4" w:space="0"/>
@@ -17918,7 +17918,7 @@
         </w:tc>
         <w:tc>
           <w:tcPr>
-            <w:tcW w:type="dxa" w:w="680"/>
+            <w:tcW w:type="dxa" w:w="693"/>
             <w:tcBorders>
               <w:top w:val="single" w:color="D9D5C8" w:sz="4" w:space="0"/>
               <w:left w:val="single" w:color="D9D5C8" w:sz="4" w:space="0"/>
@@ -17953,7 +17953,7 @@
         </w:tc>
         <w:tc>
           <w:tcPr>
-            <w:tcW w:type="dxa" w:w="720"/>
+            <w:tcW w:type="dxa" w:w="734"/>
             <w:tcBorders>
               <w:top w:val="single" w:color="D9D5C8" w:sz="4" w:space="0"/>
               <w:left w:val="single" w:color="D9D5C8" w:sz="4" w:space="0"/>
@@ -17988,7 +17988,7 @@
         </w:tc>
         <w:tc>
           <w:tcPr>
-            <w:tcW w:type="dxa" w:w="2568"/>
+            <w:tcW w:type="dxa" w:w="2619"/>
             <w:tcBorders>
               <w:top w:val="single" w:color="D9D5C8" w:sz="4" w:space="0"/>
               <w:left w:val="single" w:color="D9D5C8" w:sz="4" w:space="0"/>
@@ -18025,7 +18025,7 @@
       <w:tr>
         <w:tc>
           <w:tcPr>
-            <w:tcW w:type="dxa" w:w="600"/>
+            <w:tcW w:type="dxa" w:w="611"/>
             <w:tcBorders>
               <w:top w:val="single" w:color="D9D5C8" w:sz="4" w:space="0"/>
               <w:left w:val="single" w:color="D9D5C8" w:sz="4" w:space="0"/>
@@ -18060,7 +18060,7 @@
         </w:tc>
         <w:tc>
           <w:tcPr>
-            <w:tcW w:type="dxa" w:w="980"/>
+            <w:tcW w:type="dxa" w:w="999"/>
             <w:tcBorders>
               <w:top w:val="single" w:color="D9D5C8" w:sz="4" w:space="0"/>
               <w:left w:val="single" w:color="D9D5C8" w:sz="4" w:space="0"/>
@@ -18095,7 +18095,7 @@
         </w:tc>
         <w:tc>
           <w:tcPr>
-            <w:tcW w:type="dxa" w:w="700"/>
+            <w:tcW w:type="dxa" w:w="713"/>
             <w:tcBorders>
               <w:top w:val="single" w:color="D9D5C8" w:sz="4" w:space="0"/>
               <w:left w:val="single" w:color="D9D5C8" w:sz="4" w:space="0"/>
@@ -18130,7 +18130,7 @@
         </w:tc>
         <w:tc>
           <w:tcPr>
-            <w:tcW w:type="dxa" w:w="1560"/>
+            <w:tcW w:type="dxa" w:w="1590"/>
             <w:tcBorders>
               <w:top w:val="single" w:color="D9D5C8" w:sz="4" w:space="0"/>
               <w:left w:val="single" w:color="D9D5C8" w:sz="4" w:space="0"/>
@@ -18165,7 +18165,7 @@
         </w:tc>
         <w:tc>
           <w:tcPr>
-            <w:tcW w:type="dxa" w:w="600"/>
+            <w:tcW w:type="dxa" w:w="611"/>
             <w:tcBorders>
               <w:top w:val="single" w:color="D9D5C8" w:sz="4" w:space="0"/>
               <w:left w:val="single" w:color="D9D5C8" w:sz="4" w:space="0"/>
@@ -18200,7 +18200,7 @@
         </w:tc>
         <w:tc>
           <w:tcPr>
-            <w:tcW w:type="dxa" w:w="600"/>
+            <w:tcW w:type="dxa" w:w="611"/>
             <w:tcBorders>
               <w:top w:val="single" w:color="D9D5C8" w:sz="4" w:space="0"/>
               <w:left w:val="single" w:color="D9D5C8" w:sz="4" w:space="0"/>
@@ -18235,7 +18235,7 @@
         </w:tc>
         <w:tc>
           <w:tcPr>
-            <w:tcW w:type="dxa" w:w="600"/>
+            <w:tcW w:type="dxa" w:w="611"/>
             <w:tcBorders>
               <w:top w:val="single" w:color="D9D5C8" w:sz="4" w:space="0"/>
               <w:left w:val="single" w:color="D9D5C8" w:sz="4" w:space="0"/>
@@ -18270,7 +18270,7 @@
         </w:tc>
         <w:tc>
           <w:tcPr>
-            <w:tcW w:type="dxa" w:w="680"/>
+            <w:tcW w:type="dxa" w:w="693"/>
             <w:tcBorders>
               <w:top w:val="single" w:color="D9D5C8" w:sz="4" w:space="0"/>
               <w:left w:val="single" w:color="D9D5C8" w:sz="4" w:space="0"/>
@@ -18305,7 +18305,7 @@
         </w:tc>
         <w:tc>
           <w:tcPr>
-            <w:tcW w:type="dxa" w:w="720"/>
+            <w:tcW w:type="dxa" w:w="734"/>
             <w:tcBorders>
               <w:top w:val="single" w:color="D9D5C8" w:sz="4" w:space="0"/>
               <w:left w:val="single" w:color="D9D5C8" w:sz="4" w:space="0"/>
@@ -18340,7 +18340,7 @@
         </w:tc>
         <w:tc>
           <w:tcPr>
-            <w:tcW w:type="dxa" w:w="2568"/>
+            <w:tcW w:type="dxa" w:w="2619"/>
             <w:tcBorders>
               <w:top w:val="single" w:color="D9D5C8" w:sz="4" w:space="0"/>
               <w:left w:val="single" w:color="D9D5C8" w:sz="4" w:space="0"/>
@@ -18397,7 +18397,7 @@
     </w:p>
     <w:tbl>
       <w:tblPr>
-        <w:tblW w:type="dxa" w:w="9648"/>
+        <w:tblW w:type="dxa" w:w="9792"/>
         <w:tblBorders>
           <w:top w:val="single" w:color="auto" w:sz="4"/>
           <w:left w:val="single" w:color="auto" w:sz="4"/>
@@ -18408,16 +18408,16 @@
         </w:tblBorders>
       </w:tblPr>
       <w:tblGrid>
-        <w:gridCol w:w="600"/>
-        <w:gridCol w:w="980"/>
-        <w:gridCol w:w="700"/>
-        <w:gridCol w:w="1560"/>
-        <w:gridCol w:w="600"/>
-        <w:gridCol w:w="600"/>
-        <w:gridCol w:w="600"/>
-        <w:gridCol w:w="680"/>
-        <w:gridCol w:w="720"/>
-        <w:gridCol w:w="2568"/>
+        <w:gridCol w:w="611"/>
+        <w:gridCol w:w="999"/>
+        <w:gridCol w:w="713"/>
+        <w:gridCol w:w="1590"/>
+        <w:gridCol w:w="611"/>
+        <w:gridCol w:w="611"/>
+        <w:gridCol w:w="611"/>
+        <w:gridCol w:w="693"/>
+        <w:gridCol w:w="734"/>
+        <w:gridCol w:w="2619"/>
       </w:tblGrid>
       <w:tr>
         <w:trPr>
@@ -18425,7 +18425,7 @@
         </w:trPr>
         <w:tc>
           <w:tcPr>
-            <w:tcW w:type="dxa" w:w="600"/>
+            <w:tcW w:type="dxa" w:w="611"/>
             <w:tcBorders>
               <w:top w:val="single" w:color="D9D5C8" w:sz="4" w:space="0"/>
               <w:left w:val="single" w:color="D9D5C8" w:sz="4" w:space="0"/>
@@ -18461,7 +18461,7 @@
         </w:tc>
         <w:tc>
           <w:tcPr>
-            <w:tcW w:type="dxa" w:w="980"/>
+            <w:tcW w:type="dxa" w:w="999"/>
             <w:tcBorders>
               <w:top w:val="single" w:color="D9D5C8" w:sz="4" w:space="0"/>
               <w:left w:val="single" w:color="D9D5C8" w:sz="4" w:space="0"/>
@@ -18497,7 +18497,7 @@
         </w:tc>
         <w:tc>
           <w:tcPr>
-            <w:tcW w:type="dxa" w:w="700"/>
+            <w:tcW w:type="dxa" w:w="713"/>
             <w:tcBorders>
               <w:top w:val="single" w:color="D9D5C8" w:sz="4" w:space="0"/>
               <w:left w:val="single" w:color="D9D5C8" w:sz="4" w:space="0"/>
@@ -18533,7 +18533,7 @@
         </w:tc>
         <w:tc>
           <w:tcPr>
-            <w:tcW w:type="dxa" w:w="1560"/>
+            <w:tcW w:type="dxa" w:w="1590"/>
             <w:tcBorders>
               <w:top w:val="single" w:color="D9D5C8" w:sz="4" w:space="0"/>
               <w:left w:val="single" w:color="D9D5C8" w:sz="4" w:space="0"/>
@@ -18569,7 +18569,7 @@
         </w:tc>
         <w:tc>
           <w:tcPr>
-            <w:tcW w:type="dxa" w:w="600"/>
+            <w:tcW w:type="dxa" w:w="611"/>
             <w:tcBorders>
               <w:top w:val="single" w:color="D9D5C8" w:sz="4" w:space="0"/>
               <w:left w:val="single" w:color="D9D5C8" w:sz="4" w:space="0"/>
@@ -18605,7 +18605,7 @@
         </w:tc>
         <w:tc>
           <w:tcPr>
-            <w:tcW w:type="dxa" w:w="600"/>
+            <w:tcW w:type="dxa" w:w="611"/>
             <w:tcBorders>
               <w:top w:val="single" w:color="D9D5C8" w:sz="4" w:space="0"/>
               <w:left w:val="single" w:color="D9D5C8" w:sz="4" w:space="0"/>
@@ -18641,7 +18641,7 @@
         </w:tc>
         <w:tc>
           <w:tcPr>
-            <w:tcW w:type="dxa" w:w="600"/>
+            <w:tcW w:type="dxa" w:w="611"/>
             <w:tcBorders>
               <w:top w:val="single" w:color="D9D5C8" w:sz="4" w:space="0"/>
               <w:left w:val="single" w:color="D9D5C8" w:sz="4" w:space="0"/>
@@ -18677,7 +18677,7 @@
         </w:tc>
         <w:tc>
           <w:tcPr>
-            <w:tcW w:type="dxa" w:w="680"/>
+            <w:tcW w:type="dxa" w:w="693"/>
             <w:tcBorders>
               <w:top w:val="single" w:color="D9D5C8" w:sz="4" w:space="0"/>
               <w:left w:val="single" w:color="D9D5C8" w:sz="4" w:space="0"/>
@@ -18713,7 +18713,7 @@
         </w:tc>
         <w:tc>
           <w:tcPr>
-            <w:tcW w:type="dxa" w:w="720"/>
+            <w:tcW w:type="dxa" w:w="734"/>
             <w:tcBorders>
               <w:top w:val="single" w:color="D9D5C8" w:sz="4" w:space="0"/>
               <w:left w:val="single" w:color="D9D5C8" w:sz="4" w:space="0"/>
@@ -18749,7 +18749,7 @@
         </w:tc>
         <w:tc>
           <w:tcPr>
-            <w:tcW w:type="dxa" w:w="2568"/>
+            <w:tcW w:type="dxa" w:w="2619"/>
             <w:tcBorders>
               <w:top w:val="single" w:color="D9D5C8" w:sz="4" w:space="0"/>
               <w:left w:val="single" w:color="D9D5C8" w:sz="4" w:space="0"/>
@@ -18787,7 +18787,7 @@
       <w:tr>
         <w:tc>
           <w:tcPr>
-            <w:tcW w:type="dxa" w:w="600"/>
+            <w:tcW w:type="dxa" w:w="611"/>
             <w:tcBorders>
               <w:top w:val="single" w:color="D9D5C8" w:sz="4" w:space="0"/>
               <w:left w:val="single" w:color="D9D5C8" w:sz="4" w:space="0"/>
@@ -18822,7 +18822,7 @@
         </w:tc>
         <w:tc>
           <w:tcPr>
-            <w:tcW w:type="dxa" w:w="980"/>
+            <w:tcW w:type="dxa" w:w="999"/>
             <w:tcBorders>
               <w:top w:val="single" w:color="D9D5C8" w:sz="4" w:space="0"/>
               <w:left w:val="single" w:color="D9D5C8" w:sz="4" w:space="0"/>
@@ -18857,7 +18857,7 @@
         </w:tc>
         <w:tc>
           <w:tcPr>
-            <w:tcW w:type="dxa" w:w="700"/>
+            <w:tcW w:type="dxa" w:w="713"/>
             <w:tcBorders>
               <w:top w:val="single" w:color="D9D5C8" w:sz="4" w:space="0"/>
               <w:left w:val="single" w:color="D9D5C8" w:sz="4" w:space="0"/>
@@ -18892,7 +18892,7 @@
         </w:tc>
         <w:tc>
           <w:tcPr>
-            <w:tcW w:type="dxa" w:w="1560"/>
+            <w:tcW w:type="dxa" w:w="1590"/>
             <w:tcBorders>
               <w:top w:val="single" w:color="D9D5C8" w:sz="4" w:space="0"/>
               <w:left w:val="single" w:color="D9D5C8" w:sz="4" w:space="0"/>
@@ -18927,7 +18927,7 @@
         </w:tc>
         <w:tc>
           <w:tcPr>
-            <w:tcW w:type="dxa" w:w="600"/>
+            <w:tcW w:type="dxa" w:w="611"/>
             <w:tcBorders>
               <w:top w:val="single" w:color="D9D5C8" w:sz="4" w:space="0"/>
               <w:left w:val="single" w:color="D9D5C8" w:sz="4" w:space="0"/>
@@ -18962,7 +18962,7 @@
         </w:tc>
         <w:tc>
           <w:tcPr>
-            <w:tcW w:type="dxa" w:w="600"/>
+            <w:tcW w:type="dxa" w:w="611"/>
             <w:tcBorders>
               <w:top w:val="single" w:color="D9D5C8" w:sz="4" w:space="0"/>
               <w:left w:val="single" w:color="D9D5C8" w:sz="4" w:space="0"/>
@@ -18997,7 +18997,7 @@
         </w:tc>
         <w:tc>
           <w:tcPr>
-            <w:tcW w:type="dxa" w:w="600"/>
+            <w:tcW w:type="dxa" w:w="611"/>
             <w:tcBorders>
               <w:top w:val="single" w:color="D9D5C8" w:sz="4" w:space="0"/>
               <w:left w:val="single" w:color="D9D5C8" w:sz="4" w:space="0"/>
@@ -19032,7 +19032,7 @@
         </w:tc>
         <w:tc>
           <w:tcPr>
-            <w:tcW w:type="dxa" w:w="680"/>
+            <w:tcW w:type="dxa" w:w="693"/>
             <w:tcBorders>
               <w:top w:val="single" w:color="D9D5C8" w:sz="4" w:space="0"/>
               <w:left w:val="single" w:color="D9D5C8" w:sz="4" w:space="0"/>
@@ -19067,7 +19067,7 @@
         </w:tc>
         <w:tc>
           <w:tcPr>
-            <w:tcW w:type="dxa" w:w="720"/>
+            <w:tcW w:type="dxa" w:w="734"/>
             <w:tcBorders>
               <w:top w:val="single" w:color="D9D5C8" w:sz="4" w:space="0"/>
               <w:left w:val="single" w:color="D9D5C8" w:sz="4" w:space="0"/>
@@ -19102,7 +19102,7 @@
         </w:tc>
         <w:tc>
           <w:tcPr>
-            <w:tcW w:type="dxa" w:w="2568"/>
+            <w:tcW w:type="dxa" w:w="2619"/>
             <w:tcBorders>
               <w:top w:val="single" w:color="D9D5C8" w:sz="4" w:space="0"/>
               <w:left w:val="single" w:color="D9D5C8" w:sz="4" w:space="0"/>
@@ -19139,7 +19139,7 @@
       <w:tr>
         <w:tc>
           <w:tcPr>
-            <w:tcW w:type="dxa" w:w="600"/>
+            <w:tcW w:type="dxa" w:w="611"/>
             <w:tcBorders>
               <w:top w:val="single" w:color="D9D5C8" w:sz="4" w:space="0"/>
               <w:left w:val="single" w:color="D9D5C8" w:sz="4" w:space="0"/>
@@ -19174,7 +19174,7 @@
         </w:tc>
         <w:tc>
           <w:tcPr>
-            <w:tcW w:type="dxa" w:w="980"/>
+            <w:tcW w:type="dxa" w:w="999"/>
             <w:tcBorders>
               <w:top w:val="single" w:color="D9D5C8" w:sz="4" w:space="0"/>
               <w:left w:val="single" w:color="D9D5C8" w:sz="4" w:space="0"/>
@@ -19209,7 +19209,7 @@
         </w:tc>
         <w:tc>
           <w:tcPr>
-            <w:tcW w:type="dxa" w:w="700"/>
+            <w:tcW w:type="dxa" w:w="713"/>
             <w:tcBorders>
               <w:top w:val="single" w:color="D9D5C8" w:sz="4" w:space="0"/>
               <w:left w:val="single" w:color="D9D5C8" w:sz="4" w:space="0"/>
@@ -19244,7 +19244,7 @@
         </w:tc>
         <w:tc>
           <w:tcPr>
-            <w:tcW w:type="dxa" w:w="1560"/>
+            <w:tcW w:type="dxa" w:w="1590"/>
             <w:tcBorders>
               <w:top w:val="single" w:color="D9D5C8" w:sz="4" w:space="0"/>
               <w:left w:val="single" w:color="D9D5C8" w:sz="4" w:space="0"/>
@@ -19279,7 +19279,7 @@
         </w:tc>
         <w:tc>
           <w:tcPr>
-            <w:tcW w:type="dxa" w:w="600"/>
+            <w:tcW w:type="dxa" w:w="611"/>
             <w:tcBorders>
               <w:top w:val="single" w:color="D9D5C8" w:sz="4" w:space="0"/>
               <w:left w:val="single" w:color="D9D5C8" w:sz="4" w:space="0"/>
@@ -19314,7 +19314,7 @@
         </w:tc>
         <w:tc>
           <w:tcPr>
-            <w:tcW w:type="dxa" w:w="600"/>
+            <w:tcW w:type="dxa" w:w="611"/>
             <w:tcBorders>
               <w:top w:val="single" w:color="D9D5C8" w:sz="4" w:space="0"/>
               <w:left w:val="single" w:color="D9D5C8" w:sz="4" w:space="0"/>
@@ -19349,7 +19349,7 @@
         </w:tc>
         <w:tc>
           <w:tcPr>
-            <w:tcW w:type="dxa" w:w="600"/>
+            <w:tcW w:type="dxa" w:w="611"/>
             <w:tcBorders>
               <w:top w:val="single" w:color="D9D5C8" w:sz="4" w:space="0"/>
               <w:left w:val="single" w:color="D9D5C8" w:sz="4" w:space="0"/>
@@ -19384,7 +19384,7 @@
         </w:tc>
         <w:tc>
           <w:tcPr>
-            <w:tcW w:type="dxa" w:w="680"/>
+            <w:tcW w:type="dxa" w:w="693"/>
             <w:tcBorders>
               <w:top w:val="single" w:color="D9D5C8" w:sz="4" w:space="0"/>
               <w:left w:val="single" w:color="D9D5C8" w:sz="4" w:space="0"/>
@@ -19419,7 +19419,7 @@
         </w:tc>
         <w:tc>
           <w:tcPr>
-            <w:tcW w:type="dxa" w:w="720"/>
+            <w:tcW w:type="dxa" w:w="734"/>
             <w:tcBorders>
               <w:top w:val="single" w:color="D9D5C8" w:sz="4" w:space="0"/>
               <w:left w:val="single" w:color="D9D5C8" w:sz="4" w:space="0"/>
@@ -19454,7 +19454,7 @@
         </w:tc>
         <w:tc>
           <w:tcPr>
-            <w:tcW w:type="dxa" w:w="2568"/>
+            <w:tcW w:type="dxa" w:w="2619"/>
             <w:tcBorders>
               <w:top w:val="single" w:color="D9D5C8" w:sz="4" w:space="0"/>
               <w:left w:val="single" w:color="D9D5C8" w:sz="4" w:space="0"/>
@@ -19491,7 +19491,7 @@
       <w:tr>
         <w:tc>
           <w:tcPr>
-            <w:tcW w:type="dxa" w:w="600"/>
+            <w:tcW w:type="dxa" w:w="611"/>
             <w:tcBorders>
               <w:top w:val="single" w:color="D9D5C8" w:sz="4" w:space="0"/>
               <w:left w:val="single" w:color="D9D5C8" w:sz="4" w:space="0"/>
@@ -19526,7 +19526,7 @@
         </w:tc>
         <w:tc>
           <w:tcPr>
-            <w:tcW w:type="dxa" w:w="980"/>
+            <w:tcW w:type="dxa" w:w="999"/>
             <w:tcBorders>
               <w:top w:val="single" w:color="D9D5C8" w:sz="4" w:space="0"/>
               <w:left w:val="single" w:color="D9D5C8" w:sz="4" w:space="0"/>
@@ -19561,7 +19561,7 @@
         </w:tc>
         <w:tc>
           <w:tcPr>
-            <w:tcW w:type="dxa" w:w="700"/>
+            <w:tcW w:type="dxa" w:w="713"/>
             <w:tcBorders>
               <w:top w:val="single" w:color="D9D5C8" w:sz="4" w:space="0"/>
               <w:left w:val="single" w:color="D9D5C8" w:sz="4" w:space="0"/>
@@ -19596,7 +19596,7 @@
         </w:tc>
         <w:tc>
           <w:tcPr>
-            <w:tcW w:type="dxa" w:w="1560"/>
+            <w:tcW w:type="dxa" w:w="1590"/>
             <w:tcBorders>
               <w:top w:val="single" w:color="D9D5C8" w:sz="4" w:space="0"/>
               <w:left w:val="single" w:color="D9D5C8" w:sz="4" w:space="0"/>
@@ -19631,7 +19631,7 @@
         </w:tc>
         <w:tc>
           <w:tcPr>
-            <w:tcW w:type="dxa" w:w="600"/>
+            <w:tcW w:type="dxa" w:w="611"/>
             <w:tcBorders>
               <w:top w:val="single" w:color="D9D5C8" w:sz="4" w:space="0"/>
               <w:left w:val="single" w:color="D9D5C8" w:sz="4" w:space="0"/>
@@ -19666,7 +19666,7 @@
         </w:tc>
         <w:tc>
           <w:tcPr>
-            <w:tcW w:type="dxa" w:w="600"/>
+            <w:tcW w:type="dxa" w:w="611"/>
             <w:tcBorders>
               <w:top w:val="single" w:color="D9D5C8" w:sz="4" w:space="0"/>
               <w:left w:val="single" w:color="D9D5C8" w:sz="4" w:space="0"/>
@@ -19701,7 +19701,7 @@
         </w:tc>
         <w:tc>
           <w:tcPr>
-            <w:tcW w:type="dxa" w:w="600"/>
+            <w:tcW w:type="dxa" w:w="611"/>
             <w:tcBorders>
               <w:top w:val="single" w:color="D9D5C8" w:sz="4" w:space="0"/>
               <w:left w:val="single" w:color="D9D5C8" w:sz="4" w:space="0"/>
@@ -19736,7 +19736,7 @@
         </w:tc>
         <w:tc>
           <w:tcPr>
-            <w:tcW w:type="dxa" w:w="680"/>
+            <w:tcW w:type="dxa" w:w="693"/>
             <w:tcBorders>
               <w:top w:val="single" w:color="D9D5C8" w:sz="4" w:space="0"/>
               <w:left w:val="single" w:color="D9D5C8" w:sz="4" w:space="0"/>
@@ -19771,7 +19771,7 @@
         </w:tc>
         <w:tc>
           <w:tcPr>
-            <w:tcW w:type="dxa" w:w="720"/>
+            <w:tcW w:type="dxa" w:w="734"/>
             <w:tcBorders>
               <w:top w:val="single" w:color="D9D5C8" w:sz="4" w:space="0"/>
               <w:left w:val="single" w:color="D9D5C8" w:sz="4" w:space="0"/>
@@ -19806,7 +19806,7 @@
         </w:tc>
         <w:tc>
           <w:tcPr>
-            <w:tcW w:type="dxa" w:w="2568"/>
+            <w:tcW w:type="dxa" w:w="2619"/>
             <w:tcBorders>
               <w:top w:val="single" w:color="D9D5C8" w:sz="4" w:space="0"/>
               <w:left w:val="single" w:color="D9D5C8" w:sz="4" w:space="0"/>
@@ -19843,7 +19843,7 @@
       <w:tr>
         <w:tc>
           <w:tcPr>
-            <w:tcW w:type="dxa" w:w="600"/>
+            <w:tcW w:type="dxa" w:w="611"/>
             <w:tcBorders>
               <w:top w:val="single" w:color="D9D5C8" w:sz="4" w:space="0"/>
               <w:left w:val="single" w:color="D9D5C8" w:sz="4" w:space="0"/>
@@ -19878,7 +19878,7 @@
         </w:tc>
         <w:tc>
           <w:tcPr>
-            <w:tcW w:type="dxa" w:w="980"/>
+            <w:tcW w:type="dxa" w:w="999"/>
             <w:tcBorders>
               <w:top w:val="single" w:color="D9D5C8" w:sz="4" w:space="0"/>
               <w:left w:val="single" w:color="D9D5C8" w:sz="4" w:space="0"/>
@@ -19913,7 +19913,7 @@
         </w:tc>
         <w:tc>
           <w:tcPr>
-            <w:tcW w:type="dxa" w:w="700"/>
+            <w:tcW w:type="dxa" w:w="713"/>
             <w:tcBorders>
               <w:top w:val="single" w:color="D9D5C8" w:sz="4" w:space="0"/>
               <w:left w:val="single" w:color="D9D5C8" w:sz="4" w:space="0"/>
@@ -19948,7 +19948,7 @@
         </w:tc>
         <w:tc>
           <w:tcPr>
-            <w:tcW w:type="dxa" w:w="1560"/>
+            <w:tcW w:type="dxa" w:w="1590"/>
             <w:tcBorders>
               <w:top w:val="single" w:color="D9D5C8" w:sz="4" w:space="0"/>
               <w:left w:val="single" w:color="D9D5C8" w:sz="4" w:space="0"/>
@@ -19983,7 +19983,7 @@
         </w:tc>
         <w:tc>
           <w:tcPr>
-            <w:tcW w:type="dxa" w:w="600"/>
+            <w:tcW w:type="dxa" w:w="611"/>
             <w:tcBorders>
               <w:top w:val="single" w:color="D9D5C8" w:sz="4" w:space="0"/>
               <w:left w:val="single" w:color="D9D5C8" w:sz="4" w:space="0"/>
@@ -20018,7 +20018,7 @@
         </w:tc>
         <w:tc>
           <w:tcPr>
-            <w:tcW w:type="dxa" w:w="600"/>
+            <w:tcW w:type="dxa" w:w="611"/>
             <w:tcBorders>
               <w:top w:val="single" w:color="D9D5C8" w:sz="4" w:space="0"/>
               <w:left w:val="single" w:color="D9D5C8" w:sz="4" w:space="0"/>
@@ -20053,7 +20053,7 @@
         </w:tc>
         <w:tc>
           <w:tcPr>
-            <w:tcW w:type="dxa" w:w="600"/>
+            <w:tcW w:type="dxa" w:w="611"/>
             <w:tcBorders>
               <w:top w:val="single" w:color="D9D5C8" w:sz="4" w:space="0"/>
               <w:left w:val="single" w:color="D9D5C8" w:sz="4" w:space="0"/>
@@ -20088,7 +20088,7 @@
         </w:tc>
         <w:tc>
           <w:tcPr>
-            <w:tcW w:type="dxa" w:w="680"/>
+            <w:tcW w:type="dxa" w:w="693"/>
             <w:tcBorders>
               <w:top w:val="single" w:color="D9D5C8" w:sz="4" w:space="0"/>
               <w:left w:val="single" w:color="D9D5C8" w:sz="4" w:space="0"/>
@@ -20123,7 +20123,7 @@
         </w:tc>
         <w:tc>
           <w:tcPr>
-            <w:tcW w:type="dxa" w:w="720"/>
+            <w:tcW w:type="dxa" w:w="734"/>
             <w:tcBorders>
               <w:top w:val="single" w:color="D9D5C8" w:sz="4" w:space="0"/>
               <w:left w:val="single" w:color="D9D5C8" w:sz="4" w:space="0"/>
@@ -20158,7 +20158,7 @@
         </w:tc>
         <w:tc>
           <w:tcPr>
-            <w:tcW w:type="dxa" w:w="2568"/>
+            <w:tcW w:type="dxa" w:w="2619"/>
             <w:tcBorders>
               <w:top w:val="single" w:color="D9D5C8" w:sz="4" w:space="0"/>
               <w:left w:val="single" w:color="D9D5C8" w:sz="4" w:space="0"/>
@@ -20195,7 +20195,7 @@
       <w:tr>
         <w:tc>
           <w:tcPr>
-            <w:tcW w:type="dxa" w:w="600"/>
+            <w:tcW w:type="dxa" w:w="611"/>
             <w:tcBorders>
               <w:top w:val="single" w:color="D9D5C8" w:sz="4" w:space="0"/>
               <w:left w:val="single" w:color="D9D5C8" w:sz="4" w:space="0"/>
@@ -20230,7 +20230,7 @@
         </w:tc>
         <w:tc>
           <w:tcPr>
-            <w:tcW w:type="dxa" w:w="980"/>
+            <w:tcW w:type="dxa" w:w="999"/>
             <w:tcBorders>
               <w:top w:val="single" w:color="D9D5C8" w:sz="4" w:space="0"/>
               <w:left w:val="single" w:color="D9D5C8" w:sz="4" w:space="0"/>
@@ -20265,7 +20265,7 @@
         </w:tc>
         <w:tc>
           <w:tcPr>
-            <w:tcW w:type="dxa" w:w="700"/>
+            <w:tcW w:type="dxa" w:w="713"/>
             <w:tcBorders>
               <w:top w:val="single" w:color="D9D5C8" w:sz="4" w:space="0"/>
               <w:left w:val="single" w:color="D9D5C8" w:sz="4" w:space="0"/>
@@ -20300,7 +20300,7 @@
         </w:tc>
         <w:tc>
           <w:tcPr>
-            <w:tcW w:type="dxa" w:w="1560"/>
+            <w:tcW w:type="dxa" w:w="1590"/>
             <w:tcBorders>
               <w:top w:val="single" w:color="D9D5C8" w:sz="4" w:space="0"/>
               <w:left w:val="single" w:color="D9D5C8" w:sz="4" w:space="0"/>
@@ -20335,7 +20335,7 @@
         </w:tc>
         <w:tc>
           <w:tcPr>
-            <w:tcW w:type="dxa" w:w="600"/>
+            <w:tcW w:type="dxa" w:w="611"/>
             <w:tcBorders>
               <w:top w:val="single" w:color="D9D5C8" w:sz="4" w:space="0"/>
               <w:left w:val="single" w:color="D9D5C8" w:sz="4" w:space="0"/>
@@ -20370,7 +20370,7 @@
         </w:tc>
         <w:tc>
           <w:tcPr>
-            <w:tcW w:type="dxa" w:w="600"/>
+            <w:tcW w:type="dxa" w:w="611"/>
             <w:tcBorders>
               <w:top w:val="single" w:color="D9D5C8" w:sz="4" w:space="0"/>
               <w:left w:val="single" w:color="D9D5C8" w:sz="4" w:space="0"/>
@@ -20405,7 +20405,7 @@
         </w:tc>
         <w:tc>
           <w:tcPr>
-            <w:tcW w:type="dxa" w:w="600"/>
+            <w:tcW w:type="dxa" w:w="611"/>
             <w:tcBorders>
               <w:top w:val="single" w:color="D9D5C8" w:sz="4" w:space="0"/>
               <w:left w:val="single" w:color="D9D5C8" w:sz="4" w:space="0"/>
@@ -20440,7 +20440,7 @@
         </w:tc>
         <w:tc>
           <w:tcPr>
-            <w:tcW w:type="dxa" w:w="680"/>
+            <w:tcW w:type="dxa" w:w="693"/>
             <w:tcBorders>
               <w:top w:val="single" w:color="D9D5C8" w:sz="4" w:space="0"/>
               <w:left w:val="single" w:color="D9D5C8" w:sz="4" w:space="0"/>
@@ -20475,7 +20475,7 @@
         </w:tc>
         <w:tc>
           <w:tcPr>
-            <w:tcW w:type="dxa" w:w="720"/>
+            <w:tcW w:type="dxa" w:w="734"/>
             <w:tcBorders>
               <w:top w:val="single" w:color="D9D5C8" w:sz="4" w:space="0"/>
               <w:left w:val="single" w:color="D9D5C8" w:sz="4" w:space="0"/>
@@ -20510,7 +20510,7 @@
         </w:tc>
         <w:tc>
           <w:tcPr>
-            <w:tcW w:type="dxa" w:w="2568"/>
+            <w:tcW w:type="dxa" w:w="2619"/>
             <w:tcBorders>
               <w:top w:val="single" w:color="D9D5C8" w:sz="4" w:space="0"/>
               <w:left w:val="single" w:color="D9D5C8" w:sz="4" w:space="0"/>
@@ -20547,7 +20547,7 @@
       <w:tr>
         <w:tc>
           <w:tcPr>
-            <w:tcW w:type="dxa" w:w="600"/>
+            <w:tcW w:type="dxa" w:w="611"/>
             <w:tcBorders>
               <w:top w:val="single" w:color="D9D5C8" w:sz="4" w:space="0"/>
               <w:left w:val="single" w:color="D9D5C8" w:sz="4" w:space="0"/>
@@ -20582,7 +20582,7 @@
         </w:tc>
         <w:tc>
           <w:tcPr>
-            <w:tcW w:type="dxa" w:w="980"/>
+            <w:tcW w:type="dxa" w:w="999"/>
             <w:tcBorders>
               <w:top w:val="single" w:color="D9D5C8" w:sz="4" w:space="0"/>
               <w:left w:val="single" w:color="D9D5C8" w:sz="4" w:space="0"/>
@@ -20617,7 +20617,7 @@
         </w:tc>
         <w:tc>
           <w:tcPr>
-            <w:tcW w:type="dxa" w:w="700"/>
+            <w:tcW w:type="dxa" w:w="713"/>
             <w:tcBorders>
               <w:top w:val="single" w:color="D9D5C8" w:sz="4" w:space="0"/>
               <w:left w:val="single" w:color="D9D5C8" w:sz="4" w:space="0"/>
@@ -20652,7 +20652,7 @@
         </w:tc>
         <w:tc>
           <w:tcPr>
-            <w:tcW w:type="dxa" w:w="1560"/>
+            <w:tcW w:type="dxa" w:w="1590"/>
             <w:tcBorders>
               <w:top w:val="single" w:color="D9D5C8" w:sz="4" w:space="0"/>
               <w:left w:val="single" w:color="D9D5C8" w:sz="4" w:space="0"/>
@@ -20687,7 +20687,7 @@
         </w:tc>
         <w:tc>
           <w:tcPr>
-            <w:tcW w:type="dxa" w:w="600"/>
+            <w:tcW w:type="dxa" w:w="611"/>
             <w:tcBorders>
               <w:top w:val="single" w:color="D9D5C8" w:sz="4" w:space="0"/>
               <w:left w:val="single" w:color="D9D5C8" w:sz="4" w:space="0"/>
@@ -20722,7 +20722,7 @@
         </w:tc>
         <w:tc>
           <w:tcPr>
-            <w:tcW w:type="dxa" w:w="600"/>
+            <w:tcW w:type="dxa" w:w="611"/>
             <w:tcBorders>
               <w:top w:val="single" w:color="D9D5C8" w:sz="4" w:space="0"/>
               <w:left w:val="single" w:color="D9D5C8" w:sz="4" w:space="0"/>
@@ -20757,7 +20757,7 @@
         </w:tc>
         <w:tc>
           <w:tcPr>
-            <w:tcW w:type="dxa" w:w="600"/>
+            <w:tcW w:type="dxa" w:w="611"/>
             <w:tcBorders>
               <w:top w:val="single" w:color="D9D5C8" w:sz="4" w:space="0"/>
               <w:left w:val="single" w:color="D9D5C8" w:sz="4" w:space="0"/>
@@ -20792,7 +20792,7 @@
         </w:tc>
         <w:tc>
           <w:tcPr>
-            <w:tcW w:type="dxa" w:w="680"/>
+            <w:tcW w:type="dxa" w:w="693"/>
             <w:tcBorders>
               <w:top w:val="single" w:color="D9D5C8" w:sz="4" w:space="0"/>
               <w:left w:val="single" w:color="D9D5C8" w:sz="4" w:space="0"/>
@@ -20827,7 +20827,7 @@
         </w:tc>
         <w:tc>
           <w:tcPr>
-            <w:tcW w:type="dxa" w:w="720"/>
+            <w:tcW w:type="dxa" w:w="734"/>
             <w:tcBorders>
               <w:top w:val="single" w:color="D9D5C8" w:sz="4" w:space="0"/>
               <w:left w:val="single" w:color="D9D5C8" w:sz="4" w:space="0"/>
@@ -20862,7 +20862,7 @@
         </w:tc>
         <w:tc>
           <w:tcPr>
-            <w:tcW w:type="dxa" w:w="2568"/>
+            <w:tcW w:type="dxa" w:w="2619"/>
             <w:tcBorders>
               <w:top w:val="single" w:color="D9D5C8" w:sz="4" w:space="0"/>
               <w:left w:val="single" w:color="D9D5C8" w:sz="4" w:space="0"/>
@@ -20899,7 +20899,7 @@
       <w:tr>
         <w:tc>
           <w:tcPr>
-            <w:tcW w:type="dxa" w:w="600"/>
+            <w:tcW w:type="dxa" w:w="611"/>
             <w:tcBorders>
               <w:top w:val="single" w:color="D9D5C8" w:sz="4" w:space="0"/>
               <w:left w:val="single" w:color="D9D5C8" w:sz="4" w:space="0"/>
@@ -20934,7 +20934,7 @@
         </w:tc>
         <w:tc>
           <w:tcPr>
-            <w:tcW w:type="dxa" w:w="980"/>
+            <w:tcW w:type="dxa" w:w="999"/>
             <w:tcBorders>
               <w:top w:val="single" w:color="D9D5C8" w:sz="4" w:space="0"/>
               <w:left w:val="single" w:color="D9D5C8" w:sz="4" w:space="0"/>
@@ -20969,7 +20969,7 @@
         </w:tc>
         <w:tc>
           <w:tcPr>
-            <w:tcW w:type="dxa" w:w="700"/>
+            <w:tcW w:type="dxa" w:w="713"/>
             <w:tcBorders>
               <w:top w:val="single" w:color="D9D5C8" w:sz="4" w:space="0"/>
               <w:left w:val="single" w:color="D9D5C8" w:sz="4" w:space="0"/>
@@ -21004,7 +21004,7 @@
         </w:tc>
         <w:tc>
           <w:tcPr>
-            <w:tcW w:type="dxa" w:w="1560"/>
+            <w:tcW w:type="dxa" w:w="1590"/>
             <w:tcBorders>
               <w:top w:val="single" w:color="D9D5C8" w:sz="4" w:space="0"/>
               <w:left w:val="single" w:color="D9D5C8" w:sz="4" w:space="0"/>
@@ -21039,7 +21039,7 @@
         </w:tc>
         <w:tc>
           <w:tcPr>
-            <w:tcW w:type="dxa" w:w="600"/>
+            <w:tcW w:type="dxa" w:w="611"/>
             <w:tcBorders>
               <w:top w:val="single" w:color="D9D5C8" w:sz="4" w:space="0"/>
               <w:left w:val="single" w:color="D9D5C8" w:sz="4" w:space="0"/>
@@ -21074,7 +21074,7 @@
         </w:tc>
         <w:tc>
           <w:tcPr>
-            <w:tcW w:type="dxa" w:w="600"/>
+            <w:tcW w:type="dxa" w:w="611"/>
             <w:tcBorders>
               <w:top w:val="single" w:color="D9D5C8" w:sz="4" w:space="0"/>
               <w:left w:val="single" w:color="D9D5C8" w:sz="4" w:space="0"/>
@@ -21109,7 +21109,7 @@
         </w:tc>
         <w:tc>
           <w:tcPr>
-            <w:tcW w:type="dxa" w:w="600"/>
+            <w:tcW w:type="dxa" w:w="611"/>
             <w:tcBorders>
               <w:top w:val="single" w:color="D9D5C8" w:sz="4" w:space="0"/>
               <w:left w:val="single" w:color="D9D5C8" w:sz="4" w:space="0"/>
@@ -21144,7 +21144,7 @@
         </w:tc>
         <w:tc>
           <w:tcPr>
-            <w:tcW w:type="dxa" w:w="680"/>
+            <w:tcW w:type="dxa" w:w="693"/>
             <w:tcBorders>
               <w:top w:val="single" w:color="D9D5C8" w:sz="4" w:space="0"/>
               <w:left w:val="single" w:color="D9D5C8" w:sz="4" w:space="0"/>
@@ -21179,7 +21179,7 @@
         </w:tc>
         <w:tc>
           <w:tcPr>
-            <w:tcW w:type="dxa" w:w="720"/>
+            <w:tcW w:type="dxa" w:w="734"/>
             <w:tcBorders>
               <w:top w:val="single" w:color="D9D5C8" w:sz="4" w:space="0"/>
               <w:left w:val="single" w:color="D9D5C8" w:sz="4" w:space="0"/>
@@ -21214,7 +21214,7 @@
         </w:tc>
         <w:tc>
           <w:tcPr>
-            <w:tcW w:type="dxa" w:w="2568"/>
+            <w:tcW w:type="dxa" w:w="2619"/>
             <w:tcBorders>
               <w:top w:val="single" w:color="D9D5C8" w:sz="4" w:space="0"/>
               <w:left w:val="single" w:color="D9D5C8" w:sz="4" w:space="0"/>
@@ -21251,7 +21251,7 @@
       <w:tr>
         <w:tc>
           <w:tcPr>
-            <w:tcW w:type="dxa" w:w="600"/>
+            <w:tcW w:type="dxa" w:w="611"/>
             <w:tcBorders>
               <w:top w:val="single" w:color="D9D5C8" w:sz="4" w:space="0"/>
               <w:left w:val="single" w:color="D9D5C8" w:sz="4" w:space="0"/>
@@ -21286,7 +21286,7 @@
         </w:tc>
         <w:tc>
           <w:tcPr>
-            <w:tcW w:type="dxa" w:w="980"/>
+            <w:tcW w:type="dxa" w:w="999"/>
             <w:tcBorders>
               <w:top w:val="single" w:color="D9D5C8" w:sz="4" w:space="0"/>
               <w:left w:val="single" w:color="D9D5C8" w:sz="4" w:space="0"/>
@@ -21321,7 +21321,7 @@
         </w:tc>
         <w:tc>
           <w:tcPr>
-            <w:tcW w:type="dxa" w:w="700"/>
+            <w:tcW w:type="dxa" w:w="713"/>
             <w:tcBorders>
               <w:top w:val="single" w:color="D9D5C8" w:sz="4" w:space="0"/>
               <w:left w:val="single" w:color="D9D5C8" w:sz="4" w:space="0"/>
@@ -21356,7 +21356,7 @@
         </w:tc>
         <w:tc>
           <w:tcPr>
-            <w:tcW w:type="dxa" w:w="1560"/>
+            <w:tcW w:type="dxa" w:w="1590"/>
             <w:tcBorders>
               <w:top w:val="single" w:color="D9D5C8" w:sz="4" w:space="0"/>
               <w:left w:val="single" w:color="D9D5C8" w:sz="4" w:space="0"/>
@@ -21391,7 +21391,7 @@
         </w:tc>
         <w:tc>
           <w:tcPr>
-            <w:tcW w:type="dxa" w:w="600"/>
+            <w:tcW w:type="dxa" w:w="611"/>
             <w:tcBorders>
               <w:top w:val="single" w:color="D9D5C8" w:sz="4" w:space="0"/>
               <w:left w:val="single" w:color="D9D5C8" w:sz="4" w:space="0"/>
@@ -21426,7 +21426,7 @@
         </w:tc>
         <w:tc>
           <w:tcPr>
-            <w:tcW w:type="dxa" w:w="600"/>
+            <w:tcW w:type="dxa" w:w="611"/>
             <w:tcBorders>
               <w:top w:val="single" w:color="D9D5C8" w:sz="4" w:space="0"/>
               <w:left w:val="single" w:color="D9D5C8" w:sz="4" w:space="0"/>
@@ -21461,7 +21461,7 @@
         </w:tc>
         <w:tc>
           <w:tcPr>
-            <w:tcW w:type="dxa" w:w="600"/>
+            <w:tcW w:type="dxa" w:w="611"/>
             <w:tcBorders>
               <w:top w:val="single" w:color="D9D5C8" w:sz="4" w:space="0"/>
               <w:left w:val="single" w:color="D9D5C8" w:sz="4" w:space="0"/>
@@ -21496,7 +21496,7 @@
         </w:tc>
         <w:tc>
           <w:tcPr>
-            <w:tcW w:type="dxa" w:w="680"/>
+            <w:tcW w:type="dxa" w:w="693"/>
             <w:tcBorders>
               <w:top w:val="single" w:color="D9D5C8" w:sz="4" w:space="0"/>
               <w:left w:val="single" w:color="D9D5C8" w:sz="4" w:space="0"/>
@@ -21531,7 +21531,7 @@
         </w:tc>
         <w:tc>
           <w:tcPr>
-            <w:tcW w:type="dxa" w:w="720"/>
+            <w:tcW w:type="dxa" w:w="734"/>
             <w:tcBorders>
               <w:top w:val="single" w:color="D9D5C8" w:sz="4" w:space="0"/>
               <w:left w:val="single" w:color="D9D5C8" w:sz="4" w:space="0"/>
@@ -21566,7 +21566,7 @@
         </w:tc>
         <w:tc>
           <w:tcPr>
-            <w:tcW w:type="dxa" w:w="2568"/>
+            <w:tcW w:type="dxa" w:w="2619"/>
             <w:tcBorders>
               <w:top w:val="single" w:color="D9D5C8" w:sz="4" w:space="0"/>
               <w:left w:val="single" w:color="D9D5C8" w:sz="4" w:space="0"/>
@@ -21603,7 +21603,7 @@
       <w:tr>
         <w:tc>
           <w:tcPr>
-            <w:tcW w:type="dxa" w:w="600"/>
+            <w:tcW w:type="dxa" w:w="611"/>
             <w:tcBorders>
               <w:top w:val="single" w:color="D9D5C8" w:sz="4" w:space="0"/>
               <w:left w:val="single" w:color="D9D5C8" w:sz="4" w:space="0"/>
@@ -21638,7 +21638,7 @@
         </w:tc>
         <w:tc>
           <w:tcPr>
-            <w:tcW w:type="dxa" w:w="980"/>
+            <w:tcW w:type="dxa" w:w="999"/>
             <w:tcBorders>
               <w:top w:val="single" w:color="D9D5C8" w:sz="4" w:space="0"/>
               <w:left w:val="single" w:color="D9D5C8" w:sz="4" w:space="0"/>
@@ -21673,7 +21673,7 @@
         </w:tc>
         <w:tc>
           <w:tcPr>
-            <w:tcW w:type="dxa" w:w="700"/>
+            <w:tcW w:type="dxa" w:w="713"/>
             <w:tcBorders>
               <w:top w:val="single" w:color="D9D5C8" w:sz="4" w:space="0"/>
               <w:left w:val="single" w:color="D9D5C8" w:sz="4" w:space="0"/>
@@ -21708,7 +21708,7 @@
         </w:tc>
         <w:tc>
           <w:tcPr>
-            <w:tcW w:type="dxa" w:w="1560"/>
+            <w:tcW w:type="dxa" w:w="1590"/>
             <w:tcBorders>
               <w:top w:val="single" w:color="D9D5C8" w:sz="4" w:space="0"/>
               <w:left w:val="single" w:color="D9D5C8" w:sz="4" w:space="0"/>
@@ -21743,7 +21743,7 @@
         </w:tc>
         <w:tc>
           <w:tcPr>
-            <w:tcW w:type="dxa" w:w="600"/>
+            <w:tcW w:type="dxa" w:w="611"/>
             <w:tcBorders>
               <w:top w:val="single" w:color="D9D5C8" w:sz="4" w:space="0"/>
               <w:left w:val="single" w:color="D9D5C8" w:sz="4" w:space="0"/>
@@ -21778,7 +21778,7 @@
         </w:tc>
         <w:tc>
           <w:tcPr>
-            <w:tcW w:type="dxa" w:w="600"/>
+            <w:tcW w:type="dxa" w:w="611"/>
             <w:tcBorders>
               <w:top w:val="single" w:color="D9D5C8" w:sz="4" w:space="0"/>
               <w:left w:val="single" w:color="D9D5C8" w:sz="4" w:space="0"/>
@@ -21813,7 +21813,7 @@
         </w:tc>
         <w:tc>
           <w:tcPr>
-            <w:tcW w:type="dxa" w:w="600"/>
+            <w:tcW w:type="dxa" w:w="611"/>
             <w:tcBorders>
               <w:top w:val="single" w:color="D9D5C8" w:sz="4" w:space="0"/>
               <w:left w:val="single" w:color="D9D5C8" w:sz="4" w:space="0"/>
@@ -21848,7 +21848,7 @@
         </w:tc>
         <w:tc>
           <w:tcPr>
-            <w:tcW w:type="dxa" w:w="680"/>
+            <w:tcW w:type="dxa" w:w="693"/>
             <w:tcBorders>
               <w:top w:val="single" w:color="D9D5C8" w:sz="4" w:space="0"/>
               <w:left w:val="single" w:color="D9D5C8" w:sz="4" w:space="0"/>
@@ -21883,7 +21883,7 @@
         </w:tc>
         <w:tc>
           <w:tcPr>
-            <w:tcW w:type="dxa" w:w="720"/>
+            <w:tcW w:type="dxa" w:w="734"/>
             <w:tcBorders>
               <w:top w:val="single" w:color="D9D5C8" w:sz="4" w:space="0"/>
               <w:left w:val="single" w:color="D9D5C8" w:sz="4" w:space="0"/>
@@ -21918,7 +21918,7 @@
         </w:tc>
         <w:tc>
           <w:tcPr>
-            <w:tcW w:type="dxa" w:w="2568"/>
+            <w:tcW w:type="dxa" w:w="2619"/>
             <w:tcBorders>
               <w:top w:val="single" w:color="D9D5C8" w:sz="4" w:space="0"/>
               <w:left w:val="single" w:color="D9D5C8" w:sz="4" w:space="0"/>
@@ -21976,7 +21976,7 @@
     </w:p>
     <w:tbl>
       <w:tblPr>
-        <w:tblW w:type="dxa" w:w="9648"/>
+        <w:tblW w:type="dxa" w:w="9792"/>
         <w:tblBorders>
           <w:top w:val="single" w:color="auto" w:sz="4"/>
           <w:left w:val="single" w:color="auto" w:sz="4"/>
@@ -21987,12 +21987,12 @@
         </w:tblBorders>
       </w:tblPr>
       <w:tblGrid>
-        <w:gridCol w:w="9648"/>
+        <w:gridCol w:w="9792"/>
       </w:tblGrid>
       <w:tr>
         <w:tc>
           <w:tcPr>
-            <w:tcW w:type="dxa" w:w="9648"/>
+            <w:tcW w:type="dxa" w:w="9792"/>
             <w:tcBorders>
               <w:top w:val="single" w:color="D9D5C8" w:sz="4" w:space="0"/>
               <w:left w:val="single" w:color="D9D5C8" w:sz="4" w:space="0"/>
@@ -22138,7 +22138,7 @@
     </w:tbl>
     <w:tbl>
       <w:tblPr>
-        <w:tblW w:type="dxa" w:w="9648"/>
+        <w:tblW w:type="dxa" w:w="9792"/>
         <w:tblBorders>
           <w:top w:val="single" w:color="auto" w:sz="4"/>
           <w:left w:val="single" w:color="auto" w:sz="4"/>
@@ -22149,12 +22149,12 @@
         </w:tblBorders>
       </w:tblPr>
       <w:tblGrid>
-        <w:gridCol w:w="9648"/>
+        <w:gridCol w:w="9792"/>
       </w:tblGrid>
       <w:tr>
         <w:tc>
           <w:tcPr>
-            <w:tcW w:type="dxa" w:w="9648"/>
+            <w:tcW w:type="dxa" w:w="9792"/>
             <w:tcBorders>
               <w:top w:val="single" w:color="D9D5C8" w:sz="4" w:space="0"/>
               <w:left w:val="single" w:color="D9D5C8" w:sz="4" w:space="0"/>
@@ -22281,7 +22281,7 @@
     </w:p>
     <w:tbl>
       <w:tblPr>
-        <w:tblW w:type="dxa" w:w="9648"/>
+        <w:tblW w:type="dxa" w:w="9792"/>
         <w:tblBorders>
           <w:top w:val="single" w:color="auto" w:sz="4"/>
           <w:left w:val="single" w:color="auto" w:sz="4"/>
@@ -22292,9 +22292,9 @@
         </w:tblBorders>
       </w:tblPr>
       <w:tblGrid>
-        <w:gridCol w:w="900"/>
-        <w:gridCol w:w="4400"/>
-        <w:gridCol w:w="4348"/>
+        <w:gridCol w:w="913"/>
+        <w:gridCol w:w="4466"/>
+        <w:gridCol w:w="4413"/>
       </w:tblGrid>
       <w:tr>
         <w:trPr>
@@ -22302,7 +22302,7 @@
         </w:trPr>
         <w:tc>
           <w:tcPr>
-            <w:tcW w:type="dxa" w:w="900"/>
+            <w:tcW w:type="dxa" w:w="913"/>
             <w:tcBorders>
               <w:top w:val="single" w:color="D9D5C8" w:sz="4" w:space="0"/>
               <w:left w:val="single" w:color="D9D5C8" w:sz="4" w:space="0"/>
@@ -22338,7 +22338,7 @@
         </w:tc>
         <w:tc>
           <w:tcPr>
-            <w:tcW w:type="dxa" w:w="4400"/>
+            <w:tcW w:type="dxa" w:w="4466"/>
             <w:tcBorders>
               <w:top w:val="single" w:color="D9D5C8" w:sz="4" w:space="0"/>
               <w:left w:val="single" w:color="D9D5C8" w:sz="4" w:space="0"/>
@@ -22374,7 +22374,7 @@
         </w:tc>
         <w:tc>
           <w:tcPr>
-            <w:tcW w:type="dxa" w:w="4348"/>
+            <w:tcW w:type="dxa" w:w="4413"/>
             <w:tcBorders>
               <w:top w:val="single" w:color="D9D5C8" w:sz="4" w:space="0"/>
               <w:left w:val="single" w:color="D9D5C8" w:sz="4" w:space="0"/>
@@ -22412,7 +22412,7 @@
       <w:tr>
         <w:tc>
           <w:tcPr>
-            <w:tcW w:type="dxa" w:w="900"/>
+            <w:tcW w:type="dxa" w:w="913"/>
             <w:tcBorders>
               <w:top w:val="single" w:color="D9D5C8" w:sz="4" w:space="0"/>
               <w:left w:val="single" w:color="D9D5C8" w:sz="4" w:space="0"/>
@@ -22447,7 +22447,7 @@
         </w:tc>
         <w:tc>
           <w:tcPr>
-            <w:tcW w:type="dxa" w:w="4400"/>
+            <w:tcW w:type="dxa" w:w="4466"/>
             <w:tcBorders>
               <w:top w:val="single" w:color="D9D5C8" w:sz="4" w:space="0"/>
               <w:left w:val="single" w:color="D9D5C8" w:sz="4" w:space="0"/>
@@ -22482,7 +22482,7 @@
         </w:tc>
         <w:tc>
           <w:tcPr>
-            <w:tcW w:type="dxa" w:w="4348"/>
+            <w:tcW w:type="dxa" w:w="4413"/>
             <w:tcBorders>
               <w:top w:val="single" w:color="D9D5C8" w:sz="4" w:space="0"/>
               <w:left w:val="single" w:color="D9D5C8" w:sz="4" w:space="0"/>
@@ -22519,7 +22519,7 @@
       <w:tr>
         <w:tc>
           <w:tcPr>
-            <w:tcW w:type="dxa" w:w="900"/>
+            <w:tcW w:type="dxa" w:w="913"/>
             <w:tcBorders>
               <w:top w:val="single" w:color="D9D5C8" w:sz="4" w:space="0"/>
               <w:left w:val="single" w:color="D9D5C8" w:sz="4" w:space="0"/>
@@ -22554,7 +22554,7 @@
         </w:tc>
         <w:tc>
           <w:tcPr>
-            <w:tcW w:type="dxa" w:w="4400"/>
+            <w:tcW w:type="dxa" w:w="4466"/>
             <w:tcBorders>
               <w:top w:val="single" w:color="D9D5C8" w:sz="4" w:space="0"/>
               <w:left w:val="single" w:color="D9D5C8" w:sz="4" w:space="0"/>
@@ -22589,7 +22589,7 @@
         </w:tc>
         <w:tc>
           <w:tcPr>
-            <w:tcW w:type="dxa" w:w="4348"/>
+            <w:tcW w:type="dxa" w:w="4413"/>
             <w:tcBorders>
               <w:top w:val="single" w:color="D9D5C8" w:sz="4" w:space="0"/>
               <w:left w:val="single" w:color="D9D5C8" w:sz="4" w:space="0"/>
@@ -22626,7 +22626,7 @@
       <w:tr>
         <w:tc>
           <w:tcPr>
-            <w:tcW w:type="dxa" w:w="900"/>
+            <w:tcW w:type="dxa" w:w="913"/>
             <w:tcBorders>
               <w:top w:val="single" w:color="D9D5C8" w:sz="4" w:space="0"/>
               <w:left w:val="single" w:color="D9D5C8" w:sz="4" w:space="0"/>
@@ -22661,7 +22661,7 @@
         </w:tc>
         <w:tc>
           <w:tcPr>
-            <w:tcW w:type="dxa" w:w="4400"/>
+            <w:tcW w:type="dxa" w:w="4466"/>
             <w:tcBorders>
               <w:top w:val="single" w:color="D9D5C8" w:sz="4" w:space="0"/>
               <w:left w:val="single" w:color="D9D5C8" w:sz="4" w:space="0"/>
@@ -22696,7 +22696,7 @@
         </w:tc>
         <w:tc>
           <w:tcPr>
-            <w:tcW w:type="dxa" w:w="4348"/>
+            <w:tcW w:type="dxa" w:w="4413"/>
             <w:tcBorders>
               <w:top w:val="single" w:color="D9D5C8" w:sz="4" w:space="0"/>
               <w:left w:val="single" w:color="D9D5C8" w:sz="4" w:space="0"/>
@@ -22733,7 +22733,7 @@
     </w:tbl>
     <w:tbl>
       <w:tblPr>
-        <w:tblW w:type="dxa" w:w="9648"/>
+        <w:tblW w:type="dxa" w:w="9792"/>
         <w:tblBorders>
           <w:top w:val="single" w:color="auto" w:sz="4"/>
           <w:left w:val="single" w:color="auto" w:sz="4"/>
@@ -22744,12 +22744,12 @@
         </w:tblBorders>
       </w:tblPr>
       <w:tblGrid>
-        <w:gridCol w:w="9648"/>
+        <w:gridCol w:w="9792"/>
       </w:tblGrid>
       <w:tr>
         <w:tc>
           <w:tcPr>
-            <w:tcW w:type="dxa" w:w="9648"/>
+            <w:tcW w:type="dxa" w:w="9792"/>
             <w:tcBorders>
               <w:top w:val="single" w:color="D9D5C8" w:sz="4" w:space="0"/>
               <w:left w:val="single" w:color="D9D5C8" w:sz="4" w:space="0"/>
@@ -22874,7 +22874,7 @@
     </w:p>
     <w:tbl>
       <w:tblPr>
-        <w:tblW w:type="dxa" w:w="9648"/>
+        <w:tblW w:type="dxa" w:w="9792"/>
         <w:tblBorders>
           <w:top w:val="single" w:color="auto" w:sz="4"/>
           <w:left w:val="single" w:color="auto" w:sz="4"/>
@@ -22885,9 +22885,9 @@
         </w:tblBorders>
       </w:tblPr>
       <w:tblGrid>
-        <w:gridCol w:w="900"/>
-        <w:gridCol w:w="4400"/>
-        <w:gridCol w:w="4348"/>
+        <w:gridCol w:w="913"/>
+        <w:gridCol w:w="4466"/>
+        <w:gridCol w:w="4413"/>
       </w:tblGrid>
       <w:tr>
         <w:trPr>
@@ -22895,7 +22895,7 @@
         </w:trPr>
         <w:tc>
           <w:tcPr>
-            <w:tcW w:type="dxa" w:w="900"/>
+            <w:tcW w:type="dxa" w:w="913"/>
             <w:tcBorders>
               <w:top w:val="single" w:color="D9D5C8" w:sz="4" w:space="0"/>
               <w:left w:val="single" w:color="D9D5C8" w:sz="4" w:space="0"/>
@@ -22931,7 +22931,7 @@
         </w:tc>
         <w:tc>
           <w:tcPr>
-            <w:tcW w:type="dxa" w:w="4400"/>
+            <w:tcW w:type="dxa" w:w="4466"/>
             <w:tcBorders>
               <w:top w:val="single" w:color="D9D5C8" w:sz="4" w:space="0"/>
               <w:left w:val="single" w:color="D9D5C8" w:sz="4" w:space="0"/>
@@ -22967,7 +22967,7 @@
         </w:tc>
         <w:tc>
           <w:tcPr>
-            <w:tcW w:type="dxa" w:w="4348"/>
+            <w:tcW w:type="dxa" w:w="4413"/>
             <w:tcBorders>
               <w:top w:val="single" w:color="D9D5C8" w:sz="4" w:space="0"/>
               <w:left w:val="single" w:color="D9D5C8" w:sz="4" w:space="0"/>
@@ -23005,7 +23005,7 @@
       <w:tr>
         <w:tc>
           <w:tcPr>
-            <w:tcW w:type="dxa" w:w="900"/>
+            <w:tcW w:type="dxa" w:w="913"/>
             <w:tcBorders>
               <w:top w:val="single" w:color="D9D5C8" w:sz="4" w:space="0"/>
               <w:left w:val="single" w:color="D9D5C8" w:sz="4" w:space="0"/>
@@ -23040,7 +23040,7 @@
         </w:tc>
         <w:tc>
           <w:tcPr>
-            <w:tcW w:type="dxa" w:w="4400"/>
+            <w:tcW w:type="dxa" w:w="4466"/>
             <w:tcBorders>
               <w:top w:val="single" w:color="D9D5C8" w:sz="4" w:space="0"/>
               <w:left w:val="single" w:color="D9D5C8" w:sz="4" w:space="0"/>
@@ -23075,7 +23075,7 @@
         </w:tc>
         <w:tc>
           <w:tcPr>
-            <w:tcW w:type="dxa" w:w="4348"/>
+            <w:tcW w:type="dxa" w:w="4413"/>
             <w:tcBorders>
               <w:top w:val="single" w:color="D9D5C8" w:sz="4" w:space="0"/>
               <w:left w:val="single" w:color="D9D5C8" w:sz="4" w:space="0"/>
@@ -23112,7 +23112,7 @@
       <w:tr>
         <w:tc>
           <w:tcPr>
-            <w:tcW w:type="dxa" w:w="900"/>
+            <w:tcW w:type="dxa" w:w="913"/>
             <w:tcBorders>
               <w:top w:val="single" w:color="D9D5C8" w:sz="4" w:space="0"/>
               <w:left w:val="single" w:color="D9D5C8" w:sz="4" w:space="0"/>
@@ -23147,7 +23147,7 @@
         </w:tc>
         <w:tc>
           <w:tcPr>
-            <w:tcW w:type="dxa" w:w="4400"/>
+            <w:tcW w:type="dxa" w:w="4466"/>
             <w:tcBorders>
               <w:top w:val="single" w:color="D9D5C8" w:sz="4" w:space="0"/>
               <w:left w:val="single" w:color="D9D5C8" w:sz="4" w:space="0"/>
@@ -23182,7 +23182,7 @@
         </w:tc>
         <w:tc>
           <w:tcPr>
-            <w:tcW w:type="dxa" w:w="4348"/>
+            <w:tcW w:type="dxa" w:w="4413"/>
             <w:tcBorders>
               <w:top w:val="single" w:color="D9D5C8" w:sz="4" w:space="0"/>
               <w:left w:val="single" w:color="D9D5C8" w:sz="4" w:space="0"/>
@@ -23219,7 +23219,7 @@
       <w:tr>
         <w:tc>
           <w:tcPr>
-            <w:tcW w:type="dxa" w:w="900"/>
+            <w:tcW w:type="dxa" w:w="913"/>
             <w:tcBorders>
               <w:top w:val="single" w:color="D9D5C8" w:sz="4" w:space="0"/>
               <w:left w:val="single" w:color="D9D5C8" w:sz="4" w:space="0"/>
@@ -23254,7 +23254,7 @@
         </w:tc>
         <w:tc>
           <w:tcPr>
-            <w:tcW w:type="dxa" w:w="4400"/>
+            <w:tcW w:type="dxa" w:w="4466"/>
             <w:tcBorders>
               <w:top w:val="single" w:color="D9D5C8" w:sz="4" w:space="0"/>
               <w:left w:val="single" w:color="D9D5C8" w:sz="4" w:space="0"/>
@@ -23289,7 +23289,7 @@
         </w:tc>
         <w:tc>
           <w:tcPr>
-            <w:tcW w:type="dxa" w:w="4348"/>
+            <w:tcW w:type="dxa" w:w="4413"/>
             <w:tcBorders>
               <w:top w:val="single" w:color="D9D5C8" w:sz="4" w:space="0"/>
               <w:left w:val="single" w:color="D9D5C8" w:sz="4" w:space="0"/>
@@ -23326,7 +23326,7 @@
     </w:tbl>
     <w:tbl>
       <w:tblPr>
-        <w:tblW w:type="dxa" w:w="9648"/>
+        <w:tblW w:type="dxa" w:w="9792"/>
         <w:tblBorders>
           <w:top w:val="single" w:color="auto" w:sz="4"/>
           <w:left w:val="single" w:color="auto" w:sz="4"/>
@@ -23337,12 +23337,12 @@
         </w:tblBorders>
       </w:tblPr>
       <w:tblGrid>
-        <w:gridCol w:w="9648"/>
+        <w:gridCol w:w="9792"/>
       </w:tblGrid>
       <w:tr>
         <w:tc>
           <w:tcPr>
-            <w:tcW w:type="dxa" w:w="9648"/>
+            <w:tcW w:type="dxa" w:w="9792"/>
             <w:tcBorders>
               <w:top w:val="single" w:color="D9D5C8" w:sz="4" w:space="0"/>
               <w:left w:val="single" w:color="D9D5C8" w:sz="4" w:space="0"/>
@@ -23467,7 +23467,7 @@
     </w:p>
     <w:tbl>
       <w:tblPr>
-        <w:tblW w:type="dxa" w:w="9648"/>
+        <w:tblW w:type="dxa" w:w="9792"/>
         <w:tblBorders>
           <w:top w:val="single" w:color="auto" w:sz="4"/>
           <w:left w:val="single" w:color="auto" w:sz="4"/>
@@ -23478,9 +23478,9 @@
         </w:tblBorders>
       </w:tblPr>
       <w:tblGrid>
-        <w:gridCol w:w="900"/>
-        <w:gridCol w:w="4400"/>
-        <w:gridCol w:w="4348"/>
+        <w:gridCol w:w="913"/>
+        <w:gridCol w:w="4466"/>
+        <w:gridCol w:w="4413"/>
       </w:tblGrid>
       <w:tr>
         <w:trPr>
@@ -23488,7 +23488,7 @@
         </w:trPr>
         <w:tc>
           <w:tcPr>
-            <w:tcW w:type="dxa" w:w="900"/>
+            <w:tcW w:type="dxa" w:w="913"/>
             <w:tcBorders>
               <w:top w:val="single" w:color="D9D5C8" w:sz="4" w:space="0"/>
               <w:left w:val="single" w:color="D9D5C8" w:sz="4" w:space="0"/>
@@ -23524,7 +23524,7 @@
         </w:tc>
         <w:tc>
           <w:tcPr>
-            <w:tcW w:type="dxa" w:w="4400"/>
+            <w:tcW w:type="dxa" w:w="4466"/>
             <w:tcBorders>
               <w:top w:val="single" w:color="D9D5C8" w:sz="4" w:space="0"/>
               <w:left w:val="single" w:color="D9D5C8" w:sz="4" w:space="0"/>
@@ -23560,7 +23560,7 @@
         </w:tc>
         <w:tc>
           <w:tcPr>
-            <w:tcW w:type="dxa" w:w="4348"/>
+            <w:tcW w:type="dxa" w:w="4413"/>
             <w:tcBorders>
               <w:top w:val="single" w:color="D9D5C8" w:sz="4" w:space="0"/>
               <w:left w:val="single" w:color="D9D5C8" w:sz="4" w:space="0"/>
@@ -23598,7 +23598,7 @@
       <w:tr>
         <w:tc>
           <w:tcPr>
-            <w:tcW w:type="dxa" w:w="900"/>
+            <w:tcW w:type="dxa" w:w="913"/>
             <w:tcBorders>
               <w:top w:val="single" w:color="D9D5C8" w:sz="4" w:space="0"/>
               <w:left w:val="single" w:color="D9D5C8" w:sz="4" w:space="0"/>
@@ -23633,7 +23633,7 @@
         </w:tc>
         <w:tc>
           <w:tcPr>
-            <w:tcW w:type="dxa" w:w="4400"/>
+            <w:tcW w:type="dxa" w:w="4466"/>
             <w:tcBorders>
               <w:top w:val="single" w:color="D9D5C8" w:sz="4" w:space="0"/>
               <w:left w:val="single" w:color="D9D5C8" w:sz="4" w:space="0"/>
@@ -23668,7 +23668,7 @@
         </w:tc>
         <w:tc>
           <w:tcPr>
-            <w:tcW w:type="dxa" w:w="4348"/>
+            <w:tcW w:type="dxa" w:w="4413"/>
             <w:tcBorders>
               <w:top w:val="single" w:color="D9D5C8" w:sz="4" w:space="0"/>
               <w:left w:val="single" w:color="D9D5C8" w:sz="4" w:space="0"/>
@@ -23705,7 +23705,7 @@
       <w:tr>
         <w:tc>
           <w:tcPr>
-            <w:tcW w:type="dxa" w:w="900"/>
+            <w:tcW w:type="dxa" w:w="913"/>
             <w:tcBorders>
               <w:top w:val="single" w:color="D9D5C8" w:sz="4" w:space="0"/>
               <w:left w:val="single" w:color="D9D5C8" w:sz="4" w:space="0"/>
@@ -23740,7 +23740,7 @@
         </w:tc>
         <w:tc>
           <w:tcPr>
-            <w:tcW w:type="dxa" w:w="4400"/>
+            <w:tcW w:type="dxa" w:w="4466"/>
             <w:tcBorders>
               <w:top w:val="single" w:color="D9D5C8" w:sz="4" w:space="0"/>
               <w:left w:val="single" w:color="D9D5C8" w:sz="4" w:space="0"/>
@@ -23775,7 +23775,7 @@
         </w:tc>
         <w:tc>
           <w:tcPr>
-            <w:tcW w:type="dxa" w:w="4348"/>
+            <w:tcW w:type="dxa" w:w="4413"/>
             <w:tcBorders>
               <w:top w:val="single" w:color="D9D5C8" w:sz="4" w:space="0"/>
               <w:left w:val="single" w:color="D9D5C8" w:sz="4" w:space="0"/>
@@ -23812,7 +23812,7 @@
       <w:tr>
         <w:tc>
           <w:tcPr>
-            <w:tcW w:type="dxa" w:w="900"/>
+            <w:tcW w:type="dxa" w:w="913"/>
             <w:tcBorders>
               <w:top w:val="single" w:color="D9D5C8" w:sz="4" w:space="0"/>
               <w:left w:val="single" w:color="D9D5C8" w:sz="4" w:space="0"/>
@@ -23847,7 +23847,7 @@
         </w:tc>
         <w:tc>
           <w:tcPr>
-            <w:tcW w:type="dxa" w:w="4400"/>
+            <w:tcW w:type="dxa" w:w="4466"/>
             <w:tcBorders>
               <w:top w:val="single" w:color="D9D5C8" w:sz="4" w:space="0"/>
               <w:left w:val="single" w:color="D9D5C8" w:sz="4" w:space="0"/>
@@ -23882,7 +23882,7 @@
         </w:tc>
         <w:tc>
           <w:tcPr>
-            <w:tcW w:type="dxa" w:w="4348"/>
+            <w:tcW w:type="dxa" w:w="4413"/>
             <w:tcBorders>
               <w:top w:val="single" w:color="D9D5C8" w:sz="4" w:space="0"/>
               <w:left w:val="single" w:color="D9D5C8" w:sz="4" w:space="0"/>
@@ -23919,7 +23919,7 @@
     </w:tbl>
     <w:tbl>
       <w:tblPr>
-        <w:tblW w:type="dxa" w:w="9648"/>
+        <w:tblW w:type="dxa" w:w="9792"/>
         <w:tblBorders>
           <w:top w:val="single" w:color="auto" w:sz="4"/>
           <w:left w:val="single" w:color="auto" w:sz="4"/>
@@ -23930,12 +23930,12 @@
         </w:tblBorders>
       </w:tblPr>
       <w:tblGrid>
-        <w:gridCol w:w="9648"/>
+        <w:gridCol w:w="9792"/>
       </w:tblGrid>
       <w:tr>
         <w:tc>
           <w:tcPr>
-            <w:tcW w:type="dxa" w:w="9648"/>
+            <w:tcW w:type="dxa" w:w="9792"/>
             <w:tcBorders>
               <w:top w:val="single" w:color="D9D5C8" w:sz="4" w:space="0"/>
               <w:left w:val="single" w:color="D9D5C8" w:sz="4" w:space="0"/>
@@ -24060,7 +24060,7 @@
     </w:p>
     <w:tbl>
       <w:tblPr>
-        <w:tblW w:type="dxa" w:w="9648"/>
+        <w:tblW w:type="dxa" w:w="9792"/>
         <w:tblBorders>
           <w:top w:val="single" w:color="auto" w:sz="4"/>
           <w:left w:val="single" w:color="auto" w:sz="4"/>
@@ -24071,9 +24071,9 @@
         </w:tblBorders>
       </w:tblPr>
       <w:tblGrid>
-        <w:gridCol w:w="900"/>
-        <w:gridCol w:w="4400"/>
-        <w:gridCol w:w="4348"/>
+        <w:gridCol w:w="913"/>
+        <w:gridCol w:w="4466"/>
+        <w:gridCol w:w="4413"/>
       </w:tblGrid>
       <w:tr>
         <w:trPr>
@@ -24081,7 +24081,7 @@
         </w:trPr>
         <w:tc>
           <w:tcPr>
-            <w:tcW w:type="dxa" w:w="900"/>
+            <w:tcW w:type="dxa" w:w="913"/>
             <w:tcBorders>
               <w:top w:val="single" w:color="D9D5C8" w:sz="4" w:space="0"/>
               <w:left w:val="single" w:color="D9D5C8" w:sz="4" w:space="0"/>
@@ -24117,7 +24117,7 @@
         </w:tc>
         <w:tc>
           <w:tcPr>
-            <w:tcW w:type="dxa" w:w="4400"/>
+            <w:tcW w:type="dxa" w:w="4466"/>
             <w:tcBorders>
               <w:top w:val="single" w:color="D9D5C8" w:sz="4" w:space="0"/>
               <w:left w:val="single" w:color="D9D5C8" w:sz="4" w:space="0"/>
@@ -24153,7 +24153,7 @@
         </w:tc>
         <w:tc>
           <w:tcPr>
-            <w:tcW w:type="dxa" w:w="4348"/>
+            <w:tcW w:type="dxa" w:w="4413"/>
             <w:tcBorders>
               <w:top w:val="single" w:color="D9D5C8" w:sz="4" w:space="0"/>
               <w:left w:val="single" w:color="D9D5C8" w:sz="4" w:space="0"/>
@@ -24191,7 +24191,7 @@
       <w:tr>
         <w:tc>
           <w:tcPr>
-            <w:tcW w:type="dxa" w:w="900"/>
+            <w:tcW w:type="dxa" w:w="913"/>
             <w:tcBorders>
               <w:top w:val="single" w:color="D9D5C8" w:sz="4" w:space="0"/>
               <w:left w:val="single" w:color="D9D5C8" w:sz="4" w:space="0"/>
@@ -24226,7 +24226,7 @@
         </w:tc>
         <w:tc>
           <w:tcPr>
-            <w:tcW w:type="dxa" w:w="4400"/>
+            <w:tcW w:type="dxa" w:w="4466"/>
             <w:tcBorders>
               <w:top w:val="single" w:color="D9D5C8" w:sz="4" w:space="0"/>
               <w:left w:val="single" w:color="D9D5C8" w:sz="4" w:space="0"/>
@@ -24261,7 +24261,7 @@
         </w:tc>
         <w:tc>
           <w:tcPr>
-            <w:tcW w:type="dxa" w:w="4348"/>
+            <w:tcW w:type="dxa" w:w="4413"/>
             <w:tcBorders>
               <w:top w:val="single" w:color="D9D5C8" w:sz="4" w:space="0"/>
               <w:left w:val="single" w:color="D9D5C8" w:sz="4" w:space="0"/>
@@ -24298,7 +24298,7 @@
       <w:tr>
         <w:tc>
           <w:tcPr>
-            <w:tcW w:type="dxa" w:w="900"/>
+            <w:tcW w:type="dxa" w:w="913"/>
             <w:tcBorders>
               <w:top w:val="single" w:color="D9D5C8" w:sz="4" w:space="0"/>
               <w:left w:val="single" w:color="D9D5C8" w:sz="4" w:space="0"/>
@@ -24333,7 +24333,7 @@
         </w:tc>
         <w:tc>
           <w:tcPr>
-            <w:tcW w:type="dxa" w:w="4400"/>
+            <w:tcW w:type="dxa" w:w="4466"/>
             <w:tcBorders>
               <w:top w:val="single" w:color="D9D5C8" w:sz="4" w:space="0"/>
               <w:left w:val="single" w:color="D9D5C8" w:sz="4" w:space="0"/>
@@ -24368,7 +24368,7 @@
         </w:tc>
         <w:tc>
           <w:tcPr>
-            <w:tcW w:type="dxa" w:w="4348"/>
+            <w:tcW w:type="dxa" w:w="4413"/>
             <w:tcBorders>
               <w:top w:val="single" w:color="D9D5C8" w:sz="4" w:space="0"/>
               <w:left w:val="single" w:color="D9D5C8" w:sz="4" w:space="0"/>
@@ -24405,7 +24405,7 @@
       <w:tr>
         <w:tc>
           <w:tcPr>
-            <w:tcW w:type="dxa" w:w="900"/>
+            <w:tcW w:type="dxa" w:w="913"/>
             <w:tcBorders>
               <w:top w:val="single" w:color="D9D5C8" w:sz="4" w:space="0"/>
               <w:left w:val="single" w:color="D9D5C8" w:sz="4" w:space="0"/>
@@ -24440,7 +24440,7 @@
         </w:tc>
         <w:tc>
           <w:tcPr>
-            <w:tcW w:type="dxa" w:w="4400"/>
+            <w:tcW w:type="dxa" w:w="4466"/>
             <w:tcBorders>
               <w:top w:val="single" w:color="D9D5C8" w:sz="4" w:space="0"/>
               <w:left w:val="single" w:color="D9D5C8" w:sz="4" w:space="0"/>
@@ -24475,7 +24475,7 @@
         </w:tc>
         <w:tc>
           <w:tcPr>
-            <w:tcW w:type="dxa" w:w="4348"/>
+            <w:tcW w:type="dxa" w:w="4413"/>
             <w:tcBorders>
               <w:top w:val="single" w:color="D9D5C8" w:sz="4" w:space="0"/>
               <w:left w:val="single" w:color="D9D5C8" w:sz="4" w:space="0"/>
@@ -24512,7 +24512,7 @@
     </w:tbl>
     <w:tbl>
       <w:tblPr>
-        <w:tblW w:type="dxa" w:w="9648"/>
+        <w:tblW w:type="dxa" w:w="9792"/>
         <w:tblBorders>
           <w:top w:val="single" w:color="auto" w:sz="4"/>
           <w:left w:val="single" w:color="auto" w:sz="4"/>
@@ -24523,12 +24523,12 @@
         </w:tblBorders>
       </w:tblPr>
       <w:tblGrid>
-        <w:gridCol w:w="9648"/>
+        <w:gridCol w:w="9792"/>
       </w:tblGrid>
       <w:tr>
         <w:tc>
           <w:tcPr>
-            <w:tcW w:type="dxa" w:w="9648"/>
+            <w:tcW w:type="dxa" w:w="9792"/>
             <w:tcBorders>
               <w:top w:val="single" w:color="D9D5C8" w:sz="4" w:space="0"/>
               <w:left w:val="single" w:color="D9D5C8" w:sz="4" w:space="0"/>
@@ -24653,7 +24653,7 @@
     </w:p>
     <w:tbl>
       <w:tblPr>
-        <w:tblW w:type="dxa" w:w="9648"/>
+        <w:tblW w:type="dxa" w:w="9792"/>
         <w:tblBorders>
           <w:top w:val="single" w:color="auto" w:sz="4"/>
           <w:left w:val="single" w:color="auto" w:sz="4"/>
@@ -24664,9 +24664,9 @@
         </w:tblBorders>
       </w:tblPr>
       <w:tblGrid>
-        <w:gridCol w:w="900"/>
-        <w:gridCol w:w="4400"/>
-        <w:gridCol w:w="4348"/>
+        <w:gridCol w:w="913"/>
+        <w:gridCol w:w="4466"/>
+        <w:gridCol w:w="4413"/>
       </w:tblGrid>
       <w:tr>
         <w:trPr>
@@ -24674,7 +24674,7 @@
         </w:trPr>
         <w:tc>
           <w:tcPr>
-            <w:tcW w:type="dxa" w:w="900"/>
+            <w:tcW w:type="dxa" w:w="913"/>
             <w:tcBorders>
               <w:top w:val="single" w:color="D9D5C8" w:sz="4" w:space="0"/>
               <w:left w:val="single" w:color="D9D5C8" w:sz="4" w:space="0"/>
@@ -24710,7 +24710,7 @@
         </w:tc>
         <w:tc>
           <w:tcPr>
-            <w:tcW w:type="dxa" w:w="4400"/>
+            <w:tcW w:type="dxa" w:w="4466"/>
             <w:tcBorders>
               <w:top w:val="single" w:color="D9D5C8" w:sz="4" w:space="0"/>
               <w:left w:val="single" w:color="D9D5C8" w:sz="4" w:space="0"/>
@@ -24746,7 +24746,7 @@
         </w:tc>
         <w:tc>
           <w:tcPr>
-            <w:tcW w:type="dxa" w:w="4348"/>
+            <w:tcW w:type="dxa" w:w="4413"/>
             <w:tcBorders>
               <w:top w:val="single" w:color="D9D5C8" w:sz="4" w:space="0"/>
               <w:left w:val="single" w:color="D9D5C8" w:sz="4" w:space="0"/>
@@ -24784,7 +24784,7 @@
       <w:tr>
         <w:tc>
           <w:tcPr>
-            <w:tcW w:type="dxa" w:w="900"/>
+            <w:tcW w:type="dxa" w:w="913"/>
             <w:tcBorders>
               <w:top w:val="single" w:color="D9D5C8" w:sz="4" w:space="0"/>
               <w:left w:val="single" w:color="D9D5C8" w:sz="4" w:space="0"/>
@@ -24819,7 +24819,7 @@
         </w:tc>
         <w:tc>
           <w:tcPr>
-            <w:tcW w:type="dxa" w:w="4400"/>
+            <w:tcW w:type="dxa" w:w="4466"/>
             <w:tcBorders>
               <w:top w:val="single" w:color="D9D5C8" w:sz="4" w:space="0"/>
               <w:left w:val="single" w:color="D9D5C8" w:sz="4" w:space="0"/>
@@ -24854,7 +24854,7 @@
         </w:tc>
         <w:tc>
           <w:tcPr>
-            <w:tcW w:type="dxa" w:w="4348"/>
+            <w:tcW w:type="dxa" w:w="4413"/>
             <w:tcBorders>
               <w:top w:val="single" w:color="D9D5C8" w:sz="4" w:space="0"/>
               <w:left w:val="single" w:color="D9D5C8" w:sz="4" w:space="0"/>
@@ -24891,7 +24891,7 @@
       <w:tr>
         <w:tc>
           <w:tcPr>
-            <w:tcW w:type="dxa" w:w="900"/>
+            <w:tcW w:type="dxa" w:w="913"/>
             <w:tcBorders>
               <w:top w:val="single" w:color="D9D5C8" w:sz="4" w:space="0"/>
               <w:left w:val="single" w:color="D9D5C8" w:sz="4" w:space="0"/>
@@ -24926,7 +24926,7 @@
         </w:tc>
         <w:tc>
           <w:tcPr>
-            <w:tcW w:type="dxa" w:w="4400"/>
+            <w:tcW w:type="dxa" w:w="4466"/>
             <w:tcBorders>
               <w:top w:val="single" w:color="D9D5C8" w:sz="4" w:space="0"/>
               <w:left w:val="single" w:color="D9D5C8" w:sz="4" w:space="0"/>
@@ -24961,7 +24961,7 @@
         </w:tc>
         <w:tc>
           <w:tcPr>
-            <w:tcW w:type="dxa" w:w="4348"/>
+            <w:tcW w:type="dxa" w:w="4413"/>
             <w:tcBorders>
               <w:top w:val="single" w:color="D9D5C8" w:sz="4" w:space="0"/>
               <w:left w:val="single" w:color="D9D5C8" w:sz="4" w:space="0"/>
@@ -24998,7 +24998,7 @@
       <w:tr>
         <w:tc>
           <w:tcPr>
-            <w:tcW w:type="dxa" w:w="900"/>
+            <w:tcW w:type="dxa" w:w="913"/>
             <w:tcBorders>
               <w:top w:val="single" w:color="D9D5C8" w:sz="4" w:space="0"/>
               <w:left w:val="single" w:color="D9D5C8" w:sz="4" w:space="0"/>
@@ -25033,7 +25033,7 @@
         </w:tc>
         <w:tc>
           <w:tcPr>
-            <w:tcW w:type="dxa" w:w="4400"/>
+            <w:tcW w:type="dxa" w:w="4466"/>
             <w:tcBorders>
               <w:top w:val="single" w:color="D9D5C8" w:sz="4" w:space="0"/>
               <w:left w:val="single" w:color="D9D5C8" w:sz="4" w:space="0"/>
@@ -25068,7 +25068,7 @@
         </w:tc>
         <w:tc>
           <w:tcPr>
-            <w:tcW w:type="dxa" w:w="4348"/>
+            <w:tcW w:type="dxa" w:w="4413"/>
             <w:tcBorders>
               <w:top w:val="single" w:color="D9D5C8" w:sz="4" w:space="0"/>
               <w:left w:val="single" w:color="D9D5C8" w:sz="4" w:space="0"/>
@@ -25105,7 +25105,7 @@
     </w:tbl>
     <w:tbl>
       <w:tblPr>
-        <w:tblW w:type="dxa" w:w="9648"/>
+        <w:tblW w:type="dxa" w:w="9792"/>
         <w:tblBorders>
           <w:top w:val="single" w:color="auto" w:sz="4"/>
           <w:left w:val="single" w:color="auto" w:sz="4"/>
@@ -25116,12 +25116,12 @@
         </w:tblBorders>
       </w:tblPr>
       <w:tblGrid>
-        <w:gridCol w:w="9648"/>
+        <w:gridCol w:w="9792"/>
       </w:tblGrid>
       <w:tr>
         <w:tc>
           <w:tcPr>
-            <w:tcW w:type="dxa" w:w="9648"/>
+            <w:tcW w:type="dxa" w:w="9792"/>
             <w:tcBorders>
               <w:top w:val="single" w:color="D9D5C8" w:sz="4" w:space="0"/>
               <w:left w:val="single" w:color="D9D5C8" w:sz="4" w:space="0"/>
@@ -25246,7 +25246,7 @@
     </w:p>
     <w:tbl>
       <w:tblPr>
-        <w:tblW w:type="dxa" w:w="9648"/>
+        <w:tblW w:type="dxa" w:w="9792"/>
         <w:tblBorders>
           <w:top w:val="single" w:color="auto" w:sz="4"/>
           <w:left w:val="single" w:color="auto" w:sz="4"/>
@@ -25257,9 +25257,9 @@
         </w:tblBorders>
       </w:tblPr>
       <w:tblGrid>
-        <w:gridCol w:w="900"/>
-        <w:gridCol w:w="4400"/>
-        <w:gridCol w:w="4348"/>
+        <w:gridCol w:w="913"/>
+        <w:gridCol w:w="4466"/>
+        <w:gridCol w:w="4413"/>
       </w:tblGrid>
       <w:tr>
         <w:trPr>
@@ -25267,7 +25267,7 @@
         </w:trPr>
         <w:tc>
           <w:tcPr>
-            <w:tcW w:type="dxa" w:w="900"/>
+            <w:tcW w:type="dxa" w:w="913"/>
             <w:tcBorders>
               <w:top w:val="single" w:color="D9D5C8" w:sz="4" w:space="0"/>
               <w:left w:val="single" w:color="D9D5C8" w:sz="4" w:space="0"/>
@@ -25303,7 +25303,7 @@
         </w:tc>
         <w:tc>
           <w:tcPr>
-            <w:tcW w:type="dxa" w:w="4400"/>
+            <w:tcW w:type="dxa" w:w="4466"/>
             <w:tcBorders>
               <w:top w:val="single" w:color="D9D5C8" w:sz="4" w:space="0"/>
               <w:left w:val="single" w:color="D9D5C8" w:sz="4" w:space="0"/>
@@ -25339,7 +25339,7 @@
         </w:tc>
         <w:tc>
           <w:tcPr>
-            <w:tcW w:type="dxa" w:w="4348"/>
+            <w:tcW w:type="dxa" w:w="4413"/>
             <w:tcBorders>
               <w:top w:val="single" w:color="D9D5C8" w:sz="4" w:space="0"/>
               <w:left w:val="single" w:color="D9D5C8" w:sz="4" w:space="0"/>
@@ -25377,7 +25377,7 @@
       <w:tr>
         <w:tc>
           <w:tcPr>
-            <w:tcW w:type="dxa" w:w="900"/>
+            <w:tcW w:type="dxa" w:w="913"/>
             <w:tcBorders>
               <w:top w:val="single" w:color="D9D5C8" w:sz="4" w:space="0"/>
               <w:left w:val="single" w:color="D9D5C8" w:sz="4" w:space="0"/>
@@ -25412,7 +25412,7 @@
         </w:tc>
         <w:tc>
           <w:tcPr>
-            <w:tcW w:type="dxa" w:w="4400"/>
+            <w:tcW w:type="dxa" w:w="4466"/>
             <w:tcBorders>
               <w:top w:val="single" w:color="D9D5C8" w:sz="4" w:space="0"/>
               <w:left w:val="single" w:color="D9D5C8" w:sz="4" w:space="0"/>
@@ -25447,7 +25447,7 @@
         </w:tc>
         <w:tc>
           <w:tcPr>
-            <w:tcW w:type="dxa" w:w="4348"/>
+            <w:tcW w:type="dxa" w:w="4413"/>
             <w:tcBorders>
               <w:top w:val="single" w:color="D9D5C8" w:sz="4" w:space="0"/>
               <w:left w:val="single" w:color="D9D5C8" w:sz="4" w:space="0"/>
@@ -25484,7 +25484,7 @@
       <w:tr>
         <w:tc>
           <w:tcPr>
-            <w:tcW w:type="dxa" w:w="900"/>
+            <w:tcW w:type="dxa" w:w="913"/>
             <w:tcBorders>
               <w:top w:val="single" w:color="D9D5C8" w:sz="4" w:space="0"/>
               <w:left w:val="single" w:color="D9D5C8" w:sz="4" w:space="0"/>
@@ -25519,7 +25519,7 @@
         </w:tc>
         <w:tc>
           <w:tcPr>
-            <w:tcW w:type="dxa" w:w="4400"/>
+            <w:tcW w:type="dxa" w:w="4466"/>
             <w:tcBorders>
               <w:top w:val="single" w:color="D9D5C8" w:sz="4" w:space="0"/>
               <w:left w:val="single" w:color="D9D5C8" w:sz="4" w:space="0"/>
@@ -25554,7 +25554,7 @@
         </w:tc>
         <w:tc>
           <w:tcPr>
-            <w:tcW w:type="dxa" w:w="4348"/>
+            <w:tcW w:type="dxa" w:w="4413"/>
             <w:tcBorders>
               <w:top w:val="single" w:color="D9D5C8" w:sz="4" w:space="0"/>
               <w:left w:val="single" w:color="D9D5C8" w:sz="4" w:space="0"/>
@@ -25591,7 +25591,7 @@
       <w:tr>
         <w:tc>
           <w:tcPr>
-            <w:tcW w:type="dxa" w:w="900"/>
+            <w:tcW w:type="dxa" w:w="913"/>
             <w:tcBorders>
               <w:top w:val="single" w:color="D9D5C8" w:sz="4" w:space="0"/>
               <w:left w:val="single" w:color="D9D5C8" w:sz="4" w:space="0"/>
@@ -25626,7 +25626,7 @@
         </w:tc>
         <w:tc>
           <w:tcPr>
-            <w:tcW w:type="dxa" w:w="4400"/>
+            <w:tcW w:type="dxa" w:w="4466"/>
             <w:tcBorders>
               <w:top w:val="single" w:color="D9D5C8" w:sz="4" w:space="0"/>
               <w:left w:val="single" w:color="D9D5C8" w:sz="4" w:space="0"/>
@@ -25661,7 +25661,7 @@
         </w:tc>
         <w:tc>
           <w:tcPr>
-            <w:tcW w:type="dxa" w:w="4348"/>
+            <w:tcW w:type="dxa" w:w="4413"/>
             <w:tcBorders>
               <w:top w:val="single" w:color="D9D5C8" w:sz="4" w:space="0"/>
               <w:left w:val="single" w:color="D9D5C8" w:sz="4" w:space="0"/>
@@ -25698,7 +25698,7 @@
     </w:tbl>
     <w:tbl>
       <w:tblPr>
-        <w:tblW w:type="dxa" w:w="9648"/>
+        <w:tblW w:type="dxa" w:w="9792"/>
         <w:tblBorders>
           <w:top w:val="single" w:color="auto" w:sz="4"/>
           <w:left w:val="single" w:color="auto" w:sz="4"/>
@@ -25709,12 +25709,12 @@
         </w:tblBorders>
       </w:tblPr>
       <w:tblGrid>
-        <w:gridCol w:w="9648"/>
+        <w:gridCol w:w="9792"/>
       </w:tblGrid>
       <w:tr>
         <w:tc>
           <w:tcPr>
-            <w:tcW w:type="dxa" w:w="9648"/>
+            <w:tcW w:type="dxa" w:w="9792"/>
             <w:tcBorders>
               <w:top w:val="single" w:color="D9D5C8" w:sz="4" w:space="0"/>
               <w:left w:val="single" w:color="D9D5C8" w:sz="4" w:space="0"/>
@@ -25839,7 +25839,7 @@
     </w:p>
     <w:tbl>
       <w:tblPr>
-        <w:tblW w:type="dxa" w:w="9648"/>
+        <w:tblW w:type="dxa" w:w="9792"/>
         <w:tblBorders>
           <w:top w:val="single" w:color="auto" w:sz="4"/>
           <w:left w:val="single" w:color="auto" w:sz="4"/>
@@ -25850,9 +25850,9 @@
         </w:tblBorders>
       </w:tblPr>
       <w:tblGrid>
-        <w:gridCol w:w="900"/>
-        <w:gridCol w:w="4400"/>
-        <w:gridCol w:w="4348"/>
+        <w:gridCol w:w="913"/>
+        <w:gridCol w:w="4466"/>
+        <w:gridCol w:w="4413"/>
       </w:tblGrid>
       <w:tr>
         <w:trPr>
@@ -25860,7 +25860,7 @@
         </w:trPr>
         <w:tc>
           <w:tcPr>
-            <w:tcW w:type="dxa" w:w="900"/>
+            <w:tcW w:type="dxa" w:w="913"/>
             <w:tcBorders>
               <w:top w:val="single" w:color="D9D5C8" w:sz="4" w:space="0"/>
               <w:left w:val="single" w:color="D9D5C8" w:sz="4" w:space="0"/>
@@ -25896,7 +25896,7 @@
         </w:tc>
         <w:tc>
           <w:tcPr>
-            <w:tcW w:type="dxa" w:w="4400"/>
+            <w:tcW w:type="dxa" w:w="4466"/>
             <w:tcBorders>
               <w:top w:val="single" w:color="D9D5C8" w:sz="4" w:space="0"/>
               <w:left w:val="single" w:color="D9D5C8" w:sz="4" w:space="0"/>
@@ -25932,7 +25932,7 @@
         </w:tc>
         <w:tc>
           <w:tcPr>
-            <w:tcW w:type="dxa" w:w="4348"/>
+            <w:tcW w:type="dxa" w:w="4413"/>
             <w:tcBorders>
               <w:top w:val="single" w:color="D9D5C8" w:sz="4" w:space="0"/>
               <w:left w:val="single" w:color="D9D5C8" w:sz="4" w:space="0"/>
@@ -25970,7 +25970,7 @@
       <w:tr>
         <w:tc>
           <w:tcPr>
-            <w:tcW w:type="dxa" w:w="900"/>
+            <w:tcW w:type="dxa" w:w="913"/>
             <w:tcBorders>
               <w:top w:val="single" w:color="D9D5C8" w:sz="4" w:space="0"/>
               <w:left w:val="single" w:color="D9D5C8" w:sz="4" w:space="0"/>
@@ -26005,7 +26005,7 @@
         </w:tc>
         <w:tc>
           <w:tcPr>
-            <w:tcW w:type="dxa" w:w="4400"/>
+            <w:tcW w:type="dxa" w:w="4466"/>
             <w:tcBorders>
               <w:top w:val="single" w:color="D9D5C8" w:sz="4" w:space="0"/>
               <w:left w:val="single" w:color="D9D5C8" w:sz="4" w:space="0"/>
@@ -26040,7 +26040,7 @@
         </w:tc>
         <w:tc>
           <w:tcPr>
-            <w:tcW w:type="dxa" w:w="4348"/>
+            <w:tcW w:type="dxa" w:w="4413"/>
             <w:tcBorders>
               <w:top w:val="single" w:color="D9D5C8" w:sz="4" w:space="0"/>
               <w:left w:val="single" w:color="D9D5C8" w:sz="4" w:space="0"/>
@@ -26077,7 +26077,7 @@
       <w:tr>
         <w:tc>
           <w:tcPr>
-            <w:tcW w:type="dxa" w:w="900"/>
+            <w:tcW w:type="dxa" w:w="913"/>
             <w:tcBorders>
               <w:top w:val="single" w:color="D9D5C8" w:sz="4" w:space="0"/>
               <w:left w:val="single" w:color="D9D5C8" w:sz="4" w:space="0"/>
@@ -26112,7 +26112,7 @@
         </w:tc>
         <w:tc>
           <w:tcPr>
-            <w:tcW w:type="dxa" w:w="4400"/>
+            <w:tcW w:type="dxa" w:w="4466"/>
             <w:tcBorders>
               <w:top w:val="single" w:color="D9D5C8" w:sz="4" w:space="0"/>
               <w:left w:val="single" w:color="D9D5C8" w:sz="4" w:space="0"/>
@@ -26147,7 +26147,7 @@
         </w:tc>
         <w:tc>
           <w:tcPr>
-            <w:tcW w:type="dxa" w:w="4348"/>
+            <w:tcW w:type="dxa" w:w="4413"/>
             <w:tcBorders>
               <w:top w:val="single" w:color="D9D5C8" w:sz="4" w:space="0"/>
               <w:left w:val="single" w:color="D9D5C8" w:sz="4" w:space="0"/>
@@ -26184,7 +26184,7 @@
       <w:tr>
         <w:tc>
           <w:tcPr>
-            <w:tcW w:type="dxa" w:w="900"/>
+            <w:tcW w:type="dxa" w:w="913"/>
             <w:tcBorders>
               <w:top w:val="single" w:color="D9D5C8" w:sz="4" w:space="0"/>
               <w:left w:val="single" w:color="D9D5C8" w:sz="4" w:space="0"/>
@@ -26219,7 +26219,7 @@
         </w:tc>
         <w:tc>
           <w:tcPr>
-            <w:tcW w:type="dxa" w:w="4400"/>
+            <w:tcW w:type="dxa" w:w="4466"/>
             <w:tcBorders>
               <w:top w:val="single" w:color="D9D5C8" w:sz="4" w:space="0"/>
               <w:left w:val="single" w:color="D9D5C8" w:sz="4" w:space="0"/>
@@ -26254,7 +26254,7 @@
         </w:tc>
         <w:tc>
           <w:tcPr>
-            <w:tcW w:type="dxa" w:w="4348"/>
+            <w:tcW w:type="dxa" w:w="4413"/>
             <w:tcBorders>
               <w:top w:val="single" w:color="D9D5C8" w:sz="4" w:space="0"/>
               <w:left w:val="single" w:color="D9D5C8" w:sz="4" w:space="0"/>
@@ -26291,7 +26291,7 @@
     </w:tbl>
     <w:tbl>
       <w:tblPr>
-        <w:tblW w:type="dxa" w:w="9648"/>
+        <w:tblW w:type="dxa" w:w="9792"/>
         <w:tblBorders>
           <w:top w:val="single" w:color="auto" w:sz="4"/>
           <w:left w:val="single" w:color="auto" w:sz="4"/>
@@ -26302,12 +26302,12 @@
         </w:tblBorders>
       </w:tblPr>
       <w:tblGrid>
-        <w:gridCol w:w="9648"/>
+        <w:gridCol w:w="9792"/>
       </w:tblGrid>
       <w:tr>
         <w:tc>
           <w:tcPr>
-            <w:tcW w:type="dxa" w:w="9648"/>
+            <w:tcW w:type="dxa" w:w="9792"/>
             <w:tcBorders>
               <w:top w:val="single" w:color="D9D5C8" w:sz="4" w:space="0"/>
               <w:left w:val="single" w:color="D9D5C8" w:sz="4" w:space="0"/>
@@ -26432,7 +26432,7 @@
     </w:p>
     <w:tbl>
       <w:tblPr>
-        <w:tblW w:type="dxa" w:w="9648"/>
+        <w:tblW w:type="dxa" w:w="9792"/>
         <w:tblBorders>
           <w:top w:val="single" w:color="auto" w:sz="4"/>
           <w:left w:val="single" w:color="auto" w:sz="4"/>
@@ -26443,9 +26443,9 @@
         </w:tblBorders>
       </w:tblPr>
       <w:tblGrid>
-        <w:gridCol w:w="900"/>
-        <w:gridCol w:w="4400"/>
-        <w:gridCol w:w="4348"/>
+        <w:gridCol w:w="913"/>
+        <w:gridCol w:w="4466"/>
+        <w:gridCol w:w="4413"/>
       </w:tblGrid>
       <w:tr>
         <w:trPr>
@@ -26453,7 +26453,7 @@
         </w:trPr>
         <w:tc>
           <w:tcPr>
-            <w:tcW w:type="dxa" w:w="900"/>
+            <w:tcW w:type="dxa" w:w="913"/>
             <w:tcBorders>
               <w:top w:val="single" w:color="D9D5C8" w:sz="4" w:space="0"/>
               <w:left w:val="single" w:color="D9D5C8" w:sz="4" w:space="0"/>
@@ -26489,7 +26489,7 @@
         </w:tc>
         <w:tc>
           <w:tcPr>
-            <w:tcW w:type="dxa" w:w="4400"/>
+            <w:tcW w:type="dxa" w:w="4466"/>
             <w:tcBorders>
               <w:top w:val="single" w:color="D9D5C8" w:sz="4" w:space="0"/>
               <w:left w:val="single" w:color="D9D5C8" w:sz="4" w:space="0"/>
@@ -26525,7 +26525,7 @@
         </w:tc>
         <w:tc>
           <w:tcPr>
-            <w:tcW w:type="dxa" w:w="4348"/>
+            <w:tcW w:type="dxa" w:w="4413"/>
             <w:tcBorders>
               <w:top w:val="single" w:color="D9D5C8" w:sz="4" w:space="0"/>
               <w:left w:val="single" w:color="D9D5C8" w:sz="4" w:space="0"/>
@@ -26563,7 +26563,7 @@
       <w:tr>
         <w:tc>
           <w:tcPr>
-            <w:tcW w:type="dxa" w:w="900"/>
+            <w:tcW w:type="dxa" w:w="913"/>
             <w:tcBorders>
               <w:top w:val="single" w:color="D9D5C8" w:sz="4" w:space="0"/>
               <w:left w:val="single" w:color="D9D5C8" w:sz="4" w:space="0"/>
@@ -26598,7 +26598,7 @@
         </w:tc>
         <w:tc>
           <w:tcPr>
-            <w:tcW w:type="dxa" w:w="4400"/>
+            <w:tcW w:type="dxa" w:w="4466"/>
             <w:tcBorders>
               <w:top w:val="single" w:color="D9D5C8" w:sz="4" w:space="0"/>
               <w:left w:val="single" w:color="D9D5C8" w:sz="4" w:space="0"/>
@@ -26633,7 +26633,7 @@
         </w:tc>
         <w:tc>
           <w:tcPr>
-            <w:tcW w:type="dxa" w:w="4348"/>
+            <w:tcW w:type="dxa" w:w="4413"/>
             <w:tcBorders>
               <w:top w:val="single" w:color="D9D5C8" w:sz="4" w:space="0"/>
               <w:left w:val="single" w:color="D9D5C8" w:sz="4" w:space="0"/>
@@ -26670,7 +26670,7 @@
       <w:tr>
         <w:tc>
           <w:tcPr>
-            <w:tcW w:type="dxa" w:w="900"/>
+            <w:tcW w:type="dxa" w:w="913"/>
             <w:tcBorders>
               <w:top w:val="single" w:color="D9D5C8" w:sz="4" w:space="0"/>
               <w:left w:val="single" w:color="D9D5C8" w:sz="4" w:space="0"/>
@@ -26705,7 +26705,7 @@
         </w:tc>
         <w:tc>
           <w:tcPr>
-            <w:tcW w:type="dxa" w:w="4400"/>
+            <w:tcW w:type="dxa" w:w="4466"/>
             <w:tcBorders>
               <w:top w:val="single" w:color="D9D5C8" w:sz="4" w:space="0"/>
               <w:left w:val="single" w:color="D9D5C8" w:sz="4" w:space="0"/>
@@ -26740,7 +26740,7 @@
         </w:tc>
         <w:tc>
           <w:tcPr>
-            <w:tcW w:type="dxa" w:w="4348"/>
+            <w:tcW w:type="dxa" w:w="4413"/>
             <w:tcBorders>
               <w:top w:val="single" w:color="D9D5C8" w:sz="4" w:space="0"/>
               <w:left w:val="single" w:color="D9D5C8" w:sz="4" w:space="0"/>
@@ -26777,7 +26777,7 @@
       <w:tr>
         <w:tc>
           <w:tcPr>
-            <w:tcW w:type="dxa" w:w="900"/>
+            <w:tcW w:type="dxa" w:w="913"/>
             <w:tcBorders>
               <w:top w:val="single" w:color="D9D5C8" w:sz="4" w:space="0"/>
               <w:left w:val="single" w:color="D9D5C8" w:sz="4" w:space="0"/>
@@ -26812,7 +26812,7 @@
         </w:tc>
         <w:tc>
           <w:tcPr>
-            <w:tcW w:type="dxa" w:w="4400"/>
+            <w:tcW w:type="dxa" w:w="4466"/>
             <w:tcBorders>
               <w:top w:val="single" w:color="D9D5C8" w:sz="4" w:space="0"/>
               <w:left w:val="single" w:color="D9D5C8" w:sz="4" w:space="0"/>
@@ -26847,7 +26847,7 @@
         </w:tc>
         <w:tc>
           <w:tcPr>
-            <w:tcW w:type="dxa" w:w="4348"/>
+            <w:tcW w:type="dxa" w:w="4413"/>
             <w:tcBorders>
               <w:top w:val="single" w:color="D9D5C8" w:sz="4" w:space="0"/>
               <w:left w:val="single" w:color="D9D5C8" w:sz="4" w:space="0"/>
@@ -26884,7 +26884,7 @@
     </w:tbl>
     <w:tbl>
       <w:tblPr>
-        <w:tblW w:type="dxa" w:w="9648"/>
+        <w:tblW w:type="dxa" w:w="9792"/>
         <w:tblBorders>
           <w:top w:val="single" w:color="auto" w:sz="4"/>
           <w:left w:val="single" w:color="auto" w:sz="4"/>
@@ -26895,12 +26895,12 @@
         </w:tblBorders>
       </w:tblPr>
       <w:tblGrid>
-        <w:gridCol w:w="9648"/>
+        <w:gridCol w:w="9792"/>
       </w:tblGrid>
       <w:tr>
         <w:tc>
           <w:tcPr>
-            <w:tcW w:type="dxa" w:w="9648"/>
+            <w:tcW w:type="dxa" w:w="9792"/>
             <w:tcBorders>
               <w:top w:val="single" w:color="D9D5C8" w:sz="4" w:space="0"/>
               <w:left w:val="single" w:color="D9D5C8" w:sz="4" w:space="0"/>
@@ -27025,7 +27025,7 @@
     </w:p>
     <w:tbl>
       <w:tblPr>
-        <w:tblW w:type="dxa" w:w="9648"/>
+        <w:tblW w:type="dxa" w:w="9792"/>
         <w:tblBorders>
           <w:top w:val="single" w:color="auto" w:sz="4"/>
           <w:left w:val="single" w:color="auto" w:sz="4"/>
@@ -27036,9 +27036,9 @@
         </w:tblBorders>
       </w:tblPr>
       <w:tblGrid>
-        <w:gridCol w:w="900"/>
-        <w:gridCol w:w="4400"/>
-        <w:gridCol w:w="4348"/>
+        <w:gridCol w:w="913"/>
+        <w:gridCol w:w="4466"/>
+        <w:gridCol w:w="4413"/>
       </w:tblGrid>
       <w:tr>
         <w:trPr>
@@ -27046,7 +27046,7 @@
         </w:trPr>
         <w:tc>
           <w:tcPr>
-            <w:tcW w:type="dxa" w:w="900"/>
+            <w:tcW w:type="dxa" w:w="913"/>
             <w:tcBorders>
               <w:top w:val="single" w:color="D9D5C8" w:sz="4" w:space="0"/>
               <w:left w:val="single" w:color="D9D5C8" w:sz="4" w:space="0"/>
@@ -27082,7 +27082,7 @@
         </w:tc>
         <w:tc>
           <w:tcPr>
-            <w:tcW w:type="dxa" w:w="4400"/>
+            <w:tcW w:type="dxa" w:w="4466"/>
             <w:tcBorders>
               <w:top w:val="single" w:color="D9D5C8" w:sz="4" w:space="0"/>
               <w:left w:val="single" w:color="D9D5C8" w:sz="4" w:space="0"/>
@@ -27118,7 +27118,7 @@
         </w:tc>
         <w:tc>
           <w:tcPr>
-            <w:tcW w:type="dxa" w:w="4348"/>
+            <w:tcW w:type="dxa" w:w="4413"/>
             <w:tcBorders>
               <w:top w:val="single" w:color="D9D5C8" w:sz="4" w:space="0"/>
               <w:left w:val="single" w:color="D9D5C8" w:sz="4" w:space="0"/>
@@ -27156,7 +27156,7 @@
       <w:tr>
         <w:tc>
           <w:tcPr>
-            <w:tcW w:type="dxa" w:w="900"/>
+            <w:tcW w:type="dxa" w:w="913"/>
             <w:tcBorders>
               <w:top w:val="single" w:color="D9D5C8" w:sz="4" w:space="0"/>
               <w:left w:val="single" w:color="D9D5C8" w:sz="4" w:space="0"/>
@@ -27191,7 +27191,7 @@
         </w:tc>
         <w:tc>
           <w:tcPr>
-            <w:tcW w:type="dxa" w:w="4400"/>
+            <w:tcW w:type="dxa" w:w="4466"/>
             <w:tcBorders>
               <w:top w:val="single" w:color="D9D5C8" w:sz="4" w:space="0"/>
               <w:left w:val="single" w:color="D9D5C8" w:sz="4" w:space="0"/>
@@ -27226,7 +27226,7 @@
         </w:tc>
         <w:tc>
           <w:tcPr>
-            <w:tcW w:type="dxa" w:w="4348"/>
+            <w:tcW w:type="dxa" w:w="4413"/>
             <w:tcBorders>
               <w:top w:val="single" w:color="D9D5C8" w:sz="4" w:space="0"/>
               <w:left w:val="single" w:color="D9D5C8" w:sz="4" w:space="0"/>
@@ -27263,7 +27263,7 @@
       <w:tr>
         <w:tc>
           <w:tcPr>
-            <w:tcW w:type="dxa" w:w="900"/>
+            <w:tcW w:type="dxa" w:w="913"/>
             <w:tcBorders>
               <w:top w:val="single" w:color="D9D5C8" w:sz="4" w:space="0"/>
               <w:left w:val="single" w:color="D9D5C8" w:sz="4" w:space="0"/>
@@ -27298,7 +27298,7 @@
         </w:tc>
         <w:tc>
           <w:tcPr>
-            <w:tcW w:type="dxa" w:w="4400"/>
+            <w:tcW w:type="dxa" w:w="4466"/>
             <w:tcBorders>
               <w:top w:val="single" w:color="D9D5C8" w:sz="4" w:space="0"/>
               <w:left w:val="single" w:color="D9D5C8" w:sz="4" w:space="0"/>
@@ -27333,7 +27333,7 @@
         </w:tc>
         <w:tc>
           <w:tcPr>
-            <w:tcW w:type="dxa" w:w="4348"/>
+            <w:tcW w:type="dxa" w:w="4413"/>
             <w:tcBorders>
               <w:top w:val="single" w:color="D9D5C8" w:sz="4" w:space="0"/>
               <w:left w:val="single" w:color="D9D5C8" w:sz="4" w:space="0"/>
@@ -27370,7 +27370,7 @@
       <w:tr>
         <w:tc>
           <w:tcPr>
-            <w:tcW w:type="dxa" w:w="900"/>
+            <w:tcW w:type="dxa" w:w="913"/>
             <w:tcBorders>
               <w:top w:val="single" w:color="D9D5C8" w:sz="4" w:space="0"/>
               <w:left w:val="single" w:color="D9D5C8" w:sz="4" w:space="0"/>
@@ -27405,7 +27405,7 @@
         </w:tc>
         <w:tc>
           <w:tcPr>
-            <w:tcW w:type="dxa" w:w="4400"/>
+            <w:tcW w:type="dxa" w:w="4466"/>
             <w:tcBorders>
               <w:top w:val="single" w:color="D9D5C8" w:sz="4" w:space="0"/>
               <w:left w:val="single" w:color="D9D5C8" w:sz="4" w:space="0"/>
@@ -27440,7 +27440,7 @@
         </w:tc>
         <w:tc>
           <w:tcPr>
-            <w:tcW w:type="dxa" w:w="4348"/>
+            <w:tcW w:type="dxa" w:w="4413"/>
             <w:tcBorders>
               <w:top w:val="single" w:color="D9D5C8" w:sz="4" w:space="0"/>
               <w:left w:val="single" w:color="D9D5C8" w:sz="4" w:space="0"/>
@@ -27477,7 +27477,7 @@
     </w:tbl>
     <w:tbl>
       <w:tblPr>
-        <w:tblW w:type="dxa" w:w="9648"/>
+        <w:tblW w:type="dxa" w:w="9792"/>
         <w:tblBorders>
           <w:top w:val="single" w:color="auto" w:sz="4"/>
           <w:left w:val="single" w:color="auto" w:sz="4"/>
@@ -27488,12 +27488,12 @@
         </w:tblBorders>
       </w:tblPr>
       <w:tblGrid>
-        <w:gridCol w:w="9648"/>
+        <w:gridCol w:w="9792"/>
       </w:tblGrid>
       <w:tr>
         <w:tc>
           <w:tcPr>
-            <w:tcW w:type="dxa" w:w="9648"/>
+            <w:tcW w:type="dxa" w:w="9792"/>
             <w:tcBorders>
               <w:top w:val="single" w:color="D9D5C8" w:sz="4" w:space="0"/>
               <w:left w:val="single" w:color="D9D5C8" w:sz="4" w:space="0"/>
@@ -27638,7 +27638,7 @@
     </w:p>
     <w:tbl>
       <w:tblPr>
-        <w:tblW w:type="dxa" w:w="9648"/>
+        <w:tblW w:type="dxa" w:w="9792"/>
         <w:tblBorders>
           <w:top w:val="single" w:color="auto" w:sz="4"/>
           <w:left w:val="single" w:color="auto" w:sz="4"/>
@@ -27649,9 +27649,9 @@
         </w:tblBorders>
       </w:tblPr>
       <w:tblGrid>
-        <w:gridCol w:w="900"/>
-        <w:gridCol w:w="4400"/>
-        <w:gridCol w:w="4348"/>
+        <w:gridCol w:w="913"/>
+        <w:gridCol w:w="4466"/>
+        <w:gridCol w:w="4413"/>
       </w:tblGrid>
       <w:tr>
         <w:trPr>
@@ -27659,7 +27659,7 @@
         </w:trPr>
         <w:tc>
           <w:tcPr>
-            <w:tcW w:type="dxa" w:w="900"/>
+            <w:tcW w:type="dxa" w:w="913"/>
             <w:tcBorders>
               <w:top w:val="single" w:color="D9D5C8" w:sz="4" w:space="0"/>
               <w:left w:val="single" w:color="D9D5C8" w:sz="4" w:space="0"/>
@@ -27695,7 +27695,7 @@
         </w:tc>
         <w:tc>
           <w:tcPr>
-            <w:tcW w:type="dxa" w:w="4400"/>
+            <w:tcW w:type="dxa" w:w="4466"/>
             <w:tcBorders>
               <w:top w:val="single" w:color="D9D5C8" w:sz="4" w:space="0"/>
               <w:left w:val="single" w:color="D9D5C8" w:sz="4" w:space="0"/>
@@ -27731,7 +27731,7 @@
         </w:tc>
         <w:tc>
           <w:tcPr>
-            <w:tcW w:type="dxa" w:w="4348"/>
+            <w:tcW w:type="dxa" w:w="4413"/>
             <w:tcBorders>
               <w:top w:val="single" w:color="D9D5C8" w:sz="4" w:space="0"/>
               <w:left w:val="single" w:color="D9D5C8" w:sz="4" w:space="0"/>
@@ -27769,7 +27769,7 @@
       <w:tr>
         <w:tc>
           <w:tcPr>
-            <w:tcW w:type="dxa" w:w="900"/>
+            <w:tcW w:type="dxa" w:w="913"/>
             <w:tcBorders>
               <w:top w:val="single" w:color="D9D5C8" w:sz="4" w:space="0"/>
               <w:left w:val="single" w:color="D9D5C8" w:sz="4" w:space="0"/>
@@ -27804,7 +27804,7 @@
         </w:tc>
         <w:tc>
           <w:tcPr>
-            <w:tcW w:type="dxa" w:w="4400"/>
+            <w:tcW w:type="dxa" w:w="4466"/>
             <w:tcBorders>
               <w:top w:val="single" w:color="D9D5C8" w:sz="4" w:space="0"/>
               <w:left w:val="single" w:color="D9D5C8" w:sz="4" w:space="0"/>
@@ -27839,7 +27839,7 @@
         </w:tc>
         <w:tc>
           <w:tcPr>
-            <w:tcW w:type="dxa" w:w="4348"/>
+            <w:tcW w:type="dxa" w:w="4413"/>
             <w:tcBorders>
               <w:top w:val="single" w:color="D9D5C8" w:sz="4" w:space="0"/>
               <w:left w:val="single" w:color="D9D5C8" w:sz="4" w:space="0"/>
@@ -27876,7 +27876,7 @@
       <w:tr>
         <w:tc>
           <w:tcPr>
-            <w:tcW w:type="dxa" w:w="900"/>
+            <w:tcW w:type="dxa" w:w="913"/>
             <w:tcBorders>
               <w:top w:val="single" w:color="D9D5C8" w:sz="4" w:space="0"/>
               <w:left w:val="single" w:color="D9D5C8" w:sz="4" w:space="0"/>
@@ -27911,7 +27911,7 @@
         </w:tc>
         <w:tc>
           <w:tcPr>
-            <w:tcW w:type="dxa" w:w="4400"/>
+            <w:tcW w:type="dxa" w:w="4466"/>
             <w:tcBorders>
               <w:top w:val="single" w:color="D9D5C8" w:sz="4" w:space="0"/>
               <w:left w:val="single" w:color="D9D5C8" w:sz="4" w:space="0"/>
@@ -27946,7 +27946,7 @@
         </w:tc>
         <w:tc>
           <w:tcPr>
-            <w:tcW w:type="dxa" w:w="4348"/>
+            <w:tcW w:type="dxa" w:w="4413"/>
             <w:tcBorders>
               <w:top w:val="single" w:color="D9D5C8" w:sz="4" w:space="0"/>
               <w:left w:val="single" w:color="D9D5C8" w:sz="4" w:space="0"/>
@@ -27983,7 +27983,7 @@
       <w:tr>
         <w:tc>
           <w:tcPr>
-            <w:tcW w:type="dxa" w:w="900"/>
+            <w:tcW w:type="dxa" w:w="913"/>
             <w:tcBorders>
               <w:top w:val="single" w:color="D9D5C8" w:sz="4" w:space="0"/>
               <w:left w:val="single" w:color="D9D5C8" w:sz="4" w:space="0"/>
@@ -28018,7 +28018,7 @@
         </w:tc>
         <w:tc>
           <w:tcPr>
-            <w:tcW w:type="dxa" w:w="4400"/>
+            <w:tcW w:type="dxa" w:w="4466"/>
             <w:tcBorders>
               <w:top w:val="single" w:color="D9D5C8" w:sz="4" w:space="0"/>
               <w:left w:val="single" w:color="D9D5C8" w:sz="4" w:space="0"/>
@@ -28053,7 +28053,7 @@
         </w:tc>
         <w:tc>
           <w:tcPr>
-            <w:tcW w:type="dxa" w:w="4348"/>
+            <w:tcW w:type="dxa" w:w="4413"/>
             <w:tcBorders>
               <w:top w:val="single" w:color="D9D5C8" w:sz="4" w:space="0"/>
               <w:left w:val="single" w:color="D9D5C8" w:sz="4" w:space="0"/>
@@ -28090,7 +28090,7 @@
     </w:tbl>
     <w:tbl>
       <w:tblPr>
-        <w:tblW w:type="dxa" w:w="9648"/>
+        <w:tblW w:type="dxa" w:w="9792"/>
         <w:tblBorders>
           <w:top w:val="single" w:color="auto" w:sz="4"/>
           <w:left w:val="single" w:color="auto" w:sz="4"/>
@@ -28101,12 +28101,12 @@
         </w:tblBorders>
       </w:tblPr>
       <w:tblGrid>
-        <w:gridCol w:w="9648"/>
+        <w:gridCol w:w="9792"/>
       </w:tblGrid>
       <w:tr>
         <w:tc>
           <w:tcPr>
-            <w:tcW w:type="dxa" w:w="9648"/>
+            <w:tcW w:type="dxa" w:w="9792"/>
             <w:tcBorders>
               <w:top w:val="single" w:color="D9D5C8" w:sz="4" w:space="0"/>
               <w:left w:val="single" w:color="D9D5C8" w:sz="4" w:space="0"/>
@@ -28231,7 +28231,7 @@
     </w:p>
     <w:tbl>
       <w:tblPr>
-        <w:tblW w:type="dxa" w:w="9648"/>
+        <w:tblW w:type="dxa" w:w="9792"/>
         <w:tblBorders>
           <w:top w:val="single" w:color="auto" w:sz="4"/>
           <w:left w:val="single" w:color="auto" w:sz="4"/>
@@ -28242,9 +28242,9 @@
         </w:tblBorders>
       </w:tblPr>
       <w:tblGrid>
-        <w:gridCol w:w="900"/>
-        <w:gridCol w:w="4400"/>
-        <w:gridCol w:w="4348"/>
+        <w:gridCol w:w="913"/>
+        <w:gridCol w:w="4466"/>
+        <w:gridCol w:w="4413"/>
       </w:tblGrid>
       <w:tr>
         <w:trPr>
@@ -28252,7 +28252,7 @@
         </w:trPr>
         <w:tc>
           <w:tcPr>
-            <w:tcW w:type="dxa" w:w="900"/>
+            <w:tcW w:type="dxa" w:w="913"/>
             <w:tcBorders>
               <w:top w:val="single" w:color="D9D5C8" w:sz="4" w:space="0"/>
               <w:left w:val="single" w:color="D9D5C8" w:sz="4" w:space="0"/>
@@ -28288,7 +28288,7 @@
         </w:tc>
         <w:tc>
           <w:tcPr>
-            <w:tcW w:type="dxa" w:w="4400"/>
+            <w:tcW w:type="dxa" w:w="4466"/>
             <w:tcBorders>
               <w:top w:val="single" w:color="D9D5C8" w:sz="4" w:space="0"/>
               <w:left w:val="single" w:color="D9D5C8" w:sz="4" w:space="0"/>
@@ -28324,7 +28324,7 @@
         </w:tc>
         <w:tc>
           <w:tcPr>
-            <w:tcW w:type="dxa" w:w="4348"/>
+            <w:tcW w:type="dxa" w:w="4413"/>
             <w:tcBorders>
               <w:top w:val="single" w:color="D9D5C8" w:sz="4" w:space="0"/>
               <w:left w:val="single" w:color="D9D5C8" w:sz="4" w:space="0"/>
@@ -28362,7 +28362,7 @@
       <w:tr>
         <w:tc>
           <w:tcPr>
-            <w:tcW w:type="dxa" w:w="900"/>
+            <w:tcW w:type="dxa" w:w="913"/>
             <w:tcBorders>
               <w:top w:val="single" w:color="D9D5C8" w:sz="4" w:space="0"/>
               <w:left w:val="single" w:color="D9D5C8" w:sz="4" w:space="0"/>
@@ -28397,7 +28397,7 @@
         </w:tc>
         <w:tc>
           <w:tcPr>
-            <w:tcW w:type="dxa" w:w="4400"/>
+            <w:tcW w:type="dxa" w:w="4466"/>
             <w:tcBorders>
               <w:top w:val="single" w:color="D9D5C8" w:sz="4" w:space="0"/>
               <w:left w:val="single" w:color="D9D5C8" w:sz="4" w:space="0"/>
@@ -28432,7 +28432,7 @@
         </w:tc>
         <w:tc>
           <w:tcPr>
-            <w:tcW w:type="dxa" w:w="4348"/>
+            <w:tcW w:type="dxa" w:w="4413"/>
             <w:tcBorders>
               <w:top w:val="single" w:color="D9D5C8" w:sz="4" w:space="0"/>
               <w:left w:val="single" w:color="D9D5C8" w:sz="4" w:space="0"/>
@@ -28469,7 +28469,7 @@
       <w:tr>
         <w:tc>
           <w:tcPr>
-            <w:tcW w:type="dxa" w:w="900"/>
+            <w:tcW w:type="dxa" w:w="913"/>
             <w:tcBorders>
               <w:top w:val="single" w:color="D9D5C8" w:sz="4" w:space="0"/>
               <w:left w:val="single" w:color="D9D5C8" w:sz="4" w:space="0"/>
@@ -28504,7 +28504,7 @@
         </w:tc>
         <w:tc>
           <w:tcPr>
-            <w:tcW w:type="dxa" w:w="4400"/>
+            <w:tcW w:type="dxa" w:w="4466"/>
             <w:tcBorders>
               <w:top w:val="single" w:color="D9D5C8" w:sz="4" w:space="0"/>
               <w:left w:val="single" w:color="D9D5C8" w:sz="4" w:space="0"/>
@@ -28539,7 +28539,7 @@
         </w:tc>
         <w:tc>
           <w:tcPr>
-            <w:tcW w:type="dxa" w:w="4348"/>
+            <w:tcW w:type="dxa" w:w="4413"/>
             <w:tcBorders>
               <w:top w:val="single" w:color="D9D5C8" w:sz="4" w:space="0"/>
               <w:left w:val="single" w:color="D9D5C8" w:sz="4" w:space="0"/>
@@ -28576,7 +28576,7 @@
       <w:tr>
         <w:tc>
           <w:tcPr>
-            <w:tcW w:type="dxa" w:w="900"/>
+            <w:tcW w:type="dxa" w:w="913"/>
             <w:tcBorders>
               <w:top w:val="single" w:color="D9D5C8" w:sz="4" w:space="0"/>
               <w:left w:val="single" w:color="D9D5C8" w:sz="4" w:space="0"/>
@@ -28611,7 +28611,7 @@
         </w:tc>
         <w:tc>
           <w:tcPr>
-            <w:tcW w:type="dxa" w:w="4400"/>
+            <w:tcW w:type="dxa" w:w="4466"/>
             <w:tcBorders>
               <w:top w:val="single" w:color="D9D5C8" w:sz="4" w:space="0"/>
               <w:left w:val="single" w:color="D9D5C8" w:sz="4" w:space="0"/>
@@ -28646,7 +28646,7 @@
         </w:tc>
         <w:tc>
           <w:tcPr>
-            <w:tcW w:type="dxa" w:w="4348"/>
+            <w:tcW w:type="dxa" w:w="4413"/>
             <w:tcBorders>
               <w:top w:val="single" w:color="D9D5C8" w:sz="4" w:space="0"/>
               <w:left w:val="single" w:color="D9D5C8" w:sz="4" w:space="0"/>
@@ -28683,7 +28683,7 @@
     </w:tbl>
     <w:tbl>
       <w:tblPr>
-        <w:tblW w:type="dxa" w:w="9648"/>
+        <w:tblW w:type="dxa" w:w="9792"/>
         <w:tblBorders>
           <w:top w:val="single" w:color="auto" w:sz="4"/>
           <w:left w:val="single" w:color="auto" w:sz="4"/>
@@ -28694,12 +28694,12 @@
         </w:tblBorders>
       </w:tblPr>
       <w:tblGrid>
-        <w:gridCol w:w="9648"/>
+        <w:gridCol w:w="9792"/>
       </w:tblGrid>
       <w:tr>
         <w:tc>
           <w:tcPr>
-            <w:tcW w:type="dxa" w:w="9648"/>
+            <w:tcW w:type="dxa" w:w="9792"/>
             <w:tcBorders>
               <w:top w:val="single" w:color="D9D5C8" w:sz="4" w:space="0"/>
               <w:left w:val="single" w:color="D9D5C8" w:sz="4" w:space="0"/>
@@ -28824,7 +28824,7 @@
     </w:p>
     <w:tbl>
       <w:tblPr>
-        <w:tblW w:type="dxa" w:w="9648"/>
+        <w:tblW w:type="dxa" w:w="9792"/>
         <w:tblBorders>
           <w:top w:val="single" w:color="auto" w:sz="4"/>
           <w:left w:val="single" w:color="auto" w:sz="4"/>
@@ -28835,9 +28835,9 @@
         </w:tblBorders>
       </w:tblPr>
       <w:tblGrid>
-        <w:gridCol w:w="900"/>
-        <w:gridCol w:w="4400"/>
-        <w:gridCol w:w="4348"/>
+        <w:gridCol w:w="913"/>
+        <w:gridCol w:w="4466"/>
+        <w:gridCol w:w="4413"/>
       </w:tblGrid>
       <w:tr>
         <w:trPr>
@@ -28845,7 +28845,7 @@
         </w:trPr>
         <w:tc>
           <w:tcPr>
-            <w:tcW w:type="dxa" w:w="900"/>
+            <w:tcW w:type="dxa" w:w="913"/>
             <w:tcBorders>
               <w:top w:val="single" w:color="D9D5C8" w:sz="4" w:space="0"/>
               <w:left w:val="single" w:color="D9D5C8" w:sz="4" w:space="0"/>
@@ -28881,7 +28881,7 @@
         </w:tc>
         <w:tc>
           <w:tcPr>
-            <w:tcW w:type="dxa" w:w="4400"/>
+            <w:tcW w:type="dxa" w:w="4466"/>
             <w:tcBorders>
               <w:top w:val="single" w:color="D9D5C8" w:sz="4" w:space="0"/>
               <w:left w:val="single" w:color="D9D5C8" w:sz="4" w:space="0"/>
@@ -28917,7 +28917,7 @@
         </w:tc>
         <w:tc>
           <w:tcPr>
-            <w:tcW w:type="dxa" w:w="4348"/>
+            <w:tcW w:type="dxa" w:w="4413"/>
             <w:tcBorders>
               <w:top w:val="single" w:color="D9D5C8" w:sz="4" w:space="0"/>
               <w:left w:val="single" w:color="D9D5C8" w:sz="4" w:space="0"/>
@@ -28955,7 +28955,7 @@
       <w:tr>
         <w:tc>
           <w:tcPr>
-            <w:tcW w:type="dxa" w:w="900"/>
+            <w:tcW w:type="dxa" w:w="913"/>
             <w:tcBorders>
               <w:top w:val="single" w:color="D9D5C8" w:sz="4" w:space="0"/>
               <w:left w:val="single" w:color="D9D5C8" w:sz="4" w:space="0"/>
@@ -28990,7 +28990,7 @@
         </w:tc>
         <w:tc>
           <w:tcPr>
-            <w:tcW w:type="dxa" w:w="4400"/>
+            <w:tcW w:type="dxa" w:w="4466"/>
             <w:tcBorders>
               <w:top w:val="single" w:color="D9D5C8" w:sz="4" w:space="0"/>
               <w:left w:val="single" w:color="D9D5C8" w:sz="4" w:space="0"/>
@@ -29025,7 +29025,7 @@
         </w:tc>
         <w:tc>
           <w:tcPr>
-            <w:tcW w:type="dxa" w:w="4348"/>
+            <w:tcW w:type="dxa" w:w="4413"/>
             <w:tcBorders>
               <w:top w:val="single" w:color="D9D5C8" w:sz="4" w:space="0"/>
               <w:left w:val="single" w:color="D9D5C8" w:sz="4" w:space="0"/>
@@ -29062,7 +29062,7 @@
       <w:tr>
         <w:tc>
           <w:tcPr>
-            <w:tcW w:type="dxa" w:w="900"/>
+            <w:tcW w:type="dxa" w:w="913"/>
             <w:tcBorders>
               <w:top w:val="single" w:color="D9D5C8" w:sz="4" w:space="0"/>
               <w:left w:val="single" w:color="D9D5C8" w:sz="4" w:space="0"/>
@@ -29097,7 +29097,7 @@
         </w:tc>
         <w:tc>
           <w:tcPr>
-            <w:tcW w:type="dxa" w:w="4400"/>
+            <w:tcW w:type="dxa" w:w="4466"/>
             <w:tcBorders>
               <w:top w:val="single" w:color="D9D5C8" w:sz="4" w:space="0"/>
               <w:left w:val="single" w:color="D9D5C8" w:sz="4" w:space="0"/>
@@ -29132,7 +29132,7 @@
         </w:tc>
         <w:tc>
           <w:tcPr>
-            <w:tcW w:type="dxa" w:w="4348"/>
+            <w:tcW w:type="dxa" w:w="4413"/>
             <w:tcBorders>
               <w:top w:val="single" w:color="D9D5C8" w:sz="4" w:space="0"/>
               <w:left w:val="single" w:color="D9D5C8" w:sz="4" w:space="0"/>
@@ -29169,7 +29169,7 @@
       <w:tr>
         <w:tc>
           <w:tcPr>
-            <w:tcW w:type="dxa" w:w="900"/>
+            <w:tcW w:type="dxa" w:w="913"/>
             <w:tcBorders>
               <w:top w:val="single" w:color="D9D5C8" w:sz="4" w:space="0"/>
               <w:left w:val="single" w:color="D9D5C8" w:sz="4" w:space="0"/>
@@ -29204,7 +29204,7 @@
         </w:tc>
         <w:tc>
           <w:tcPr>
-            <w:tcW w:type="dxa" w:w="4400"/>
+            <w:tcW w:type="dxa" w:w="4466"/>
             <w:tcBorders>
               <w:top w:val="single" w:color="D9D5C8" w:sz="4" w:space="0"/>
               <w:left w:val="single" w:color="D9D5C8" w:sz="4" w:space="0"/>
@@ -29239,7 +29239,7 @@
         </w:tc>
         <w:tc>
           <w:tcPr>
-            <w:tcW w:type="dxa" w:w="4348"/>
+            <w:tcW w:type="dxa" w:w="4413"/>
             <w:tcBorders>
               <w:top w:val="single" w:color="D9D5C8" w:sz="4" w:space="0"/>
               <w:left w:val="single" w:color="D9D5C8" w:sz="4" w:space="0"/>
@@ -29276,7 +29276,7 @@
     </w:tbl>
     <w:tbl>
       <w:tblPr>
-        <w:tblW w:type="dxa" w:w="9648"/>
+        <w:tblW w:type="dxa" w:w="9792"/>
         <w:tblBorders>
           <w:top w:val="single" w:color="auto" w:sz="4"/>
           <w:left w:val="single" w:color="auto" w:sz="4"/>
@@ -29287,12 +29287,12 @@
         </w:tblBorders>
       </w:tblPr>
       <w:tblGrid>
-        <w:gridCol w:w="9648"/>
+        <w:gridCol w:w="9792"/>
       </w:tblGrid>
       <w:tr>
         <w:tc>
           <w:tcPr>
-            <w:tcW w:type="dxa" w:w="9648"/>
+            <w:tcW w:type="dxa" w:w="9792"/>
             <w:tcBorders>
               <w:top w:val="single" w:color="D9D5C8" w:sz="4" w:space="0"/>
               <w:left w:val="single" w:color="D9D5C8" w:sz="4" w:space="0"/>
@@ -29417,7 +29417,7 @@
     </w:p>
     <w:tbl>
       <w:tblPr>
-        <w:tblW w:type="dxa" w:w="9648"/>
+        <w:tblW w:type="dxa" w:w="9792"/>
         <w:tblBorders>
           <w:top w:val="single" w:color="auto" w:sz="4"/>
           <w:left w:val="single" w:color="auto" w:sz="4"/>
@@ -29428,9 +29428,9 @@
         </w:tblBorders>
       </w:tblPr>
       <w:tblGrid>
-        <w:gridCol w:w="900"/>
-        <w:gridCol w:w="4400"/>
-        <w:gridCol w:w="4348"/>
+        <w:gridCol w:w="913"/>
+        <w:gridCol w:w="4466"/>
+        <w:gridCol w:w="4413"/>
       </w:tblGrid>
       <w:tr>
         <w:trPr>
@@ -29438,7 +29438,7 @@
         </w:trPr>
         <w:tc>
           <w:tcPr>
-            <w:tcW w:type="dxa" w:w="900"/>
+            <w:tcW w:type="dxa" w:w="913"/>
             <w:tcBorders>
               <w:top w:val="single" w:color="D9D5C8" w:sz="4" w:space="0"/>
               <w:left w:val="single" w:color="D9D5C8" w:sz="4" w:space="0"/>
@@ -29474,7 +29474,7 @@
         </w:tc>
         <w:tc>
           <w:tcPr>
-            <w:tcW w:type="dxa" w:w="4400"/>
+            <w:tcW w:type="dxa" w:w="4466"/>
             <w:tcBorders>
               <w:top w:val="single" w:color="D9D5C8" w:sz="4" w:space="0"/>
               <w:left w:val="single" w:color="D9D5C8" w:sz="4" w:space="0"/>
@@ -29510,7 +29510,7 @@
         </w:tc>
         <w:tc>
           <w:tcPr>
-            <w:tcW w:type="dxa" w:w="4348"/>
+            <w:tcW w:type="dxa" w:w="4413"/>
             <w:tcBorders>
               <w:top w:val="single" w:color="D9D5C8" w:sz="4" w:space="0"/>
               <w:left w:val="single" w:color="D9D5C8" w:sz="4" w:space="0"/>
@@ -29548,7 +29548,7 @@
       <w:tr>
         <w:tc>
           <w:tcPr>
-            <w:tcW w:type="dxa" w:w="900"/>
+            <w:tcW w:type="dxa" w:w="913"/>
             <w:tcBorders>
               <w:top w:val="single" w:color="D9D5C8" w:sz="4" w:space="0"/>
               <w:left w:val="single" w:color="D9D5C8" w:sz="4" w:space="0"/>
@@ -29583,7 +29583,7 @@
         </w:tc>
         <w:tc>
           <w:tcPr>
-            <w:tcW w:type="dxa" w:w="4400"/>
+            <w:tcW w:type="dxa" w:w="4466"/>
             <w:tcBorders>
               <w:top w:val="single" w:color="D9D5C8" w:sz="4" w:space="0"/>
               <w:left w:val="single" w:color="D9D5C8" w:sz="4" w:space="0"/>
@@ -29618,7 +29618,7 @@
         </w:tc>
         <w:tc>
           <w:tcPr>
-            <w:tcW w:type="dxa" w:w="4348"/>
+            <w:tcW w:type="dxa" w:w="4413"/>
             <w:tcBorders>
               <w:top w:val="single" w:color="D9D5C8" w:sz="4" w:space="0"/>
               <w:left w:val="single" w:color="D9D5C8" w:sz="4" w:space="0"/>
@@ -29655,7 +29655,7 @@
       <w:tr>
         <w:tc>
           <w:tcPr>
-            <w:tcW w:type="dxa" w:w="900"/>
+            <w:tcW w:type="dxa" w:w="913"/>
             <w:tcBorders>
               <w:top w:val="single" w:color="D9D5C8" w:sz="4" w:space="0"/>
               <w:left w:val="single" w:color="D9D5C8" w:sz="4" w:space="0"/>
@@ -29690,7 +29690,7 @@
         </w:tc>
         <w:tc>
           <w:tcPr>
-            <w:tcW w:type="dxa" w:w="4400"/>
+            <w:tcW w:type="dxa" w:w="4466"/>
             <w:tcBorders>
               <w:top w:val="single" w:color="D9D5C8" w:sz="4" w:space="0"/>
               <w:left w:val="single" w:color="D9D5C8" w:sz="4" w:space="0"/>
@@ -29725,7 +29725,7 @@
         </w:tc>
         <w:tc>
           <w:tcPr>
-            <w:tcW w:type="dxa" w:w="4348"/>
+            <w:tcW w:type="dxa" w:w="4413"/>
             <w:tcBorders>
               <w:top w:val="single" w:color="D9D5C8" w:sz="4" w:space="0"/>
               <w:left w:val="single" w:color="D9D5C8" w:sz="4" w:space="0"/>
@@ -29762,7 +29762,7 @@
       <w:tr>
         <w:tc>
           <w:tcPr>
-            <w:tcW w:type="dxa" w:w="900"/>
+            <w:tcW w:type="dxa" w:w="913"/>
             <w:tcBorders>
               <w:top w:val="single" w:color="D9D5C8" w:sz="4" w:space="0"/>
               <w:left w:val="single" w:color="D9D5C8" w:sz="4" w:space="0"/>
@@ -29797,7 +29797,7 @@
         </w:tc>
         <w:tc>
           <w:tcPr>
-            <w:tcW w:type="dxa" w:w="4400"/>
+            <w:tcW w:type="dxa" w:w="4466"/>
             <w:tcBorders>
               <w:top w:val="single" w:color="D9D5C8" w:sz="4" w:space="0"/>
               <w:left w:val="single" w:color="D9D5C8" w:sz="4" w:space="0"/>
@@ -29832,7 +29832,7 @@
         </w:tc>
         <w:tc>
           <w:tcPr>
-            <w:tcW w:type="dxa" w:w="4348"/>
+            <w:tcW w:type="dxa" w:w="4413"/>
             <w:tcBorders>
               <w:top w:val="single" w:color="D9D5C8" w:sz="4" w:space="0"/>
               <w:left w:val="single" w:color="D9D5C8" w:sz="4" w:space="0"/>
@@ -29869,7 +29869,7 @@
     </w:tbl>
     <w:tbl>
       <w:tblPr>
-        <w:tblW w:type="dxa" w:w="9648"/>
+        <w:tblW w:type="dxa" w:w="9792"/>
         <w:tblBorders>
           <w:top w:val="single" w:color="auto" w:sz="4"/>
           <w:left w:val="single" w:color="auto" w:sz="4"/>
@@ -29880,12 +29880,12 @@
         </w:tblBorders>
       </w:tblPr>
       <w:tblGrid>
-        <w:gridCol w:w="9648"/>
+        <w:gridCol w:w="9792"/>
       </w:tblGrid>
       <w:tr>
         <w:tc>
           <w:tcPr>
-            <w:tcW w:type="dxa" w:w="9648"/>
+            <w:tcW w:type="dxa" w:w="9792"/>
             <w:tcBorders>
               <w:top w:val="single" w:color="D9D5C8" w:sz="4" w:space="0"/>
               <w:left w:val="single" w:color="D9D5C8" w:sz="4" w:space="0"/>
@@ -30010,7 +30010,7 @@
     </w:p>
     <w:tbl>
       <w:tblPr>
-        <w:tblW w:type="dxa" w:w="9648"/>
+        <w:tblW w:type="dxa" w:w="9792"/>
         <w:tblBorders>
           <w:top w:val="single" w:color="auto" w:sz="4"/>
           <w:left w:val="single" w:color="auto" w:sz="4"/>
@@ -30021,9 +30021,9 @@
         </w:tblBorders>
       </w:tblPr>
       <w:tblGrid>
-        <w:gridCol w:w="900"/>
-        <w:gridCol w:w="4400"/>
-        <w:gridCol w:w="4348"/>
+        <w:gridCol w:w="913"/>
+        <w:gridCol w:w="4466"/>
+        <w:gridCol w:w="4413"/>
       </w:tblGrid>
       <w:tr>
         <w:trPr>
@@ -30031,7 +30031,7 @@
         </w:trPr>
         <w:tc>
           <w:tcPr>
-            <w:tcW w:type="dxa" w:w="900"/>
+            <w:tcW w:type="dxa" w:w="913"/>
             <w:tcBorders>
               <w:top w:val="single" w:color="D9D5C8" w:sz="4" w:space="0"/>
               <w:left w:val="single" w:color="D9D5C8" w:sz="4" w:space="0"/>
@@ -30067,7 +30067,7 @@
         </w:tc>
         <w:tc>
           <w:tcPr>
-            <w:tcW w:type="dxa" w:w="4400"/>
+            <w:tcW w:type="dxa" w:w="4466"/>
             <w:tcBorders>
               <w:top w:val="single" w:color="D9D5C8" w:sz="4" w:space="0"/>
               <w:left w:val="single" w:color="D9D5C8" w:sz="4" w:space="0"/>
@@ -30103,7 +30103,7 @@
         </w:tc>
         <w:tc>
           <w:tcPr>
-            <w:tcW w:type="dxa" w:w="4348"/>
+            <w:tcW w:type="dxa" w:w="4413"/>
             <w:tcBorders>
               <w:top w:val="single" w:color="D9D5C8" w:sz="4" w:space="0"/>
               <w:left w:val="single" w:color="D9D5C8" w:sz="4" w:space="0"/>
@@ -30141,7 +30141,7 @@
       <w:tr>
         <w:tc>
           <w:tcPr>
-            <w:tcW w:type="dxa" w:w="900"/>
+            <w:tcW w:type="dxa" w:w="913"/>
             <w:tcBorders>
               <w:top w:val="single" w:color="D9D5C8" w:sz="4" w:space="0"/>
               <w:left w:val="single" w:color="D9D5C8" w:sz="4" w:space="0"/>
@@ -30176,7 +30176,7 @@
         </w:tc>
         <w:tc>
           <w:tcPr>
-            <w:tcW w:type="dxa" w:w="4400"/>
+            <w:tcW w:type="dxa" w:w="4466"/>
             <w:tcBorders>
               <w:top w:val="single" w:color="D9D5C8" w:sz="4" w:space="0"/>
               <w:left w:val="single" w:color="D9D5C8" w:sz="4" w:space="0"/>
@@ -30211,7 +30211,7 @@
         </w:tc>
         <w:tc>
           <w:tcPr>
-            <w:tcW w:type="dxa" w:w="4348"/>
+            <w:tcW w:type="dxa" w:w="4413"/>
             <w:tcBorders>
               <w:top w:val="single" w:color="D9D5C8" w:sz="4" w:space="0"/>
               <w:left w:val="single" w:color="D9D5C8" w:sz="4" w:space="0"/>
@@ -30248,7 +30248,7 @@
       <w:tr>
         <w:tc>
           <w:tcPr>
-            <w:tcW w:type="dxa" w:w="900"/>
+            <w:tcW w:type="dxa" w:w="913"/>
             <w:tcBorders>
               <w:top w:val="single" w:color="D9D5C8" w:sz="4" w:space="0"/>
               <w:left w:val="single" w:color="D9D5C8" w:sz="4" w:space="0"/>
@@ -30283,7 +30283,7 @@
         </w:tc>
         <w:tc>
           <w:tcPr>
-            <w:tcW w:type="dxa" w:w="4400"/>
+            <w:tcW w:type="dxa" w:w="4466"/>
             <w:tcBorders>
               <w:top w:val="single" w:color="D9D5C8" w:sz="4" w:space="0"/>
               <w:left w:val="single" w:color="D9D5C8" w:sz="4" w:space="0"/>
@@ -30318,7 +30318,7 @@
         </w:tc>
         <w:tc>
           <w:tcPr>
-            <w:tcW w:type="dxa" w:w="4348"/>
+            <w:tcW w:type="dxa" w:w="4413"/>
             <w:tcBorders>
               <w:top w:val="single" w:color="D9D5C8" w:sz="4" w:space="0"/>
               <w:left w:val="single" w:color="D9D5C8" w:sz="4" w:space="0"/>
@@ -30355,7 +30355,7 @@
       <w:tr>
         <w:tc>
           <w:tcPr>
-            <w:tcW w:type="dxa" w:w="900"/>
+            <w:tcW w:type="dxa" w:w="913"/>
             <w:tcBorders>
               <w:top w:val="single" w:color="D9D5C8" w:sz="4" w:space="0"/>
               <w:left w:val="single" w:color="D9D5C8" w:sz="4" w:space="0"/>
@@ -30390,7 +30390,7 @@
         </w:tc>
         <w:tc>
           <w:tcPr>
-            <w:tcW w:type="dxa" w:w="4400"/>
+            <w:tcW w:type="dxa" w:w="4466"/>
             <w:tcBorders>
               <w:top w:val="single" w:color="D9D5C8" w:sz="4" w:space="0"/>
               <w:left w:val="single" w:color="D9D5C8" w:sz="4" w:space="0"/>
@@ -30425,7 +30425,7 @@
         </w:tc>
         <w:tc>
           <w:tcPr>
-            <w:tcW w:type="dxa" w:w="4348"/>
+            <w:tcW w:type="dxa" w:w="4413"/>
             <w:tcBorders>
               <w:top w:val="single" w:color="D9D5C8" w:sz="4" w:space="0"/>
               <w:left w:val="single" w:color="D9D5C8" w:sz="4" w:space="0"/>
@@ -30462,7 +30462,7 @@
     </w:tbl>
     <w:tbl>
       <w:tblPr>
-        <w:tblW w:type="dxa" w:w="9648"/>
+        <w:tblW w:type="dxa" w:w="9792"/>
         <w:tblBorders>
           <w:top w:val="single" w:color="auto" w:sz="4"/>
           <w:left w:val="single" w:color="auto" w:sz="4"/>
@@ -30473,12 +30473,12 @@
         </w:tblBorders>
       </w:tblPr>
       <w:tblGrid>
-        <w:gridCol w:w="9648"/>
+        <w:gridCol w:w="9792"/>
       </w:tblGrid>
       <w:tr>
         <w:tc>
           <w:tcPr>
-            <w:tcW w:type="dxa" w:w="9648"/>
+            <w:tcW w:type="dxa" w:w="9792"/>
             <w:tcBorders>
               <w:top w:val="single" w:color="D9D5C8" w:sz="4" w:space="0"/>
               <w:left w:val="single" w:color="D9D5C8" w:sz="4" w:space="0"/>
@@ -30603,7 +30603,7 @@
     </w:p>
     <w:tbl>
       <w:tblPr>
-        <w:tblW w:type="dxa" w:w="9648"/>
+        <w:tblW w:type="dxa" w:w="9792"/>
         <w:tblBorders>
           <w:top w:val="single" w:color="auto" w:sz="4"/>
           <w:left w:val="single" w:color="auto" w:sz="4"/>
@@ -30614,9 +30614,9 @@
         </w:tblBorders>
       </w:tblPr>
       <w:tblGrid>
-        <w:gridCol w:w="900"/>
-        <w:gridCol w:w="4400"/>
-        <w:gridCol w:w="4348"/>
+        <w:gridCol w:w="913"/>
+        <w:gridCol w:w="4466"/>
+        <w:gridCol w:w="4413"/>
       </w:tblGrid>
       <w:tr>
         <w:trPr>
@@ -30624,7 +30624,7 @@
         </w:trPr>
         <w:tc>
           <w:tcPr>
-            <w:tcW w:type="dxa" w:w="900"/>
+            <w:tcW w:type="dxa" w:w="913"/>
             <w:tcBorders>
               <w:top w:val="single" w:color="D9D5C8" w:sz="4" w:space="0"/>
               <w:left w:val="single" w:color="D9D5C8" w:sz="4" w:space="0"/>
@@ -30660,7 +30660,7 @@
         </w:tc>
         <w:tc>
           <w:tcPr>
-            <w:tcW w:type="dxa" w:w="4400"/>
+            <w:tcW w:type="dxa" w:w="4466"/>
             <w:tcBorders>
               <w:top w:val="single" w:color="D9D5C8" w:sz="4" w:space="0"/>
               <w:left w:val="single" w:color="D9D5C8" w:sz="4" w:space="0"/>
@@ -30696,7 +30696,7 @@
         </w:tc>
         <w:tc>
           <w:tcPr>
-            <w:tcW w:type="dxa" w:w="4348"/>
+            <w:tcW w:type="dxa" w:w="4413"/>
             <w:tcBorders>
               <w:top w:val="single" w:color="D9D5C8" w:sz="4" w:space="0"/>
               <w:left w:val="single" w:color="D9D5C8" w:sz="4" w:space="0"/>
@@ -30734,7 +30734,7 @@
       <w:tr>
         <w:tc>
           <w:tcPr>
-            <w:tcW w:type="dxa" w:w="900"/>
+            <w:tcW w:type="dxa" w:w="913"/>
             <w:tcBorders>
               <w:top w:val="single" w:color="D9D5C8" w:sz="4" w:space="0"/>
               <w:left w:val="single" w:color="D9D5C8" w:sz="4" w:space="0"/>
@@ -30769,7 +30769,7 @@
         </w:tc>
         <w:tc>
           <w:tcPr>
-            <w:tcW w:type="dxa" w:w="4400"/>
+            <w:tcW w:type="dxa" w:w="4466"/>
             <w:tcBorders>
               <w:top w:val="single" w:color="D9D5C8" w:sz="4" w:space="0"/>
               <w:left w:val="single" w:color="D9D5C8" w:sz="4" w:space="0"/>
@@ -30804,7 +30804,7 @@
         </w:tc>
         <w:tc>
           <w:tcPr>
-            <w:tcW w:type="dxa" w:w="4348"/>
+            <w:tcW w:type="dxa" w:w="4413"/>
             <w:tcBorders>
               <w:top w:val="single" w:color="D9D5C8" w:sz="4" w:space="0"/>
               <w:left w:val="single" w:color="D9D5C8" w:sz="4" w:space="0"/>
@@ -30841,7 +30841,7 @@
       <w:tr>
         <w:tc>
           <w:tcPr>
-            <w:tcW w:type="dxa" w:w="900"/>
+            <w:tcW w:type="dxa" w:w="913"/>
             <w:tcBorders>
               <w:top w:val="single" w:color="D9D5C8" w:sz="4" w:space="0"/>
               <w:left w:val="single" w:color="D9D5C8" w:sz="4" w:space="0"/>
@@ -30876,7 +30876,7 @@
         </w:tc>
         <w:tc>
           <w:tcPr>
-            <w:tcW w:type="dxa" w:w="4400"/>
+            <w:tcW w:type="dxa" w:w="4466"/>
             <w:tcBorders>
               <w:top w:val="single" w:color="D9D5C8" w:sz="4" w:space="0"/>
               <w:left w:val="single" w:color="D9D5C8" w:sz="4" w:space="0"/>
@@ -30911,7 +30911,7 @@
         </w:tc>
         <w:tc>
           <w:tcPr>
-            <w:tcW w:type="dxa" w:w="4348"/>
+            <w:tcW w:type="dxa" w:w="4413"/>
             <w:tcBorders>
               <w:top w:val="single" w:color="D9D5C8" w:sz="4" w:space="0"/>
               <w:left w:val="single" w:color="D9D5C8" w:sz="4" w:space="0"/>
@@ -30948,7 +30948,7 @@
       <w:tr>
         <w:tc>
           <w:tcPr>
-            <w:tcW w:type="dxa" w:w="900"/>
+            <w:tcW w:type="dxa" w:w="913"/>
             <w:tcBorders>
               <w:top w:val="single" w:color="D9D5C8" w:sz="4" w:space="0"/>
               <w:left w:val="single" w:color="D9D5C8" w:sz="4" w:space="0"/>
@@ -30983,7 +30983,7 @@
         </w:tc>
         <w:tc>
           <w:tcPr>
-            <w:tcW w:type="dxa" w:w="4400"/>
+            <w:tcW w:type="dxa" w:w="4466"/>
             <w:tcBorders>
               <w:top w:val="single" w:color="D9D5C8" w:sz="4" w:space="0"/>
               <w:left w:val="single" w:color="D9D5C8" w:sz="4" w:space="0"/>
@@ -31018,7 +31018,7 @@
         </w:tc>
         <w:tc>
           <w:tcPr>
-            <w:tcW w:type="dxa" w:w="4348"/>
+            <w:tcW w:type="dxa" w:w="4413"/>
             <w:tcBorders>
               <w:top w:val="single" w:color="D9D5C8" w:sz="4" w:space="0"/>
               <w:left w:val="single" w:color="D9D5C8" w:sz="4" w:space="0"/>
@@ -31055,7 +31055,7 @@
     </w:tbl>
     <w:tbl>
       <w:tblPr>
-        <w:tblW w:type="dxa" w:w="9648"/>
+        <w:tblW w:type="dxa" w:w="9792"/>
         <w:tblBorders>
           <w:top w:val="single" w:color="auto" w:sz="4"/>
           <w:left w:val="single" w:color="auto" w:sz="4"/>
@@ -31066,12 +31066,12 @@
         </w:tblBorders>
       </w:tblPr>
       <w:tblGrid>
-        <w:gridCol w:w="9648"/>
+        <w:gridCol w:w="9792"/>
       </w:tblGrid>
       <w:tr>
         <w:tc>
           <w:tcPr>
-            <w:tcW w:type="dxa" w:w="9648"/>
+            <w:tcW w:type="dxa" w:w="9792"/>
             <w:tcBorders>
               <w:top w:val="single" w:color="D9D5C8" w:sz="4" w:space="0"/>
               <w:left w:val="single" w:color="D9D5C8" w:sz="4" w:space="0"/>
@@ -31196,7 +31196,7 @@
     </w:p>
     <w:tbl>
       <w:tblPr>
-        <w:tblW w:type="dxa" w:w="9648"/>
+        <w:tblW w:type="dxa" w:w="9792"/>
         <w:tblBorders>
           <w:top w:val="single" w:color="auto" w:sz="4"/>
           <w:left w:val="single" w:color="auto" w:sz="4"/>
@@ -31207,9 +31207,9 @@
         </w:tblBorders>
       </w:tblPr>
       <w:tblGrid>
-        <w:gridCol w:w="900"/>
-        <w:gridCol w:w="4400"/>
-        <w:gridCol w:w="4348"/>
+        <w:gridCol w:w="913"/>
+        <w:gridCol w:w="4466"/>
+        <w:gridCol w:w="4413"/>
       </w:tblGrid>
       <w:tr>
         <w:trPr>
@@ -31217,7 +31217,7 @@
         </w:trPr>
         <w:tc>
           <w:tcPr>
-            <w:tcW w:type="dxa" w:w="900"/>
+            <w:tcW w:type="dxa" w:w="913"/>
             <w:tcBorders>
               <w:top w:val="single" w:color="D9D5C8" w:sz="4" w:space="0"/>
               <w:left w:val="single" w:color="D9D5C8" w:sz="4" w:space="0"/>
@@ -31253,7 +31253,7 @@
         </w:tc>
         <w:tc>
           <w:tcPr>
-            <w:tcW w:type="dxa" w:w="4400"/>
+            <w:tcW w:type="dxa" w:w="4466"/>
             <w:tcBorders>
               <w:top w:val="single" w:color="D9D5C8" w:sz="4" w:space="0"/>
               <w:left w:val="single" w:color="D9D5C8" w:sz="4" w:space="0"/>
@@ -31289,7 +31289,7 @@
         </w:tc>
         <w:tc>
           <w:tcPr>
-            <w:tcW w:type="dxa" w:w="4348"/>
+            <w:tcW w:type="dxa" w:w="4413"/>
             <w:tcBorders>
               <w:top w:val="single" w:color="D9D5C8" w:sz="4" w:space="0"/>
               <w:left w:val="single" w:color="D9D5C8" w:sz="4" w:space="0"/>
@@ -31327,7 +31327,7 @@
       <w:tr>
         <w:tc>
           <w:tcPr>
-            <w:tcW w:type="dxa" w:w="900"/>
+            <w:tcW w:type="dxa" w:w="913"/>
             <w:tcBorders>
               <w:top w:val="single" w:color="D9D5C8" w:sz="4" w:space="0"/>
               <w:left w:val="single" w:color="D9D5C8" w:sz="4" w:space="0"/>
@@ -31362,7 +31362,7 @@
         </w:tc>
         <w:tc>
           <w:tcPr>
-            <w:tcW w:type="dxa" w:w="4400"/>
+            <w:tcW w:type="dxa" w:w="4466"/>
             <w:tcBorders>
               <w:top w:val="single" w:color="D9D5C8" w:sz="4" w:space="0"/>
               <w:left w:val="single" w:color="D9D5C8" w:sz="4" w:space="0"/>
@@ -31397,7 +31397,7 @@
         </w:tc>
         <w:tc>
           <w:tcPr>
-            <w:tcW w:type="dxa" w:w="4348"/>
+            <w:tcW w:type="dxa" w:w="4413"/>
             <w:tcBorders>
               <w:top w:val="single" w:color="D9D5C8" w:sz="4" w:space="0"/>
               <w:left w:val="single" w:color="D9D5C8" w:sz="4" w:space="0"/>
@@ -31434,7 +31434,7 @@
       <w:tr>
         <w:tc>
           <w:tcPr>
-            <w:tcW w:type="dxa" w:w="900"/>
+            <w:tcW w:type="dxa" w:w="913"/>
             <w:tcBorders>
               <w:top w:val="single" w:color="D9D5C8" w:sz="4" w:space="0"/>
               <w:left w:val="single" w:color="D9D5C8" w:sz="4" w:space="0"/>
@@ -31469,7 +31469,7 @@
         </w:tc>
         <w:tc>
           <w:tcPr>
-            <w:tcW w:type="dxa" w:w="4400"/>
+            <w:tcW w:type="dxa" w:w="4466"/>
             <w:tcBorders>
               <w:top w:val="single" w:color="D9D5C8" w:sz="4" w:space="0"/>
               <w:left w:val="single" w:color="D9D5C8" w:sz="4" w:space="0"/>
@@ -31504,7 +31504,7 @@
         </w:tc>
         <w:tc>
           <w:tcPr>
-            <w:tcW w:type="dxa" w:w="4348"/>
+            <w:tcW w:type="dxa" w:w="4413"/>
             <w:tcBorders>
               <w:top w:val="single" w:color="D9D5C8" w:sz="4" w:space="0"/>
               <w:left w:val="single" w:color="D9D5C8" w:sz="4" w:space="0"/>
@@ -31541,7 +31541,7 @@
       <w:tr>
         <w:tc>
           <w:tcPr>
-            <w:tcW w:type="dxa" w:w="900"/>
+            <w:tcW w:type="dxa" w:w="913"/>
             <w:tcBorders>
               <w:top w:val="single" w:color="D9D5C8" w:sz="4" w:space="0"/>
               <w:left w:val="single" w:color="D9D5C8" w:sz="4" w:space="0"/>
@@ -31576,7 +31576,7 @@
         </w:tc>
         <w:tc>
           <w:tcPr>
-            <w:tcW w:type="dxa" w:w="4400"/>
+            <w:tcW w:type="dxa" w:w="4466"/>
             <w:tcBorders>
               <w:top w:val="single" w:color="D9D5C8" w:sz="4" w:space="0"/>
               <w:left w:val="single" w:color="D9D5C8" w:sz="4" w:space="0"/>
@@ -31611,7 +31611,7 @@
         </w:tc>
         <w:tc>
           <w:tcPr>
-            <w:tcW w:type="dxa" w:w="4348"/>
+            <w:tcW w:type="dxa" w:w="4413"/>
             <w:tcBorders>
               <w:top w:val="single" w:color="D9D5C8" w:sz="4" w:space="0"/>
               <w:left w:val="single" w:color="D9D5C8" w:sz="4" w:space="0"/>
@@ -31648,7 +31648,7 @@
     </w:tbl>
     <w:tbl>
       <w:tblPr>
-        <w:tblW w:type="dxa" w:w="9648"/>
+        <w:tblW w:type="dxa" w:w="9792"/>
         <w:tblBorders>
           <w:top w:val="single" w:color="auto" w:sz="4"/>
           <w:left w:val="single" w:color="auto" w:sz="4"/>
@@ -31659,12 +31659,12 @@
         </w:tblBorders>
       </w:tblPr>
       <w:tblGrid>
-        <w:gridCol w:w="9648"/>
+        <w:gridCol w:w="9792"/>
       </w:tblGrid>
       <w:tr>
         <w:tc>
           <w:tcPr>
-            <w:tcW w:type="dxa" w:w="9648"/>
+            <w:tcW w:type="dxa" w:w="9792"/>
             <w:tcBorders>
               <w:top w:val="single" w:color="D9D5C8" w:sz="4" w:space="0"/>
               <w:left w:val="single" w:color="D9D5C8" w:sz="4" w:space="0"/>
@@ -31789,7 +31789,7 @@
     </w:p>
     <w:tbl>
       <w:tblPr>
-        <w:tblW w:type="dxa" w:w="9648"/>
+        <w:tblW w:type="dxa" w:w="9792"/>
         <w:tblBorders>
           <w:top w:val="single" w:color="auto" w:sz="4"/>
           <w:left w:val="single" w:color="auto" w:sz="4"/>
@@ -31800,9 +31800,9 @@
         </w:tblBorders>
       </w:tblPr>
       <w:tblGrid>
-        <w:gridCol w:w="900"/>
-        <w:gridCol w:w="4400"/>
-        <w:gridCol w:w="4348"/>
+        <w:gridCol w:w="913"/>
+        <w:gridCol w:w="4466"/>
+        <w:gridCol w:w="4413"/>
       </w:tblGrid>
       <w:tr>
         <w:trPr>
@@ -31810,7 +31810,7 @@
         </w:trPr>
         <w:tc>
           <w:tcPr>
-            <w:tcW w:type="dxa" w:w="900"/>
+            <w:tcW w:type="dxa" w:w="913"/>
             <w:tcBorders>
               <w:top w:val="single" w:color="D9D5C8" w:sz="4" w:space="0"/>
               <w:left w:val="single" w:color="D9D5C8" w:sz="4" w:space="0"/>
@@ -31846,7 +31846,7 @@
         </w:tc>
         <w:tc>
           <w:tcPr>
-            <w:tcW w:type="dxa" w:w="4400"/>
+            <w:tcW w:type="dxa" w:w="4466"/>
             <w:tcBorders>
               <w:top w:val="single" w:color="D9D5C8" w:sz="4" w:space="0"/>
               <w:left w:val="single" w:color="D9D5C8" w:sz="4" w:space="0"/>
@@ -31882,7 +31882,7 @@
         </w:tc>
         <w:tc>
           <w:tcPr>
-            <w:tcW w:type="dxa" w:w="4348"/>
+            <w:tcW w:type="dxa" w:w="4413"/>
             <w:tcBorders>
               <w:top w:val="single" w:color="D9D5C8" w:sz="4" w:space="0"/>
               <w:left w:val="single" w:color="D9D5C8" w:sz="4" w:space="0"/>
@@ -31920,7 +31920,7 @@
       <w:tr>
         <w:tc>
           <w:tcPr>
-            <w:tcW w:type="dxa" w:w="900"/>
+            <w:tcW w:type="dxa" w:w="913"/>
             <w:tcBorders>
               <w:top w:val="single" w:color="D9D5C8" w:sz="4" w:space="0"/>
               <w:left w:val="single" w:color="D9D5C8" w:sz="4" w:space="0"/>
@@ -31955,7 +31955,7 @@
         </w:tc>
         <w:tc>
           <w:tcPr>
-            <w:tcW w:type="dxa" w:w="4400"/>
+            <w:tcW w:type="dxa" w:w="4466"/>
             <w:tcBorders>
               <w:top w:val="single" w:color="D9D5C8" w:sz="4" w:space="0"/>
               <w:left w:val="single" w:color="D9D5C8" w:sz="4" w:space="0"/>
@@ -31990,7 +31990,7 @@
         </w:tc>
         <w:tc>
           <w:tcPr>
-            <w:tcW w:type="dxa" w:w="4348"/>
+            <w:tcW w:type="dxa" w:w="4413"/>
             <w:tcBorders>
               <w:top w:val="single" w:color="D9D5C8" w:sz="4" w:space="0"/>
               <w:left w:val="single" w:color="D9D5C8" w:sz="4" w:space="0"/>
@@ -32027,7 +32027,7 @@
       <w:tr>
         <w:tc>
           <w:tcPr>
-            <w:tcW w:type="dxa" w:w="900"/>
+            <w:tcW w:type="dxa" w:w="913"/>
             <w:tcBorders>
               <w:top w:val="single" w:color="D9D5C8" w:sz="4" w:space="0"/>
               <w:left w:val="single" w:color="D9D5C8" w:sz="4" w:space="0"/>
@@ -32062,7 +32062,7 @@
         </w:tc>
         <w:tc>
           <w:tcPr>
-            <w:tcW w:type="dxa" w:w="4400"/>
+            <w:tcW w:type="dxa" w:w="4466"/>
             <w:tcBorders>
               <w:top w:val="single" w:color="D9D5C8" w:sz="4" w:space="0"/>
               <w:left w:val="single" w:color="D9D5C8" w:sz="4" w:space="0"/>
@@ -32097,7 +32097,7 @@
         </w:tc>
         <w:tc>
           <w:tcPr>
-            <w:tcW w:type="dxa" w:w="4348"/>
+            <w:tcW w:type="dxa" w:w="4413"/>
             <w:tcBorders>
               <w:top w:val="single" w:color="D9D5C8" w:sz="4" w:space="0"/>
               <w:left w:val="single" w:color="D9D5C8" w:sz="4" w:space="0"/>
@@ -32134,7 +32134,7 @@
       <w:tr>
         <w:tc>
           <w:tcPr>
-            <w:tcW w:type="dxa" w:w="900"/>
+            <w:tcW w:type="dxa" w:w="913"/>
             <w:tcBorders>
               <w:top w:val="single" w:color="D9D5C8" w:sz="4" w:space="0"/>
               <w:left w:val="single" w:color="D9D5C8" w:sz="4" w:space="0"/>
@@ -32169,7 +32169,7 @@
         </w:tc>
         <w:tc>
           <w:tcPr>
-            <w:tcW w:type="dxa" w:w="4400"/>
+            <w:tcW w:type="dxa" w:w="4466"/>
             <w:tcBorders>
               <w:top w:val="single" w:color="D9D5C8" w:sz="4" w:space="0"/>
               <w:left w:val="single" w:color="D9D5C8" w:sz="4" w:space="0"/>
@@ -32204,7 +32204,7 @@
         </w:tc>
         <w:tc>
           <w:tcPr>
-            <w:tcW w:type="dxa" w:w="4348"/>
+            <w:tcW w:type="dxa" w:w="4413"/>
             <w:tcBorders>
               <w:top w:val="single" w:color="D9D5C8" w:sz="4" w:space="0"/>
               <w:left w:val="single" w:color="D9D5C8" w:sz="4" w:space="0"/>
@@ -32241,7 +32241,7 @@
     </w:tbl>
     <w:tbl>
       <w:tblPr>
-        <w:tblW w:type="dxa" w:w="9648"/>
+        <w:tblW w:type="dxa" w:w="9792"/>
         <w:tblBorders>
           <w:top w:val="single" w:color="auto" w:sz="4"/>
           <w:left w:val="single" w:color="auto" w:sz="4"/>
@@ -32252,12 +32252,12 @@
         </w:tblBorders>
       </w:tblPr>
       <w:tblGrid>
-        <w:gridCol w:w="9648"/>
+        <w:gridCol w:w="9792"/>
       </w:tblGrid>
       <w:tr>
         <w:tc>
           <w:tcPr>
-            <w:tcW w:type="dxa" w:w="9648"/>
+            <w:tcW w:type="dxa" w:w="9792"/>
             <w:tcBorders>
               <w:top w:val="single" w:color="D9D5C8" w:sz="4" w:space="0"/>
               <w:left w:val="single" w:color="D9D5C8" w:sz="4" w:space="0"/>
@@ -32382,7 +32382,7 @@
     </w:p>
     <w:tbl>
       <w:tblPr>
-        <w:tblW w:type="dxa" w:w="9648"/>
+        <w:tblW w:type="dxa" w:w="9792"/>
         <w:tblBorders>
           <w:top w:val="single" w:color="auto" w:sz="4"/>
           <w:left w:val="single" w:color="auto" w:sz="4"/>
@@ -32393,9 +32393,9 @@
         </w:tblBorders>
       </w:tblPr>
       <w:tblGrid>
-        <w:gridCol w:w="900"/>
-        <w:gridCol w:w="4400"/>
-        <w:gridCol w:w="4348"/>
+        <w:gridCol w:w="913"/>
+        <w:gridCol w:w="4466"/>
+        <w:gridCol w:w="4413"/>
       </w:tblGrid>
       <w:tr>
         <w:trPr>
@@ -32403,7 +32403,7 @@
         </w:trPr>
         <w:tc>
           <w:tcPr>
-            <w:tcW w:type="dxa" w:w="900"/>
+            <w:tcW w:type="dxa" w:w="913"/>
             <w:tcBorders>
               <w:top w:val="single" w:color="D9D5C8" w:sz="4" w:space="0"/>
               <w:left w:val="single" w:color="D9D5C8" w:sz="4" w:space="0"/>
@@ -32439,7 +32439,7 @@
         </w:tc>
         <w:tc>
           <w:tcPr>
-            <w:tcW w:type="dxa" w:w="4400"/>
+            <w:tcW w:type="dxa" w:w="4466"/>
             <w:tcBorders>
               <w:top w:val="single" w:color="D9D5C8" w:sz="4" w:space="0"/>
               <w:left w:val="single" w:color="D9D5C8" w:sz="4" w:space="0"/>
@@ -32475,7 +32475,7 @@
         </w:tc>
         <w:tc>
           <w:tcPr>
-            <w:tcW w:type="dxa" w:w="4348"/>
+            <w:tcW w:type="dxa" w:w="4413"/>
             <w:tcBorders>
               <w:top w:val="single" w:color="D9D5C8" w:sz="4" w:space="0"/>
               <w:left w:val="single" w:color="D9D5C8" w:sz="4" w:space="0"/>
@@ -32513,7 +32513,7 @@
       <w:tr>
         <w:tc>
           <w:tcPr>
-            <w:tcW w:type="dxa" w:w="900"/>
+            <w:tcW w:type="dxa" w:w="913"/>
             <w:tcBorders>
               <w:top w:val="single" w:color="D9D5C8" w:sz="4" w:space="0"/>
               <w:left w:val="single" w:color="D9D5C8" w:sz="4" w:space="0"/>
@@ -32548,7 +32548,7 @@
         </w:tc>
         <w:tc>
           <w:tcPr>
-            <w:tcW w:type="dxa" w:w="4400"/>
+            <w:tcW w:type="dxa" w:w="4466"/>
             <w:tcBorders>
               <w:top w:val="single" w:color="D9D5C8" w:sz="4" w:space="0"/>
               <w:left w:val="single" w:color="D9D5C8" w:sz="4" w:space="0"/>
@@ -32583,7 +32583,7 @@
         </w:tc>
         <w:tc>
           <w:tcPr>
-            <w:tcW w:type="dxa" w:w="4348"/>
+            <w:tcW w:type="dxa" w:w="4413"/>
             <w:tcBorders>
               <w:top w:val="single" w:color="D9D5C8" w:sz="4" w:space="0"/>
               <w:left w:val="single" w:color="D9D5C8" w:sz="4" w:space="0"/>
@@ -32620,7 +32620,7 @@
       <w:tr>
         <w:tc>
           <w:tcPr>
-            <w:tcW w:type="dxa" w:w="900"/>
+            <w:tcW w:type="dxa" w:w="913"/>
             <w:tcBorders>
               <w:top w:val="single" w:color="D9D5C8" w:sz="4" w:space="0"/>
               <w:left w:val="single" w:color="D9D5C8" w:sz="4" w:space="0"/>
@@ -32655,7 +32655,7 @@
         </w:tc>
         <w:tc>
           <w:tcPr>
-            <w:tcW w:type="dxa" w:w="4400"/>
+            <w:tcW w:type="dxa" w:w="4466"/>
             <w:tcBorders>
               <w:top w:val="single" w:color="D9D5C8" w:sz="4" w:space="0"/>
               <w:left w:val="single" w:color="D9D5C8" w:sz="4" w:space="0"/>
@@ -32690,7 +32690,7 @@
         </w:tc>
         <w:tc>
           <w:tcPr>
-            <w:tcW w:type="dxa" w:w="4348"/>
+            <w:tcW w:type="dxa" w:w="4413"/>
             <w:tcBorders>
               <w:top w:val="single" w:color="D9D5C8" w:sz="4" w:space="0"/>
               <w:left w:val="single" w:color="D9D5C8" w:sz="4" w:space="0"/>
@@ -32727,7 +32727,7 @@
       <w:tr>
         <w:tc>
           <w:tcPr>
-            <w:tcW w:type="dxa" w:w="900"/>
+            <w:tcW w:type="dxa" w:w="913"/>
             <w:tcBorders>
               <w:top w:val="single" w:color="D9D5C8" w:sz="4" w:space="0"/>
               <w:left w:val="single" w:color="D9D5C8" w:sz="4" w:space="0"/>
@@ -32762,7 +32762,7 @@
         </w:tc>
         <w:tc>
           <w:tcPr>
-            <w:tcW w:type="dxa" w:w="4400"/>
+            <w:tcW w:type="dxa" w:w="4466"/>
             <w:tcBorders>
               <w:top w:val="single" w:color="D9D5C8" w:sz="4" w:space="0"/>
               <w:left w:val="single" w:color="D9D5C8" w:sz="4" w:space="0"/>
@@ -32797,7 +32797,7 @@
         </w:tc>
         <w:tc>
           <w:tcPr>
-            <w:tcW w:type="dxa" w:w="4348"/>
+            <w:tcW w:type="dxa" w:w="4413"/>
             <w:tcBorders>
               <w:top w:val="single" w:color="D9D5C8" w:sz="4" w:space="0"/>
               <w:left w:val="single" w:color="D9D5C8" w:sz="4" w:space="0"/>
@@ -32834,7 +32834,7 @@
     </w:tbl>
     <w:tbl>
       <w:tblPr>
-        <w:tblW w:type="dxa" w:w="9648"/>
+        <w:tblW w:type="dxa" w:w="9792"/>
         <w:tblBorders>
           <w:top w:val="single" w:color="auto" w:sz="4"/>
           <w:left w:val="single" w:color="auto" w:sz="4"/>
@@ -32845,12 +32845,12 @@
         </w:tblBorders>
       </w:tblPr>
       <w:tblGrid>
-        <w:gridCol w:w="9648"/>
+        <w:gridCol w:w="9792"/>
       </w:tblGrid>
       <w:tr>
         <w:tc>
           <w:tcPr>
-            <w:tcW w:type="dxa" w:w="9648"/>
+            <w:tcW w:type="dxa" w:w="9792"/>
             <w:tcBorders>
               <w:top w:val="single" w:color="D9D5C8" w:sz="4" w:space="0"/>
               <w:left w:val="single" w:color="D9D5C8" w:sz="4" w:space="0"/>
@@ -32995,7 +32995,7 @@
     </w:p>
     <w:tbl>
       <w:tblPr>
-        <w:tblW w:type="dxa" w:w="9648"/>
+        <w:tblW w:type="dxa" w:w="9792"/>
         <w:tblBorders>
           <w:top w:val="single" w:color="auto" w:sz="4"/>
           <w:left w:val="single" w:color="auto" w:sz="4"/>
@@ -33006,9 +33006,9 @@
         </w:tblBorders>
       </w:tblPr>
       <w:tblGrid>
-        <w:gridCol w:w="900"/>
-        <w:gridCol w:w="4400"/>
-        <w:gridCol w:w="4348"/>
+        <w:gridCol w:w="913"/>
+        <w:gridCol w:w="4466"/>
+        <w:gridCol w:w="4413"/>
       </w:tblGrid>
       <w:tr>
         <w:trPr>
@@ -33016,7 +33016,7 @@
         </w:trPr>
         <w:tc>
           <w:tcPr>
-            <w:tcW w:type="dxa" w:w="900"/>
+            <w:tcW w:type="dxa" w:w="913"/>
             <w:tcBorders>
               <w:top w:val="single" w:color="D9D5C8" w:sz="4" w:space="0"/>
               <w:left w:val="single" w:color="D9D5C8" w:sz="4" w:space="0"/>
@@ -33052,7 +33052,7 @@
         </w:tc>
         <w:tc>
           <w:tcPr>
-            <w:tcW w:type="dxa" w:w="4400"/>
+            <w:tcW w:type="dxa" w:w="4466"/>
             <w:tcBorders>
               <w:top w:val="single" w:color="D9D5C8" w:sz="4" w:space="0"/>
               <w:left w:val="single" w:color="D9D5C8" w:sz="4" w:space="0"/>
@@ -33088,7 +33088,7 @@
         </w:tc>
         <w:tc>
           <w:tcPr>
-            <w:tcW w:type="dxa" w:w="4348"/>
+            <w:tcW w:type="dxa" w:w="4413"/>
             <w:tcBorders>
               <w:top w:val="single" w:color="D9D5C8" w:sz="4" w:space="0"/>
               <w:left w:val="single" w:color="D9D5C8" w:sz="4" w:space="0"/>
@@ -33126,7 +33126,7 @@
       <w:tr>
         <w:tc>
           <w:tcPr>
-            <w:tcW w:type="dxa" w:w="900"/>
+            <w:tcW w:type="dxa" w:w="913"/>
             <w:tcBorders>
               <w:top w:val="single" w:color="D9D5C8" w:sz="4" w:space="0"/>
               <w:left w:val="single" w:color="D9D5C8" w:sz="4" w:space="0"/>
@@ -33161,7 +33161,7 @@
         </w:tc>
         <w:tc>
           <w:tcPr>
-            <w:tcW w:type="dxa" w:w="4400"/>
+            <w:tcW w:type="dxa" w:w="4466"/>
             <w:tcBorders>
               <w:top w:val="single" w:color="D9D5C8" w:sz="4" w:space="0"/>
               <w:left w:val="single" w:color="D9D5C8" w:sz="4" w:space="0"/>
@@ -33196,7 +33196,7 @@
         </w:tc>
         <w:tc>
           <w:tcPr>
-            <w:tcW w:type="dxa" w:w="4348"/>
+            <w:tcW w:type="dxa" w:w="4413"/>
             <w:tcBorders>
               <w:top w:val="single" w:color="D9D5C8" w:sz="4" w:space="0"/>
               <w:left w:val="single" w:color="D9D5C8" w:sz="4" w:space="0"/>
@@ -33233,7 +33233,7 @@
       <w:tr>
         <w:tc>
           <w:tcPr>
-            <w:tcW w:type="dxa" w:w="900"/>
+            <w:tcW w:type="dxa" w:w="913"/>
             <w:tcBorders>
               <w:top w:val="single" w:color="D9D5C8" w:sz="4" w:space="0"/>
               <w:left w:val="single" w:color="D9D5C8" w:sz="4" w:space="0"/>
@@ -33268,7 +33268,7 @@
         </w:tc>
         <w:tc>
           <w:tcPr>
-            <w:tcW w:type="dxa" w:w="4400"/>
+            <w:tcW w:type="dxa" w:w="4466"/>
             <w:tcBorders>
               <w:top w:val="single" w:color="D9D5C8" w:sz="4" w:space="0"/>
               <w:left w:val="single" w:color="D9D5C8" w:sz="4" w:space="0"/>
@@ -33303,7 +33303,7 @@
         </w:tc>
         <w:tc>
           <w:tcPr>
-            <w:tcW w:type="dxa" w:w="4348"/>
+            <w:tcW w:type="dxa" w:w="4413"/>
             <w:tcBorders>
               <w:top w:val="single" w:color="D9D5C8" w:sz="4" w:space="0"/>
               <w:left w:val="single" w:color="D9D5C8" w:sz="4" w:space="0"/>
@@ -33340,7 +33340,7 @@
       <w:tr>
         <w:tc>
           <w:tcPr>
-            <w:tcW w:type="dxa" w:w="900"/>
+            <w:tcW w:type="dxa" w:w="913"/>
             <w:tcBorders>
               <w:top w:val="single" w:color="D9D5C8" w:sz="4" w:space="0"/>
               <w:left w:val="single" w:color="D9D5C8" w:sz="4" w:space="0"/>
@@ -33375,7 +33375,7 @@
         </w:tc>
         <w:tc>
           <w:tcPr>
-            <w:tcW w:type="dxa" w:w="4400"/>
+            <w:tcW w:type="dxa" w:w="4466"/>
             <w:tcBorders>
               <w:top w:val="single" w:color="D9D5C8" w:sz="4" w:space="0"/>
               <w:left w:val="single" w:color="D9D5C8" w:sz="4" w:space="0"/>
@@ -33410,7 +33410,7 @@
         </w:tc>
         <w:tc>
           <w:tcPr>
-            <w:tcW w:type="dxa" w:w="4348"/>
+            <w:tcW w:type="dxa" w:w="4413"/>
             <w:tcBorders>
               <w:top w:val="single" w:color="D9D5C8" w:sz="4" w:space="0"/>
               <w:left w:val="single" w:color="D9D5C8" w:sz="4" w:space="0"/>
@@ -33447,7 +33447,7 @@
     </w:tbl>
     <w:tbl>
       <w:tblPr>
-        <w:tblW w:type="dxa" w:w="9648"/>
+        <w:tblW w:type="dxa" w:w="9792"/>
         <w:tblBorders>
           <w:top w:val="single" w:color="auto" w:sz="4"/>
           <w:left w:val="single" w:color="auto" w:sz="4"/>
@@ -33458,12 +33458,12 @@
         </w:tblBorders>
       </w:tblPr>
       <w:tblGrid>
-        <w:gridCol w:w="9648"/>
+        <w:gridCol w:w="9792"/>
       </w:tblGrid>
       <w:tr>
         <w:tc>
           <w:tcPr>
-            <w:tcW w:type="dxa" w:w="9648"/>
+            <w:tcW w:type="dxa" w:w="9792"/>
             <w:tcBorders>
               <w:top w:val="single" w:color="D9D5C8" w:sz="4" w:space="0"/>
               <w:left w:val="single" w:color="D9D5C8" w:sz="4" w:space="0"/>
@@ -33588,7 +33588,7 @@
     </w:p>
     <w:tbl>
       <w:tblPr>
-        <w:tblW w:type="dxa" w:w="9648"/>
+        <w:tblW w:type="dxa" w:w="9792"/>
         <w:tblBorders>
           <w:top w:val="single" w:color="auto" w:sz="4"/>
           <w:left w:val="single" w:color="auto" w:sz="4"/>
@@ -33599,9 +33599,9 @@
         </w:tblBorders>
       </w:tblPr>
       <w:tblGrid>
-        <w:gridCol w:w="900"/>
-        <w:gridCol w:w="4400"/>
-        <w:gridCol w:w="4348"/>
+        <w:gridCol w:w="913"/>
+        <w:gridCol w:w="4466"/>
+        <w:gridCol w:w="4413"/>
       </w:tblGrid>
       <w:tr>
         <w:trPr>
@@ -33609,7 +33609,7 @@
         </w:trPr>
         <w:tc>
           <w:tcPr>
-            <w:tcW w:type="dxa" w:w="900"/>
+            <w:tcW w:type="dxa" w:w="913"/>
             <w:tcBorders>
               <w:top w:val="single" w:color="D9D5C8" w:sz="4" w:space="0"/>
               <w:left w:val="single" w:color="D9D5C8" w:sz="4" w:space="0"/>
@@ -33645,7 +33645,7 @@
         </w:tc>
         <w:tc>
           <w:tcPr>
-            <w:tcW w:type="dxa" w:w="4400"/>
+            <w:tcW w:type="dxa" w:w="4466"/>
             <w:tcBorders>
               <w:top w:val="single" w:color="D9D5C8" w:sz="4" w:space="0"/>
               <w:left w:val="single" w:color="D9D5C8" w:sz="4" w:space="0"/>
@@ -33681,7 +33681,7 @@
         </w:tc>
         <w:tc>
           <w:tcPr>
-            <w:tcW w:type="dxa" w:w="4348"/>
+            <w:tcW w:type="dxa" w:w="4413"/>
             <w:tcBorders>
               <w:top w:val="single" w:color="D9D5C8" w:sz="4" w:space="0"/>
               <w:left w:val="single" w:color="D9D5C8" w:sz="4" w:space="0"/>
@@ -33719,7 +33719,7 @@
       <w:tr>
         <w:tc>
           <w:tcPr>
-            <w:tcW w:type="dxa" w:w="900"/>
+            <w:tcW w:type="dxa" w:w="913"/>
             <w:tcBorders>
               <w:top w:val="single" w:color="D9D5C8" w:sz="4" w:space="0"/>
               <w:left w:val="single" w:color="D9D5C8" w:sz="4" w:space="0"/>
@@ -33754,7 +33754,7 @@
         </w:tc>
         <w:tc>
           <w:tcPr>
-            <w:tcW w:type="dxa" w:w="4400"/>
+            <w:tcW w:type="dxa" w:w="4466"/>
             <w:tcBorders>
               <w:top w:val="single" w:color="D9D5C8" w:sz="4" w:space="0"/>
               <w:left w:val="single" w:color="D9D5C8" w:sz="4" w:space="0"/>
@@ -33789,7 +33789,7 @@
         </w:tc>
         <w:tc>
           <w:tcPr>
-            <w:tcW w:type="dxa" w:w="4348"/>
+            <w:tcW w:type="dxa" w:w="4413"/>
             <w:tcBorders>
               <w:top w:val="single" w:color="D9D5C8" w:sz="4" w:space="0"/>
               <w:left w:val="single" w:color="D9D5C8" w:sz="4" w:space="0"/>
@@ -33826,7 +33826,7 @@
       <w:tr>
         <w:tc>
           <w:tcPr>
-            <w:tcW w:type="dxa" w:w="900"/>
+            <w:tcW w:type="dxa" w:w="913"/>
             <w:tcBorders>
               <w:top w:val="single" w:color="D9D5C8" w:sz="4" w:space="0"/>
               <w:left w:val="single" w:color="D9D5C8" w:sz="4" w:space="0"/>
@@ -33861,7 +33861,7 @@
         </w:tc>
         <w:tc>
           <w:tcPr>
-            <w:tcW w:type="dxa" w:w="4400"/>
+            <w:tcW w:type="dxa" w:w="4466"/>
             <w:tcBorders>
               <w:top w:val="single" w:color="D9D5C8" w:sz="4" w:space="0"/>
               <w:left w:val="single" w:color="D9D5C8" w:sz="4" w:space="0"/>
@@ -33896,7 +33896,7 @@
         </w:tc>
         <w:tc>
           <w:tcPr>
-            <w:tcW w:type="dxa" w:w="4348"/>
+            <w:tcW w:type="dxa" w:w="4413"/>
             <w:tcBorders>
               <w:top w:val="single" w:color="D9D5C8" w:sz="4" w:space="0"/>
               <w:left w:val="single" w:color="D9D5C8" w:sz="4" w:space="0"/>
@@ -33933,7 +33933,7 @@
       <w:tr>
         <w:tc>
           <w:tcPr>
-            <w:tcW w:type="dxa" w:w="900"/>
+            <w:tcW w:type="dxa" w:w="913"/>
             <w:tcBorders>
               <w:top w:val="single" w:color="D9D5C8" w:sz="4" w:space="0"/>
               <w:left w:val="single" w:color="D9D5C8" w:sz="4" w:space="0"/>
@@ -33968,7 +33968,7 @@
         </w:tc>
         <w:tc>
           <w:tcPr>
-            <w:tcW w:type="dxa" w:w="4400"/>
+            <w:tcW w:type="dxa" w:w="4466"/>
             <w:tcBorders>
               <w:top w:val="single" w:color="D9D5C8" w:sz="4" w:space="0"/>
               <w:left w:val="single" w:color="D9D5C8" w:sz="4" w:space="0"/>
@@ -34003,7 +34003,7 @@
         </w:tc>
         <w:tc>
           <w:tcPr>
-            <w:tcW w:type="dxa" w:w="4348"/>
+            <w:tcW w:type="dxa" w:w="4413"/>
             <w:tcBorders>
               <w:top w:val="single" w:color="D9D5C8" w:sz="4" w:space="0"/>
               <w:left w:val="single" w:color="D9D5C8" w:sz="4" w:space="0"/>
@@ -34040,7 +34040,7 @@
     </w:tbl>
     <w:tbl>
       <w:tblPr>
-        <w:tblW w:type="dxa" w:w="9648"/>
+        <w:tblW w:type="dxa" w:w="9792"/>
         <w:tblBorders>
           <w:top w:val="single" w:color="auto" w:sz="4"/>
           <w:left w:val="single" w:color="auto" w:sz="4"/>
@@ -34051,12 +34051,12 @@
         </w:tblBorders>
       </w:tblPr>
       <w:tblGrid>
-        <w:gridCol w:w="9648"/>
+        <w:gridCol w:w="9792"/>
       </w:tblGrid>
       <w:tr>
         <w:tc>
           <w:tcPr>
-            <w:tcW w:type="dxa" w:w="9648"/>
+            <w:tcW w:type="dxa" w:w="9792"/>
             <w:tcBorders>
               <w:top w:val="single" w:color="D9D5C8" w:sz="4" w:space="0"/>
               <w:left w:val="single" w:color="D9D5C8" w:sz="4" w:space="0"/>
@@ -34181,7 +34181,7 @@
     </w:p>
     <w:tbl>
       <w:tblPr>
-        <w:tblW w:type="dxa" w:w="9648"/>
+        <w:tblW w:type="dxa" w:w="9792"/>
         <w:tblBorders>
           <w:top w:val="single" w:color="auto" w:sz="4"/>
           <w:left w:val="single" w:color="auto" w:sz="4"/>
@@ -34192,9 +34192,9 @@
         </w:tblBorders>
       </w:tblPr>
       <w:tblGrid>
-        <w:gridCol w:w="900"/>
-        <w:gridCol w:w="4400"/>
-        <w:gridCol w:w="4348"/>
+        <w:gridCol w:w="913"/>
+        <w:gridCol w:w="4466"/>
+        <w:gridCol w:w="4413"/>
       </w:tblGrid>
       <w:tr>
         <w:trPr>
@@ -34202,7 +34202,7 @@
         </w:trPr>
         <w:tc>
           <w:tcPr>
-            <w:tcW w:type="dxa" w:w="900"/>
+            <w:tcW w:type="dxa" w:w="913"/>
             <w:tcBorders>
               <w:top w:val="single" w:color="D9D5C8" w:sz="4" w:space="0"/>
               <w:left w:val="single" w:color="D9D5C8" w:sz="4" w:space="0"/>
@@ -34238,7 +34238,7 @@
         </w:tc>
         <w:tc>
           <w:tcPr>
-            <w:tcW w:type="dxa" w:w="4400"/>
+            <w:tcW w:type="dxa" w:w="4466"/>
             <w:tcBorders>
               <w:top w:val="single" w:color="D9D5C8" w:sz="4" w:space="0"/>
               <w:left w:val="single" w:color="D9D5C8" w:sz="4" w:space="0"/>
@@ -34274,7 +34274,7 @@
         </w:tc>
         <w:tc>
           <w:tcPr>
-            <w:tcW w:type="dxa" w:w="4348"/>
+            <w:tcW w:type="dxa" w:w="4413"/>
             <w:tcBorders>
               <w:top w:val="single" w:color="D9D5C8" w:sz="4" w:space="0"/>
               <w:left w:val="single" w:color="D9D5C8" w:sz="4" w:space="0"/>
@@ -34312,7 +34312,7 @@
       <w:tr>
         <w:tc>
           <w:tcPr>
-            <w:tcW w:type="dxa" w:w="900"/>
+            <w:tcW w:type="dxa" w:w="913"/>
             <w:tcBorders>
               <w:top w:val="single" w:color="D9D5C8" w:sz="4" w:space="0"/>
               <w:left w:val="single" w:color="D9D5C8" w:sz="4" w:space="0"/>
@@ -34347,7 +34347,7 @@
         </w:tc>
         <w:tc>
           <w:tcPr>
-            <w:tcW w:type="dxa" w:w="4400"/>
+            <w:tcW w:type="dxa" w:w="4466"/>
             <w:tcBorders>
               <w:top w:val="single" w:color="D9D5C8" w:sz="4" w:space="0"/>
               <w:left w:val="single" w:color="D9D5C8" w:sz="4" w:space="0"/>
@@ -34382,7 +34382,7 @@
         </w:tc>
         <w:tc>
           <w:tcPr>
-            <w:tcW w:type="dxa" w:w="4348"/>
+            <w:tcW w:type="dxa" w:w="4413"/>
             <w:tcBorders>
               <w:top w:val="single" w:color="D9D5C8" w:sz="4" w:space="0"/>
               <w:left w:val="single" w:color="D9D5C8" w:sz="4" w:space="0"/>
@@ -34419,7 +34419,7 @@
       <w:tr>
         <w:tc>
           <w:tcPr>
-            <w:tcW w:type="dxa" w:w="900"/>
+            <w:tcW w:type="dxa" w:w="913"/>
             <w:tcBorders>
               <w:top w:val="single" w:color="D9D5C8" w:sz="4" w:space="0"/>
               <w:left w:val="single" w:color="D9D5C8" w:sz="4" w:space="0"/>
@@ -34454,7 +34454,7 @@
         </w:tc>
         <w:tc>
           <w:tcPr>
-            <w:tcW w:type="dxa" w:w="4400"/>
+            <w:tcW w:type="dxa" w:w="4466"/>
             <w:tcBorders>
               <w:top w:val="single" w:color="D9D5C8" w:sz="4" w:space="0"/>
               <w:left w:val="single" w:color="D9D5C8" w:sz="4" w:space="0"/>
@@ -34489,7 +34489,7 @@
         </w:tc>
         <w:tc>
           <w:tcPr>
-            <w:tcW w:type="dxa" w:w="4348"/>
+            <w:tcW w:type="dxa" w:w="4413"/>
             <w:tcBorders>
               <w:top w:val="single" w:color="D9D5C8" w:sz="4" w:space="0"/>
               <w:left w:val="single" w:color="D9D5C8" w:sz="4" w:space="0"/>
@@ -34526,7 +34526,7 @@
       <w:tr>
         <w:tc>
           <w:tcPr>
-            <w:tcW w:type="dxa" w:w="900"/>
+            <w:tcW w:type="dxa" w:w="913"/>
             <w:tcBorders>
               <w:top w:val="single" w:color="D9D5C8" w:sz="4" w:space="0"/>
               <w:left w:val="single" w:color="D9D5C8" w:sz="4" w:space="0"/>
@@ -34561,7 +34561,7 @@
         </w:tc>
         <w:tc>
           <w:tcPr>
-            <w:tcW w:type="dxa" w:w="4400"/>
+            <w:tcW w:type="dxa" w:w="4466"/>
             <w:tcBorders>
               <w:top w:val="single" w:color="D9D5C8" w:sz="4" w:space="0"/>
               <w:left w:val="single" w:color="D9D5C8" w:sz="4" w:space="0"/>
@@ -34596,7 +34596,7 @@
         </w:tc>
         <w:tc>
           <w:tcPr>
-            <w:tcW w:type="dxa" w:w="4348"/>
+            <w:tcW w:type="dxa" w:w="4413"/>
             <w:tcBorders>
               <w:top w:val="single" w:color="D9D5C8" w:sz="4" w:space="0"/>
               <w:left w:val="single" w:color="D9D5C8" w:sz="4" w:space="0"/>
@@ -34633,7 +34633,7 @@
     </w:tbl>
     <w:tbl>
       <w:tblPr>
-        <w:tblW w:type="dxa" w:w="9648"/>
+        <w:tblW w:type="dxa" w:w="9792"/>
         <w:tblBorders>
           <w:top w:val="single" w:color="auto" w:sz="4"/>
           <w:left w:val="single" w:color="auto" w:sz="4"/>
@@ -34644,12 +34644,12 @@
         </w:tblBorders>
       </w:tblPr>
       <w:tblGrid>
-        <w:gridCol w:w="9648"/>
+        <w:gridCol w:w="9792"/>
       </w:tblGrid>
       <w:tr>
         <w:tc>
           <w:tcPr>
-            <w:tcW w:type="dxa" w:w="9648"/>
+            <w:tcW w:type="dxa" w:w="9792"/>
             <w:tcBorders>
               <w:top w:val="single" w:color="D9D5C8" w:sz="4" w:space="0"/>
               <w:left w:val="single" w:color="D9D5C8" w:sz="4" w:space="0"/>
@@ -34774,7 +34774,7 @@
     </w:p>
     <w:tbl>
       <w:tblPr>
-        <w:tblW w:type="dxa" w:w="9648"/>
+        <w:tblW w:type="dxa" w:w="9792"/>
         <w:tblBorders>
           <w:top w:val="single" w:color="auto" w:sz="4"/>
           <w:left w:val="single" w:color="auto" w:sz="4"/>
@@ -34785,9 +34785,9 @@
         </w:tblBorders>
       </w:tblPr>
       <w:tblGrid>
-        <w:gridCol w:w="900"/>
-        <w:gridCol w:w="4400"/>
-        <w:gridCol w:w="4348"/>
+        <w:gridCol w:w="913"/>
+        <w:gridCol w:w="4466"/>
+        <w:gridCol w:w="4413"/>
       </w:tblGrid>
       <w:tr>
         <w:trPr>
@@ -34795,7 +34795,7 @@
         </w:trPr>
         <w:tc>
           <w:tcPr>
-            <w:tcW w:type="dxa" w:w="900"/>
+            <w:tcW w:type="dxa" w:w="913"/>
             <w:tcBorders>
               <w:top w:val="single" w:color="D9D5C8" w:sz="4" w:space="0"/>
               <w:left w:val="single" w:color="D9D5C8" w:sz="4" w:space="0"/>
@@ -34831,7 +34831,7 @@
         </w:tc>
         <w:tc>
           <w:tcPr>
-            <w:tcW w:type="dxa" w:w="4400"/>
+            <w:tcW w:type="dxa" w:w="4466"/>
             <w:tcBorders>
               <w:top w:val="single" w:color="D9D5C8" w:sz="4" w:space="0"/>
               <w:left w:val="single" w:color="D9D5C8" w:sz="4" w:space="0"/>
@@ -34867,7 +34867,7 @@
         </w:tc>
         <w:tc>
           <w:tcPr>
-            <w:tcW w:type="dxa" w:w="4348"/>
+            <w:tcW w:type="dxa" w:w="4413"/>
             <w:tcBorders>
               <w:top w:val="single" w:color="D9D5C8" w:sz="4" w:space="0"/>
               <w:left w:val="single" w:color="D9D5C8" w:sz="4" w:space="0"/>
@@ -34905,7 +34905,7 @@
       <w:tr>
         <w:tc>
           <w:tcPr>
-            <w:tcW w:type="dxa" w:w="900"/>
+            <w:tcW w:type="dxa" w:w="913"/>
             <w:tcBorders>
               <w:top w:val="single" w:color="D9D5C8" w:sz="4" w:space="0"/>
               <w:left w:val="single" w:color="D9D5C8" w:sz="4" w:space="0"/>
@@ -34940,7 +34940,7 @@
         </w:tc>
         <w:tc>
           <w:tcPr>
-            <w:tcW w:type="dxa" w:w="4400"/>
+            <w:tcW w:type="dxa" w:w="4466"/>
             <w:tcBorders>
               <w:top w:val="single" w:color="D9D5C8" w:sz="4" w:space="0"/>
               <w:left w:val="single" w:color="D9D5C8" w:sz="4" w:space="0"/>
@@ -34975,7 +34975,7 @@
         </w:tc>
         <w:tc>
           <w:tcPr>
-            <w:tcW w:type="dxa" w:w="4348"/>
+            <w:tcW w:type="dxa" w:w="4413"/>
             <w:tcBorders>
               <w:top w:val="single" w:color="D9D5C8" w:sz="4" w:space="0"/>
               <w:left w:val="single" w:color="D9D5C8" w:sz="4" w:space="0"/>
@@ -35012,7 +35012,7 @@
       <w:tr>
         <w:tc>
           <w:tcPr>
-            <w:tcW w:type="dxa" w:w="900"/>
+            <w:tcW w:type="dxa" w:w="913"/>
             <w:tcBorders>
               <w:top w:val="single" w:color="D9D5C8" w:sz="4" w:space="0"/>
               <w:left w:val="single" w:color="D9D5C8" w:sz="4" w:space="0"/>
@@ -35047,7 +35047,7 @@
         </w:tc>
         <w:tc>
           <w:tcPr>
-            <w:tcW w:type="dxa" w:w="4400"/>
+            <w:tcW w:type="dxa" w:w="4466"/>
             <w:tcBorders>
               <w:top w:val="single" w:color="D9D5C8" w:sz="4" w:space="0"/>
               <w:left w:val="single" w:color="D9D5C8" w:sz="4" w:space="0"/>
@@ -35082,7 +35082,7 @@
         </w:tc>
         <w:tc>
           <w:tcPr>
-            <w:tcW w:type="dxa" w:w="4348"/>
+            <w:tcW w:type="dxa" w:w="4413"/>
             <w:tcBorders>
               <w:top w:val="single" w:color="D9D5C8" w:sz="4" w:space="0"/>
               <w:left w:val="single" w:color="D9D5C8" w:sz="4" w:space="0"/>
@@ -35119,7 +35119,7 @@
       <w:tr>
         <w:tc>
           <w:tcPr>
-            <w:tcW w:type="dxa" w:w="900"/>
+            <w:tcW w:type="dxa" w:w="913"/>
             <w:tcBorders>
               <w:top w:val="single" w:color="D9D5C8" w:sz="4" w:space="0"/>
               <w:left w:val="single" w:color="D9D5C8" w:sz="4" w:space="0"/>
@@ -35154,7 +35154,7 @@
         </w:tc>
         <w:tc>
           <w:tcPr>
-            <w:tcW w:type="dxa" w:w="4400"/>
+            <w:tcW w:type="dxa" w:w="4466"/>
             <w:tcBorders>
               <w:top w:val="single" w:color="D9D5C8" w:sz="4" w:space="0"/>
               <w:left w:val="single" w:color="D9D5C8" w:sz="4" w:space="0"/>
@@ -35189,7 +35189,7 @@
         </w:tc>
         <w:tc>
           <w:tcPr>
-            <w:tcW w:type="dxa" w:w="4348"/>
+            <w:tcW w:type="dxa" w:w="4413"/>
             <w:tcBorders>
               <w:top w:val="single" w:color="D9D5C8" w:sz="4" w:space="0"/>
               <w:left w:val="single" w:color="D9D5C8" w:sz="4" w:space="0"/>
@@ -35226,7 +35226,7 @@
     </w:tbl>
     <w:tbl>
       <w:tblPr>
-        <w:tblW w:type="dxa" w:w="9648"/>
+        <w:tblW w:type="dxa" w:w="9792"/>
         <w:tblBorders>
           <w:top w:val="single" w:color="auto" w:sz="4"/>
           <w:left w:val="single" w:color="auto" w:sz="4"/>
@@ -35237,12 +35237,12 @@
         </w:tblBorders>
       </w:tblPr>
       <w:tblGrid>
-        <w:gridCol w:w="9648"/>
+        <w:gridCol w:w="9792"/>
       </w:tblGrid>
       <w:tr>
         <w:tc>
           <w:tcPr>
-            <w:tcW w:type="dxa" w:w="9648"/>
+            <w:tcW w:type="dxa" w:w="9792"/>
             <w:tcBorders>
               <w:top w:val="single" w:color="D9D5C8" w:sz="4" w:space="0"/>
               <w:left w:val="single" w:color="D9D5C8" w:sz="4" w:space="0"/>
@@ -35367,7 +35367,7 @@
     </w:p>
     <w:tbl>
       <w:tblPr>
-        <w:tblW w:type="dxa" w:w="9648"/>
+        <w:tblW w:type="dxa" w:w="9792"/>
         <w:tblBorders>
           <w:top w:val="single" w:color="auto" w:sz="4"/>
           <w:left w:val="single" w:color="auto" w:sz="4"/>
@@ -35378,9 +35378,9 @@
         </w:tblBorders>
       </w:tblPr>
       <w:tblGrid>
-        <w:gridCol w:w="900"/>
-        <w:gridCol w:w="4400"/>
-        <w:gridCol w:w="4348"/>
+        <w:gridCol w:w="913"/>
+        <w:gridCol w:w="4466"/>
+        <w:gridCol w:w="4413"/>
       </w:tblGrid>
       <w:tr>
         <w:trPr>
@@ -35388,7 +35388,7 @@
         </w:trPr>
         <w:tc>
           <w:tcPr>
-            <w:tcW w:type="dxa" w:w="900"/>
+            <w:tcW w:type="dxa" w:w="913"/>
             <w:tcBorders>
               <w:top w:val="single" w:color="D9D5C8" w:sz="4" w:space="0"/>
               <w:left w:val="single" w:color="D9D5C8" w:sz="4" w:space="0"/>
@@ -35424,7 +35424,7 @@
         </w:tc>
         <w:tc>
           <w:tcPr>
-            <w:tcW w:type="dxa" w:w="4400"/>
+            <w:tcW w:type="dxa" w:w="4466"/>
             <w:tcBorders>
               <w:top w:val="single" w:color="D9D5C8" w:sz="4" w:space="0"/>
               <w:left w:val="single" w:color="D9D5C8" w:sz="4" w:space="0"/>
@@ -35460,7 +35460,7 @@
         </w:tc>
         <w:tc>
           <w:tcPr>
-            <w:tcW w:type="dxa" w:w="4348"/>
+            <w:tcW w:type="dxa" w:w="4413"/>
             <w:tcBorders>
               <w:top w:val="single" w:color="D9D5C8" w:sz="4" w:space="0"/>
               <w:left w:val="single" w:color="D9D5C8" w:sz="4" w:space="0"/>
@@ -35498,7 +35498,7 @@
       <w:tr>
         <w:tc>
           <w:tcPr>
-            <w:tcW w:type="dxa" w:w="900"/>
+            <w:tcW w:type="dxa" w:w="913"/>
             <w:tcBorders>
               <w:top w:val="single" w:color="D9D5C8" w:sz="4" w:space="0"/>
               <w:left w:val="single" w:color="D9D5C8" w:sz="4" w:space="0"/>
@@ -35533,7 +35533,7 @@
         </w:tc>
         <w:tc>
           <w:tcPr>
-            <w:tcW w:type="dxa" w:w="4400"/>
+            <w:tcW w:type="dxa" w:w="4466"/>
             <w:tcBorders>
               <w:top w:val="single" w:color="D9D5C8" w:sz="4" w:space="0"/>
               <w:left w:val="single" w:color="D9D5C8" w:sz="4" w:space="0"/>
@@ -35568,7 +35568,7 @@
         </w:tc>
         <w:tc>
           <w:tcPr>
-            <w:tcW w:type="dxa" w:w="4348"/>
+            <w:tcW w:type="dxa" w:w="4413"/>
             <w:tcBorders>
               <w:top w:val="single" w:color="D9D5C8" w:sz="4" w:space="0"/>
               <w:left w:val="single" w:color="D9D5C8" w:sz="4" w:space="0"/>
@@ -35605,7 +35605,7 @@
       <w:tr>
         <w:tc>
           <w:tcPr>
-            <w:tcW w:type="dxa" w:w="900"/>
+            <w:tcW w:type="dxa" w:w="913"/>
             <w:tcBorders>
               <w:top w:val="single" w:color="D9D5C8" w:sz="4" w:space="0"/>
               <w:left w:val="single" w:color="D9D5C8" w:sz="4" w:space="0"/>
@@ -35640,7 +35640,7 @@
         </w:tc>
         <w:tc>
           <w:tcPr>
-            <w:tcW w:type="dxa" w:w="4400"/>
+            <w:tcW w:type="dxa" w:w="4466"/>
             <w:tcBorders>
               <w:top w:val="single" w:color="D9D5C8" w:sz="4" w:space="0"/>
               <w:left w:val="single" w:color="D9D5C8" w:sz="4" w:space="0"/>
@@ -35675,7 +35675,7 @@
         </w:tc>
         <w:tc>
           <w:tcPr>
-            <w:tcW w:type="dxa" w:w="4348"/>
+            <w:tcW w:type="dxa" w:w="4413"/>
             <w:tcBorders>
               <w:top w:val="single" w:color="D9D5C8" w:sz="4" w:space="0"/>
               <w:left w:val="single" w:color="D9D5C8" w:sz="4" w:space="0"/>
@@ -35712,7 +35712,7 @@
       <w:tr>
         <w:tc>
           <w:tcPr>
-            <w:tcW w:type="dxa" w:w="900"/>
+            <w:tcW w:type="dxa" w:w="913"/>
             <w:tcBorders>
               <w:top w:val="single" w:color="D9D5C8" w:sz="4" w:space="0"/>
               <w:left w:val="single" w:color="D9D5C8" w:sz="4" w:space="0"/>
@@ -35747,7 +35747,7 @@
         </w:tc>
         <w:tc>
           <w:tcPr>
-            <w:tcW w:type="dxa" w:w="4400"/>
+            <w:tcW w:type="dxa" w:w="4466"/>
             <w:tcBorders>
               <w:top w:val="single" w:color="D9D5C8" w:sz="4" w:space="0"/>
               <w:left w:val="single" w:color="D9D5C8" w:sz="4" w:space="0"/>
@@ -35782,7 +35782,7 @@
         </w:tc>
         <w:tc>
           <w:tcPr>
-            <w:tcW w:type="dxa" w:w="4348"/>
+            <w:tcW w:type="dxa" w:w="4413"/>
             <w:tcBorders>
               <w:top w:val="single" w:color="D9D5C8" w:sz="4" w:space="0"/>
               <w:left w:val="single" w:color="D9D5C8" w:sz="4" w:space="0"/>
@@ -35819,7 +35819,7 @@
     </w:tbl>
     <w:tbl>
       <w:tblPr>
-        <w:tblW w:type="dxa" w:w="9648"/>
+        <w:tblW w:type="dxa" w:w="9792"/>
         <w:tblBorders>
           <w:top w:val="single" w:color="auto" w:sz="4"/>
           <w:left w:val="single" w:color="auto" w:sz="4"/>
@@ -35830,12 +35830,12 @@
         </w:tblBorders>
       </w:tblPr>
       <w:tblGrid>
-        <w:gridCol w:w="9648"/>
+        <w:gridCol w:w="9792"/>
       </w:tblGrid>
       <w:tr>
         <w:tc>
           <w:tcPr>
-            <w:tcW w:type="dxa" w:w="9648"/>
+            <w:tcW w:type="dxa" w:w="9792"/>
             <w:tcBorders>
               <w:top w:val="single" w:color="D9D5C8" w:sz="4" w:space="0"/>
               <w:left w:val="single" w:color="D9D5C8" w:sz="4" w:space="0"/>
@@ -35960,7 +35960,7 @@
     </w:p>
     <w:tbl>
       <w:tblPr>
-        <w:tblW w:type="dxa" w:w="9648"/>
+        <w:tblW w:type="dxa" w:w="9792"/>
         <w:tblBorders>
           <w:top w:val="single" w:color="auto" w:sz="4"/>
           <w:left w:val="single" w:color="auto" w:sz="4"/>
@@ -35971,9 +35971,9 @@
         </w:tblBorders>
       </w:tblPr>
       <w:tblGrid>
-        <w:gridCol w:w="900"/>
-        <w:gridCol w:w="4400"/>
-        <w:gridCol w:w="4348"/>
+        <w:gridCol w:w="913"/>
+        <w:gridCol w:w="4466"/>
+        <w:gridCol w:w="4413"/>
       </w:tblGrid>
       <w:tr>
         <w:trPr>
@@ -35981,7 +35981,7 @@
         </w:trPr>
         <w:tc>
           <w:tcPr>
-            <w:tcW w:type="dxa" w:w="900"/>
+            <w:tcW w:type="dxa" w:w="913"/>
             <w:tcBorders>
               <w:top w:val="single" w:color="D9D5C8" w:sz="4" w:space="0"/>
               <w:left w:val="single" w:color="D9D5C8" w:sz="4" w:space="0"/>
@@ -36017,7 +36017,7 @@
         </w:tc>
         <w:tc>
           <w:tcPr>
-            <w:tcW w:type="dxa" w:w="4400"/>
+            <w:tcW w:type="dxa" w:w="4466"/>
             <w:tcBorders>
               <w:top w:val="single" w:color="D9D5C8" w:sz="4" w:space="0"/>
               <w:left w:val="single" w:color="D9D5C8" w:sz="4" w:space="0"/>
@@ -36053,7 +36053,7 @@
         </w:tc>
         <w:tc>
           <w:tcPr>
-            <w:tcW w:type="dxa" w:w="4348"/>
+            <w:tcW w:type="dxa" w:w="4413"/>
             <w:tcBorders>
               <w:top w:val="single" w:color="D9D5C8" w:sz="4" w:space="0"/>
               <w:left w:val="single" w:color="D9D5C8" w:sz="4" w:space="0"/>
@@ -36091,7 +36091,7 @@
       <w:tr>
         <w:tc>
           <w:tcPr>
-            <w:tcW w:type="dxa" w:w="900"/>
+            <w:tcW w:type="dxa" w:w="913"/>
             <w:tcBorders>
               <w:top w:val="single" w:color="D9D5C8" w:sz="4" w:space="0"/>
               <w:left w:val="single" w:color="D9D5C8" w:sz="4" w:space="0"/>
@@ -36126,7 +36126,7 @@
         </w:tc>
         <w:tc>
           <w:tcPr>
-            <w:tcW w:type="dxa" w:w="4400"/>
+            <w:tcW w:type="dxa" w:w="4466"/>
             <w:tcBorders>
               <w:top w:val="single" w:color="D9D5C8" w:sz="4" w:space="0"/>
               <w:left w:val="single" w:color="D9D5C8" w:sz="4" w:space="0"/>
@@ -36161,7 +36161,7 @@
         </w:tc>
         <w:tc>
           <w:tcPr>
-            <w:tcW w:type="dxa" w:w="4348"/>
+            <w:tcW w:type="dxa" w:w="4413"/>
             <w:tcBorders>
               <w:top w:val="single" w:color="D9D5C8" w:sz="4" w:space="0"/>
               <w:left w:val="single" w:color="D9D5C8" w:sz="4" w:space="0"/>
@@ -36198,7 +36198,7 @@
       <w:tr>
         <w:tc>
           <w:tcPr>
-            <w:tcW w:type="dxa" w:w="900"/>
+            <w:tcW w:type="dxa" w:w="913"/>
             <w:tcBorders>
               <w:top w:val="single" w:color="D9D5C8" w:sz="4" w:space="0"/>
               <w:left w:val="single" w:color="D9D5C8" w:sz="4" w:space="0"/>
@@ -36233,7 +36233,7 @@
         </w:tc>
         <w:tc>
           <w:tcPr>
-            <w:tcW w:type="dxa" w:w="4400"/>
+            <w:tcW w:type="dxa" w:w="4466"/>
             <w:tcBorders>
               <w:top w:val="single" w:color="D9D5C8" w:sz="4" w:space="0"/>
               <w:left w:val="single" w:color="D9D5C8" w:sz="4" w:space="0"/>
@@ -36268,7 +36268,7 @@
         </w:tc>
         <w:tc>
           <w:tcPr>
-            <w:tcW w:type="dxa" w:w="4348"/>
+            <w:tcW w:type="dxa" w:w="4413"/>
             <w:tcBorders>
               <w:top w:val="single" w:color="D9D5C8" w:sz="4" w:space="0"/>
               <w:left w:val="single" w:color="D9D5C8" w:sz="4" w:space="0"/>
@@ -36305,7 +36305,7 @@
       <w:tr>
         <w:tc>
           <w:tcPr>
-            <w:tcW w:type="dxa" w:w="900"/>
+            <w:tcW w:type="dxa" w:w="913"/>
             <w:tcBorders>
               <w:top w:val="single" w:color="D9D5C8" w:sz="4" w:space="0"/>
               <w:left w:val="single" w:color="D9D5C8" w:sz="4" w:space="0"/>
@@ -36340,7 +36340,7 @@
         </w:tc>
         <w:tc>
           <w:tcPr>
-            <w:tcW w:type="dxa" w:w="4400"/>
+            <w:tcW w:type="dxa" w:w="4466"/>
             <w:tcBorders>
               <w:top w:val="single" w:color="D9D5C8" w:sz="4" w:space="0"/>
               <w:left w:val="single" w:color="D9D5C8" w:sz="4" w:space="0"/>
@@ -36375,7 +36375,7 @@
         </w:tc>
         <w:tc>
           <w:tcPr>
-            <w:tcW w:type="dxa" w:w="4348"/>
+            <w:tcW w:type="dxa" w:w="4413"/>
             <w:tcBorders>
               <w:top w:val="single" w:color="D9D5C8" w:sz="4" w:space="0"/>
               <w:left w:val="single" w:color="D9D5C8" w:sz="4" w:space="0"/>
@@ -36412,7 +36412,7 @@
     </w:tbl>
     <w:tbl>
       <w:tblPr>
-        <w:tblW w:type="dxa" w:w="9648"/>
+        <w:tblW w:type="dxa" w:w="9792"/>
         <w:tblBorders>
           <w:top w:val="single" w:color="auto" w:sz="4"/>
           <w:left w:val="single" w:color="auto" w:sz="4"/>
@@ -36423,12 +36423,12 @@
         </w:tblBorders>
       </w:tblPr>
       <w:tblGrid>
-        <w:gridCol w:w="9648"/>
+        <w:gridCol w:w="9792"/>
       </w:tblGrid>
       <w:tr>
         <w:tc>
           <w:tcPr>
-            <w:tcW w:type="dxa" w:w="9648"/>
+            <w:tcW w:type="dxa" w:w="9792"/>
             <w:tcBorders>
               <w:top w:val="single" w:color="D9D5C8" w:sz="4" w:space="0"/>
               <w:left w:val="single" w:color="D9D5C8" w:sz="4" w:space="0"/>
@@ -36553,7 +36553,7 @@
     </w:p>
     <w:tbl>
       <w:tblPr>
-        <w:tblW w:type="dxa" w:w="9648"/>
+        <w:tblW w:type="dxa" w:w="9792"/>
         <w:tblBorders>
           <w:top w:val="single" w:color="auto" w:sz="4"/>
           <w:left w:val="single" w:color="auto" w:sz="4"/>
@@ -36564,9 +36564,9 @@
         </w:tblBorders>
       </w:tblPr>
       <w:tblGrid>
-        <w:gridCol w:w="900"/>
-        <w:gridCol w:w="4400"/>
-        <w:gridCol w:w="4348"/>
+        <w:gridCol w:w="913"/>
+        <w:gridCol w:w="4466"/>
+        <w:gridCol w:w="4413"/>
       </w:tblGrid>
       <w:tr>
         <w:trPr>
@@ -36574,7 +36574,7 @@
         </w:trPr>
         <w:tc>
           <w:tcPr>
-            <w:tcW w:type="dxa" w:w="900"/>
+            <w:tcW w:type="dxa" w:w="913"/>
             <w:tcBorders>
               <w:top w:val="single" w:color="D9D5C8" w:sz="4" w:space="0"/>
               <w:left w:val="single" w:color="D9D5C8" w:sz="4" w:space="0"/>
@@ -36610,7 +36610,7 @@
         </w:tc>
         <w:tc>
           <w:tcPr>
-            <w:tcW w:type="dxa" w:w="4400"/>
+            <w:tcW w:type="dxa" w:w="4466"/>
             <w:tcBorders>
               <w:top w:val="single" w:color="D9D5C8" w:sz="4" w:space="0"/>
               <w:left w:val="single" w:color="D9D5C8" w:sz="4" w:space="0"/>
@@ -36646,7 +36646,7 @@
         </w:tc>
         <w:tc>
           <w:tcPr>
-            <w:tcW w:type="dxa" w:w="4348"/>
+            <w:tcW w:type="dxa" w:w="4413"/>
             <w:tcBorders>
               <w:top w:val="single" w:color="D9D5C8" w:sz="4" w:space="0"/>
               <w:left w:val="single" w:color="D9D5C8" w:sz="4" w:space="0"/>
@@ -36684,7 +36684,7 @@
       <w:tr>
         <w:tc>
           <w:tcPr>
-            <w:tcW w:type="dxa" w:w="900"/>
+            <w:tcW w:type="dxa" w:w="913"/>
             <w:tcBorders>
               <w:top w:val="single" w:color="D9D5C8" w:sz="4" w:space="0"/>
               <w:left w:val="single" w:color="D9D5C8" w:sz="4" w:space="0"/>
@@ -36719,7 +36719,7 @@
         </w:tc>
         <w:tc>
           <w:tcPr>
-            <w:tcW w:type="dxa" w:w="4400"/>
+            <w:tcW w:type="dxa" w:w="4466"/>
             <w:tcBorders>
               <w:top w:val="single" w:color="D9D5C8" w:sz="4" w:space="0"/>
               <w:left w:val="single" w:color="D9D5C8" w:sz="4" w:space="0"/>
@@ -36754,7 +36754,7 @@
         </w:tc>
         <w:tc>
           <w:tcPr>
-            <w:tcW w:type="dxa" w:w="4348"/>
+            <w:tcW w:type="dxa" w:w="4413"/>
             <w:tcBorders>
               <w:top w:val="single" w:color="D9D5C8" w:sz="4" w:space="0"/>
               <w:left w:val="single" w:color="D9D5C8" w:sz="4" w:space="0"/>
@@ -36791,7 +36791,7 @@
       <w:tr>
         <w:tc>
           <w:tcPr>
-            <w:tcW w:type="dxa" w:w="900"/>
+            <w:tcW w:type="dxa" w:w="913"/>
             <w:tcBorders>
               <w:top w:val="single" w:color="D9D5C8" w:sz="4" w:space="0"/>
               <w:left w:val="single" w:color="D9D5C8" w:sz="4" w:space="0"/>
@@ -36826,7 +36826,7 @@
         </w:tc>
         <w:tc>
           <w:tcPr>
-            <w:tcW w:type="dxa" w:w="4400"/>
+            <w:tcW w:type="dxa" w:w="4466"/>
             <w:tcBorders>
               <w:top w:val="single" w:color="D9D5C8" w:sz="4" w:space="0"/>
               <w:left w:val="single" w:color="D9D5C8" w:sz="4" w:space="0"/>
@@ -36861,7 +36861,7 @@
         </w:tc>
         <w:tc>
           <w:tcPr>
-            <w:tcW w:type="dxa" w:w="4348"/>
+            <w:tcW w:type="dxa" w:w="4413"/>
             <w:tcBorders>
               <w:top w:val="single" w:color="D9D5C8" w:sz="4" w:space="0"/>
               <w:left w:val="single" w:color="D9D5C8" w:sz="4" w:space="0"/>
@@ -36898,7 +36898,7 @@
       <w:tr>
         <w:tc>
           <w:tcPr>
-            <w:tcW w:type="dxa" w:w="900"/>
+            <w:tcW w:type="dxa" w:w="913"/>
             <w:tcBorders>
               <w:top w:val="single" w:color="D9D5C8" w:sz="4" w:space="0"/>
               <w:left w:val="single" w:color="D9D5C8" w:sz="4" w:space="0"/>
@@ -36933,7 +36933,7 @@
         </w:tc>
         <w:tc>
           <w:tcPr>
-            <w:tcW w:type="dxa" w:w="4400"/>
+            <w:tcW w:type="dxa" w:w="4466"/>
             <w:tcBorders>
               <w:top w:val="single" w:color="D9D5C8" w:sz="4" w:space="0"/>
               <w:left w:val="single" w:color="D9D5C8" w:sz="4" w:space="0"/>
@@ -36968,7 +36968,7 @@
         </w:tc>
         <w:tc>
           <w:tcPr>
-            <w:tcW w:type="dxa" w:w="4348"/>
+            <w:tcW w:type="dxa" w:w="4413"/>
             <w:tcBorders>
               <w:top w:val="single" w:color="D9D5C8" w:sz="4" w:space="0"/>
               <w:left w:val="single" w:color="D9D5C8" w:sz="4" w:space="0"/>
@@ -37005,7 +37005,7 @@
     </w:tbl>
     <w:tbl>
       <w:tblPr>
-        <w:tblW w:type="dxa" w:w="9648"/>
+        <w:tblW w:type="dxa" w:w="9792"/>
         <w:tblBorders>
           <w:top w:val="single" w:color="auto" w:sz="4"/>
           <w:left w:val="single" w:color="auto" w:sz="4"/>
@@ -37016,12 +37016,12 @@
         </w:tblBorders>
       </w:tblPr>
       <w:tblGrid>
-        <w:gridCol w:w="9648"/>
+        <w:gridCol w:w="9792"/>
       </w:tblGrid>
       <w:tr>
         <w:tc>
           <w:tcPr>
-            <w:tcW w:type="dxa" w:w="9648"/>
+            <w:tcW w:type="dxa" w:w="9792"/>
             <w:tcBorders>
               <w:top w:val="single" w:color="D9D5C8" w:sz="4" w:space="0"/>
               <w:left w:val="single" w:color="D9D5C8" w:sz="4" w:space="0"/>
@@ -37146,7 +37146,7 @@
     </w:p>
     <w:tbl>
       <w:tblPr>
-        <w:tblW w:type="dxa" w:w="9648"/>
+        <w:tblW w:type="dxa" w:w="9792"/>
         <w:tblBorders>
           <w:top w:val="single" w:color="auto" w:sz="4"/>
           <w:left w:val="single" w:color="auto" w:sz="4"/>
@@ -37157,9 +37157,9 @@
         </w:tblBorders>
       </w:tblPr>
       <w:tblGrid>
-        <w:gridCol w:w="900"/>
-        <w:gridCol w:w="4400"/>
-        <w:gridCol w:w="4348"/>
+        <w:gridCol w:w="913"/>
+        <w:gridCol w:w="4466"/>
+        <w:gridCol w:w="4413"/>
       </w:tblGrid>
       <w:tr>
         <w:trPr>
@@ -37167,7 +37167,7 @@
         </w:trPr>
         <w:tc>
           <w:tcPr>
-            <w:tcW w:type="dxa" w:w="900"/>
+            <w:tcW w:type="dxa" w:w="913"/>
             <w:tcBorders>
               <w:top w:val="single" w:color="D9D5C8" w:sz="4" w:space="0"/>
               <w:left w:val="single" w:color="D9D5C8" w:sz="4" w:space="0"/>
@@ -37203,7 +37203,7 @@
         </w:tc>
         <w:tc>
           <w:tcPr>
-            <w:tcW w:type="dxa" w:w="4400"/>
+            <w:tcW w:type="dxa" w:w="4466"/>
             <w:tcBorders>
               <w:top w:val="single" w:color="D9D5C8" w:sz="4" w:space="0"/>
               <w:left w:val="single" w:color="D9D5C8" w:sz="4" w:space="0"/>
@@ -37239,7 +37239,7 @@
         </w:tc>
         <w:tc>
           <w:tcPr>
-            <w:tcW w:type="dxa" w:w="4348"/>
+            <w:tcW w:type="dxa" w:w="4413"/>
             <w:tcBorders>
               <w:top w:val="single" w:color="D9D5C8" w:sz="4" w:space="0"/>
               <w:left w:val="single" w:color="D9D5C8" w:sz="4" w:space="0"/>
@@ -37277,7 +37277,7 @@
       <w:tr>
         <w:tc>
           <w:tcPr>
-            <w:tcW w:type="dxa" w:w="900"/>
+            <w:tcW w:type="dxa" w:w="913"/>
             <w:tcBorders>
               <w:top w:val="single" w:color="D9D5C8" w:sz="4" w:space="0"/>
               <w:left w:val="single" w:color="D9D5C8" w:sz="4" w:space="0"/>
@@ -37312,7 +37312,7 @@
         </w:tc>
         <w:tc>
           <w:tcPr>
-            <w:tcW w:type="dxa" w:w="4400"/>
+            <w:tcW w:type="dxa" w:w="4466"/>
             <w:tcBorders>
               <w:top w:val="single" w:color="D9D5C8" w:sz="4" w:space="0"/>
               <w:left w:val="single" w:color="D9D5C8" w:sz="4" w:space="0"/>
@@ -37347,7 +37347,7 @@
         </w:tc>
         <w:tc>
           <w:tcPr>
-            <w:tcW w:type="dxa" w:w="4348"/>
+            <w:tcW w:type="dxa" w:w="4413"/>
             <w:tcBorders>
               <w:top w:val="single" w:color="D9D5C8" w:sz="4" w:space="0"/>
               <w:left w:val="single" w:color="D9D5C8" w:sz="4" w:space="0"/>
@@ -37384,7 +37384,7 @@
       <w:tr>
         <w:tc>
           <w:tcPr>
-            <w:tcW w:type="dxa" w:w="900"/>
+            <w:tcW w:type="dxa" w:w="913"/>
             <w:tcBorders>
               <w:top w:val="single" w:color="D9D5C8" w:sz="4" w:space="0"/>
               <w:left w:val="single" w:color="D9D5C8" w:sz="4" w:space="0"/>
@@ -37419,7 +37419,7 @@
         </w:tc>
         <w:tc>
           <w:tcPr>
-            <w:tcW w:type="dxa" w:w="4400"/>
+            <w:tcW w:type="dxa" w:w="4466"/>
             <w:tcBorders>
               <w:top w:val="single" w:color="D9D5C8" w:sz="4" w:space="0"/>
               <w:left w:val="single" w:color="D9D5C8" w:sz="4" w:space="0"/>
@@ -37454,7 +37454,7 @@
         </w:tc>
         <w:tc>
           <w:tcPr>
-            <w:tcW w:type="dxa" w:w="4348"/>
+            <w:tcW w:type="dxa" w:w="4413"/>
             <w:tcBorders>
               <w:top w:val="single" w:color="D9D5C8" w:sz="4" w:space="0"/>
               <w:left w:val="single" w:color="D9D5C8" w:sz="4" w:space="0"/>
@@ -37491,7 +37491,7 @@
       <w:tr>
         <w:tc>
           <w:tcPr>
-            <w:tcW w:type="dxa" w:w="900"/>
+            <w:tcW w:type="dxa" w:w="913"/>
             <w:tcBorders>
               <w:top w:val="single" w:color="D9D5C8" w:sz="4" w:space="0"/>
               <w:left w:val="single" w:color="D9D5C8" w:sz="4" w:space="0"/>
@@ -37526,7 +37526,7 @@
         </w:tc>
         <w:tc>
           <w:tcPr>
-            <w:tcW w:type="dxa" w:w="4400"/>
+            <w:tcW w:type="dxa" w:w="4466"/>
             <w:tcBorders>
               <w:top w:val="single" w:color="D9D5C8" w:sz="4" w:space="0"/>
               <w:left w:val="single" w:color="D9D5C8" w:sz="4" w:space="0"/>
@@ -37561,7 +37561,7 @@
         </w:tc>
         <w:tc>
           <w:tcPr>
-            <w:tcW w:type="dxa" w:w="4348"/>
+            <w:tcW w:type="dxa" w:w="4413"/>
             <w:tcBorders>
               <w:top w:val="single" w:color="D9D5C8" w:sz="4" w:space="0"/>
               <w:left w:val="single" w:color="D9D5C8" w:sz="4" w:space="0"/>
@@ -37598,7 +37598,7 @@
     </w:tbl>
     <w:tbl>
       <w:tblPr>
-        <w:tblW w:type="dxa" w:w="9648"/>
+        <w:tblW w:type="dxa" w:w="9792"/>
         <w:tblBorders>
           <w:top w:val="single" w:color="auto" w:sz="4"/>
           <w:left w:val="single" w:color="auto" w:sz="4"/>
@@ -37609,12 +37609,12 @@
         </w:tblBorders>
       </w:tblPr>
       <w:tblGrid>
-        <w:gridCol w:w="9648"/>
+        <w:gridCol w:w="9792"/>
       </w:tblGrid>
       <w:tr>
         <w:tc>
           <w:tcPr>
-            <w:tcW w:type="dxa" w:w="9648"/>
+            <w:tcW w:type="dxa" w:w="9792"/>
             <w:tcBorders>
               <w:top w:val="single" w:color="D9D5C8" w:sz="4" w:space="0"/>
               <w:left w:val="single" w:color="D9D5C8" w:sz="4" w:space="0"/>
@@ -37739,7 +37739,7 @@
     </w:p>
     <w:tbl>
       <w:tblPr>
-        <w:tblW w:type="dxa" w:w="9648"/>
+        <w:tblW w:type="dxa" w:w="9792"/>
         <w:tblBorders>
           <w:top w:val="single" w:color="auto" w:sz="4"/>
           <w:left w:val="single" w:color="auto" w:sz="4"/>
@@ -37750,9 +37750,9 @@
         </w:tblBorders>
       </w:tblPr>
       <w:tblGrid>
-        <w:gridCol w:w="900"/>
-        <w:gridCol w:w="4400"/>
-        <w:gridCol w:w="4348"/>
+        <w:gridCol w:w="913"/>
+        <w:gridCol w:w="4466"/>
+        <w:gridCol w:w="4413"/>
       </w:tblGrid>
       <w:tr>
         <w:trPr>
@@ -37760,7 +37760,7 @@
         </w:trPr>
         <w:tc>
           <w:tcPr>
-            <w:tcW w:type="dxa" w:w="900"/>
+            <w:tcW w:type="dxa" w:w="913"/>
             <w:tcBorders>
               <w:top w:val="single" w:color="D9D5C8" w:sz="4" w:space="0"/>
               <w:left w:val="single" w:color="D9D5C8" w:sz="4" w:space="0"/>
@@ -37796,7 +37796,7 @@
         </w:tc>
         <w:tc>
           <w:tcPr>
-            <w:tcW w:type="dxa" w:w="4400"/>
+            <w:tcW w:type="dxa" w:w="4466"/>
             <w:tcBorders>
               <w:top w:val="single" w:color="D9D5C8" w:sz="4" w:space="0"/>
               <w:left w:val="single" w:color="D9D5C8" w:sz="4" w:space="0"/>
@@ -37832,7 +37832,7 @@
         </w:tc>
         <w:tc>
           <w:tcPr>
-            <w:tcW w:type="dxa" w:w="4348"/>
+            <w:tcW w:type="dxa" w:w="4413"/>
             <w:tcBorders>
               <w:top w:val="single" w:color="D9D5C8" w:sz="4" w:space="0"/>
               <w:left w:val="single" w:color="D9D5C8" w:sz="4" w:space="0"/>
@@ -37870,7 +37870,7 @@
       <w:tr>
         <w:tc>
           <w:tcPr>
-            <w:tcW w:type="dxa" w:w="900"/>
+            <w:tcW w:type="dxa" w:w="913"/>
             <w:tcBorders>
               <w:top w:val="single" w:color="D9D5C8" w:sz="4" w:space="0"/>
               <w:left w:val="single" w:color="D9D5C8" w:sz="4" w:space="0"/>
@@ -37905,7 +37905,7 @@
         </w:tc>
         <w:tc>
           <w:tcPr>
-            <w:tcW w:type="dxa" w:w="4400"/>
+            <w:tcW w:type="dxa" w:w="4466"/>
             <w:tcBorders>
               <w:top w:val="single" w:color="D9D5C8" w:sz="4" w:space="0"/>
               <w:left w:val="single" w:color="D9D5C8" w:sz="4" w:space="0"/>
@@ -37940,7 +37940,7 @@
         </w:tc>
         <w:tc>
           <w:tcPr>
-            <w:tcW w:type="dxa" w:w="4348"/>
+            <w:tcW w:type="dxa" w:w="4413"/>
             <w:tcBorders>
               <w:top w:val="single" w:color="D9D5C8" w:sz="4" w:space="0"/>
               <w:left w:val="single" w:color="D9D5C8" w:sz="4" w:space="0"/>
@@ -37977,7 +37977,7 @@
       <w:tr>
         <w:tc>
           <w:tcPr>
-            <w:tcW w:type="dxa" w:w="900"/>
+            <w:tcW w:type="dxa" w:w="913"/>
             <w:tcBorders>
               <w:top w:val="single" w:color="D9D5C8" w:sz="4" w:space="0"/>
               <w:left w:val="single" w:color="D9D5C8" w:sz="4" w:space="0"/>
@@ -38012,7 +38012,7 @@
         </w:tc>
         <w:tc>
           <w:tcPr>
-            <w:tcW w:type="dxa" w:w="4400"/>
+            <w:tcW w:type="dxa" w:w="4466"/>
             <w:tcBorders>
               <w:top w:val="single" w:color="D9D5C8" w:sz="4" w:space="0"/>
               <w:left w:val="single" w:color="D9D5C8" w:sz="4" w:space="0"/>
@@ -38047,7 +38047,7 @@
         </w:tc>
         <w:tc>
           <w:tcPr>
-            <w:tcW w:type="dxa" w:w="4348"/>
+            <w:tcW w:type="dxa" w:w="4413"/>
             <w:tcBorders>
               <w:top w:val="single" w:color="D9D5C8" w:sz="4" w:space="0"/>
               <w:left w:val="single" w:color="D9D5C8" w:sz="4" w:space="0"/>
@@ -38084,7 +38084,7 @@
       <w:tr>
         <w:tc>
           <w:tcPr>
-            <w:tcW w:type="dxa" w:w="900"/>
+            <w:tcW w:type="dxa" w:w="913"/>
             <w:tcBorders>
               <w:top w:val="single" w:color="D9D5C8" w:sz="4" w:space="0"/>
               <w:left w:val="single" w:color="D9D5C8" w:sz="4" w:space="0"/>
@@ -38119,7 +38119,7 @@
         </w:tc>
         <w:tc>
           <w:tcPr>
-            <w:tcW w:type="dxa" w:w="4400"/>
+            <w:tcW w:type="dxa" w:w="4466"/>
             <w:tcBorders>
               <w:top w:val="single" w:color="D9D5C8" w:sz="4" w:space="0"/>
               <w:left w:val="single" w:color="D9D5C8" w:sz="4" w:space="0"/>
@@ -38154,7 +38154,7 @@
         </w:tc>
         <w:tc>
           <w:tcPr>
-            <w:tcW w:type="dxa" w:w="4348"/>
+            <w:tcW w:type="dxa" w:w="4413"/>
             <w:tcBorders>
               <w:top w:val="single" w:color="D9D5C8" w:sz="4" w:space="0"/>
               <w:left w:val="single" w:color="D9D5C8" w:sz="4" w:space="0"/>
@@ -38191,7 +38191,7 @@
     </w:tbl>
     <w:tbl>
       <w:tblPr>
-        <w:tblW w:type="dxa" w:w="9648"/>
+        <w:tblW w:type="dxa" w:w="9792"/>
         <w:tblBorders>
           <w:top w:val="single" w:color="auto" w:sz="4"/>
           <w:left w:val="single" w:color="auto" w:sz="4"/>
@@ -38202,12 +38202,12 @@
         </w:tblBorders>
       </w:tblPr>
       <w:tblGrid>
-        <w:gridCol w:w="9648"/>
+        <w:gridCol w:w="9792"/>
       </w:tblGrid>
       <w:tr>
         <w:tc>
           <w:tcPr>
-            <w:tcW w:type="dxa" w:w="9648"/>
+            <w:tcW w:type="dxa" w:w="9792"/>
             <w:tcBorders>
               <w:top w:val="single" w:color="D9D5C8" w:sz="4" w:space="0"/>
               <w:left w:val="single" w:color="D9D5C8" w:sz="4" w:space="0"/>
@@ -38283,7 +38283,7 @@
       <w:headerReference w:type="default" r:id="rId6"/>
       <w:footerReference w:type="default" r:id="rId7"/>
       <w:pgSz w:w="12240" w:h="15840" w:orient="portrait"/>
-      <w:pgMar w:top="1152" w:right="1296" w:bottom="1152" w:left="1296" w:header="720" w:footer="720" w:gutter="0"/>
+      <w:pgMar w:top="1152" w:right="1224" w:bottom="1152" w:left="1224" w:header="720" w:footer="720" w:gutter="0"/>
       <w:pgNumType/>
       <w:docGrid w:linePitch="360"/>
     </w:sectPr>
